--- a/RFO_Risk_App_BuildSpec_v1.docx
+++ b/RFO_Risk_App_BuildSpec_v1.docx
@@ -10673,27 +10673,32 @@
         <w:t xml:space="preserve">Events</w:t>
       </w:r>
       <w:r>
-        <w:t xml:space="preserve"> · </w:t>
+        <w:t xml:space="preserve"> · (admin only) </w:t>
       </w:r>
       <w:r>
         <w:rPr>
           <w:b/>
           <w:bCs/>
         </w:rPr>
-        <w:t xml:space="preserve">Actions &amp; Tasks</w:t>
-      </w:r>
-      <w:r>
-        <w:t xml:space="preserve"> · (admin only) </w:t>
-      </w:r>
+        <w:t xml:space="preserve">Manage</w:t>
+      </w:r>
+      <w:r>
+        <w:t xml:space="preserve">.</w:t>
+      </w:r>
+    </w:p>
+    <w:p>
+      <w:pPr>
+        <w:spacing w:after="140" w:line="300"/>
+      </w:pPr>
       <w:r>
         <w:rPr>
           <w:b/>
           <w:bCs/>
         </w:rPr>
-        <w:t xml:space="preserve">Manage</w:t>
-      </w:r>
-      <w:r>
-        <w:t xml:space="preserve">.</w:t>
+        <w:t xml:space="preserve">Everything about a single risk is managed in one place — its detail drawer (§6.2).</w:t>
+      </w:r>
+      <w:r>
+        <w:t xml:space="preserve"> There is deliberately no standalone "Actions &amp; Tasks" tab: scoring, the reasoning behind it, the mitigations that bridge inherent → residual, the actions, and the per-action Family-Task-List sync all live on the risk's own screen. The Profile tab carries only read-only rollups (including an all-risks open-actions list) whose rows open that risk's drawer.</w:t>
       </w:r>
     </w:p>
     <w:p>
@@ -10945,7 +10950,7 @@
         <w:spacing w:after="100" w:before="220"/>
       </w:pPr>
       <w:r>
-        <w:t xml:space="preserve">6.2 Risk detail &amp; assessment (drawer; save requires member/admin)</w:t>
+        <w:t xml:space="preserve">6.2 Risk detail drawer — the single place a risk is managed</w:t>
       </w:r>
     </w:p>
     <w:p>
@@ -10953,7 +10958,32 @@
         <w:spacing w:after="140" w:line="300"/>
       </w:pPr>
       <w:r>
-        <w:t xml:space="preserve">Read-only for viewers; editable for member/admin.</w:t>
+        <w:t xml:space="preserve">Opens from a Register row or any Profile rollup row. Read-only for viewers; editable for member/admin. Header shows number, title, description, the </w:t>
+      </w:r>
+      <w:r>
+        <w:rPr>
+          <w:b/>
+          <w:bCs/>
+        </w:rPr>
+        <w:t xml:space="preserve">Inherent → Residual</w:t>
+      </w:r>
+      <w:r>
+        <w:t xml:space="preserve"> score chips, Status pill and next-review. Three sub-tabs:</w:t>
+      </w:r>
+    </w:p>
+    <w:p>
+      <w:pPr>
+        <w:spacing w:after="140" w:line="300"/>
+      </w:pPr>
+      <w:r>
+        <w:rPr>
+          <w:b/>
+          <w:bCs/>
+        </w:rPr>
+        <w:t xml:space="preserve">Assessment</w:t>
+      </w:r>
+      <w:r>
+        <w:t xml:space="preserve"> (default)</w:t>
       </w:r>
     </w:p>
     <w:p>
@@ -10970,10 +11000,197 @@
           <w:b/>
           <w:bCs/>
         </w:rPr>
-        <w:t xml:space="preserve">Header:</w:t>
-      </w:r>
-      <w:r>
-        <w:t xml:space="preserve"> number, title, domain, current Residual and Inherent chips, Status pill.</w:t>
+        <w:t xml:space="preserve">Current scoring</w:t>
+      </w:r>
+      <w:r>
+        <w:t xml:space="preserve"> panel: Inherent (</w:t>
+      </w:r>
+      <w:r>
+        <w:rPr>
+          <w:rFonts w:ascii="Consolas" w:cs="Consolas" w:eastAsia="Consolas" w:hAnsi="Consolas"/>
+          <w:color w:val="2B2B2B"/>
+          <w:sz w:val="19"/>
+          <w:szCs w:val="19"/>
+        </w:rPr>
+        <w:t xml:space="preserve">P×I</w:t>
+      </w:r>
+      <w:r>
+        <w:t xml:space="preserve">, before mitigations) → Residual (after mitigations) chips side by side with the arrow between them, status, and "assessed </w:t>
+      </w:r>
+      <w:r>
+        <w:rPr>
+          <w:rFonts w:ascii="Consolas" w:cs="Consolas" w:eastAsia="Consolas" w:hAnsi="Consolas"/>
+          <w:color w:val="2B2B2B"/>
+          <w:sz w:val="19"/>
+          <w:szCs w:val="19"/>
+        </w:rPr>
+        <w:t xml:space="preserve">&lt;date&gt;</w:t>
+      </w:r>
+      <w:r>
+        <w:t xml:space="preserve"> by </w:t>
+      </w:r>
+      <w:r>
+        <w:rPr>
+          <w:rFonts w:ascii="Consolas" w:cs="Consolas" w:eastAsia="Consolas" w:hAnsi="Consolas"/>
+          <w:color w:val="2B2B2B"/>
+          <w:sz w:val="19"/>
+          <w:szCs w:val="19"/>
+        </w:rPr>
+        <w:t xml:space="preserve">&lt;name&gt;</w:t>
+      </w:r>
+      <w:r>
+        <w:t xml:space="preserve">". A </w:t>
+      </w:r>
+      <w:r>
+        <w:rPr>
+          <w:b/>
+          <w:bCs/>
+        </w:rPr>
+        <w:t xml:space="preserve">"Re-assess scores"</w:t>
+      </w:r>
+      <w:r>
+        <w:t xml:space="preserve"> button expands the scoring form </w:t>
+      </w:r>
+      <w:r>
+        <w:rPr>
+          <w:i/>
+          <w:iCs/>
+        </w:rPr>
+        <w:t xml:space="preserve">inline</w:t>
+      </w:r>
+      <w:r>
+        <w:t xml:space="preserve"> (not a separate tab):</w:t>
+      </w:r>
+    </w:p>
+    <w:p>
+      <w:pPr>
+        <w:pStyle w:val="ListParagraph"/>
+        <w:numPr>
+          <w:ilvl w:val="1"/>
+          <w:numId w:val="1"/>
+        </w:numPr>
+        <w:spacing w:after="60" w:line="290"/>
+      </w:pPr>
+      <w:r>
+        <w:t xml:space="preserve">four 1–4 selectors (inherent P/I, residual P/I), each showing the </w:t>
+      </w:r>
+      <w:r>
+        <w:rPr>
+          <w:rFonts w:ascii="Consolas" w:cs="Consolas" w:eastAsia="Consolas" w:hAnsi="Consolas"/>
+          <w:color w:val="2B2B2B"/>
+          <w:sz w:val="19"/>
+          <w:szCs w:val="19"/>
+        </w:rPr>
+        <w:t xml:space="preserve">risk_scale</w:t>
+      </w:r>
+      <w:r>
+        <w:t xml:space="preserve"> label+detail for the chosen value; Status select; Next review (quarter); a Rationale textarea; a "why this changed" one-liner (</w:t>
+      </w:r>
+      <w:r>
+        <w:rPr>
+          <w:rFonts w:ascii="Consolas" w:cs="Consolas" w:eastAsia="Consolas" w:hAnsi="Consolas"/>
+          <w:color w:val="2B2B2B"/>
+          <w:sz w:val="19"/>
+          <w:szCs w:val="19"/>
+        </w:rPr>
+        <w:t xml:space="preserve">note</w:t>
+      </w:r>
+      <w:r>
+        <w:t xml:space="preserve">).</w:t>
+      </w:r>
+    </w:p>
+    <w:p>
+      <w:pPr>
+        <w:pStyle w:val="ListParagraph"/>
+        <w:numPr>
+          <w:ilvl w:val="1"/>
+          <w:numId w:val="1"/>
+        </w:numPr>
+        <w:spacing w:after="60" w:line="290"/>
+      </w:pPr>
+      <w:r>
+        <w:t xml:space="preserve">Beside the </w:t>
+      </w:r>
+      <w:r>
+        <w:rPr>
+          <w:b/>
+          <w:bCs/>
+        </w:rPr>
+        <w:t xml:space="preserve">residual Probability</w:t>
+      </w:r>
+      <w:r>
+        <w:t xml:space="preserve"> selector: a </w:t>
+      </w:r>
+      <w:r>
+        <w:rPr>
+          <w:b/>
+          <w:bCs/>
+        </w:rPr>
+        <w:t xml:space="preserve">"Look up base rate"</w:t>
+      </w:r>
+      <w:r>
+        <w:t xml:space="preserve"> button (§7) that shows Claude's estimated annual probability, its suggested 1–4 mapping and sources inline — the assessor still picks the number; the chosen </w:t>
+      </w:r>
+      <w:r>
+        <w:rPr>
+          <w:rFonts w:ascii="Consolas" w:cs="Consolas" w:eastAsia="Consolas" w:hAnsi="Consolas"/>
+          <w:color w:val="2B2B2B"/>
+          <w:sz w:val="19"/>
+          <w:szCs w:val="19"/>
+        </w:rPr>
+        <w:t xml:space="preserve">external_probability_id</w:t>
+      </w:r>
+      <w:r>
+        <w:t xml:space="preserve"> is stored on the assessment.</w:t>
+      </w:r>
+    </w:p>
+    <w:p>
+      <w:pPr>
+        <w:pStyle w:val="ListParagraph"/>
+        <w:numPr>
+          <w:ilvl w:val="1"/>
+          <w:numId w:val="1"/>
+        </w:numPr>
+        <w:spacing w:after="60" w:line="290"/>
+      </w:pPr>
+      <w:r>
+        <w:t xml:space="preserve">Save writes a new </w:t>
+      </w:r>
+      <w:r>
+        <w:rPr>
+          <w:rFonts w:ascii="Consolas" w:cs="Consolas" w:eastAsia="Consolas" w:hAnsi="Consolas"/>
+          <w:color w:val="2B2B2B"/>
+          <w:sz w:val="19"/>
+          <w:szCs w:val="19"/>
+        </w:rPr>
+        <w:t xml:space="preserve">risk_assessments</w:t>
+      </w:r>
+      <w:r>
+        <w:t xml:space="preserve"> row with </w:t>
+      </w:r>
+      <w:r>
+        <w:rPr>
+          <w:rFonts w:ascii="Consolas" w:cs="Consolas" w:eastAsia="Consolas" w:hAnsi="Consolas"/>
+          <w:color w:val="2B2B2B"/>
+          <w:sz w:val="19"/>
+          <w:szCs w:val="19"/>
+        </w:rPr>
+        <w:t xml:space="preserve">supersedes_id</w:t>
+      </w:r>
+      <w:r>
+        <w:t xml:space="preserve"> = the previous latest, </w:t>
+      </w:r>
+      <w:r>
+        <w:rPr>
+          <w:rFonts w:ascii="Consolas" w:cs="Consolas" w:eastAsia="Consolas" w:hAnsi="Consolas"/>
+          <w:color w:val="2B2B2B"/>
+          <w:sz w:val="19"/>
+          <w:szCs w:val="19"/>
+        </w:rPr>
+        <w:t xml:space="preserve">logAudit('risk.assessment_saved')</w:t>
+      </w:r>
+      <w:r>
+        <w:t xml:space="preserve">.</w:t>
       </w:r>
     </w:p>
     <w:p>
@@ -10990,40 +11207,64 @@
           <w:b/>
           <w:bCs/>
         </w:rPr>
-        <w:t xml:space="preserve">Rationale</w:t>
-      </w:r>
-      <w:r>
-        <w:t xml:space="preserve"> (markdown, rendered), </w:t>
+        <w:t xml:space="preserve">Scoring rationale — why these numbers</w:t>
+      </w:r>
+      <w:r>
+        <w:t xml:space="preserve">: the current assessment's </w:t>
+      </w:r>
+      <w:r>
+        <w:rPr>
+          <w:rFonts w:ascii="Consolas" w:cs="Consolas" w:eastAsia="Consolas" w:hAnsi="Consolas"/>
+          <w:color w:val="2B2B2B"/>
+          <w:sz w:val="19"/>
+          <w:szCs w:val="19"/>
+        </w:rPr>
+        <w:t xml:space="preserve">rationale</w:t>
+      </w:r>
+      <w:r>
+        <w:t xml:space="preserve">, shown prominently with an inline </w:t>
       </w:r>
       <w:r>
         <w:rPr>
           <w:b/>
           <w:bCs/>
         </w:rPr>
-        <w:t xml:space="preserve">Notes</w:t>
-      </w:r>
-      <w:r>
-        <w:t xml:space="preserve"> (general standing commentary on the risk — member-editable inline, seeded from v5's "Dalio Framework Note"), </w:t>
-      </w:r>
-      <w:r>
-        <w:rPr>
-          <w:b/>
-          <w:bCs/>
-        </w:rPr>
-        <w:t xml:space="preserve">Accountable</w:t>
-      </w:r>
-      <w:r>
-        <w:t xml:space="preserve">, </w:t>
-      </w:r>
-      <w:r>
-        <w:rPr>
-          <w:b/>
-          <w:bCs/>
-        </w:rPr>
-        <w:t xml:space="preserve">Next review</w:t>
-      </w:r>
-      <w:r>
-        <w:t xml:space="preserve">.</w:t>
+        <w:t xml:space="preserve">edit</w:t>
+      </w:r>
+      <w:r>
+        <w:t xml:space="preserve"> (member/admin) that calls </w:t>
+      </w:r>
+      <w:r>
+        <w:rPr>
+          <w:rFonts w:ascii="Consolas" w:cs="Consolas" w:eastAsia="Consolas" w:hAnsi="Consolas"/>
+          <w:color w:val="2B2B2B"/>
+          <w:sz w:val="19"/>
+          <w:szCs w:val="19"/>
+        </w:rPr>
+        <w:t xml:space="preserve">PUT /api/risk/assessments/:id/rationale</w:t>
+      </w:r>
+      <w:r>
+        <w:t xml:space="preserve"> — edits the prose of the </w:t>
+      </w:r>
+      <w:r>
+        <w:rPr>
+          <w:i/>
+          <w:iCs/>
+        </w:rPr>
+        <w:t xml:space="preserve">current</w:t>
+      </w:r>
+      <w:r>
+        <w:t xml:space="preserve"> assessment in place (superseded snapshots stay immutable; the endpoint 409s if the id isn't the latest). This is how you record </w:t>
+      </w:r>
+      <w:r>
+        <w:rPr>
+          <w:i/>
+          <w:iCs/>
+        </w:rPr>
+        <w:t xml:space="preserve">why it was scored a particular way</w:t>
+      </w:r>
+      <w:r>
+        <w:t xml:space="preserve"> without a full re-score.</w:t>
       </w:r>
     </w:p>
     <w:p>
@@ -11040,10 +11281,10 @@
           <w:b/>
           <w:bCs/>
         </w:rPr>
-        <w:t xml:space="preserve">Mitigations In Place</w:t>
-      </w:r>
-      <w:r>
-        <w:t xml:space="preserve"> — editable list (</w:t>
+        <w:t xml:space="preserve">Mitigations — the steps that reduce inherent risk to residual</w:t>
+      </w:r>
+      <w:r>
+        <w:t xml:space="preserve">: the </w:t>
       </w:r>
       <w:r>
         <w:rPr>
@@ -11055,7 +11296,7 @@
         <w:t xml:space="preserve">risk_mitigations</w:t>
       </w:r>
       <w:r>
-        <w:t xml:space="preserve">): add / edit / reorder / toggle </w:t>
+        <w:t xml:space="preserve"> list, relabelled to read as the inherent→residual bridge. Add / toggle </w:t>
       </w:r>
       <w:r>
         <w:rPr>
@@ -11067,7 +11308,7 @@
         <w:t xml:space="preserve">in_place</w:t>
       </w:r>
       <w:r>
-        <w:t xml:space="preserve"> / remove.</w:t>
+        <w:t xml:space="preserve"> / remove inline.</w:t>
       </w:r>
     </w:p>
     <w:p>
@@ -11084,22 +11325,22 @@
           <w:b/>
           <w:bCs/>
         </w:rPr>
-        <w:t xml:space="preserve">Required Actions</w:t>
-      </w:r>
-      <w:r>
-        <w:t xml:space="preserve"> — the category's </w:t>
-      </w:r>
-      <w:r>
-        <w:rPr>
-          <w:rFonts w:ascii="Consolas" w:cs="Consolas" w:eastAsia="Consolas" w:hAnsi="Consolas"/>
-          <w:color w:val="2B2B2B"/>
-          <w:sz w:val="19"/>
-          <w:szCs w:val="19"/>
-        </w:rPr>
-        <w:t xml:space="preserve">risk_actions</w:t>
-      </w:r>
-      <w:r>
-        <w:t xml:space="preserve"> (see §6.5 for the Task List link).</w:t>
+        <w:t xml:space="preserve">Notes</w:t>
+      </w:r>
+      <w:r>
+        <w:t xml:space="preserve">: general standing commentary (</w:t>
+      </w:r>
+      <w:r>
+        <w:rPr>
+          <w:rFonts w:ascii="Consolas" w:cs="Consolas" w:eastAsia="Consolas" w:hAnsi="Consolas"/>
+          <w:color w:val="2B2B2B"/>
+          <w:sz w:val="19"/>
+          <w:szCs w:val="19"/>
+        </w:rPr>
+        <w:t xml:space="preserve">risk_categories.notes</w:t>
+      </w:r>
+      <w:r>
+        <w:t xml:space="preserve">), member-editable inline, seeded from v5's "Dalio Framework Note".</w:t>
       </w:r>
     </w:p>
     <w:p>
@@ -11116,7 +11357,71 @@
           <w:b/>
           <w:bCs/>
         </w:rPr>
-        <w:t xml:space="preserve">Events</w:t>
+        <w:t xml:space="preserve">Accountable</w:t>
+      </w:r>
+      <w:r>
+        <w:t xml:space="preserve">, and a collapsible </w:t>
+      </w:r>
+      <w:r>
+        <w:rPr>
+          <w:b/>
+          <w:bCs/>
+        </w:rPr>
+        <w:t xml:space="preserve">Assessment history</w:t>
+      </w:r>
+      <w:r>
+        <w:t xml:space="preserve"> (the old separate "History" tab, folded in): a residual/inherent sparkline plus a table of every </w:t>
+      </w:r>
+      <w:r>
+        <w:rPr>
+          <w:rFonts w:ascii="Consolas" w:cs="Consolas" w:eastAsia="Consolas" w:hAnsi="Consolas"/>
+          <w:color w:val="2B2B2B"/>
+          <w:sz w:val="19"/>
+          <w:szCs w:val="19"/>
+        </w:rPr>
+        <w:t xml:space="preserve">risk_assessments</w:t>
+      </w:r>
+      <w:r>
+        <w:t xml:space="preserve"> row with who assessed it and the </w:t>
+      </w:r>
+      <w:r>
+        <w:rPr>
+          <w:rFonts w:ascii="Consolas" w:cs="Consolas" w:eastAsia="Consolas" w:hAnsi="Consolas"/>
+          <w:color w:val="2B2B2B"/>
+          <w:sz w:val="19"/>
+          <w:szCs w:val="19"/>
+        </w:rPr>
+        <w:t xml:space="preserve">note</w:t>
+      </w:r>
+      <w:r>
+        <w:t xml:space="preserve">.</w:t>
+      </w:r>
+    </w:p>
+    <w:p>
+      <w:pPr>
+        <w:spacing w:after="140" w:line="300"/>
+      </w:pPr>
+      <w:r>
+        <w:rPr>
+          <w:b/>
+          <w:bCs/>
+        </w:rPr>
+        <w:t xml:space="preserve">Actions ( N open )</w:t>
+      </w:r>
+      <w:r>
+        <w:t xml:space="preserve"> — see §6.5.</w:t>
+      </w:r>
+    </w:p>
+    <w:p>
+      <w:pPr>
+        <w:spacing w:after="140" w:line="300"/>
+      </w:pPr>
+      <w:r>
+        <w:rPr>
+          <w:b/>
+          <w:bCs/>
+        </w:rPr>
+        <w:t xml:space="preserve">Events ( N )</w:t>
       </w:r>
       <w:r>
         <w:t xml:space="preserve"> — the category's </w:t>
@@ -11131,7 +11436,16 @@
         <w:t xml:space="preserve">risk_events</w:t>
       </w:r>
       <w:r>
-        <w:t xml:space="preserve">, newest first, with "Log event" (§6.3).</w:t>
+        <w:t xml:space="preserve">, newest first, with "Log event", "create action from event" and "reassess this risk" (§6.3).</w:t>
+      </w:r>
+    </w:p>
+    <w:p>
+      <w:pPr>
+        <w:pStyle w:val="Heading2"/>
+        <w:spacing w:after="100" w:before="220"/>
+      </w:pPr>
+      <w:r>
+        <w:t xml:space="preserve">6.3 Events tab / "Log event" (member/admin)</w:t>
       </w:r>
     </w:p>
     <w:p>
@@ -11144,38 +11458,19 @@
         <w:spacing w:after="60" w:line="290"/>
       </w:pPr>
       <w:r>
-        <w:rPr>
-          <w:b/>
-          <w:bCs/>
-        </w:rPr>
-        <w:t xml:space="preserve">Assessment history</w:t>
-      </w:r>
-      <w:r>
-        <w:t xml:space="preserve"> — every </w:t>
-      </w:r>
-      <w:r>
-        <w:rPr>
-          <w:rFonts w:ascii="Consolas" w:cs="Consolas" w:eastAsia="Consolas" w:hAnsi="Consolas"/>
-          <w:color w:val="2B2B2B"/>
-          <w:sz w:val="19"/>
-          <w:szCs w:val="19"/>
-        </w:rPr>
-        <w:t xml:space="preserve">risk_assessments</w:t>
-      </w:r>
-      <w:r>
-        <w:t xml:space="preserve"> row for this category, oldest→newest, each showing the P/I → score for inherent and residual, who assessed it, and the </w:t>
-      </w:r>
-      <w:r>
-        <w:rPr>
-          <w:rFonts w:ascii="Consolas" w:cs="Consolas" w:eastAsia="Consolas" w:hAnsi="Consolas"/>
-          <w:color w:val="2B2B2B"/>
-          <w:sz w:val="19"/>
-          <w:szCs w:val="19"/>
-        </w:rPr>
-        <w:t xml:space="preserve">note</w:t>
-      </w:r>
-      <w:r>
-        <w:t xml:space="preserve">. A sparkline of residual score over time.</w:t>
+        <w:t xml:space="preserve">A flat, filterable table of all </w:t>
+      </w:r>
+      <w:r>
+        <w:rPr>
+          <w:rFonts w:ascii="Consolas" w:cs="Consolas" w:eastAsia="Consolas" w:hAnsi="Consolas"/>
+          <w:color w:val="2B2B2B"/>
+          <w:sz w:val="19"/>
+          <w:szCs w:val="19"/>
+        </w:rPr>
+        <w:t xml:space="preserve">risk_events</w:t>
+      </w:r>
+      <w:r>
+        <w:t xml:space="preserve"> across categories: date, category, title, severity, financial impact (CAD), status, logged-by.</w:t>
       </w:r>
     </w:p>
     <w:p>
@@ -11188,103 +11483,7 @@
         <w:spacing w:after="60" w:line="290"/>
       </w:pPr>
       <w:r>
-        <w:rPr>
-          <w:b/>
-          <w:bCs/>
-        </w:rPr>
-        <w:t xml:space="preserve">"New assessment"</w:t>
-      </w:r>
-      <w:r>
-        <w:t xml:space="preserve"> (member/admin) — a form pre-filled from the latest assessment: four 1–4 selectors (inherent P, inherent I, residual P, residual I) each showing the </w:t>
-      </w:r>
-      <w:r>
-        <w:rPr>
-          <w:rFonts w:ascii="Consolas" w:cs="Consolas" w:eastAsia="Consolas" w:hAnsi="Consolas"/>
-          <w:color w:val="2B2B2B"/>
-          <w:sz w:val="19"/>
-          <w:szCs w:val="19"/>
-        </w:rPr>
-        <w:t xml:space="preserve">risk_scale</w:t>
-      </w:r>
-      <w:r>
-        <w:t xml:space="preserve"> label+detail for the chosen value; Status select; Rationale (markdown); Next review (quarter). Beside the </w:t>
-      </w:r>
-      <w:r>
-        <w:rPr>
-          <w:b/>
-          <w:bCs/>
-        </w:rPr>
-        <w:t xml:space="preserve">residual Probability</w:t>
-      </w:r>
-      <w:r>
-        <w:t xml:space="preserve"> selector: a </w:t>
-      </w:r>
-      <w:r>
-        <w:rPr>
-          <w:b/>
-          <w:bCs/>
-        </w:rPr>
-        <w:t xml:space="preserve">"Look up base rate"</w:t>
-      </w:r>
-      <w:r>
-        <w:t xml:space="preserve"> button (§7) that, when a lookup returns, shows Claude's estimated annual probability, its suggested 1–4 mapping, and its sources inline — the assessor still picks the number; the chosen </w:t>
-      </w:r>
-      <w:r>
-        <w:rPr>
-          <w:rFonts w:ascii="Consolas" w:cs="Consolas" w:eastAsia="Consolas" w:hAnsi="Consolas"/>
-          <w:color w:val="2B2B2B"/>
-          <w:sz w:val="19"/>
-          <w:szCs w:val="19"/>
-        </w:rPr>
-        <w:t xml:space="preserve">external_probability_id</w:t>
-      </w:r>
-      <w:r>
-        <w:t xml:space="preserve"> is stored on the assessment for audit. Saving writes a new </w:t>
-      </w:r>
-      <w:r>
-        <w:rPr>
-          <w:rFonts w:ascii="Consolas" w:cs="Consolas" w:eastAsia="Consolas" w:hAnsi="Consolas"/>
-          <w:color w:val="2B2B2B"/>
-          <w:sz w:val="19"/>
-          <w:szCs w:val="19"/>
-        </w:rPr>
-        <w:t xml:space="preserve">risk_assessments</w:t>
-      </w:r>
-      <w:r>
-        <w:t xml:space="preserve"> row with </w:t>
-      </w:r>
-      <w:r>
-        <w:rPr>
-          <w:rFonts w:ascii="Consolas" w:cs="Consolas" w:eastAsia="Consolas" w:hAnsi="Consolas"/>
-          <w:color w:val="2B2B2B"/>
-          <w:sz w:val="19"/>
-          <w:szCs w:val="19"/>
-        </w:rPr>
-        <w:t xml:space="preserve">supersedes_id</w:t>
-      </w:r>
-      <w:r>
-        <w:t xml:space="preserve"> = the previous latest, and </w:t>
-      </w:r>
-      <w:r>
-        <w:rPr>
-          <w:rFonts w:ascii="Consolas" w:cs="Consolas" w:eastAsia="Consolas" w:hAnsi="Consolas"/>
-          <w:color w:val="2B2B2B"/>
-          <w:sz w:val="19"/>
-          <w:szCs w:val="19"/>
-        </w:rPr>
-        <w:t xml:space="preserve">logAudit('risk.assessment_saved')</w:t>
-      </w:r>
-      <w:r>
-        <w:t xml:space="preserve">.</w:t>
-      </w:r>
-    </w:p>
-    <w:p>
-      <w:pPr>
-        <w:pStyle w:val="Heading2"/>
-        <w:spacing w:after="100" w:before="220"/>
-      </w:pPr>
-      <w:r>
-        <w:t xml:space="preserve">6.3 Events tab / "Log event" (member/admin)</w:t>
+        <w:t xml:space="preserve">Filters: category, domain, severity, status, date range.</w:t>
       </w:r>
     </w:p>
     <w:p>
@@ -11297,19 +11496,19 @@
         <w:spacing w:after="60" w:line="290"/>
       </w:pPr>
       <w:r>
-        <w:t xml:space="preserve">A flat, filterable table of all </w:t>
-      </w:r>
-      <w:r>
-        <w:rPr>
-          <w:rFonts w:ascii="Consolas" w:cs="Consolas" w:eastAsia="Consolas" w:hAnsi="Consolas"/>
-          <w:color w:val="2B2B2B"/>
-          <w:sz w:val="19"/>
-          <w:szCs w:val="19"/>
-        </w:rPr>
-        <w:t xml:space="preserve">risk_events</w:t>
-      </w:r>
-      <w:r>
-        <w:t xml:space="preserve"> across categories: date, category, title, severity, financial impact (CAD), status, logged-by.</w:t>
+        <w:t xml:space="preserve">"Log event" form: category (required), date, title, description, severity, optional financial impact, status, response notes. On save: </w:t>
+      </w:r>
+      <w:r>
+        <w:rPr>
+          <w:rFonts w:ascii="Consolas" w:cs="Consolas" w:eastAsia="Consolas" w:hAnsi="Consolas"/>
+          <w:color w:val="2B2B2B"/>
+          <w:sz w:val="19"/>
+          <w:szCs w:val="19"/>
+        </w:rPr>
+        <w:t xml:space="preserve">logAudit('risk.event_logged')</w:t>
+      </w:r>
+      <w:r>
+        <w:t xml:space="preserve">.</w:t>
       </w:r>
     </w:p>
     <w:p>
@@ -11322,7 +11521,72 @@
         <w:spacing w:after="60" w:line="290"/>
       </w:pPr>
       <w:r>
-        <w:t xml:space="preserve">Filters: category, domain, severity, status, date range.</w:t>
+        <w:t xml:space="preserve">Row actions: edit; </w:t>
+      </w:r>
+      <w:r>
+        <w:rPr>
+          <w:b/>
+          <w:bCs/>
+        </w:rPr>
+        <w:t xml:space="preserve">"Create action from event"</w:t>
+      </w:r>
+      <w:r>
+        <w:t xml:space="preserve"> (→ prefilled </w:t>
+      </w:r>
+      <w:r>
+        <w:rPr>
+          <w:rFonts w:ascii="Consolas" w:cs="Consolas" w:eastAsia="Consolas" w:hAnsi="Consolas"/>
+          <w:color w:val="2B2B2B"/>
+          <w:sz w:val="19"/>
+          <w:szCs w:val="19"/>
+        </w:rPr>
+        <w:t xml:space="preserve">risk_actions</w:t>
+      </w:r>
+      <w:r>
+        <w:t xml:space="preserve"> form in that category); </w:t>
+      </w:r>
+      <w:r>
+        <w:rPr>
+          <w:b/>
+          <w:bCs/>
+        </w:rPr>
+        <w:t xml:space="preserve">"Reassess this risk"</w:t>
+      </w:r>
+      <w:r>
+        <w:t xml:space="preserve"> (→ §6.2 new-assessment form); close (sets </w:t>
+      </w:r>
+      <w:r>
+        <w:rPr>
+          <w:rFonts w:ascii="Consolas" w:cs="Consolas" w:eastAsia="Consolas" w:hAnsi="Consolas"/>
+          <w:color w:val="2B2B2B"/>
+          <w:sz w:val="19"/>
+          <w:szCs w:val="19"/>
+        </w:rPr>
+        <w:t xml:space="preserve">status = 'closed'</w:t>
+      </w:r>
+      <w:r>
+        <w:t xml:space="preserve">, </w:t>
+      </w:r>
+      <w:r>
+        <w:rPr>
+          <w:rFonts w:ascii="Consolas" w:cs="Consolas" w:eastAsia="Consolas" w:hAnsi="Consolas"/>
+          <w:color w:val="2B2B2B"/>
+          <w:sz w:val="19"/>
+          <w:szCs w:val="19"/>
+        </w:rPr>
+        <w:t xml:space="preserve">closed_at</w:t>
+      </w:r>
+      <w:r>
+        <w:t xml:space="preserve">).</w:t>
+      </w:r>
+    </w:p>
+    <w:p>
+      <w:pPr>
+        <w:pStyle w:val="Heading2"/>
+        <w:spacing w:after="100" w:before="220"/>
+      </w:pPr>
+      <w:r>
+        <w:t xml:space="preserve">6.4 Profile tab — overall risk profile (all roles)</w:t>
       </w:r>
     </w:p>
     <w:p>
@@ -11335,19 +11599,60 @@
         <w:spacing w:after="60" w:line="290"/>
       </w:pPr>
       <w:r>
-        <w:t xml:space="preserve">"Log event" form: category (required), date, title, description, severity, optional financial impact, status, response notes. On save: </w:t>
-      </w:r>
-      <w:r>
-        <w:rPr>
-          <w:rFonts w:ascii="Consolas" w:cs="Consolas" w:eastAsia="Consolas" w:hAnsi="Consolas"/>
-          <w:color w:val="2B2B2B"/>
-          <w:sz w:val="19"/>
-          <w:szCs w:val="19"/>
-        </w:rPr>
-        <w:t xml:space="preserve">logAudit('risk.event_logged')</w:t>
-      </w:r>
-      <w:r>
-        <w:t xml:space="preserve">.</w:t>
+        <w:rPr>
+          <w:b/>
+          <w:bCs/>
+        </w:rPr>
+        <w:t xml:space="preserve">4×4 heatmap</w:t>
+      </w:r>
+      <w:r>
+        <w:t xml:space="preserve"> (Probability 1–4 on one axis, Impact 1–4 on the other), each cell tinted Low/Med/High by </w:t>
+      </w:r>
+      <w:r>
+        <w:rPr>
+          <w:rFonts w:ascii="Consolas" w:cs="Consolas" w:eastAsia="Consolas" w:hAnsi="Consolas"/>
+          <w:color w:val="2B2B2B"/>
+          <w:sz w:val="19"/>
+          <w:szCs w:val="19"/>
+        </w:rPr>
+        <w:t xml:space="preserve">P×I</w:t>
+      </w:r>
+      <w:r>
+        <w:t xml:space="preserve">. Every category is a dot in its cell at the current </w:t>
+      </w:r>
+      <w:r>
+        <w:rPr>
+          <w:b/>
+          <w:bCs/>
+        </w:rPr>
+        <w:t xml:space="preserve">residual</w:t>
+      </w:r>
+      <w:r>
+        <w:t xml:space="preserve"> score (toggle to inherent). Dots in the same cell fan out; hover shows the title; click opens the detail drawer. Build with Chart.js </w:t>
+      </w:r>
+      <w:r>
+        <w:rPr>
+          <w:rFonts w:ascii="Consolas" w:cs="Consolas" w:eastAsia="Consolas" w:hAnsi="Consolas"/>
+          <w:color w:val="2B2B2B"/>
+          <w:sz w:val="19"/>
+          <w:szCs w:val="19"/>
+        </w:rPr>
+        <w:t xml:space="preserve">scatter</w:t>
+      </w:r>
+      <w:r>
+        <w:t xml:space="preserve"> (integer axes) or a hand-drawn CSS grid — either is fine; the Expenditure app's </w:t>
+      </w:r>
+      <w:r>
+        <w:rPr>
+          <w:rFonts w:ascii="Consolas" w:cs="Consolas" w:eastAsia="Consolas" w:hAnsi="Consolas"/>
+          <w:color w:val="2B2B2B"/>
+          <w:sz w:val="19"/>
+          <w:szCs w:val="19"/>
+        </w:rPr>
+        <w:t xml:space="preserve">ChartCanvas</w:t>
+      </w:r>
+      <w:r>
+        <w:t xml:space="preserve"> wrapper is the reference if using Chart.js.</w:t>
       </w:r>
     </w:p>
     <w:p>
@@ -11360,72 +11665,112 @@
         <w:spacing w:after="60" w:line="290"/>
       </w:pPr>
       <w:r>
-        <w:t xml:space="preserve">Row actions: edit; </w:t>
-      </w:r>
-      <w:r>
         <w:rPr>
           <w:b/>
           <w:bCs/>
         </w:rPr>
-        <w:t xml:space="preserve">"Create action from event"</w:t>
-      </w:r>
-      <w:r>
-        <w:t xml:space="preserve"> (→ prefilled </w:t>
-      </w:r>
-      <w:r>
-        <w:rPr>
-          <w:rFonts w:ascii="Consolas" w:cs="Consolas" w:eastAsia="Consolas" w:hAnsi="Consolas"/>
-          <w:color w:val="2B2B2B"/>
-          <w:sz w:val="19"/>
-          <w:szCs w:val="19"/>
-        </w:rPr>
-        <w:t xml:space="preserve">risk_actions</w:t>
-      </w:r>
-      <w:r>
-        <w:t xml:space="preserve"> form in that category); </w:t>
-      </w:r>
+        <w:t xml:space="preserve">Profile summary cards:</w:t>
+      </w:r>
+    </w:p>
+    <w:p>
+      <w:pPr>
+        <w:pStyle w:val="ListParagraph"/>
+        <w:numPr>
+          <w:ilvl w:val="1"/>
+          <w:numId w:val="1"/>
+        </w:numPr>
+        <w:spacing w:after="60" w:line="290"/>
+      </w:pPr>
+      <w:r>
+        <w:t xml:space="preserve">counts of categories in Low / Medium / High residual bands (and the same for inherent, for contrast);</w:t>
+      </w:r>
+    </w:p>
+    <w:p>
+      <w:pPr>
+        <w:pStyle w:val="ListParagraph"/>
+        <w:numPr>
+          <w:ilvl w:val="1"/>
+          <w:numId w:val="1"/>
+        </w:numPr>
+        <w:spacing w:after="60" w:line="290"/>
+      </w:pPr>
       <w:r>
         <w:rPr>
           <w:b/>
           <w:bCs/>
         </w:rPr>
-        <w:t xml:space="preserve">"Reassess this risk"</w:t>
-      </w:r>
-      <w:r>
-        <w:t xml:space="preserve"> (→ §6.2 new-assessment form); close (sets </w:t>
-      </w:r>
-      <w:r>
-        <w:rPr>
-          <w:rFonts w:ascii="Consolas" w:cs="Consolas" w:eastAsia="Consolas" w:hAnsi="Consolas"/>
-          <w:color w:val="2B2B2B"/>
-          <w:sz w:val="19"/>
-          <w:szCs w:val="19"/>
-        </w:rPr>
-        <w:t xml:space="preserve">status = 'closed'</w:t>
-      </w:r>
-      <w:r>
-        <w:t xml:space="preserve">, </w:t>
-      </w:r>
-      <w:r>
-        <w:rPr>
-          <w:rFonts w:ascii="Consolas" w:cs="Consolas" w:eastAsia="Consolas" w:hAnsi="Consolas"/>
-          <w:color w:val="2B2B2B"/>
-          <w:sz w:val="19"/>
-          <w:szCs w:val="19"/>
-        </w:rPr>
-        <w:t xml:space="preserve">closed_at</w:t>
-      </w:r>
-      <w:r>
-        <w:t xml:space="preserve">).</w:t>
-      </w:r>
-    </w:p>
-    <w:p>
-      <w:pPr>
-        <w:pStyle w:val="Heading2"/>
-        <w:spacing w:after="100" w:before="220"/>
-      </w:pPr>
-      <w:r>
-        <w:t xml:space="preserve">6.4 Profile tab — overall risk profile (all roles)</w:t>
+        <w:t xml:space="preserve">aggregate residual exposure</w:t>
+      </w:r>
+      <w:r>
+        <w:t xml:space="preserve"> = sum of residual scores across active categories (v5 baseline = 58), shown against the inherent sum (v5 baseline = 103) so the mitigation effect is visible as one number;</w:t>
+      </w:r>
+    </w:p>
+    <w:p>
+      <w:pPr>
+        <w:pStyle w:val="ListParagraph"/>
+        <w:numPr>
+          <w:ilvl w:val="1"/>
+          <w:numId w:val="1"/>
+        </w:numPr>
+        <w:spacing w:after="60" w:line="290"/>
+      </w:pPr>
+      <w:r>
+        <w:t xml:space="preserve">count of </w:t>
+      </w:r>
+      <w:r>
+        <w:rPr>
+          <w:rFonts w:ascii="Consolas" w:cs="Consolas" w:eastAsia="Consolas" w:hAnsi="Consolas"/>
+          <w:color w:val="2B2B2B"/>
+          <w:sz w:val="19"/>
+          <w:szCs w:val="19"/>
+        </w:rPr>
+        <w:t xml:space="preserve">INCOMPLETE — Action Required</w:t>
+      </w:r>
+      <w:r>
+        <w:t xml:space="preserve"> categories and of open </w:t>
+      </w:r>
+      <w:r>
+        <w:rPr>
+          <w:b/>
+          <w:bCs/>
+        </w:rPr>
+        <w:t xml:space="preserve">Immediate</w:t>
+      </w:r>
+      <w:r>
+        <w:t xml:space="preserve"> actions;</w:t>
+      </w:r>
+    </w:p>
+    <w:p>
+      <w:pPr>
+        <w:pStyle w:val="ListParagraph"/>
+        <w:numPr>
+          <w:ilvl w:val="1"/>
+          <w:numId w:val="1"/>
+        </w:numPr>
+        <w:spacing w:after="60" w:line="290"/>
+      </w:pPr>
+      <w:r>
+        <w:t xml:space="preserve">risk events in the last 12 months (count and summed CAD impact);</w:t>
+      </w:r>
+    </w:p>
+    <w:p>
+      <w:pPr>
+        <w:pStyle w:val="ListParagraph"/>
+        <w:numPr>
+          <w:ilvl w:val="1"/>
+          <w:numId w:val="1"/>
+        </w:numPr>
+        <w:spacing w:after="60" w:line="290"/>
+      </w:pPr>
+      <w:r>
+        <w:rPr>
+          <w:b/>
+          <w:bCs/>
+        </w:rPr>
+        <w:t xml:space="preserve">most-improved / most-deteriorated</w:t>
+      </w:r>
+      <w:r>
+        <w:t xml:space="preserve"> category since the previous assessment round.</w:t>
       </w:r>
     </w:p>
     <w:p>
@@ -11442,56 +11787,10 @@
           <w:b/>
           <w:bCs/>
         </w:rPr>
-        <w:t xml:space="preserve">4×4 heatmap</w:t>
-      </w:r>
-      <w:r>
-        <w:t xml:space="preserve"> (Probability 1–4 on one axis, Impact 1–4 on the other), each cell tinted Low/Med/High by </w:t>
-      </w:r>
-      <w:r>
-        <w:rPr>
-          <w:rFonts w:ascii="Consolas" w:cs="Consolas" w:eastAsia="Consolas" w:hAnsi="Consolas"/>
-          <w:color w:val="2B2B2B"/>
-          <w:sz w:val="19"/>
-          <w:szCs w:val="19"/>
-        </w:rPr>
-        <w:t xml:space="preserve">P×I</w:t>
-      </w:r>
-      <w:r>
-        <w:t xml:space="preserve">. Every category is a dot in its cell at the current </w:t>
-      </w:r>
-      <w:r>
-        <w:rPr>
-          <w:b/>
-          <w:bCs/>
-        </w:rPr>
-        <w:t xml:space="preserve">residual</w:t>
-      </w:r>
-      <w:r>
-        <w:t xml:space="preserve"> score (toggle to inherent). Dots in the same cell fan out; hover shows the title; click opens the detail drawer. Build with Chart.js </w:t>
-      </w:r>
-      <w:r>
-        <w:rPr>
-          <w:rFonts w:ascii="Consolas" w:cs="Consolas" w:eastAsia="Consolas" w:hAnsi="Consolas"/>
-          <w:color w:val="2B2B2B"/>
-          <w:sz w:val="19"/>
-          <w:szCs w:val="19"/>
-        </w:rPr>
-        <w:t xml:space="preserve">scatter</w:t>
-      </w:r>
-      <w:r>
-        <w:t xml:space="preserve"> (integer axes) or a hand-drawn CSS grid — either is fine; the Expenditure app's </w:t>
-      </w:r>
-      <w:r>
-        <w:rPr>
-          <w:rFonts w:ascii="Consolas" w:cs="Consolas" w:eastAsia="Consolas" w:hAnsi="Consolas"/>
-          <w:color w:val="2B2B2B"/>
-          <w:sz w:val="19"/>
-          <w:szCs w:val="19"/>
-        </w:rPr>
-        <w:t xml:space="preserve">ChartCanvas</w:t>
-      </w:r>
-      <w:r>
-        <w:t xml:space="preserve"> wrapper is the reference if using Chart.js.</w:t>
+        <w:t xml:space="preserve">Trend chart</w:t>
+      </w:r>
+      <w:r>
+        <w:t xml:space="preserve"> — aggregate residual exposure over time, one point per assessment date (line). Because assessments are snapshotted per category, compute each historical point as "sum over categories of the residual score from that category's latest assessment at-or-before date X."</w:t>
       </w:r>
     </w:p>
     <w:p>
@@ -11508,7 +11807,164 @@
           <w:b/>
           <w:bCs/>
         </w:rPr>
-        <w:t xml:space="preserve">Profile summary cards:</w:t>
+        <w:t xml:space="preserve">Domain rollup</w:t>
+      </w:r>
+      <w:r>
+        <w:t xml:space="preserve"> — a small bar per domain: mean residual score and worst residual score, with the domain's open-action count.</w:t>
+      </w:r>
+    </w:p>
+    <w:p>
+      <w:pPr>
+        <w:pStyle w:val="ListParagraph"/>
+        <w:numPr>
+          <w:ilvl w:val="0"/>
+          <w:numId w:val="1"/>
+        </w:numPr>
+        <w:spacing w:after="60" w:line="290"/>
+      </w:pPr>
+      <w:r>
+        <w:rPr>
+          <w:b/>
+          <w:bCs/>
+        </w:rPr>
+        <w:t xml:space="preserve">"Changes since last review"</w:t>
+      </w:r>
+      <w:r>
+        <w:t xml:space="preserve"> — pick two dates (default: latest round vs. the one before); table of every category whose residual score, status, or open-action count changed, with before → after.</w:t>
+      </w:r>
+    </w:p>
+    <w:p>
+      <w:pPr>
+        <w:pStyle w:val="ListParagraph"/>
+        <w:numPr>
+          <w:ilvl w:val="0"/>
+          <w:numId w:val="1"/>
+        </w:numPr>
+        <w:spacing w:after="60" w:line="290"/>
+      </w:pPr>
+      <w:r>
+        <w:rPr>
+          <w:b/>
+          <w:bCs/>
+        </w:rPr>
+        <w:t xml:space="preserve">"Open actions across all risks"</w:t>
+      </w:r>
+      <w:r>
+        <w:t xml:space="preserve"> — a read-only rollup of every non-done </w:t>
+      </w:r>
+      <w:r>
+        <w:rPr>
+          <w:rFonts w:ascii="Consolas" w:cs="Consolas" w:eastAsia="Consolas" w:hAnsi="Consolas"/>
+          <w:color w:val="2B2B2B"/>
+          <w:sz w:val="19"/>
+          <w:szCs w:val="19"/>
+        </w:rPr>
+        <w:t xml:space="preserve">risk_actions</w:t>
+      </w:r>
+      <w:r>
+        <w:t xml:space="preserve"> row, grouped Immediate / Active / Monitor, showing category, owner, due quarter and (if synced) the linked task's status. Each row's "open risk →" opens that risk's drawer. This is the only cross-risk actions view; actions are </w:t>
+      </w:r>
+      <w:r>
+        <w:rPr>
+          <w:i/>
+          <w:iCs/>
+        </w:rPr>
+        <w:t xml:space="preserve">managed</w:t>
+      </w:r>
+      <w:r>
+        <w:t xml:space="preserve"> only on the risk's own screen (§6.5).</w:t>
+      </w:r>
+    </w:p>
+    <w:p>
+      <w:pPr>
+        <w:pStyle w:val="Heading2"/>
+        <w:spacing w:after="100" w:before="220"/>
+      </w:pPr>
+      <w:r>
+        <w:t xml:space="preserve">6.5 Actions sub-tab (in the risk drawer) — per-action Family Task List sync</w:t>
+      </w:r>
+    </w:p>
+    <w:p>
+      <w:pPr>
+        <w:spacing w:after="140" w:line="300"/>
+      </w:pPr>
+      <w:r>
+        <w:t xml:space="preserve">The "add and change tasks in the RFO task list" requirement, integrated into the risk's own screen — </w:t>
+      </w:r>
+      <w:r>
+        <w:rPr>
+          <w:b/>
+          <w:bCs/>
+        </w:rPr>
+        <w:t xml:space="preserve">not</w:t>
+      </w:r>
+      <w:r>
+        <w:t xml:space="preserve"> a separate tab. Works through the existing Task List API and data; no parallel task store.</w:t>
+      </w:r>
+    </w:p>
+    <w:p>
+      <w:pPr>
+        <w:pStyle w:val="ListParagraph"/>
+        <w:numPr>
+          <w:ilvl w:val="0"/>
+          <w:numId w:val="1"/>
+        </w:numPr>
+        <w:spacing w:after="60" w:line="290"/>
+      </w:pPr>
+      <w:r>
+        <w:t xml:space="preserve">The risk's </w:t>
+      </w:r>
+      <w:r>
+        <w:rPr>
+          <w:rFonts w:ascii="Consolas" w:cs="Consolas" w:eastAsia="Consolas" w:hAnsi="Consolas"/>
+          <w:color w:val="2B2B2B"/>
+          <w:sz w:val="19"/>
+          <w:szCs w:val="19"/>
+        </w:rPr>
+        <w:t xml:space="preserve">risk_actions</w:t>
+      </w:r>
+      <w:r>
+        <w:t xml:space="preserve">, grouped by the Immediate / Active / Monitor priority buckets (the register's RAG grouping). Inline "+ Add action" (title, detail, priority, due quarter, owner).</w:t>
+      </w:r>
+    </w:p>
+    <w:p>
+      <w:pPr>
+        <w:pStyle w:val="ListParagraph"/>
+        <w:numPr>
+          <w:ilvl w:val="0"/>
+          <w:numId w:val="1"/>
+        </w:numPr>
+        <w:spacing w:after="60" w:line="290"/>
+      </w:pPr>
+      <w:r>
+        <w:rPr>
+          <w:b/>
+          <w:bCs/>
+        </w:rPr>
+        <w:t xml:space="preserve">Each action row carries a "RFO Task List" toggle</w:t>
+      </w:r>
+      <w:r>
+        <w:t xml:space="preserve"> — the field the family asked for, making explicit whether the action </w:t>
+      </w:r>
+      <w:r>
+        <w:rPr>
+          <w:i/>
+          <w:iCs/>
+        </w:rPr>
+        <w:t xml:space="preserve">is synchronised with the RFO list</w:t>
+      </w:r>
+      <w:r>
+        <w:t xml:space="preserve"> or </w:t>
+      </w:r>
+      <w:r>
+        <w:rPr>
+          <w:i/>
+          <w:iCs/>
+        </w:rPr>
+        <w:t xml:space="preserve">managed within the risk register</w:t>
+      </w:r>
+      <w:r>
+        <w:t xml:space="preserve">:</w:t>
       </w:r>
     </w:p>
     <w:p>
@@ -11521,7 +11977,26 @@
         <w:spacing w:after="60" w:line="290"/>
       </w:pPr>
       <w:r>
-        <w:t xml:space="preserve">counts of categories in Low / Medium / High residual bands (and the same for inherent, for contrast);</w:t>
+        <w:rPr>
+          <w:b/>
+          <w:bCs/>
+        </w:rPr>
+        <w:t xml:space="preserve">Off (default):</w:t>
+      </w:r>
+      <w:r>
+        <w:t xml:space="preserve"> managed here. A small status select (Open / In progress / Done) drives </w:t>
+      </w:r>
+      <w:r>
+        <w:rPr>
+          <w:rFonts w:ascii="Consolas" w:cs="Consolas" w:eastAsia="Consolas" w:hAnsi="Consolas"/>
+          <w:color w:val="2B2B2B"/>
+          <w:sz w:val="19"/>
+          <w:szCs w:val="19"/>
+        </w:rPr>
+        <w:t xml:space="preserve">risk_actions.status</w:t>
+      </w:r>
+      <w:r>
+        <w:t xml:space="preserve">.</w:t>
       </w:r>
     </w:p>
     <w:p>
@@ -11538,10 +12013,130 @@
           <w:b/>
           <w:bCs/>
         </w:rPr>
-        <w:t xml:space="preserve">aggregate residual exposure</w:t>
-      </w:r>
-      <w:r>
-        <w:t xml:space="preserve"> = sum of residual scores across active categories (v5 baseline = 58), shown against the inherent sum (v5 baseline = 103) so the mitigation effect is visible as one number;</w:t>
+        <w:t xml:space="preserve">On:</w:t>
+      </w:r>
+      <w:r>
+        <w:t xml:space="preserve"> synced. Flipping it on opens a compact assign form (title, priority = </w:t>
+      </w:r>
+      <w:r>
+        <w:rPr>
+          <w:rFonts w:ascii="Consolas" w:cs="Consolas" w:eastAsia="Consolas" w:hAnsi="Consolas"/>
+          <w:color w:val="2B2B2B"/>
+          <w:sz w:val="19"/>
+          <w:szCs w:val="19"/>
+        </w:rPr>
+        <w:t xml:space="preserve">high</w:t>
+      </w:r>
+      <w:r>
+        <w:t xml:space="preserve"> if action priority is </w:t>
+      </w:r>
+      <w:r>
+        <w:rPr>
+          <w:rFonts w:ascii="Consolas" w:cs="Consolas" w:eastAsia="Consolas" w:hAnsi="Consolas"/>
+          <w:color w:val="2B2B2B"/>
+          <w:sz w:val="19"/>
+          <w:szCs w:val="19"/>
+        </w:rPr>
+        <w:t xml:space="preserve">Immediate</w:t>
+      </w:r>
+      <w:r>
+        <w:t xml:space="preserve"> else </w:t>
+      </w:r>
+      <w:r>
+        <w:rPr>
+          <w:rFonts w:ascii="Consolas" w:cs="Consolas" w:eastAsia="Consolas" w:hAnsi="Consolas"/>
+          <w:color w:val="2B2B2B"/>
+          <w:sz w:val="19"/>
+          <w:szCs w:val="19"/>
+        </w:rPr>
+        <w:t xml:space="preserve">medium</w:t>
+      </w:r>
+      <w:r>
+        <w:t xml:space="preserve">, target quarter defaulted from </w:t>
+      </w:r>
+      <w:r>
+        <w:rPr>
+          <w:rFonts w:ascii="Consolas" w:cs="Consolas" w:eastAsia="Consolas" w:hAnsi="Consolas"/>
+          <w:color w:val="2B2B2B"/>
+          <w:sz w:val="19"/>
+          <w:szCs w:val="19"/>
+        </w:rPr>
+        <w:t xml:space="preserve">due_quarter</w:t>
+      </w:r>
+      <w:r>
+        <w:t xml:space="preserve">, assignee(s) from </w:t>
+      </w:r>
+      <w:r>
+        <w:rPr>
+          <w:rFonts w:ascii="Consolas" w:cs="Consolas" w:eastAsia="Consolas" w:hAnsi="Consolas"/>
+          <w:color w:val="2B2B2B"/>
+          <w:sz w:val="19"/>
+          <w:szCs w:val="19"/>
+        </w:rPr>
+        <w:t xml:space="preserve">/api/members</w:t>
+      </w:r>
+      <w:r>
+        <w:t xml:space="preserve"> or "All family"). On submit: </w:t>
+      </w:r>
+      <w:r>
+        <w:rPr>
+          <w:rFonts w:ascii="Consolas" w:cs="Consolas" w:eastAsia="Consolas" w:hAnsi="Consolas"/>
+          <w:color w:val="2B2B2B"/>
+          <w:sz w:val="19"/>
+          <w:szCs w:val="19"/>
+        </w:rPr>
+        <w:t xml:space="preserve">POST /api/risk/actions/:id/promote</w:t>
+      </w:r>
+      <w:r>
+        <w:t xml:space="preserve"> → creates a </w:t>
+      </w:r>
+      <w:r>
+        <w:rPr>
+          <w:rFonts w:ascii="Consolas" w:cs="Consolas" w:eastAsia="Consolas" w:hAnsi="Consolas"/>
+          <w:color w:val="2B2B2B"/>
+          <w:sz w:val="19"/>
+          <w:szCs w:val="19"/>
+        </w:rPr>
+        <w:t xml:space="preserve">tasks</w:t>
+      </w:r>
+      <w:r>
+        <w:t xml:space="preserve"> row in the existing </w:t>
+      </w:r>
+      <w:r>
+        <w:rPr>
+          <w:rFonts w:ascii="Consolas" w:cs="Consolas" w:eastAsia="Consolas" w:hAnsi="Consolas"/>
+          <w:color w:val="2B2B2B"/>
+          <w:sz w:val="19"/>
+          <w:szCs w:val="19"/>
+        </w:rPr>
+        <w:t xml:space="preserve">risk-management</w:t>
+      </w:r>
+      <w:r>
+        <w:t xml:space="preserve"> category with a </w:t>
+      </w:r>
+      <w:r>
+        <w:rPr>
+          <w:rFonts w:ascii="Consolas" w:cs="Consolas" w:eastAsia="Consolas" w:hAnsi="Consolas"/>
+          <w:color w:val="2B2B2B"/>
+          <w:sz w:val="19"/>
+          <w:szCs w:val="19"/>
+        </w:rPr>
+        <w:t xml:space="preserve">"From Risk #N — &lt;title&gt;"</w:t>
+      </w:r>
+      <w:r>
+        <w:t xml:space="preserve"> back-reference note, and stores the returned </w:t>
+      </w:r>
+      <w:r>
+        <w:rPr>
+          <w:rFonts w:ascii="Consolas" w:cs="Consolas" w:eastAsia="Consolas" w:hAnsi="Consolas"/>
+          <w:color w:val="2B2B2B"/>
+          <w:sz w:val="19"/>
+          <w:szCs w:val="19"/>
+        </w:rPr>
+        <w:t xml:space="preserve">task_id</w:t>
+      </w:r>
+      <w:r>
+        <w:t xml:space="preserve">. From then on the row shows the linked task's live status/assignees read-through, and the status select is hidden.</w:t>
       </w:r>
     </w:p>
     <w:p>
@@ -11554,29 +12149,1060 @@
         <w:spacing w:after="60" w:line="290"/>
       </w:pPr>
       <w:r>
-        <w:t xml:space="preserve">count of </w:t>
-      </w:r>
-      <w:r>
-        <w:rPr>
-          <w:rFonts w:ascii="Consolas" w:cs="Consolas" w:eastAsia="Consolas" w:hAnsi="Consolas"/>
-          <w:color w:val="2B2B2B"/>
-          <w:sz w:val="19"/>
-          <w:szCs w:val="19"/>
-        </w:rPr>
-        <w:t xml:space="preserve">INCOMPLETE — Action Required</w:t>
-      </w:r>
-      <w:r>
-        <w:t xml:space="preserve"> categories and of open </w:t>
+        <w:t xml:space="preserve">Flipping it </w:t>
       </w:r>
       <w:r>
         <w:rPr>
           <w:b/>
           <w:bCs/>
         </w:rPr>
-        <w:t xml:space="preserve">Immediate</w:t>
-      </w:r>
-      <w:r>
-        <w:t xml:space="preserve"> actions;</w:t>
+        <w:t xml:space="preserve">off</w:t>
+      </w:r>
+      <w:r>
+        <w:t xml:space="preserve"> → </w:t>
+      </w:r>
+      <w:r>
+        <w:rPr>
+          <w:rFonts w:ascii="Consolas" w:cs="Consolas" w:eastAsia="Consolas" w:hAnsi="Consolas"/>
+          <w:color w:val="2B2B2B"/>
+          <w:sz w:val="19"/>
+          <w:szCs w:val="19"/>
+        </w:rPr>
+        <w:t xml:space="preserve">POST /api/risk/actions/:id/unlink</w:t>
+      </w:r>
+      <w:r>
+        <w:t xml:space="preserve"> (confirm first). Clears </w:t>
+      </w:r>
+      <w:r>
+        <w:rPr>
+          <w:rFonts w:ascii="Consolas" w:cs="Consolas" w:eastAsia="Consolas" w:hAnsi="Consolas"/>
+          <w:color w:val="2B2B2B"/>
+          <w:sz w:val="19"/>
+          <w:szCs w:val="19"/>
+        </w:rPr>
+        <w:t xml:space="preserve">task_id</w:t>
+      </w:r>
+      <w:r>
+        <w:t xml:space="preserve">; the task itself is left in the Family Task List (delete it there if unwanted); </w:t>
+      </w:r>
+      <w:r>
+        <w:rPr>
+          <w:rFonts w:ascii="Consolas" w:cs="Consolas" w:eastAsia="Consolas" w:hAnsi="Consolas"/>
+          <w:color w:val="2B2B2B"/>
+          <w:sz w:val="19"/>
+          <w:szCs w:val="19"/>
+        </w:rPr>
+        <w:t xml:space="preserve">risk_actions.status</w:t>
+      </w:r>
+      <w:r>
+        <w:t xml:space="preserve"> becomes authoritative again.</w:t>
+      </w:r>
+    </w:p>
+    <w:p>
+      <w:pPr>
+        <w:pStyle w:val="ListParagraph"/>
+        <w:numPr>
+          <w:ilvl w:val="0"/>
+          <w:numId w:val="1"/>
+        </w:numPr>
+        <w:spacing w:after="60" w:line="290"/>
+      </w:pPr>
+      <w:r>
+        <w:t xml:space="preserve">The "on" direction requires </w:t>
+      </w:r>
+      <w:r>
+        <w:rPr>
+          <w:rFonts w:ascii="Consolas" w:cs="Consolas" w:eastAsia="Consolas" w:hAnsi="Consolas"/>
+          <w:color w:val="2B2B2B"/>
+          <w:sz w:val="19"/>
+          <w:szCs w:val="19"/>
+        </w:rPr>
+        <w:t xml:space="preserve">tasks_role</w:t>
+      </w:r>
+      <w:r>
+        <w:t xml:space="preserve"> member/admin (creating a real task) — the toggle is disabled with a tooltip otherwise. This keeps one permission model for task mutation.</w:t>
+      </w:r>
+    </w:p>
+    <w:p>
+      <w:pPr>
+        <w:pStyle w:val="ListParagraph"/>
+        <w:numPr>
+          <w:ilvl w:val="0"/>
+          <w:numId w:val="1"/>
+        </w:numPr>
+        <w:spacing w:after="60" w:line="290"/>
+      </w:pPr>
+      <w:r>
+        <w:t xml:space="preserve">Deleting the linked task in </w:t>
+      </w:r>
+      <w:r>
+        <w:rPr>
+          <w:rFonts w:ascii="Consolas" w:cs="Consolas" w:eastAsia="Consolas" w:hAnsi="Consolas"/>
+          <w:color w:val="2B2B2B"/>
+          <w:sz w:val="19"/>
+          <w:szCs w:val="19"/>
+        </w:rPr>
+        <w:t xml:space="preserve">/tasks</w:t>
+      </w:r>
+      <w:r>
+        <w:t xml:space="preserve"> leaves </w:t>
+      </w:r>
+      <w:r>
+        <w:rPr>
+          <w:rFonts w:ascii="Consolas" w:cs="Consolas" w:eastAsia="Consolas" w:hAnsi="Consolas"/>
+          <w:color w:val="2B2B2B"/>
+          <w:sz w:val="19"/>
+          <w:szCs w:val="19"/>
+        </w:rPr>
+        <w:t xml:space="preserve">task_id</w:t>
+      </w:r>
+      <w:r>
+        <w:t xml:space="preserve"> dangling → </w:t>
+      </w:r>
+      <w:r>
+        <w:rPr>
+          <w:rFonts w:ascii="Consolas" w:cs="Consolas" w:eastAsia="Consolas" w:hAnsi="Consolas"/>
+          <w:color w:val="2B2B2B"/>
+          <w:sz w:val="19"/>
+          <w:szCs w:val="19"/>
+        </w:rPr>
+        <w:t xml:space="preserve">taskInfo()</w:t>
+      </w:r>
+      <w:r>
+        <w:t xml:space="preserve"> returns </w:t>
+      </w:r>
+      <w:r>
+        <w:rPr>
+          <w:rFonts w:ascii="Consolas" w:cs="Consolas" w:eastAsia="Consolas" w:hAnsi="Consolas"/>
+          <w:color w:val="2B2B2B"/>
+          <w:sz w:val="19"/>
+          <w:szCs w:val="19"/>
+        </w:rPr>
+        <w:t xml:space="preserve">{deleted:true}</w:t>
+      </w:r>
+      <w:r>
+        <w:t xml:space="preserve"> → the row shows "linked task deleted" and falls back to its own </w:t>
+      </w:r>
+      <w:r>
+        <w:rPr>
+          <w:rFonts w:ascii="Consolas" w:cs="Consolas" w:eastAsia="Consolas" w:hAnsi="Consolas"/>
+          <w:color w:val="2B2B2B"/>
+          <w:sz w:val="19"/>
+          <w:szCs w:val="19"/>
+        </w:rPr>
+        <w:t xml:space="preserve">status</w:t>
+      </w:r>
+      <w:r>
+        <w:t xml:space="preserve"> (this is why </w:t>
+      </w:r>
+      <w:r>
+        <w:rPr>
+          <w:rFonts w:ascii="Consolas" w:cs="Consolas" w:eastAsia="Consolas" w:hAnsi="Consolas"/>
+          <w:color w:val="2B2B2B"/>
+          <w:sz w:val="19"/>
+          <w:szCs w:val="19"/>
+        </w:rPr>
+        <w:t xml:space="preserve">risk_actions.task_id</w:t>
+      </w:r>
+      <w:r>
+        <w:t xml:space="preserve"> is a plain column, not an FK — migration 029).</w:t>
+      </w:r>
+    </w:p>
+    <w:p>
+      <w:pPr>
+        <w:pStyle w:val="ListParagraph"/>
+        <w:numPr>
+          <w:ilvl w:val="0"/>
+          <w:numId w:val="1"/>
+        </w:numPr>
+        <w:spacing w:after="60" w:line="290"/>
+      </w:pPr>
+      <w:r>
+        <w:t xml:space="preserve">Mirrors </w:t>
+      </w:r>
+      <w:r>
+        <w:rPr>
+          <w:rFonts w:ascii="Consolas" w:cs="Consolas" w:eastAsia="Consolas" w:hAnsi="Consolas"/>
+          <w:color w:val="2B2B2B"/>
+          <w:sz w:val="19"/>
+          <w:szCs w:val="19"/>
+        </w:rPr>
+        <w:t xml:space="preserve">meeting_action_items → tasks</w:t>
+      </w:r>
+      <w:r>
+        <w:t xml:space="preserve"> in </w:t>
+      </w:r>
+      <w:r>
+        <w:rPr>
+          <w:rFonts w:ascii="Consolas" w:cs="Consolas" w:eastAsia="Consolas" w:hAnsi="Consolas"/>
+          <w:color w:val="2B2B2B"/>
+          <w:sz w:val="19"/>
+          <w:szCs w:val="19"/>
+        </w:rPr>
+        <w:t xml:space="preserve">server/meetings.js</w:t>
+      </w:r>
+      <w:r>
+        <w:t xml:space="preserve">. No new task schema; the link is held on the risk side (</w:t>
+      </w:r>
+      <w:r>
+        <w:rPr>
+          <w:rFonts w:ascii="Consolas" w:cs="Consolas" w:eastAsia="Consolas" w:hAnsi="Consolas"/>
+          <w:color w:val="2B2B2B"/>
+          <w:sz w:val="19"/>
+          <w:szCs w:val="19"/>
+        </w:rPr>
+        <w:t xml:space="preserve">risk_actions.task_id</w:t>
+      </w:r>
+      <w:r>
+        <w:t xml:space="preserve">).</w:t>
+      </w:r>
+    </w:p>
+    <w:p>
+      <w:pPr>
+        <w:pStyle w:val="ListParagraph"/>
+        <w:numPr>
+          <w:ilvl w:val="0"/>
+          <w:numId w:val="1"/>
+        </w:numPr>
+        <w:spacing w:after="60" w:line="290"/>
+      </w:pPr>
+      <w:r>
+        <w:rPr>
+          <w:b/>
+          <w:bCs/>
+        </w:rPr>
+        <w:t xml:space="preserve">Profile tab</w:t>
+      </w:r>
+      <w:r>
+        <w:t xml:space="preserve"> carries a read-only "Open actions across all risks" rollup (grouped by priority) for the quarterly review; each row's "open risk →" opens that risk's drawer.</w:t>
+      </w:r>
+    </w:p>
+    <w:p>
+      <w:pPr>
+        <w:pStyle w:val="Heading2"/>
+        <w:spacing w:after="100" w:before="220"/>
+      </w:pPr>
+      <w:r>
+        <w:t xml:space="preserve">6.6 Manage tab (admin only)</w:t>
+      </w:r>
+    </w:p>
+    <w:p>
+      <w:pPr>
+        <w:pStyle w:val="ListParagraph"/>
+        <w:numPr>
+          <w:ilvl w:val="0"/>
+          <w:numId w:val="1"/>
+        </w:numPr>
+        <w:spacing w:after="60" w:line="290"/>
+      </w:pPr>
+      <w:r>
+        <w:rPr>
+          <w:b/>
+          <w:bCs/>
+        </w:rPr>
+        <w:t xml:space="preserve">Taxonomy editor:</w:t>
+      </w:r>
+      <w:r>
+        <w:t xml:space="preserve"> rename domains; add / rename / retire (</w:t>
+      </w:r>
+      <w:r>
+        <w:rPr>
+          <w:rFonts w:ascii="Consolas" w:cs="Consolas" w:eastAsia="Consolas" w:hAnsi="Consolas"/>
+          <w:color w:val="2B2B2B"/>
+          <w:sz w:val="19"/>
+          <w:szCs w:val="19"/>
+        </w:rPr>
+        <w:t xml:space="preserve">is_active = 0</w:t>
+      </w:r>
+      <w:r>
+        <w:t xml:space="preserve">) categories; edit a category's description, accountable text, and notes; reorder. Retiring a category hides it from the register but keeps its assessments/events/actions for history and the trend. Adding a category requires domain + title + description; it enters the register with no assessment until someone runs one (shows as "Not yet assessed").</w:t>
+      </w:r>
+    </w:p>
+    <w:p>
+      <w:pPr>
+        <w:pStyle w:val="ListParagraph"/>
+        <w:numPr>
+          <w:ilvl w:val="0"/>
+          <w:numId w:val="1"/>
+        </w:numPr>
+        <w:spacing w:after="60" w:line="290"/>
+      </w:pPr>
+      <w:r>
+        <w:rPr>
+          <w:b/>
+          <w:bCs/>
+        </w:rPr>
+        <w:t xml:space="preserve">Scoring-scale editor:</w:t>
+      </w:r>
+      <w:r>
+        <w:t xml:space="preserve"> edit the </w:t>
+      </w:r>
+      <w:r>
+        <w:rPr>
+          <w:rFonts w:ascii="Consolas" w:cs="Consolas" w:eastAsia="Consolas" w:hAnsi="Consolas"/>
+          <w:color w:val="2B2B2B"/>
+          <w:sz w:val="19"/>
+          <w:szCs w:val="19"/>
+        </w:rPr>
+        <w:t xml:space="preserve">risk_scale</w:t>
+      </w:r>
+      <w:r>
+        <w:t xml:space="preserve"> labels/details (e.g. re-word an impact band). The </w:t>
+      </w:r>
+      <w:r>
+        <w:rPr>
+          <w:rFonts w:ascii="Consolas" w:cs="Consolas" w:eastAsia="Consolas" w:hAnsi="Consolas"/>
+          <w:color w:val="2B2B2B"/>
+          <w:sz w:val="19"/>
+          <w:szCs w:val="19"/>
+        </w:rPr>
+        <w:t xml:space="preserve">score = P×I</w:t>
+      </w:r>
+      <w:r>
+        <w:t xml:space="preserve"> and band cutoffs (5 / 8) are </w:t>
+      </w:r>
+      <w:r>
+        <w:rPr>
+          <w:b/>
+          <w:bCs/>
+        </w:rPr>
+        <w:t xml:space="preserve">not</w:t>
+      </w:r>
+      <w:r>
+        <w:t xml:space="preserve"> user-editable — they are the constant in code; note this in the UI.</w:t>
+      </w:r>
+    </w:p>
+    <w:p>
+      <w:pPr>
+        <w:pStyle w:val="ListParagraph"/>
+        <w:numPr>
+          <w:ilvl w:val="0"/>
+          <w:numId w:val="1"/>
+        </w:numPr>
+        <w:spacing w:after="60" w:line="290"/>
+      </w:pPr>
+      <w:r>
+        <w:rPr>
+          <w:b/>
+          <w:bCs/>
+        </w:rPr>
+        <w:t xml:space="preserve">Roles panel:</w:t>
+      </w:r>
+      <w:r>
+        <w:t xml:space="preserve"> as in </w:t>
+      </w:r>
+      <w:r>
+        <w:rPr>
+          <w:rFonts w:ascii="Consolas" w:cs="Consolas" w:eastAsia="Consolas" w:hAnsi="Consolas"/>
+          <w:color w:val="2B2B2B"/>
+          <w:sz w:val="19"/>
+          <w:szCs w:val="19"/>
+        </w:rPr>
+        <w:t xml:space="preserve">/tasks</w:t>
+      </w:r>
+      <w:r>
+        <w:t xml:space="preserve"> (§4).</w:t>
+      </w:r>
+    </w:p>
+    <w:p>
+      <w:pPr>
+        <w:pStyle w:val="ListParagraph"/>
+        <w:numPr>
+          <w:ilvl w:val="0"/>
+          <w:numId w:val="1"/>
+        </w:numPr>
+        <w:spacing w:after="60" w:line="290"/>
+      </w:pPr>
+      <w:r>
+        <w:rPr>
+          <w:b/>
+          <w:bCs/>
+        </w:rPr>
+        <w:t xml:space="preserve">Review cadence:</w:t>
+      </w:r>
+      <w:r>
+        <w:t xml:space="preserve"> the settings for the optional reminder (§9).</w:t>
+      </w:r>
+    </w:p>
+    <w:p>
+      <w:pPr>
+        <w:pStyle w:val="Heading1"/>
+        <w:spacing w:after="120" w:before="280"/>
+      </w:pPr>
+      <w:r>
+        <w:t xml:space="preserve">7. External Probability Research (Claude web search)</w:t>
+      </w:r>
+    </w:p>
+    <w:p>
+      <w:pPr>
+        <w:spacing w:after="140" w:line="300"/>
+      </w:pPr>
+      <w:r>
+        <w:t xml:space="preserve">Add to </w:t>
+      </w:r>
+      <w:r>
+        <w:rPr>
+          <w:rFonts w:ascii="Consolas" w:cs="Consolas" w:eastAsia="Consolas" w:hAnsi="Consolas"/>
+          <w:color w:val="2B2B2B"/>
+          <w:sz w:val="19"/>
+          <w:szCs w:val="19"/>
+        </w:rPr>
+        <w:t xml:space="preserve">server/claude.js</w:t>
+      </w:r>
+      <w:r>
+        <w:t xml:space="preserve">, following </w:t>
+      </w:r>
+      <w:r>
+        <w:rPr>
+          <w:rFonts w:ascii="Consolas" w:cs="Consolas" w:eastAsia="Consolas" w:hAnsi="Consolas"/>
+          <w:color w:val="2B2B2B"/>
+          <w:sz w:val="19"/>
+          <w:szCs w:val="19"/>
+        </w:rPr>
+        <w:t xml:space="preserve">research(type, opp)</w:t>
+      </w:r>
+      <w:r>
+        <w:t xml:space="preserve"> exactly (same </w:t>
+      </w:r>
+      <w:r>
+        <w:rPr>
+          <w:rFonts w:ascii="Consolas" w:cs="Consolas" w:eastAsia="Consolas" w:hAnsi="Consolas"/>
+          <w:color w:val="2B2B2B"/>
+          <w:sz w:val="19"/>
+          <w:szCs w:val="19"/>
+        </w:rPr>
+        <w:t xml:space="preserve">web_search_20250305</w:t>
+      </w:r>
+      <w:r>
+        <w:t xml:space="preserve"> tool, same </w:t>
+      </w:r>
+      <w:r>
+        <w:rPr>
+          <w:rFonts w:ascii="Consolas" w:cs="Consolas" w:eastAsia="Consolas" w:hAnsi="Consolas"/>
+          <w:color w:val="2B2B2B"/>
+          <w:sz w:val="19"/>
+          <w:szCs w:val="19"/>
+        </w:rPr>
+        <w:t xml:space="preserve">extractJson</w:t>
+      </w:r>
+      <w:r>
+        <w:t xml:space="preserve">, same </w:t>
+      </w:r>
+      <w:r>
+        <w:rPr>
+          <w:rFonts w:ascii="Consolas" w:cs="Consolas" w:eastAsia="Consolas" w:hAnsi="Consolas"/>
+          <w:color w:val="2B2B2B"/>
+          <w:sz w:val="19"/>
+          <w:szCs w:val="19"/>
+        </w:rPr>
+        <w:t xml:space="preserve">ClaudeNotConfiguredError</w:t>
+      </w:r>
+      <w:r>
+        <w:t xml:space="preserve"> / "not configured" degradation, same </w:t>
+      </w:r>
+      <w:r>
+        <w:rPr>
+          <w:rFonts w:ascii="Consolas" w:cs="Consolas" w:eastAsia="Consolas" w:hAnsi="Consolas"/>
+          <w:color w:val="2B2B2B"/>
+          <w:sz w:val="19"/>
+          <w:szCs w:val="19"/>
+        </w:rPr>
+        <w:t xml:space="preserve">logApiUsage</w:t>
+      </w:r>
+      <w:r>
+        <w:t xml:space="preserve"> by the caller):</w:t>
+      </w:r>
+    </w:p>
+    <w:p>
+      <w:pPr>
+        <w:shd w:fill="F3F4F6" w:color="auto" w:val="clear"/>
+        <w:spacing w:after="0" w:before="80" w:line="260"/>
+      </w:pPr>
+      <w:r>
+        <w:rPr>
+          <w:rFonts w:ascii="Consolas" w:cs="Consolas" w:eastAsia="Consolas" w:hAnsi="Consolas"/>
+          <w:color w:val="1F2937"/>
+          <w:sz w:val="17"/>
+          <w:szCs w:val="17"/>
+        </w:rPr>
+        <w:t xml:space="preserve">// Estimates the base rate — published or reasoned annual probability — that a given risk</w:t>
+      </w:r>
+    </w:p>
+    <w:p>
+      <w:pPr>
+        <w:shd w:fill="F3F4F6" w:color="auto" w:val="clear"/>
+        <w:spacing w:after="0" w:before="0" w:line="260"/>
+      </w:pPr>
+      <w:r>
+        <w:rPr>
+          <w:rFonts w:ascii="Consolas" w:cs="Consolas" w:eastAsia="Consolas" w:hAnsi="Consolas"/>
+          <w:color w:val="1F2937"/>
+          <w:sz w:val="17"/>
+          <w:szCs w:val="17"/>
+        </w:rPr>
+        <w:t xml:space="preserve">// category materialises for a Canadian family office, and maps it onto the family's 1–4</w:t>
+      </w:r>
+    </w:p>
+    <w:p>
+      <w:pPr>
+        <w:shd w:fill="F3F4F6" w:color="auto" w:val="clear"/>
+        <w:spacing w:after="0" w:before="0" w:line="260"/>
+      </w:pPr>
+      <w:r>
+        <w:rPr>
+          <w:rFonts w:ascii="Consolas" w:cs="Consolas" w:eastAsia="Consolas" w:hAnsi="Consolas"/>
+          <w:color w:val="1F2937"/>
+          <w:sz w:val="17"/>
+          <w:szCs w:val="17"/>
+        </w:rPr>
+        <w:t xml:space="preserve">// annualised Probability scale. Decision support for a risk assessment (see</w:t>
+      </w:r>
+    </w:p>
+    <w:p>
+      <w:pPr>
+        <w:shd w:fill="F3F4F6" w:color="auto" w:val="clear"/>
+        <w:spacing w:after="0" w:before="0" w:line="260"/>
+      </w:pPr>
+      <w:r>
+        <w:rPr>
+          <w:rFonts w:ascii="Consolas" w:cs="Consolas" w:eastAsia="Consolas" w:hAnsi="Consolas"/>
+          <w:color w:val="1F2937"/>
+          <w:sz w:val="17"/>
+          <w:szCs w:val="17"/>
+        </w:rPr>
+        <w:t xml:space="preserve">// RFO_Risk_App_BuildSpec_v1.md §6.2) — the assessor still picks the score.</w:t>
+      </w:r>
+    </w:p>
+    <w:p>
+      <w:pPr>
+        <w:shd w:fill="F3F4F6" w:color="auto" w:val="clear"/>
+        <w:spacing w:after="0" w:before="0" w:line="260"/>
+      </w:pPr>
+      <w:r>
+        <w:rPr>
+          <w:rFonts w:ascii="Consolas" w:cs="Consolas" w:eastAsia="Consolas" w:hAnsi="Consolas"/>
+          <w:color w:val="1F2937"/>
+          <w:sz w:val="17"/>
+          <w:szCs w:val="17"/>
+        </w:rPr>
+        <w:t xml:space="preserve">async function researchRiskProbability({ title, description, context }) {</w:t>
+      </w:r>
+    </w:p>
+    <w:p>
+      <w:pPr>
+        <w:shd w:fill="F3F4F6" w:color="auto" w:val="clear"/>
+        <w:spacing w:after="0" w:before="0" w:line="260"/>
+      </w:pPr>
+      <w:r>
+        <w:rPr>
+          <w:rFonts w:ascii="Consolas" w:cs="Consolas" w:eastAsia="Consolas" w:hAnsi="Consolas"/>
+          <w:color w:val="1F2937"/>
+          <w:sz w:val="17"/>
+          <w:szCs w:val="17"/>
+        </w:rPr>
+        <w:t xml:space="preserve">  // system: "You are helping a Canadian family office (Robinson Family Office, Ontario,</w:t>
+      </w:r>
+    </w:p>
+    <w:p>
+      <w:pPr>
+        <w:shd w:fill="F3F4F6" w:color="auto" w:val="clear"/>
+        <w:spacing w:after="0" w:before="0" w:line="260"/>
+      </w:pPr>
+      <w:r>
+        <w:rPr>
+          <w:rFonts w:ascii="Consolas" w:cs="Consolas" w:eastAsia="Consolas" w:hAnsi="Consolas"/>
+          <w:color w:val="1F2937"/>
+          <w:sz w:val="17"/>
+          <w:szCs w:val="17"/>
+        </w:rPr>
+        <w:t xml:space="preserve">  //   ~CAD $30M AUM, 6 family members across three couples) estimate how often a specific</w:t>
+      </w:r>
+    </w:p>
+    <w:p>
+      <w:pPr>
+        <w:shd w:fill="F3F4F6" w:color="auto" w:val="clear"/>
+        <w:spacing w:after="0" w:before="0" w:line="260"/>
+      </w:pPr>
+      <w:r>
+        <w:rPr>
+          <w:rFonts w:ascii="Consolas" w:cs="Consolas" w:eastAsia="Consolas" w:hAnsi="Consolas"/>
+          <w:color w:val="1F2937"/>
+          <w:sz w:val="17"/>
+          <w:szCs w:val="17"/>
+        </w:rPr>
+        <w:t xml:space="preserve">  //   risk tends to occur, for an enterprise risk register. Search the web for actuarial</w:t>
+      </w:r>
+    </w:p>
+    <w:p>
+      <w:pPr>
+        <w:shd w:fill="F3F4F6" w:color="auto" w:val="clear"/>
+        <w:spacing w:after="0" w:before="0" w:line="260"/>
+      </w:pPr>
+      <w:r>
+        <w:rPr>
+          <w:rFonts w:ascii="Consolas" w:cs="Consolas" w:eastAsia="Consolas" w:hAnsi="Consolas"/>
+          <w:color w:val="1F2937"/>
+          <w:sz w:val="17"/>
+          <w:szCs w:val="17"/>
+        </w:rPr>
+        <w:t xml:space="preserve">  //   data, insurer statistics, regulator/industry reports, and credible studies. Prefer</w:t>
+      </w:r>
+    </w:p>
+    <w:p>
+      <w:pPr>
+        <w:shd w:fill="F3F4F6" w:color="auto" w:val="clear"/>
+        <w:spacing w:after="0" w:before="0" w:line="260"/>
+      </w:pPr>
+      <w:r>
+        <w:rPr>
+          <w:rFonts w:ascii="Consolas" w:cs="Consolas" w:eastAsia="Consolas" w:hAnsi="Consolas"/>
+          <w:color w:val="1F2937"/>
+          <w:sz w:val="17"/>
+          <w:szCs w:val="17"/>
+        </w:rPr>
+        <w:t xml:space="preserve">  //   figures expressed as an annual probability or frequency. Be explicit about</w:t>
+      </w:r>
+    </w:p>
+    <w:p>
+      <w:pPr>
+        <w:shd w:fill="F3F4F6" w:color="auto" w:val="clear"/>
+        <w:spacing w:after="0" w:before="0" w:line="260"/>
+      </w:pPr>
+      <w:r>
+        <w:rPr>
+          <w:rFonts w:ascii="Consolas" w:cs="Consolas" w:eastAsia="Consolas" w:hAnsi="Consolas"/>
+          <w:color w:val="1F2937"/>
+          <w:sz w:val="17"/>
+          <w:szCs w:val="17"/>
+        </w:rPr>
+        <w:t xml:space="preserve">  //   uncertainty and about how well the external data fits this family's situation.</w:t>
+      </w:r>
+    </w:p>
+    <w:p>
+      <w:pPr>
+        <w:shd w:fill="F3F4F6" w:color="auto" w:val="clear"/>
+        <w:spacing w:after="0" w:before="0" w:line="260"/>
+      </w:pPr>
+      <w:r>
+        <w:rPr>
+          <w:rFonts w:ascii="Consolas" w:cs="Consolas" w:eastAsia="Consolas" w:hAnsi="Consolas"/>
+          <w:color w:val="1F2937"/>
+          <w:sz w:val="17"/>
+          <w:szCs w:val="17"/>
+        </w:rPr>
+        <w:t xml:space="preserve">  //   Today is &lt;date&gt;."</w:t>
+      </w:r>
+    </w:p>
+    <w:p>
+      <w:pPr>
+        <w:shd w:fill="F3F4F6" w:color="auto" w:val="clear"/>
+        <w:spacing w:after="0" w:before="0" w:line="260"/>
+      </w:pPr>
+      <w:r>
+        <w:rPr>
+          <w:rFonts w:ascii="Consolas" w:cs="Consolas" w:eastAsia="Consolas" w:hAnsi="Consolas"/>
+          <w:color w:val="1F2937"/>
+          <w:sz w:val="17"/>
+          <w:szCs w:val="17"/>
+        </w:rPr>
+        <w:t xml:space="preserve">  // user: "&lt;title&gt; — &lt;description&gt;. Additional context: &lt;context&gt;.</w:t>
+      </w:r>
+    </w:p>
+    <w:p>
+      <w:pPr>
+        <w:shd w:fill="F3F4F6" w:color="auto" w:val="clear"/>
+        <w:spacing w:after="0" w:before="0" w:line="260"/>
+      </w:pPr>
+      <w:r>
+        <w:rPr>
+          <w:rFonts w:ascii="Consolas" w:cs="Consolas" w:eastAsia="Consolas" w:hAnsi="Consolas"/>
+          <w:color w:val="1F2937"/>
+          <w:sz w:val="17"/>
+          <w:szCs w:val="17"/>
+        </w:rPr>
+        <w:t xml:space="preserve">  //   Return ONLY valid JSON, no markdown:</w:t>
+      </w:r>
+    </w:p>
+    <w:p>
+      <w:pPr>
+        <w:shd w:fill="F3F4F6" w:color="auto" w:val="clear"/>
+        <w:spacing w:after="0" w:before="0" w:line="260"/>
+      </w:pPr>
+      <w:r>
+        <w:rPr>
+          <w:rFonts w:ascii="Consolas" w:cs="Consolas" w:eastAsia="Consolas" w:hAnsi="Consolas"/>
+          <w:color w:val="1F2937"/>
+          <w:sz w:val="17"/>
+          <w:szCs w:val="17"/>
+        </w:rPr>
+        <w:t xml:space="preserve">  //   {"estimateText":"2-4 plain-English sentences a non-expert can follow",</w:t>
+      </w:r>
+    </w:p>
+    <w:p>
+      <w:pPr>
+        <w:shd w:fill="F3F4F6" w:color="auto" w:val="clear"/>
+        <w:spacing w:after="0" w:before="0" w:line="260"/>
+      </w:pPr>
+      <w:r>
+        <w:rPr>
+          <w:rFonts w:ascii="Consolas" w:cs="Consolas" w:eastAsia="Consolas" w:hAnsi="Consolas"/>
+          <w:color w:val="1F2937"/>
+          <w:sz w:val="17"/>
+          <w:szCs w:val="17"/>
+        </w:rPr>
+        <w:t xml:space="preserve">  //    "probabilityLow":0.05,"probabilityHigh":0.20,   // annual, decimals; null if truly not estimable</w:t>
+      </w:r>
+    </w:p>
+    <w:p>
+      <w:pPr>
+        <w:shd w:fill="F3F4F6" w:color="auto" w:val="clear"/>
+        <w:spacing w:after="0" w:before="0" w:line="260"/>
+      </w:pPr>
+      <w:r>
+        <w:rPr>
+          <w:rFonts w:ascii="Consolas" w:cs="Consolas" w:eastAsia="Consolas" w:hAnsi="Consolas"/>
+          <w:color w:val="1F2937"/>
+          <w:sz w:val="17"/>
+          <w:szCs w:val="17"/>
+        </w:rPr>
+        <w:t xml:space="preserve">  //    "mappedScore":2,   // 1=&lt;5%/yr, 2=5-20%, 3=20-50%, 4=&gt;50%/yr — pick the band probabilityLow..High mostly falls in</w:t>
+      </w:r>
+    </w:p>
+    <w:p>
+      <w:pPr>
+        <w:shd w:fill="F3F4F6" w:color="auto" w:val="clear"/>
+        <w:spacing w:after="0" w:before="0" w:line="260"/>
+      </w:pPr>
+      <w:r>
+        <w:rPr>
+          <w:rFonts w:ascii="Consolas" w:cs="Consolas" w:eastAsia="Consolas" w:hAnsi="Consolas"/>
+          <w:color w:val="1F2937"/>
+          <w:sz w:val="17"/>
+          <w:szCs w:val="17"/>
+        </w:rPr>
+        <w:t xml:space="preserve">  //    "rationale":"one sentence on why this score, incl. any adjustment for the family's specifics",</w:t>
+      </w:r>
+    </w:p>
+    <w:p>
+      <w:pPr>
+        <w:shd w:fill="F3F4F6" w:color="auto" w:val="clear"/>
+        <w:spacing w:after="0" w:before="0" w:line="260"/>
+      </w:pPr>
+      <w:r>
+        <w:rPr>
+          <w:rFonts w:ascii="Consolas" w:cs="Consolas" w:eastAsia="Consolas" w:hAnsi="Consolas"/>
+          <w:color w:val="1F2937"/>
+          <w:sz w:val="17"/>
+          <w:szCs w:val="17"/>
+        </w:rPr>
+        <w:t xml:space="preserve">  //    "sources":[{"title":"...","url":"..."}],   // the 2-4 most load-bearing</w:t>
+      </w:r>
+    </w:p>
+    <w:p>
+      <w:pPr>
+        <w:shd w:fill="F3F4F6" w:color="auto" w:val="clear"/>
+        <w:spacing w:after="0" w:before="0" w:line="260"/>
+      </w:pPr>
+      <w:r>
+        <w:rPr>
+          <w:rFonts w:ascii="Consolas" w:cs="Consolas" w:eastAsia="Consolas" w:hAnsi="Consolas"/>
+          <w:color w:val="1F2937"/>
+          <w:sz w:val="17"/>
+          <w:szCs w:val="17"/>
+        </w:rPr>
+        <w:t xml:space="preserve">  //    "caveats":"one sentence on what the external data does NOT capture"}"</w:t>
+      </w:r>
+    </w:p>
+    <w:p>
+      <w:pPr>
+        <w:shd w:fill="F3F4F6" w:color="auto" w:val="clear"/>
+        <w:spacing w:after="0" w:before="0" w:line="260"/>
+      </w:pPr>
+      <w:r>
+        <w:rPr>
+          <w:rFonts w:ascii="Consolas" w:cs="Consolas" w:eastAsia="Consolas" w:hAnsi="Consolas"/>
+          <w:color w:val="1F2937"/>
+          <w:sz w:val="17"/>
+          <w:szCs w:val="17"/>
+        </w:rPr>
+        <w:t xml:space="preserve">  // tools: [{ type: 'web_search_20250305', name: 'web_search' }], max_tokens ~3000</w:t>
+      </w:r>
+    </w:p>
+    <w:p>
+      <w:pPr>
+        <w:shd w:fill="F3F4F6" w:color="auto" w:val="clear"/>
+        <w:spacing w:after="140" w:before="0" w:line="260"/>
+      </w:pPr>
+      <w:r>
+        <w:rPr>
+          <w:rFonts w:ascii="Consolas" w:cs="Consolas" w:eastAsia="Consolas" w:hAnsi="Consolas"/>
+          <w:color w:val="1F2937"/>
+          <w:sz w:val="17"/>
+          <w:szCs w:val="17"/>
+        </w:rPr>
+        <w:t xml:space="preserve">}</w:t>
+      </w:r>
+    </w:p>
+    <w:p>
+      <w:pPr>
+        <w:spacing w:after="140" w:line="300"/>
+      </w:pPr>
+      <w:r>
+        <w:t xml:space="preserve">Route: </w:t>
+      </w:r>
+      <w:r>
+        <w:rPr>
+          <w:rFonts w:ascii="Consolas" w:cs="Consolas" w:eastAsia="Consolas" w:hAnsi="Consolas"/>
+          <w:color w:val="2B2B2B"/>
+          <w:sz w:val="19"/>
+          <w:szCs w:val="19"/>
+        </w:rPr>
+        <w:t xml:space="preserve">POST /api/risk/probability-lookup</w:t>
+      </w:r>
+      <w:r>
+        <w:t xml:space="preserve"> (member/admin) — body </w:t>
+      </w:r>
+      <w:r>
+        <w:rPr>
+          <w:rFonts w:ascii="Consolas" w:cs="Consolas" w:eastAsia="Consolas" w:hAnsi="Consolas"/>
+          <w:color w:val="2B2B2B"/>
+          <w:sz w:val="19"/>
+          <w:szCs w:val="19"/>
+        </w:rPr>
+        <w:t xml:space="preserve">{ categoryId? , title, description, context? }</w:t>
+      </w:r>
+      <w:r>
+        <w:t xml:space="preserve">; on success persists a </w:t>
+      </w:r>
+      <w:r>
+        <w:rPr>
+          <w:rFonts w:ascii="Consolas" w:cs="Consolas" w:eastAsia="Consolas" w:hAnsi="Consolas"/>
+          <w:color w:val="2B2B2B"/>
+          <w:sz w:val="19"/>
+          <w:szCs w:val="19"/>
+        </w:rPr>
+        <w:t xml:space="preserve">risk_probability_lookups</w:t>
+      </w:r>
+      <w:r>
+        <w:t xml:space="preserve"> row and returns it; on </w:t>
+      </w:r>
+      <w:r>
+        <w:rPr>
+          <w:rFonts w:ascii="Consolas" w:cs="Consolas" w:eastAsia="Consolas" w:hAnsi="Consolas"/>
+          <w:color w:val="2B2B2B"/>
+          <w:sz w:val="19"/>
+          <w:szCs w:val="19"/>
+        </w:rPr>
+        <w:t xml:space="preserve">ClaudeNotConfiguredError</w:t>
+      </w:r>
+      <w:r>
+        <w:t xml:space="preserve"> returns </w:t>
+      </w:r>
+      <w:r>
+        <w:rPr>
+          <w:rFonts w:ascii="Consolas" w:cs="Consolas" w:eastAsia="Consolas" w:hAnsi="Consolas"/>
+          <w:color w:val="2B2B2B"/>
+          <w:sz w:val="19"/>
+          <w:szCs w:val="19"/>
+        </w:rPr>
+        <w:t xml:space="preserve">{ configured: false }</w:t>
+      </w:r>
+      <w:r>
+        <w:t xml:space="preserve"> and the UI shows the manual-only state (same as the DD research fields).</w:t>
+      </w:r>
+    </w:p>
+    <w:p>
+      <w:pPr>
+        <w:spacing w:after="140" w:line="300"/>
+      </w:pPr>
+      <w:r>
+        <w:rPr>
+          <w:b/>
+          <w:bCs/>
+        </w:rPr>
+        <w:t xml:space="preserve">Framing in the UI (important):</w:t>
+      </w:r>
+      <w:r>
+        <w:t xml:space="preserve"> present the result as "external base rate", shown next to — never replacing — the assessor's Probability selector. Store both the external estimate (</w:t>
+      </w:r>
+      <w:r>
+        <w:rPr>
+          <w:rFonts w:ascii="Consolas" w:cs="Consolas" w:eastAsia="Consolas" w:hAnsi="Consolas"/>
+          <w:color w:val="2B2B2B"/>
+          <w:sz w:val="19"/>
+          <w:szCs w:val="19"/>
+        </w:rPr>
+        <w:t xml:space="preserve">external_probability_id</w:t>
+      </w:r>
+      <w:r>
+        <w:t xml:space="preserve"> on the assessment) and the human-chosen </w:t>
+      </w:r>
+      <w:r>
+        <w:rPr>
+          <w:rFonts w:ascii="Consolas" w:cs="Consolas" w:eastAsia="Consolas" w:hAnsi="Consolas"/>
+          <w:color w:val="2B2B2B"/>
+          <w:sz w:val="19"/>
+          <w:szCs w:val="19"/>
+        </w:rPr>
+        <w:t xml:space="preserve">residual_prob</w:t>
+      </w:r>
+      <w:r>
+        <w:t xml:space="preserve"> / </w:t>
+      </w:r>
+      <w:r>
+        <w:rPr>
+          <w:rFonts w:ascii="Consolas" w:cs="Consolas" w:eastAsia="Consolas" w:hAnsi="Consolas"/>
+          <w:color w:val="2B2B2B"/>
+          <w:sz w:val="19"/>
+          <w:szCs w:val="19"/>
+        </w:rPr>
+        <w:t xml:space="preserve">inherent_prob</w:t>
+      </w:r>
+      <w:r>
+        <w:t xml:space="preserve">. Categories where an external base rate is largely meaningless (family relationships, next-gen readiness, cognitive decline of a specific person) should still allow the lookup but the prompt's </w:t>
+      </w:r>
+      <w:r>
+        <w:rPr>
+          <w:rFonts w:ascii="Consolas" w:cs="Consolas" w:eastAsia="Consolas" w:hAnsi="Consolas"/>
+          <w:color w:val="2B2B2B"/>
+          <w:sz w:val="19"/>
+          <w:szCs w:val="19"/>
+        </w:rPr>
+        <w:t xml:space="preserve">caveats</w:t>
+      </w:r>
+      <w:r>
+        <w:t xml:space="preserve"> will — correctly — say the external data doesn't capture the family's specifics; that is a feature, not a bug. Cache/display the last lookup per category with its </w:t>
+      </w:r>
+      <w:r>
+        <w:rPr>
+          <w:rFonts w:ascii="Consolas" w:cs="Consolas" w:eastAsia="Consolas" w:hAnsi="Consolas"/>
+          <w:color w:val="2B2B2B"/>
+          <w:sz w:val="19"/>
+          <w:szCs w:val="19"/>
+        </w:rPr>
+        <w:t xml:space="preserve">searched_at</w:t>
+      </w:r>
+      <w:r>
+        <w:t xml:space="preserve"> so it isn't re-run casually (each call costs a few cents and some seconds).</w:t>
+      </w:r>
+    </w:p>
+    <w:p>
+      <w:pPr>
+        <w:pStyle w:val="Heading1"/>
+        <w:spacing w:after="120" w:before="280"/>
+      </w:pPr>
+      <w:r>
+        <w:t xml:space="preserve">8. Reporting &amp; Export</w:t>
+      </w:r>
+    </w:p>
+    <w:p>
+      <w:pPr>
+        <w:pStyle w:val="ListParagraph"/>
+        <w:numPr>
+          <w:ilvl w:val="0"/>
+          <w:numId w:val="1"/>
+        </w:numPr>
+        <w:spacing w:after="60" w:line="290"/>
+      </w:pPr>
+      <w:r>
+        <w:rPr>
+          <w:b/>
+          <w:bCs/>
+        </w:rPr>
+        <w:t xml:space="preserve">On-screen:</w:t>
+      </w:r>
+      <w:r>
+        <w:t xml:space="preserve"> the Register (§6.1) and Profile (§6.4) tabs are the primary report.</w:t>
+      </w:r>
+    </w:p>
+    <w:p>
+      <w:pPr>
+        <w:pStyle w:val="ListParagraph"/>
+        <w:numPr>
+          <w:ilvl w:val="0"/>
+          <w:numId w:val="1"/>
+        </w:numPr>
+        <w:spacing w:after="60" w:line="290"/>
+      </w:pPr>
+      <w:r>
+        <w:rPr>
+          <w:b/>
+          <w:bCs/>
+        </w:rPr>
+        <w:t xml:space="preserve">PDF</w:t>
+      </w:r>
+      <w:r>
+        <w:t xml:space="preserve"> — new </w:t>
+      </w:r>
+      <w:r>
+        <w:rPr>
+          <w:rFonts w:ascii="Consolas" w:cs="Consolas" w:eastAsia="Consolas" w:hAnsi="Consolas"/>
+          <w:color w:val="2B2B2B"/>
+          <w:sz w:val="19"/>
+          <w:szCs w:val="19"/>
+        </w:rPr>
+        <w:t xml:space="preserve">server/risk-report.js</w:t>
+      </w:r>
+      <w:r>
+        <w:t xml:space="preserve"> exporting </w:t>
+      </w:r>
+      <w:r>
+        <w:rPr>
+          <w:rFonts w:ascii="Consolas" w:cs="Consolas" w:eastAsia="Consolas" w:hAnsi="Consolas"/>
+          <w:color w:val="2B2B2B"/>
+          <w:sz w:val="19"/>
+          <w:szCs w:val="19"/>
+        </w:rPr>
+        <w:t xml:space="preserve">async function buildRiskReportPdf({ filters, asOf })</w:t>
+      </w:r>
+      <w:r>
+        <w:t xml:space="preserve">, using </w:t>
+      </w:r>
+      <w:r>
+        <w:rPr>
+          <w:rFonts w:ascii="Consolas" w:cs="Consolas" w:eastAsia="Consolas" w:hAnsi="Consolas"/>
+          <w:color w:val="2B2B2B"/>
+          <w:sz w:val="19"/>
+          <w:szCs w:val="19"/>
+        </w:rPr>
+        <w:t xml:space="preserve">pdfkit</w:t>
+      </w:r>
+      <w:r>
+        <w:t xml:space="preserve"> + </w:t>
+      </w:r>
+      <w:r>
+        <w:rPr>
+          <w:rFonts w:ascii="Consolas" w:cs="Consolas" w:eastAsia="Consolas" w:hAnsi="Consolas"/>
+          <w:color w:val="2B2B2B"/>
+          <w:sz w:val="19"/>
+          <w:szCs w:val="19"/>
+        </w:rPr>
+        <w:t xml:space="preserve">chartjs-node-canvas</w:t>
+      </w:r>
+      <w:r>
+        <w:t xml:space="preserve"> (both already dependencies; </w:t>
+      </w:r>
+      <w:r>
+        <w:rPr>
+          <w:b/>
+          <w:bCs/>
+        </w:rPr>
+        <w:t xml:space="preserve">no new package</w:t>
+      </w:r>
+      <w:r>
+        <w:t xml:space="preserve">), pattern-for-pattern with </w:t>
+      </w:r>
+      <w:r>
+        <w:rPr>
+          <w:rFonts w:ascii="Consolas" w:cs="Consolas" w:eastAsia="Consolas" w:hAnsi="Consolas"/>
+          <w:color w:val="2B2B2B"/>
+          <w:sz w:val="19"/>
+          <w:szCs w:val="19"/>
+        </w:rPr>
+        <w:t xml:space="preserve">server/expenditure-report.js</w:t>
+      </w:r>
+      <w:r>
+        <w:t xml:space="preserve">:</w:t>
       </w:r>
     </w:p>
     <w:p>
@@ -11589,7 +13215,7 @@
         <w:spacing w:after="60" w:line="290"/>
       </w:pPr>
       <w:r>
-        <w:t xml:space="preserve">risk events in the last 12 months (count and summed CAD impact);</w:t>
+        <w:t xml:space="preserve">Cover: "Robinson Family Office — Enterprise Risk Register", generated date, applied filters, the aggregate residual vs. inherent exposure numbers.</w:t>
       </w:r>
     </w:p>
     <w:p>
@@ -11602,14 +13228,95 @@
         <w:spacing w:after="60" w:line="290"/>
       </w:pPr>
       <w:r>
-        <w:rPr>
-          <w:b/>
-          <w:bCs/>
-        </w:rPr>
-        <w:t xml:space="preserve">most-improved / most-deteriorated</w:t>
-      </w:r>
-      <w:r>
-        <w:t xml:space="preserve"> category since the previous assessment round.</w:t>
+        <w:t xml:space="preserve">The 4×4 heatmap as a rendered PNG (</w:t>
+      </w:r>
+      <w:r>
+        <w:rPr>
+          <w:rFonts w:ascii="Consolas" w:cs="Consolas" w:eastAsia="Consolas" w:hAnsi="Consolas"/>
+          <w:color w:val="2B2B2B"/>
+          <w:sz w:val="19"/>
+          <w:szCs w:val="19"/>
+        </w:rPr>
+        <w:t xml:space="preserve">chartjs-node-canvas</w:t>
+      </w:r>
+      <w:r>
+        <w:t xml:space="preserve">, </w:t>
+      </w:r>
+      <w:r>
+        <w:rPr>
+          <w:rFonts w:ascii="Consolas" w:cs="Consolas" w:eastAsia="Consolas" w:hAnsi="Consolas"/>
+          <w:color w:val="2B2B2B"/>
+          <w:sz w:val="19"/>
+          <w:szCs w:val="19"/>
+        </w:rPr>
+        <w:t xml:space="preserve">scatter</w:t>
+      </w:r>
+      <w:r>
+        <w:t xml:space="preserve">, integer axes, </w:t>
+      </w:r>
+      <w:r>
+        <w:rPr>
+          <w:rFonts w:ascii="Consolas" w:cs="Consolas" w:eastAsia="Consolas" w:hAnsi="Consolas"/>
+          <w:color w:val="2B2B2B"/>
+          <w:sz w:val="19"/>
+          <w:szCs w:val="19"/>
+        </w:rPr>
+        <w:t xml:space="preserve">backgroundColour: 'white'</w:t>
+      </w:r>
+      <w:r>
+        <w:t xml:space="preserve">).</w:t>
+      </w:r>
+    </w:p>
+    <w:p>
+      <w:pPr>
+        <w:pStyle w:val="ListParagraph"/>
+        <w:numPr>
+          <w:ilvl w:val="1"/>
+          <w:numId w:val="1"/>
+        </w:numPr>
+        <w:spacing w:after="60" w:line="290"/>
+      </w:pPr>
+      <w:r>
+        <w:t xml:space="preserve">The register table grouped by domain (number, title, inherent, residual, status, accountable, next review) — respecting the caller's filters.</w:t>
+      </w:r>
+    </w:p>
+    <w:p>
+      <w:pPr>
+        <w:pStyle w:val="ListParagraph"/>
+        <w:numPr>
+          <w:ilvl w:val="1"/>
+          <w:numId w:val="1"/>
+        </w:numPr>
+        <w:spacing w:after="60" w:line="290"/>
+      </w:pPr>
+      <w:r>
+        <w:t xml:space="preserve">Open actions grouped Immediate / Active / Monitor, each with owner and due quarter, and a marker for those linked to a live Task List task.</w:t>
+      </w:r>
+    </w:p>
+    <w:p>
+      <w:pPr>
+        <w:pStyle w:val="ListParagraph"/>
+        <w:numPr>
+          <w:ilvl w:val="1"/>
+          <w:numId w:val="1"/>
+        </w:numPr>
+        <w:spacing w:after="60" w:line="290"/>
+      </w:pPr>
+      <w:r>
+        <w:t xml:space="preserve">Risk events in the reporting window (or last 12 months if unfiltered).</w:t>
+      </w:r>
+    </w:p>
+    <w:p>
+      <w:pPr>
+        <w:pStyle w:val="ListParagraph"/>
+        <w:numPr>
+          <w:ilvl w:val="1"/>
+          <w:numId w:val="1"/>
+        </w:numPr>
+        <w:spacing w:after="60" w:line="290"/>
+      </w:pPr>
+      <w:r>
+        <w:t xml:space="preserve">"Changes since last review" table if a comparison date is supplied.</w:t>
       </w:r>
     </w:p>
     <w:p>
@@ -11626,10 +13333,355 @@
           <w:b/>
           <w:bCs/>
         </w:rPr>
-        <w:t xml:space="preserve">Trend chart</w:t>
-      </w:r>
-      <w:r>
-        <w:t xml:space="preserve"> — aggregate residual exposure over time, one point per assessment date (line). Because assessments are snapshotted per category, compute each historical point as "sum over categories of the residual score from that category's latest assessment at-or-before date X."</w:t>
+        <w:t xml:space="preserve">Routes:</w:t>
+      </w:r>
+      <w:r>
+        <w:t xml:space="preserve"> </w:t>
+      </w:r>
+      <w:r>
+        <w:rPr>
+          <w:rFonts w:ascii="Consolas" w:cs="Consolas" w:eastAsia="Consolas" w:hAnsi="Consolas"/>
+          <w:color w:val="2B2B2B"/>
+          <w:sz w:val="19"/>
+          <w:szCs w:val="19"/>
+        </w:rPr>
+        <w:t xml:space="preserve">GET /api/risk/report/pdf?…filters…</w:t>
+      </w:r>
+      <w:r>
+        <w:t xml:space="preserve"> (streams the PDF, </w:t>
+      </w:r>
+      <w:r>
+        <w:rPr>
+          <w:rFonts w:ascii="Consolas" w:cs="Consolas" w:eastAsia="Consolas" w:hAnsi="Consolas"/>
+          <w:color w:val="2B2B2B"/>
+          <w:sz w:val="19"/>
+          <w:szCs w:val="19"/>
+        </w:rPr>
+        <w:t xml:space="preserve">Content-Type: application/pdf</w:t>
+      </w:r>
+      <w:r>
+        <w:t xml:space="preserve">) and </w:t>
+      </w:r>
+      <w:r>
+        <w:rPr>
+          <w:rFonts w:ascii="Consolas" w:cs="Consolas" w:eastAsia="Consolas" w:hAnsi="Consolas"/>
+          <w:color w:val="2B2B2B"/>
+          <w:sz w:val="19"/>
+          <w:szCs w:val="19"/>
+        </w:rPr>
+        <w:t xml:space="preserve">POST /api/risk/report/email</w:t>
+      </w:r>
+      <w:r>
+        <w:t xml:space="preserve"> (</w:t>
+      </w:r>
+      <w:r>
+        <w:rPr>
+          <w:rFonts w:ascii="Consolas" w:cs="Consolas" w:eastAsia="Consolas" w:hAnsi="Consolas"/>
+          <w:color w:val="2B2B2B"/>
+          <w:sz w:val="19"/>
+          <w:szCs w:val="19"/>
+        </w:rPr>
+        <w:t xml:space="preserve">{ to: [...], subject?, filters }</w:t>
+      </w:r>
+      <w:r>
+        <w:t xml:space="preserve"> → </w:t>
+      </w:r>
+      <w:r>
+        <w:rPr>
+          <w:rFonts w:ascii="Consolas" w:cs="Consolas" w:eastAsia="Consolas" w:hAnsi="Consolas"/>
+          <w:color w:val="2B2B2B"/>
+          <w:sz w:val="19"/>
+          <w:szCs w:val="19"/>
+        </w:rPr>
+        <w:t xml:space="preserve">mailer.sendMail({ to, subject, html, attachments: [{ … base64 … }] })</w:t>
+      </w:r>
+      <w:r>
+        <w:t xml:space="preserve">, reusing </w:t>
+      </w:r>
+      <w:r>
+        <w:rPr>
+          <w:rFonts w:ascii="Consolas" w:cs="Consolas" w:eastAsia="Consolas" w:hAnsi="Consolas"/>
+          <w:color w:val="2B2B2B"/>
+          <w:sz w:val="19"/>
+          <w:szCs w:val="19"/>
+        </w:rPr>
+        <w:t xml:space="preserve">email-template.js</w:t>
+      </w:r>
+      <w:r>
+        <w:t xml:space="preserve">'s </w:t>
+      </w:r>
+      <w:r>
+        <w:rPr>
+          <w:rFonts w:ascii="Consolas" w:cs="Consolas" w:eastAsia="Consolas" w:hAnsi="Consolas"/>
+          <w:color w:val="2B2B2B"/>
+          <w:sz w:val="19"/>
+          <w:szCs w:val="19"/>
+        </w:rPr>
+        <w:t xml:space="preserve">emailShell</w:t>
+      </w:r>
+      <w:r>
+        <w:t xml:space="preserve"> / </w:t>
+      </w:r>
+      <w:r>
+        <w:rPr>
+          <w:rFonts w:ascii="Consolas" w:cs="Consolas" w:eastAsia="Consolas" w:hAnsi="Consolas"/>
+          <w:color w:val="2B2B2B"/>
+          <w:sz w:val="19"/>
+          <w:szCs w:val="19"/>
+        </w:rPr>
+        <w:t xml:space="preserve">contentRow</w:t>
+      </w:r>
+      <w:r>
+        <w:t xml:space="preserve"> / </w:t>
+      </w:r>
+      <w:r>
+        <w:rPr>
+          <w:rFonts w:ascii="Consolas" w:cs="Consolas" w:eastAsia="Consolas" w:hAnsi="Consolas"/>
+          <w:color w:val="2B2B2B"/>
+          <w:sz w:val="19"/>
+          <w:szCs w:val="19"/>
+        </w:rPr>
+        <w:t xml:space="preserve">paragraph</w:t>
+      </w:r>
+      <w:r>
+        <w:t xml:space="preserve">). Both available to all roles. "Print" in the UI = open the PDF route in a new tab; "Email as PDF" = a small recipient form → the email route. Same two actions the Expenditure reports expose.</w:t>
+      </w:r>
+    </w:p>
+    <w:p>
+      <w:pPr>
+        <w:pStyle w:val="Heading1"/>
+        <w:spacing w:after="120" w:before="280"/>
+      </w:pPr>
+      <w:r>
+        <w:t xml:space="preserve">9. Scheduled Review Reminders (optional — phase 2)</w:t>
+      </w:r>
+    </w:p>
+    <w:p>
+      <w:pPr>
+        <w:spacing w:after="140" w:line="300"/>
+      </w:pPr>
+      <w:r>
+        <w:t xml:space="preserve">Mirror </w:t>
+      </w:r>
+      <w:r>
+        <w:rPr>
+          <w:rFonts w:ascii="Consolas" w:cs="Consolas" w:eastAsia="Consolas" w:hAnsi="Consolas"/>
+          <w:color w:val="2B2B2B"/>
+          <w:sz w:val="19"/>
+          <w:szCs w:val="19"/>
+        </w:rPr>
+        <w:t xml:space="preserve">server/digest.js</w:t>
+      </w:r>
+      <w:r>
+        <w:t xml:space="preserve"> / </w:t>
+      </w:r>
+      <w:r>
+        <w:rPr>
+          <w:rFonts w:ascii="Consolas" w:cs="Consolas" w:eastAsia="Consolas" w:hAnsi="Consolas"/>
+          <w:color w:val="2B2B2B"/>
+          <w:sz w:val="19"/>
+          <w:szCs w:val="19"/>
+        </w:rPr>
+        <w:t xml:space="preserve">server/meetings-scheduler.js</w:t>
+      </w:r>
+      <w:r>
+        <w:t xml:space="preserve">: an hourly sweep started from </w:t>
+      </w:r>
+      <w:r>
+        <w:rPr>
+          <w:rFonts w:ascii="Consolas" w:cs="Consolas" w:eastAsia="Consolas" w:hAnsi="Consolas"/>
+          <w:color w:val="2B2B2B"/>
+          <w:sz w:val="19"/>
+          <w:szCs w:val="19"/>
+        </w:rPr>
+        <w:t xml:space="preserve">server/index.js</w:t>
+      </w:r>
+      <w:r>
+        <w:t xml:space="preserve"> that, on a cadence stored in </w:t>
+      </w:r>
+      <w:r>
+        <w:rPr>
+          <w:rFonts w:ascii="Consolas" w:cs="Consolas" w:eastAsia="Consolas" w:hAnsi="Consolas"/>
+          <w:color w:val="2B2B2B"/>
+          <w:sz w:val="19"/>
+          <w:szCs w:val="19"/>
+        </w:rPr>
+        <w:t xml:space="preserve">settings</w:t>
+      </w:r>
+      <w:r>
+        <w:t xml:space="preserve"> (</w:t>
+      </w:r>
+      <w:r>
+        <w:rPr>
+          <w:rFonts w:ascii="Consolas" w:cs="Consolas" w:eastAsia="Consolas" w:hAnsi="Consolas"/>
+          <w:color w:val="2B2B2B"/>
+          <w:sz w:val="19"/>
+          <w:szCs w:val="19"/>
+        </w:rPr>
+        <w:t xml:space="preserve">risk_review_cadence</w:t>
+      </w:r>
+      <w:r>
+        <w:t xml:space="preserve">, </w:t>
+      </w:r>
+      <w:r>
+        <w:rPr>
+          <w:rFonts w:ascii="Consolas" w:cs="Consolas" w:eastAsia="Consolas" w:hAnsi="Consolas"/>
+          <w:color w:val="2B2B2B"/>
+          <w:sz w:val="19"/>
+          <w:szCs w:val="19"/>
+        </w:rPr>
+        <w:t xml:space="preserve">risk_review_day_of_week</w:t>
+      </w:r>
+      <w:r>
+        <w:t xml:space="preserve">, </w:t>
+      </w:r>
+      <w:r>
+        <w:rPr>
+          <w:rFonts w:ascii="Consolas" w:cs="Consolas" w:eastAsia="Consolas" w:hAnsi="Consolas"/>
+          <w:color w:val="2B2B2B"/>
+          <w:sz w:val="19"/>
+          <w:szCs w:val="19"/>
+        </w:rPr>
+        <w:t xml:space="preserve">risk_review_hour</w:t>
+      </w:r>
+      <w:r>
+        <w:t xml:space="preserve">, </w:t>
+      </w:r>
+      <w:r>
+        <w:rPr>
+          <w:rFonts w:ascii="Consolas" w:cs="Consolas" w:eastAsia="Consolas" w:hAnsi="Consolas"/>
+          <w:color w:val="2B2B2B"/>
+          <w:sz w:val="19"/>
+          <w:szCs w:val="19"/>
+        </w:rPr>
+        <w:t xml:space="preserve">risk_review_tz</w:t>
+      </w:r>
+      <w:r>
+        <w:t xml:space="preserve">, </w:t>
+      </w:r>
+      <w:r>
+        <w:rPr>
+          <w:rFonts w:ascii="Consolas" w:cs="Consolas" w:eastAsia="Consolas" w:hAnsi="Consolas"/>
+          <w:color w:val="2B2B2B"/>
+          <w:sz w:val="19"/>
+          <w:szCs w:val="19"/>
+        </w:rPr>
+        <w:t xml:space="preserve">risk_review_enabled</w:t>
+      </w:r>
+      <w:r>
+        <w:t xml:space="preserve">), emails the Risk admins a digest of: categories whose </w:t>
+      </w:r>
+      <w:r>
+        <w:rPr>
+          <w:rFonts w:ascii="Consolas" w:cs="Consolas" w:eastAsia="Consolas" w:hAnsi="Consolas"/>
+          <w:color w:val="2B2B2B"/>
+          <w:sz w:val="19"/>
+          <w:szCs w:val="19"/>
+        </w:rPr>
+        <w:t xml:space="preserve">next_review</w:t>
+      </w:r>
+      <w:r>
+        <w:t xml:space="preserve"> quarter has arrived or passed with no newer assessment; </w:t>
+      </w:r>
+      <w:r>
+        <w:rPr>
+          <w:rFonts w:ascii="Consolas" w:cs="Consolas" w:eastAsia="Consolas" w:hAnsi="Consolas"/>
+          <w:color w:val="2B2B2B"/>
+          <w:sz w:val="19"/>
+          <w:szCs w:val="19"/>
+        </w:rPr>
+        <w:t xml:space="preserve">INCOMPLETE — Action Required</w:t>
+      </w:r>
+      <w:r>
+        <w:t xml:space="preserve"> categories; open </w:t>
+      </w:r>
+      <w:r>
+        <w:rPr>
+          <w:b/>
+          <w:bCs/>
+        </w:rPr>
+        <w:t xml:space="preserve">Immediate</w:t>
+      </w:r>
+      <w:r>
+        <w:t xml:space="preserve"> actions past their </w:t>
+      </w:r>
+      <w:r>
+        <w:rPr>
+          <w:rFonts w:ascii="Consolas" w:cs="Consolas" w:eastAsia="Consolas" w:hAnsi="Consolas"/>
+          <w:color w:val="2B2B2B"/>
+          <w:sz w:val="19"/>
+          <w:szCs w:val="19"/>
+        </w:rPr>
+        <w:t xml:space="preserve">due_quarter</w:t>
+      </w:r>
+      <w:r>
+        <w:t xml:space="preserve">; and risk events still </w:t>
+      </w:r>
+      <w:r>
+        <w:rPr>
+          <w:rFonts w:ascii="Consolas" w:cs="Consolas" w:eastAsia="Consolas" w:hAnsi="Consolas"/>
+          <w:color w:val="2B2B2B"/>
+          <w:sz w:val="19"/>
+          <w:szCs w:val="19"/>
+        </w:rPr>
+        <w:t xml:space="preserve">open</w:t>
+      </w:r>
+      <w:r>
+        <w:t xml:space="preserve"> after 30 days. Same Microsoft Graph mailer, same </w:t>
+      </w:r>
+      <w:r>
+        <w:rPr>
+          <w:rFonts w:ascii="Consolas" w:cs="Consolas" w:eastAsia="Consolas" w:hAnsi="Consolas"/>
+          <w:color w:val="2B2B2B"/>
+          <w:sz w:val="19"/>
+          <w:szCs w:val="19"/>
+        </w:rPr>
+        <w:t xml:space="preserve">email-template.js</w:t>
+      </w:r>
+      <w:r>
+        <w:t xml:space="preserve"> shell. Ship §§1–8 first; this is additive and touches no schema beyond </w:t>
+      </w:r>
+      <w:r>
+        <w:rPr>
+          <w:rFonts w:ascii="Consolas" w:cs="Consolas" w:eastAsia="Consolas" w:hAnsi="Consolas"/>
+          <w:color w:val="2B2B2B"/>
+          <w:sz w:val="19"/>
+          <w:szCs w:val="19"/>
+        </w:rPr>
+        <w:t xml:space="preserve">settings</w:t>
+      </w:r>
+      <w:r>
+        <w:t xml:space="preserve"> keys.</w:t>
+      </w:r>
+    </w:p>
+    <w:p>
+      <w:pPr>
+        <w:pStyle w:val="Heading1"/>
+        <w:spacing w:after="120" w:before="280"/>
+      </w:pPr>
+      <w:r>
+        <w:t xml:space="preserve">10. Implementation Checklist (file-by-file)</w:t>
+      </w:r>
+    </w:p>
+    <w:p>
+      <w:pPr>
+        <w:pStyle w:val="Heading2"/>
+        <w:spacing w:after="100" w:before="220"/>
+      </w:pPr>
+      <w:r>
+        <w:t xml:space="preserve">10.1 New migrations (</w:t>
+      </w:r>
+      <w:r>
+        <w:rPr>
+          <w:rFonts w:ascii="Consolas" w:cs="Consolas" w:eastAsia="Consolas" w:hAnsi="Consolas"/>
+          <w:color w:val="2B2B2B"/>
+          <w:sz w:val="19"/>
+          <w:szCs w:val="19"/>
+        </w:rPr>
+        <w:t xml:space="preserve">ic-app/server/migrations/</w:t>
+      </w:r>
+      <w:r>
+        <w:t xml:space="preserve">)</w:t>
       </w:r>
     </w:p>
     <w:p>
@@ -11643,13 +13695,195 @@
       </w:pPr>
       <w:r>
         <w:rPr>
+          <w:rFonts w:ascii="Consolas" w:cs="Consolas" w:eastAsia="Consolas" w:hAnsi="Consolas"/>
           <w:b/>
           <w:bCs/>
-        </w:rPr>
-        <w:t xml:space="preserve">Domain rollup</w:t>
-      </w:r>
-      <w:r>
-        <w:t xml:space="preserve"> — a small bar per domain: mean residual score and worst residual score, with the domain's open-action count.</w:t>
+          <w:color w:val="2B2B2B"/>
+          <w:sz w:val="19"/>
+          <w:szCs w:val="19"/>
+        </w:rPr>
+        <w:t xml:space="preserve">027_risk_schema.js</w:t>
+      </w:r>
+      <w:r>
+        <w:t xml:space="preserve"> — </w:t>
+      </w:r>
+      <w:r>
+        <w:rPr>
+          <w:rFonts w:ascii="Consolas" w:cs="Consolas" w:eastAsia="Consolas" w:hAnsi="Consolas"/>
+          <w:color w:val="2B2B2B"/>
+          <w:sz w:val="19"/>
+          <w:szCs w:val="19"/>
+        </w:rPr>
+        <w:t xml:space="preserve">ALTER TABLE users ADD COLUMN risk_role TEXT NOT NULL DEFAULT 'viewer'</w:t>
+      </w:r>
+      <w:r>
+        <w:t xml:space="preserve"> (guard with a </w:t>
+      </w:r>
+      <w:r>
+        <w:rPr>
+          <w:rFonts w:ascii="Consolas" w:cs="Consolas" w:eastAsia="Consolas" w:hAnsi="Consolas"/>
+          <w:color w:val="2B2B2B"/>
+          <w:sz w:val="19"/>
+          <w:szCs w:val="19"/>
+        </w:rPr>
+        <w:t xml:space="preserve">PRAGMA table_info(users)</w:t>
+      </w:r>
+      <w:r>
+        <w:t xml:space="preserve"> existence check, same as </w:t>
+      </w:r>
+      <w:r>
+        <w:rPr>
+          <w:rFonts w:ascii="Consolas" w:cs="Consolas" w:eastAsia="Consolas" w:hAnsi="Consolas"/>
+          <w:color w:val="2B2B2B"/>
+          <w:sz w:val="19"/>
+          <w:szCs w:val="19"/>
+        </w:rPr>
+        <w:t xml:space="preserve">012</w:t>
+      </w:r>
+      <w:r>
+        <w:t xml:space="preserve"> does for its columns); backfill Reg/Sheri-Dawn/Ross → </w:t>
+      </w:r>
+      <w:r>
+        <w:rPr>
+          <w:rFonts w:ascii="Consolas" w:cs="Consolas" w:eastAsia="Consolas" w:hAnsi="Consolas"/>
+          <w:color w:val="2B2B2B"/>
+          <w:sz w:val="19"/>
+          <w:szCs w:val="19"/>
+        </w:rPr>
+        <w:t xml:space="preserve">admin</w:t>
+      </w:r>
+      <w:r>
+        <w:t xml:space="preserve">, Lucas → </w:t>
+      </w:r>
+      <w:r>
+        <w:rPr>
+          <w:rFonts w:ascii="Consolas" w:cs="Consolas" w:eastAsia="Consolas" w:hAnsi="Consolas"/>
+          <w:color w:val="2B2B2B"/>
+          <w:sz w:val="19"/>
+          <w:szCs w:val="19"/>
+        </w:rPr>
+        <w:t xml:space="preserve">member</w:t>
+      </w:r>
+      <w:r>
+        <w:t xml:space="preserve">; create </w:t>
+      </w:r>
+      <w:r>
+        <w:rPr>
+          <w:rFonts w:ascii="Consolas" w:cs="Consolas" w:eastAsia="Consolas" w:hAnsi="Consolas"/>
+          <w:color w:val="2B2B2B"/>
+          <w:sz w:val="19"/>
+          <w:szCs w:val="19"/>
+        </w:rPr>
+        <w:t xml:space="preserve">risk_domains</w:t>
+      </w:r>
+      <w:r>
+        <w:t xml:space="preserve">, </w:t>
+      </w:r>
+      <w:r>
+        <w:rPr>
+          <w:rFonts w:ascii="Consolas" w:cs="Consolas" w:eastAsia="Consolas" w:hAnsi="Consolas"/>
+          <w:color w:val="2B2B2B"/>
+          <w:sz w:val="19"/>
+          <w:szCs w:val="19"/>
+        </w:rPr>
+        <w:t xml:space="preserve">risk_categories</w:t>
+      </w:r>
+      <w:r>
+        <w:t xml:space="preserve">, </w:t>
+      </w:r>
+      <w:r>
+        <w:rPr>
+          <w:rFonts w:ascii="Consolas" w:cs="Consolas" w:eastAsia="Consolas" w:hAnsi="Consolas"/>
+          <w:color w:val="2B2B2B"/>
+          <w:sz w:val="19"/>
+          <w:szCs w:val="19"/>
+        </w:rPr>
+        <w:t xml:space="preserve">risk_scale</w:t>
+      </w:r>
+      <w:r>
+        <w:t xml:space="preserve">, </w:t>
+      </w:r>
+      <w:r>
+        <w:rPr>
+          <w:rFonts w:ascii="Consolas" w:cs="Consolas" w:eastAsia="Consolas" w:hAnsi="Consolas"/>
+          <w:color w:val="2B2B2B"/>
+          <w:sz w:val="19"/>
+          <w:szCs w:val="19"/>
+        </w:rPr>
+        <w:t xml:space="preserve">risk_assessments</w:t>
+      </w:r>
+      <w:r>
+        <w:t xml:space="preserve">, </w:t>
+      </w:r>
+      <w:r>
+        <w:rPr>
+          <w:rFonts w:ascii="Consolas" w:cs="Consolas" w:eastAsia="Consolas" w:hAnsi="Consolas"/>
+          <w:color w:val="2B2B2B"/>
+          <w:sz w:val="19"/>
+          <w:szCs w:val="19"/>
+        </w:rPr>
+        <w:t xml:space="preserve">risk_mitigations</w:t>
+      </w:r>
+      <w:r>
+        <w:t xml:space="preserve">, </w:t>
+      </w:r>
+      <w:r>
+        <w:rPr>
+          <w:rFonts w:ascii="Consolas" w:cs="Consolas" w:eastAsia="Consolas" w:hAnsi="Consolas"/>
+          <w:color w:val="2B2B2B"/>
+          <w:sz w:val="19"/>
+          <w:szCs w:val="19"/>
+        </w:rPr>
+        <w:t xml:space="preserve">risk_actions</w:t>
+      </w:r>
+      <w:r>
+        <w:t xml:space="preserve">, </w:t>
+      </w:r>
+      <w:r>
+        <w:rPr>
+          <w:rFonts w:ascii="Consolas" w:cs="Consolas" w:eastAsia="Consolas" w:hAnsi="Consolas"/>
+          <w:color w:val="2B2B2B"/>
+          <w:sz w:val="19"/>
+          <w:szCs w:val="19"/>
+        </w:rPr>
+        <w:t xml:space="preserve">risk_events</w:t>
+      </w:r>
+      <w:r>
+        <w:t xml:space="preserve">, </w:t>
+      </w:r>
+      <w:r>
+        <w:rPr>
+          <w:rFonts w:ascii="Consolas" w:cs="Consolas" w:eastAsia="Consolas" w:hAnsi="Consolas"/>
+          <w:color w:val="2B2B2B"/>
+          <w:sz w:val="19"/>
+          <w:szCs w:val="19"/>
+        </w:rPr>
+        <w:t xml:space="preserve">risk_probability_lookups</w:t>
+      </w:r>
+      <w:r>
+        <w:t xml:space="preserve"> with </w:t>
+      </w:r>
+      <w:r>
+        <w:rPr>
+          <w:rFonts w:ascii="Consolas" w:cs="Consolas" w:eastAsia="Consolas" w:hAnsi="Consolas"/>
+          <w:color w:val="2B2B2B"/>
+          <w:sz w:val="19"/>
+          <w:szCs w:val="19"/>
+        </w:rPr>
+        <w:t xml:space="preserve">CREATE TABLE IF NOT EXISTS</w:t>
+      </w:r>
+      <w:r>
+        <w:t xml:space="preserve">. </w:t>
+      </w:r>
+      <w:r>
+        <w:rPr>
+          <w:b/>
+          <w:bCs/>
+        </w:rPr>
+        <w:t xml:space="preserve">Schema only — no seed here</w:t>
+      </w:r>
+      <w:r>
+        <w:t xml:space="preserve"> (see §5, §10.2).</w:t>
       </w:r>
     </w:p>
     <w:p>
@@ -11662,14 +13896,55 @@
         <w:spacing w:after="60" w:line="290"/>
       </w:pPr>
       <w:r>
-        <w:rPr>
-          <w:b/>
-          <w:bCs/>
-        </w:rPr>
-        <w:t xml:space="preserve">"Changes since last review"</w:t>
-      </w:r>
-      <w:r>
-        <w:t xml:space="preserve"> — pick two dates (default: latest round vs. the one before); table of every category whose residual score, status, or open-action count changed, with before → after.</w:t>
+        <w:t xml:space="preserve">Later small migrations as issues surface: </w:t>
+      </w:r>
+      <w:r>
+        <w:rPr>
+          <w:rFonts w:ascii="Consolas" w:cs="Consolas" w:eastAsia="Consolas" w:hAnsi="Consolas"/>
+          <w:color w:val="2B2B2B"/>
+          <w:sz w:val="19"/>
+          <w:szCs w:val="19"/>
+        </w:rPr>
+        <w:t xml:space="preserve">029</w:t>
+      </w:r>
+      <w:r>
+        <w:t xml:space="preserve"> drops the </w:t>
+      </w:r>
+      <w:r>
+        <w:rPr>
+          <w:rFonts w:ascii="Consolas" w:cs="Consolas" w:eastAsia="Consolas" w:hAnsi="Consolas"/>
+          <w:color w:val="2B2B2B"/>
+          <w:sz w:val="19"/>
+          <w:szCs w:val="19"/>
+        </w:rPr>
+        <w:t xml:space="preserve">risk_actions → tasks(id)</w:t>
+      </w:r>
+      <w:r>
+        <w:t xml:space="preserve"> FK so deleting a promoted task can leave the link dangling; </w:t>
+      </w:r>
+      <w:r>
+        <w:rPr>
+          <w:rFonts w:ascii="Consolas" w:cs="Consolas" w:eastAsia="Consolas" w:hAnsi="Consolas"/>
+          <w:color w:val="2B2B2B"/>
+          <w:sz w:val="19"/>
+          <w:szCs w:val="19"/>
+        </w:rPr>
+        <w:t xml:space="preserve">030</w:t>
+      </w:r>
+      <w:r>
+        <w:t xml:space="preserve"> renames </w:t>
+      </w:r>
+      <w:r>
+        <w:rPr>
+          <w:rFonts w:ascii="Consolas" w:cs="Consolas" w:eastAsia="Consolas" w:hAnsi="Consolas"/>
+          <w:color w:val="2B2B2B"/>
+          <w:sz w:val="19"/>
+          <w:szCs w:val="19"/>
+        </w:rPr>
+        <w:t xml:space="preserve">risk_categories.dalio_note → notes</w:t>
+      </w:r>
+      <w:r>
+        <w:t xml:space="preserve">.</w:t>
       </w:r>
     </w:p>
     <w:p>
@@ -11678,25 +13953,7 @@
         <w:spacing w:after="100" w:before="220"/>
       </w:pPr>
       <w:r>
-        <w:t xml:space="preserve">6.5 Actions &amp; Tasks tab — Family Task List integration (explicit requirement)</w:t>
-      </w:r>
-    </w:p>
-    <w:p>
-      <w:pPr>
-        <w:spacing w:after="140" w:line="300"/>
-      </w:pPr>
-      <w:r>
-        <w:t xml:space="preserve">This is the "add and change tasks in the RFO task list" surface. It works </w:t>
-      </w:r>
-      <w:r>
-        <w:rPr>
-          <w:b/>
-          <w:bCs/>
-        </w:rPr>
-        <w:t xml:space="preserve">through the existing Task List API and data</w:t>
-      </w:r>
-      <w:r>
-        <w:t xml:space="preserve"> — no parallel task store.</w:t>
+        <w:t xml:space="preserve">10.2 Server changes</w:t>
       </w:r>
     </w:p>
     <w:p>
@@ -11710,222 +13967,29 @@
       </w:pPr>
       <w:r>
         <w:rPr>
+          <w:rFonts w:ascii="Consolas" w:cs="Consolas" w:eastAsia="Consolas" w:hAnsi="Consolas"/>
           <w:b/>
           <w:bCs/>
-        </w:rPr>
-        <w:t xml:space="preserve">Two panels on one screen:</w:t>
-      </w:r>
-    </w:p>
-    <w:p>
-      <w:pPr>
-        <w:spacing w:after="60" w:line="290"/>
-        <w:ind w:left="720" w:hanging="300"/>
-      </w:pPr>
-      <w:r>
-        <w:rPr>
-          <w:b/>
-          <w:bCs/>
-        </w:rPr>
-        <w:t xml:space="preserve">1. </w:t>
-      </w:r>
-      <w:r>
-        <w:rPr>
-          <w:b/>
-          <w:bCs/>
-        </w:rPr>
-        <w:t xml:space="preserve">Risk actions</w:t>
-      </w:r>
-      <w:r>
-        <w:t xml:space="preserve"> — every </w:t>
-      </w:r>
-      <w:r>
-        <w:rPr>
-          <w:rFonts w:ascii="Consolas" w:cs="Consolas" w:eastAsia="Consolas" w:hAnsi="Consolas"/>
-          <w:color w:val="2B2B2B"/>
-          <w:sz w:val="19"/>
-          <w:szCs w:val="19"/>
-        </w:rPr>
-        <w:t xml:space="preserve">risk_actions</w:t>
-      </w:r>
-      <w:r>
-        <w:t xml:space="preserve"> row, grouped by the Immediate / Active / Monitor priority buckets (the register's RAG grouping), each showing its category, owner text, due quarter, and — if </w:t>
-      </w:r>
-      <w:r>
-        <w:rPr>
-          <w:rFonts w:ascii="Consolas" w:cs="Consolas" w:eastAsia="Consolas" w:hAnsi="Consolas"/>
-          <w:color w:val="2B2B2B"/>
-          <w:sz w:val="19"/>
-          <w:szCs w:val="19"/>
-        </w:rPr>
-        <w:t xml:space="preserve">task_id</w:t>
-      </w:r>
-      <w:r>
-        <w:t xml:space="preserve"> is set — the linked task's live title, assignees, priority, target, and status (joined from </w:t>
-      </w:r>
-      <w:r>
-        <w:rPr>
-          <w:rFonts w:ascii="Consolas" w:cs="Consolas" w:eastAsia="Consolas" w:hAnsi="Consolas"/>
-          <w:color w:val="2B2B2B"/>
-          <w:sz w:val="19"/>
-          <w:szCs w:val="19"/>
-        </w:rPr>
-        <w:t xml:space="preserve">tasks</w:t>
-      </w:r>
-      <w:r>
-        <w:t xml:space="preserve"> / </w:t>
-      </w:r>
-      <w:r>
-        <w:rPr>
-          <w:rFonts w:ascii="Consolas" w:cs="Consolas" w:eastAsia="Consolas" w:hAnsi="Consolas"/>
-          <w:color w:val="2B2B2B"/>
-          <w:sz w:val="19"/>
-          <w:szCs w:val="19"/>
-        </w:rPr>
-        <w:t xml:space="preserve">task_assignees</w:t>
-      </w:r>
-      <w:r>
-        <w:t xml:space="preserve">).</w:t>
-      </w:r>
-    </w:p>
-    <w:p>
-      <w:pPr>
-        <w:spacing w:after="60" w:line="290"/>
-        <w:ind w:left="720" w:hanging="300"/>
-      </w:pPr>
-      <w:r>
-        <w:rPr>
-          <w:b/>
-          <w:bCs/>
-        </w:rPr>
-        <w:t xml:space="preserve">2. </w:t>
-      </w:r>
-      <w:r>
-        <w:rPr>
-          <w:b/>
-          <w:bCs/>
-        </w:rPr>
-        <w:t xml:space="preserve">Task List — Risk Management category</w:t>
-      </w:r>
-      <w:r>
-        <w:t xml:space="preserve"> — a live view of every </w:t>
-      </w:r>
-      <w:r>
-        <w:rPr>
-          <w:rFonts w:ascii="Consolas" w:cs="Consolas" w:eastAsia="Consolas" w:hAnsi="Consolas"/>
-          <w:color w:val="2B2B2B"/>
-          <w:sz w:val="19"/>
-          <w:szCs w:val="19"/>
-        </w:rPr>
-        <w:t xml:space="preserve">tasks</w:t>
-      </w:r>
-      <w:r>
-        <w:t xml:space="preserve"> row in category </w:t>
-      </w:r>
-      <w:r>
-        <w:rPr>
-          <w:rFonts w:ascii="Consolas" w:cs="Consolas" w:eastAsia="Consolas" w:hAnsi="Consolas"/>
-          <w:color w:val="2B2B2B"/>
-          <w:sz w:val="19"/>
-          <w:szCs w:val="19"/>
-        </w:rPr>
-        <w:t xml:space="preserve">risk-management</w:t>
-      </w:r>
-      <w:r>
-        <w:t xml:space="preserve"> (via </w:t>
-      </w:r>
-      <w:r>
-        <w:rPr>
-          <w:rFonts w:ascii="Consolas" w:cs="Consolas" w:eastAsia="Consolas" w:hAnsi="Consolas"/>
-          <w:color w:val="2B2B2B"/>
-          <w:sz w:val="19"/>
-          <w:szCs w:val="19"/>
-        </w:rPr>
-        <w:t xml:space="preserve">GET /api/tasks</w:t>
-      </w:r>
-      <w:r>
-        <w:t xml:space="preserve">, filtered client-side to </w:t>
-      </w:r>
-      <w:r>
-        <w:rPr>
-          <w:rFonts w:ascii="Consolas" w:cs="Consolas" w:eastAsia="Consolas" w:hAnsi="Consolas"/>
-          <w:color w:val="2B2B2B"/>
-          <w:sz w:val="19"/>
-          <w:szCs w:val="19"/>
-        </w:rPr>
-        <w:t xml:space="preserve">categoryId === 'risk-management'</w:t>
-      </w:r>
-      <w:r>
-        <w:t xml:space="preserve">), including tasks created here and any added directly in </w:t>
-      </w:r>
-      <w:r>
-        <w:rPr>
-          <w:rFonts w:ascii="Consolas" w:cs="Consolas" w:eastAsia="Consolas" w:hAnsi="Consolas"/>
-          <w:color w:val="2B2B2B"/>
-          <w:sz w:val="19"/>
-          <w:szCs w:val="19"/>
-        </w:rPr>
-        <w:t xml:space="preserve">/tasks</w:t>
-      </w:r>
-      <w:r>
-        <w:t xml:space="preserve">. Inline create/edit/complete, calling the </w:t>
-      </w:r>
-      <w:r>
-        <w:rPr>
-          <w:b/>
-          <w:bCs/>
-        </w:rPr>
-        <w:t xml:space="preserve">existing</w:t>
-      </w:r>
-      <w:r>
-        <w:t xml:space="preserve"> </w:t>
-      </w:r>
-      <w:r>
-        <w:rPr>
-          <w:rFonts w:ascii="Consolas" w:cs="Consolas" w:eastAsia="Consolas" w:hAnsi="Consolas"/>
-          <w:color w:val="2B2B2B"/>
-          <w:sz w:val="19"/>
-          <w:szCs w:val="19"/>
-        </w:rPr>
-        <w:t xml:space="preserve">POST /api/tasks</w:t>
-      </w:r>
-      <w:r>
-        <w:t xml:space="preserve"> / </w:t>
-      </w:r>
-      <w:r>
-        <w:rPr>
-          <w:rFonts w:ascii="Consolas" w:cs="Consolas" w:eastAsia="Consolas" w:hAnsi="Consolas"/>
-          <w:color w:val="2B2B2B"/>
-          <w:sz w:val="19"/>
-          <w:szCs w:val="19"/>
-        </w:rPr>
-        <w:t xml:space="preserve">PUT /api/tasks/:id</w:t>
-      </w:r>
-      <w:r>
-        <w:t xml:space="preserve"> endpoints unchanged. Write access follows </w:t>
-      </w:r>
-      <w:r>
-        <w:rPr>
-          <w:rFonts w:ascii="Consolas" w:cs="Consolas" w:eastAsia="Consolas" w:hAnsi="Consolas"/>
-          <w:color w:val="2B2B2B"/>
-          <w:sz w:val="19"/>
-          <w:szCs w:val="19"/>
-        </w:rPr>
-        <w:t xml:space="preserve">tasks_role</w:t>
-      </w:r>
-      <w:r>
-        <w:t xml:space="preserve"> (a Risk admin who is only a Tasks </w:t>
-      </w:r>
-      <w:r>
-        <w:rPr>
-          <w:rFonts w:ascii="Consolas" w:cs="Consolas" w:eastAsia="Consolas" w:hAnsi="Consolas"/>
-          <w:color w:val="2B2B2B"/>
-          <w:sz w:val="19"/>
-          <w:szCs w:val="19"/>
-        </w:rPr>
-        <w:t xml:space="preserve">viewer</w:t>
-      </w:r>
-      <w:r>
-        <w:t xml:space="preserve"> sees the panel read-only and is told why) — this keeps one permission model for task mutation.</w:t>
+          <w:color w:val="2B2B2B"/>
+          <w:sz w:val="19"/>
+          <w:szCs w:val="19"/>
+        </w:rPr>
+        <w:t xml:space="preserve">server/risk-seed-data.js</w:t>
+      </w:r>
+      <w:r>
+        <w:t xml:space="preserve"> (new) — the reconciled v5 content (domains, 14 categories with descriptions + notes, scale labels, per-category mitigation bullets and action items with priority/status, baseline P/I/status/next-review), plus the IPS context constant. Transcription target for the two source docs; keep </w:t>
+      </w:r>
+      <w:r>
+        <w:rPr>
+          <w:rFonts w:ascii="Consolas" w:cs="Consolas" w:eastAsia="Consolas" w:hAnsi="Consolas"/>
+          <w:color w:val="2B2B2B"/>
+          <w:sz w:val="19"/>
+          <w:szCs w:val="19"/>
+        </w:rPr>
+        <w:t xml:space="preserve">-- SOURCE DISCREPANCY:</w:t>
+      </w:r>
+      <w:r>
+        <w:t xml:space="preserve"> comments where the sheet and notes differ.</w:t>
       </w:r>
     </w:p>
     <w:p>
@@ -11939,253 +14003,65 @@
       </w:pPr>
       <w:r>
         <w:rPr>
+          <w:rFonts w:ascii="Consolas" w:cs="Consolas" w:eastAsia="Consolas" w:hAnsi="Consolas"/>
           <w:b/>
           <w:bCs/>
-        </w:rPr>
-        <w:t xml:space="preserve">Promote an action to a task:</w:t>
-      </w:r>
-      <w:r>
-        <w:t xml:space="preserve"> button on any </w:t>
-      </w:r>
-      <w:r>
-        <w:rPr>
-          <w:rFonts w:ascii="Consolas" w:cs="Consolas" w:eastAsia="Consolas" w:hAnsi="Consolas"/>
-          <w:color w:val="2B2B2B"/>
-          <w:sz w:val="19"/>
-          <w:szCs w:val="19"/>
-        </w:rPr>
-        <w:t xml:space="preserve">risk_actions</w:t>
-      </w:r>
-      <w:r>
-        <w:t xml:space="preserve"> row with </w:t>
-      </w:r>
-      <w:r>
-        <w:rPr>
-          <w:rFonts w:ascii="Consolas" w:cs="Consolas" w:eastAsia="Consolas" w:hAnsi="Consolas"/>
-          <w:color w:val="2B2B2B"/>
-          <w:sz w:val="19"/>
-          <w:szCs w:val="19"/>
-        </w:rPr>
-        <w:t xml:space="preserve">task_id IS NULL</w:t>
-      </w:r>
-      <w:r>
-        <w:t xml:space="preserve">. Opens a small form defaulting: </w:t>
-      </w:r>
-      <w:r>
-        <w:rPr>
-          <w:rFonts w:ascii="Consolas" w:cs="Consolas" w:eastAsia="Consolas" w:hAnsi="Consolas"/>
-          <w:color w:val="2B2B2B"/>
-          <w:sz w:val="19"/>
-          <w:szCs w:val="19"/>
-        </w:rPr>
-        <w:t xml:space="preserve">title</w:t>
-      </w:r>
-      <w:r>
-        <w:t xml:space="preserve"> = action title, </w:t>
-      </w:r>
-      <w:r>
-        <w:rPr>
-          <w:rFonts w:ascii="Consolas" w:cs="Consolas" w:eastAsia="Consolas" w:hAnsi="Consolas"/>
-          <w:color w:val="2B2B2B"/>
-          <w:sz w:val="19"/>
-          <w:szCs w:val="19"/>
-        </w:rPr>
-        <w:t xml:space="preserve">categoryId</w:t>
-      </w:r>
-      <w:r>
-        <w:t xml:space="preserve"> = </w:t>
-      </w:r>
-      <w:r>
-        <w:rPr>
-          <w:rFonts w:ascii="Consolas" w:cs="Consolas" w:eastAsia="Consolas" w:hAnsi="Consolas"/>
-          <w:color w:val="2B2B2B"/>
-          <w:sz w:val="19"/>
-          <w:szCs w:val="19"/>
-        </w:rPr>
-        <w:t xml:space="preserve">risk-management</w:t>
-      </w:r>
-      <w:r>
-        <w:t xml:space="preserve">, </w:t>
-      </w:r>
-      <w:r>
-        <w:rPr>
-          <w:rFonts w:ascii="Consolas" w:cs="Consolas" w:eastAsia="Consolas" w:hAnsi="Consolas"/>
-          <w:color w:val="2B2B2B"/>
-          <w:sz w:val="19"/>
-          <w:szCs w:val="19"/>
-        </w:rPr>
-        <w:t xml:space="preserve">priority</w:t>
-      </w:r>
-      <w:r>
-        <w:t xml:space="preserve"> = </w:t>
-      </w:r>
-      <w:r>
-        <w:rPr>
-          <w:rFonts w:ascii="Consolas" w:cs="Consolas" w:eastAsia="Consolas" w:hAnsi="Consolas"/>
-          <w:color w:val="2B2B2B"/>
-          <w:sz w:val="19"/>
-          <w:szCs w:val="19"/>
-        </w:rPr>
-        <w:t xml:space="preserve">high</w:t>
-      </w:r>
-      <w:r>
-        <w:t xml:space="preserve"> if action priority is </w:t>
-      </w:r>
-      <w:r>
-        <w:rPr>
-          <w:rFonts w:ascii="Consolas" w:cs="Consolas" w:eastAsia="Consolas" w:hAnsi="Consolas"/>
-          <w:color w:val="2B2B2B"/>
-          <w:sz w:val="19"/>
-          <w:szCs w:val="19"/>
-        </w:rPr>
-        <w:t xml:space="preserve">Immediate</w:t>
-      </w:r>
-      <w:r>
-        <w:t xml:space="preserve"> else </w:t>
-      </w:r>
-      <w:r>
-        <w:rPr>
-          <w:rFonts w:ascii="Consolas" w:cs="Consolas" w:eastAsia="Consolas" w:hAnsi="Consolas"/>
-          <w:color w:val="2B2B2B"/>
-          <w:sz w:val="19"/>
-          <w:szCs w:val="19"/>
-        </w:rPr>
-        <w:t xml:space="preserve">medium</w:t>
-      </w:r>
-      <w:r>
-        <w:t xml:space="preserve">, </w:t>
-      </w:r>
-      <w:r>
-        <w:rPr>
-          <w:rFonts w:ascii="Consolas" w:cs="Consolas" w:eastAsia="Consolas" w:hAnsi="Consolas"/>
-          <w:color w:val="2B2B2B"/>
-          <w:sz w:val="19"/>
-          <w:szCs w:val="19"/>
-        </w:rPr>
-        <w:t xml:space="preserve">targetQuarter</w:t>
-      </w:r>
-      <w:r>
-        <w:t xml:space="preserve"> = the action's </w:t>
-      </w:r>
-      <w:r>
-        <w:rPr>
-          <w:rFonts w:ascii="Consolas" w:cs="Consolas" w:eastAsia="Consolas" w:hAnsi="Consolas"/>
-          <w:color w:val="2B2B2B"/>
-          <w:sz w:val="19"/>
-          <w:szCs w:val="19"/>
-        </w:rPr>
-        <w:t xml:space="preserve">due_quarter</w:t>
-      </w:r>
-      <w:r>
-        <w:t xml:space="preserve">, </w:t>
-      </w:r>
-      <w:r>
-        <w:rPr>
-          <w:rFonts w:ascii="Consolas" w:cs="Consolas" w:eastAsia="Consolas" w:hAnsi="Consolas"/>
-          <w:color w:val="2B2B2B"/>
-          <w:sz w:val="19"/>
-          <w:szCs w:val="19"/>
-        </w:rPr>
-        <w:t xml:space="preserve">notes</w:t>
-      </w:r>
-      <w:r>
-        <w:t xml:space="preserve"> = a back-reference (</w:t>
-      </w:r>
-      <w:r>
-        <w:rPr>
-          <w:rFonts w:ascii="Consolas" w:cs="Consolas" w:eastAsia="Consolas" w:hAnsi="Consolas"/>
-          <w:color w:val="2B2B2B"/>
-          <w:sz w:val="19"/>
-          <w:szCs w:val="19"/>
-        </w:rPr>
-        <w:t xml:space="preserve">"From Risk #N — &lt;category title&gt;"</w:t>
-      </w:r>
-      <w:r>
-        <w:t xml:space="preserve"> plus the action detail), assignees = none (assign in the form). On submit: </w:t>
-      </w:r>
-      <w:r>
-        <w:rPr>
-          <w:rFonts w:ascii="Consolas" w:cs="Consolas" w:eastAsia="Consolas" w:hAnsi="Consolas"/>
-          <w:color w:val="2B2B2B"/>
-          <w:sz w:val="19"/>
-          <w:szCs w:val="19"/>
-        </w:rPr>
-        <w:t xml:space="preserve">POST /api/tasks</w:t>
-      </w:r>
-      <w:r>
-        <w:t xml:space="preserve">, then </w:t>
-      </w:r>
-      <w:r>
-        <w:rPr>
-          <w:rFonts w:ascii="Consolas" w:cs="Consolas" w:eastAsia="Consolas" w:hAnsi="Consolas"/>
-          <w:color w:val="2B2B2B"/>
-          <w:sz w:val="19"/>
-          <w:szCs w:val="19"/>
-        </w:rPr>
-        <w:t xml:space="preserve">PUT /api/risk/actions/:id</w:t>
-      </w:r>
-      <w:r>
-        <w:t xml:space="preserve"> to store the returned </w:t>
-      </w:r>
-      <w:r>
-        <w:rPr>
-          <w:rFonts w:ascii="Consolas" w:cs="Consolas" w:eastAsia="Consolas" w:hAnsi="Consolas"/>
-          <w:color w:val="2B2B2B"/>
-          <w:sz w:val="19"/>
-          <w:szCs w:val="19"/>
-        </w:rPr>
-        <w:t xml:space="preserve">task_id</w:t>
-      </w:r>
-      <w:r>
-        <w:t xml:space="preserve">. </w:t>
-      </w:r>
-      <w:r>
-        <w:rPr>
-          <w:rFonts w:ascii="Consolas" w:cs="Consolas" w:eastAsia="Consolas" w:hAnsi="Consolas"/>
-          <w:color w:val="2B2B2B"/>
-          <w:sz w:val="19"/>
-          <w:szCs w:val="19"/>
-        </w:rPr>
-        <w:t xml:space="preserve">logAudit('risk.action_promoted_to_task', { taskId })</w:t>
-      </w:r>
-      <w:r>
-        <w:t xml:space="preserve">. This mirrors </w:t>
-      </w:r>
-      <w:r>
-        <w:rPr>
-          <w:rFonts w:ascii="Consolas" w:cs="Consolas" w:eastAsia="Consolas" w:hAnsi="Consolas"/>
-          <w:color w:val="2B2B2B"/>
-          <w:sz w:val="19"/>
-          <w:szCs w:val="19"/>
-        </w:rPr>
-        <w:t xml:space="preserve">meeting_action_items</w:t>
-      </w:r>
-      <w:r>
-        <w:t xml:space="preserve"> → </w:t>
-      </w:r>
-      <w:r>
-        <w:rPr>
-          <w:rFonts w:ascii="Consolas" w:cs="Consolas" w:eastAsia="Consolas" w:hAnsi="Consolas"/>
-          <w:color w:val="2B2B2B"/>
-          <w:sz w:val="19"/>
-          <w:szCs w:val="19"/>
-        </w:rPr>
-        <w:t xml:space="preserve">tasks</w:t>
-      </w:r>
-      <w:r>
-        <w:t xml:space="preserve"> in </w:t>
-      </w:r>
-      <w:r>
-        <w:rPr>
-          <w:rFonts w:ascii="Consolas" w:cs="Consolas" w:eastAsia="Consolas" w:hAnsi="Consolas"/>
-          <w:color w:val="2B2B2B"/>
-          <w:sz w:val="19"/>
-          <w:szCs w:val="19"/>
-        </w:rPr>
-        <w:t xml:space="preserve">server/meetings.js</w:t>
-      </w:r>
-      <w:r>
-        <w:t xml:space="preserve"> — reuse that code path's shape.</w:t>
+          <w:color w:val="2B2B2B"/>
+          <w:sz w:val="19"/>
+          <w:szCs w:val="19"/>
+        </w:rPr>
+        <w:t xml:space="preserve">server/seed.js</w:t>
+      </w:r>
+      <w:r>
+        <w:t xml:space="preserve"> — add a </w:t>
+      </w:r>
+      <w:r>
+        <w:rPr>
+          <w:rFonts w:ascii="Consolas" w:cs="Consolas" w:eastAsia="Consolas" w:hAnsi="Consolas"/>
+          <w:color w:val="2B2B2B"/>
+          <w:sz w:val="19"/>
+          <w:szCs w:val="19"/>
+        </w:rPr>
+        <w:t xml:space="preserve">seedRiskRegister()</w:t>
+      </w:r>
+      <w:r>
+        <w:t xml:space="preserve"> block to </w:t>
+      </w:r>
+      <w:r>
+        <w:rPr>
+          <w:rFonts w:ascii="Consolas" w:cs="Consolas" w:eastAsia="Consolas" w:hAnsi="Consolas"/>
+          <w:color w:val="2B2B2B"/>
+          <w:sz w:val="19"/>
+          <w:szCs w:val="19"/>
+        </w:rPr>
+        <w:t xml:space="preserve">ensureSeeded()</w:t>
+      </w:r>
+      <w:r>
+        <w:t xml:space="preserve"> (after the user and Household Expenditures seeds), idempotent on </w:t>
+      </w:r>
+      <w:r>
+        <w:rPr>
+          <w:rFonts w:ascii="Consolas" w:cs="Consolas" w:eastAsia="Consolas" w:hAnsi="Consolas"/>
+          <w:color w:val="2B2B2B"/>
+          <w:sz w:val="19"/>
+          <w:szCs w:val="19"/>
+        </w:rPr>
+        <w:t xml:space="preserve">risk_categories</w:t>
+      </w:r>
+      <w:r>
+        <w:t xml:space="preserve"> row count, consuming </w:t>
+      </w:r>
+      <w:r>
+        <w:rPr>
+          <w:rFonts w:ascii="Consolas" w:cs="Consolas" w:eastAsia="Consolas" w:hAnsi="Consolas"/>
+          <w:color w:val="2B2B2B"/>
+          <w:sz w:val="19"/>
+          <w:szCs w:val="19"/>
+        </w:rPr>
+        <w:t xml:space="preserve">risk-seed-data.js</w:t>
+      </w:r>
+      <w:r>
+        <w:t xml:space="preserve">. This is where the register is seeded — not a migration (see §5).</w:t>
       </w:r>
     </w:p>
     <w:p>
@@ -12199,25 +14075,407 @@
       </w:pPr>
       <w:r>
         <w:rPr>
+          <w:rFonts w:ascii="Consolas" w:cs="Consolas" w:eastAsia="Consolas" w:hAnsi="Consolas"/>
           <w:b/>
           <w:bCs/>
-        </w:rPr>
-        <w:t xml:space="preserve">After linking:</w:t>
-      </w:r>
-      <w:r>
-        <w:t xml:space="preserve"> the action's status/owner/target are shown read-through from the task. Completing the task (in either panel, or in </w:t>
-      </w:r>
-      <w:r>
-        <w:rPr>
-          <w:rFonts w:ascii="Consolas" w:cs="Consolas" w:eastAsia="Consolas" w:hAnsi="Consolas"/>
-          <w:color w:val="2B2B2B"/>
-          <w:sz w:val="19"/>
-          <w:szCs w:val="19"/>
-        </w:rPr>
-        <w:t xml:space="preserve">/tasks</w:t>
-      </w:r>
-      <w:r>
-        <w:t xml:space="preserve">, or via the digest's Google Tasks sync) makes the action render as done. "Unlink" clears </w:t>
+          <w:color w:val="2B2B2B"/>
+          <w:sz w:val="19"/>
+          <w:szCs w:val="19"/>
+        </w:rPr>
+        <w:t xml:space="preserve">server/risk.js</w:t>
+      </w:r>
+      <w:r>
+        <w:t xml:space="preserve"> (new) — </w:t>
+      </w:r>
+      <w:r>
+        <w:rPr>
+          <w:rFonts w:ascii="Consolas" w:cs="Consolas" w:eastAsia="Consolas" w:hAnsi="Consolas"/>
+          <w:color w:val="2B2B2B"/>
+          <w:sz w:val="19"/>
+          <w:szCs w:val="19"/>
+        </w:rPr>
+        <w:t xml:space="preserve">registerRiskRoutes(app, { db, logAudit })</w:t>
+      </w:r>
+      <w:r>
+        <w:t xml:space="preserve">. Routes, all </w:t>
+      </w:r>
+      <w:r>
+        <w:rPr>
+          <w:rFonts w:ascii="Consolas" w:cs="Consolas" w:eastAsia="Consolas" w:hAnsi="Consolas"/>
+          <w:color w:val="2B2B2B"/>
+          <w:sz w:val="19"/>
+          <w:szCs w:val="19"/>
+        </w:rPr>
+        <w:t xml:space="preserve">requireAuth</w:t>
+      </w:r>
+      <w:r>
+        <w:t xml:space="preserve">, role-checked via a local </w:t>
+      </w:r>
+      <w:r>
+        <w:rPr>
+          <w:rFonts w:ascii="Consolas" w:cs="Consolas" w:eastAsia="Consolas" w:hAnsi="Consolas"/>
+          <w:color w:val="2B2B2B"/>
+          <w:sz w:val="19"/>
+          <w:szCs w:val="19"/>
+        </w:rPr>
+        <w:t xml:space="preserve">myRoles(userId)</w:t>
+      </w:r>
+      <w:r>
+        <w:t xml:space="preserve"> helper reading </w:t>
+      </w:r>
+      <w:r>
+        <w:rPr>
+          <w:rFonts w:ascii="Consolas" w:cs="Consolas" w:eastAsia="Consolas" w:hAnsi="Consolas"/>
+          <w:color w:val="2B2B2B"/>
+          <w:sz w:val="19"/>
+          <w:szCs w:val="19"/>
+        </w:rPr>
+        <w:t xml:space="preserve">is_fo_admin</w:t>
+      </w:r>
+      <w:r>
+        <w:t xml:space="preserve"> + </w:t>
+      </w:r>
+      <w:r>
+        <w:rPr>
+          <w:rFonts w:ascii="Consolas" w:cs="Consolas" w:eastAsia="Consolas" w:hAnsi="Consolas"/>
+          <w:color w:val="2B2B2B"/>
+          <w:sz w:val="19"/>
+          <w:szCs w:val="19"/>
+        </w:rPr>
+        <w:t xml:space="preserve">risk_role</w:t>
+      </w:r>
+      <w:r>
+        <w:t xml:space="preserve"> (copy </w:t>
+      </w:r>
+      <w:r>
+        <w:rPr>
+          <w:rFonts w:ascii="Consolas" w:cs="Consolas" w:eastAsia="Consolas" w:hAnsi="Consolas"/>
+          <w:color w:val="2B2B2B"/>
+          <w:sz w:val="19"/>
+          <w:szCs w:val="19"/>
+        </w:rPr>
+        <w:t xml:space="preserve">server/tasks.js</w:t>
+      </w:r>
+      <w:r>
+        <w:t xml:space="preserve">'s </w:t>
+      </w:r>
+      <w:r>
+        <w:rPr>
+          <w:rFonts w:ascii="Consolas" w:cs="Consolas" w:eastAsia="Consolas" w:hAnsi="Consolas"/>
+          <w:color w:val="2B2B2B"/>
+          <w:sz w:val="19"/>
+          <w:szCs w:val="19"/>
+        </w:rPr>
+        <w:t xml:space="preserve">myRoles</w:t>
+      </w:r>
+      <w:r>
+        <w:t xml:space="preserve">):</w:t>
+      </w:r>
+    </w:p>
+    <w:p>
+      <w:pPr>
+        <w:pStyle w:val="ListParagraph"/>
+        <w:numPr>
+          <w:ilvl w:val="1"/>
+          <w:numId w:val="1"/>
+        </w:numPr>
+        <w:spacing w:after="60" w:line="290"/>
+      </w:pPr>
+      <w:r>
+        <w:rPr>
+          <w:rFonts w:ascii="Consolas" w:cs="Consolas" w:eastAsia="Consolas" w:hAnsi="Consolas"/>
+          <w:color w:val="2B2B2B"/>
+          <w:sz w:val="19"/>
+          <w:szCs w:val="19"/>
+        </w:rPr>
+        <w:t xml:space="preserve">GET /api/risk/overview</w:t>
+      </w:r>
+      <w:r>
+        <w:t xml:space="preserve"> — domains, categories each with their latest assessment, open-action counts, 12-month event counts (the Register payload).</w:t>
+      </w:r>
+    </w:p>
+    <w:p>
+      <w:pPr>
+        <w:pStyle w:val="ListParagraph"/>
+        <w:numPr>
+          <w:ilvl w:val="1"/>
+          <w:numId w:val="1"/>
+        </w:numPr>
+        <w:spacing w:after="60" w:line="290"/>
+      </w:pPr>
+      <w:r>
+        <w:rPr>
+          <w:rFonts w:ascii="Consolas" w:cs="Consolas" w:eastAsia="Consolas" w:hAnsi="Consolas"/>
+          <w:color w:val="2B2B2B"/>
+          <w:sz w:val="19"/>
+          <w:szCs w:val="19"/>
+        </w:rPr>
+        <w:t xml:space="preserve">GET /api/risk/categories/:id</w:t>
+      </w:r>
+      <w:r>
+        <w:t xml:space="preserve"> — full detail: all assessments, mitigations, actions (with linked-task join), events.</w:t>
+      </w:r>
+    </w:p>
+    <w:p>
+      <w:pPr>
+        <w:pStyle w:val="ListParagraph"/>
+        <w:numPr>
+          <w:ilvl w:val="1"/>
+          <w:numId w:val="1"/>
+        </w:numPr>
+        <w:spacing w:after="60" w:line="290"/>
+      </w:pPr>
+      <w:r>
+        <w:rPr>
+          <w:rFonts w:ascii="Consolas" w:cs="Consolas" w:eastAsia="Consolas" w:hAnsi="Consolas"/>
+          <w:color w:val="2B2B2B"/>
+          <w:sz w:val="19"/>
+          <w:szCs w:val="19"/>
+        </w:rPr>
+        <w:t xml:space="preserve">POST/PUT/DELETE /api/risk/categories</w:t>
+      </w:r>
+      <w:r>
+        <w:t xml:space="preserve"> and </w:t>
+      </w:r>
+      <w:r>
+        <w:rPr>
+          <w:rFonts w:ascii="Consolas" w:cs="Consolas" w:eastAsia="Consolas" w:hAnsi="Consolas"/>
+          <w:color w:val="2B2B2B"/>
+          <w:sz w:val="19"/>
+          <w:szCs w:val="19"/>
+        </w:rPr>
+        <w:t xml:space="preserve">…/domains</w:t>
+      </w:r>
+      <w:r>
+        <w:t xml:space="preserve"> and </w:t>
+      </w:r>
+      <w:r>
+        <w:rPr>
+          <w:rFonts w:ascii="Consolas" w:cs="Consolas" w:eastAsia="Consolas" w:hAnsi="Consolas"/>
+          <w:color w:val="2B2B2B"/>
+          <w:sz w:val="19"/>
+          <w:szCs w:val="19"/>
+        </w:rPr>
+        <w:t xml:space="preserve">…/scale</w:t>
+      </w:r>
+      <w:r>
+        <w:t xml:space="preserve"> — admin only (Manage tab).</w:t>
+      </w:r>
+    </w:p>
+    <w:p>
+      <w:pPr>
+        <w:pStyle w:val="ListParagraph"/>
+        <w:numPr>
+          <w:ilvl w:val="1"/>
+          <w:numId w:val="1"/>
+        </w:numPr>
+        <w:spacing w:after="60" w:line="290"/>
+      </w:pPr>
+      <w:r>
+        <w:rPr>
+          <w:rFonts w:ascii="Consolas" w:cs="Consolas" w:eastAsia="Consolas" w:hAnsi="Consolas"/>
+          <w:color w:val="2B2B2B"/>
+          <w:sz w:val="19"/>
+          <w:szCs w:val="19"/>
+        </w:rPr>
+        <w:t xml:space="preserve">POST /api/risk/categories/:id/assessments</w:t>
+      </w:r>
+      <w:r>
+        <w:t xml:space="preserve"> — member/admin; writes a new assessment, sets </w:t>
+      </w:r>
+      <w:r>
+        <w:rPr>
+          <w:rFonts w:ascii="Consolas" w:cs="Consolas" w:eastAsia="Consolas" w:hAnsi="Consolas"/>
+          <w:color w:val="2B2B2B"/>
+          <w:sz w:val="19"/>
+          <w:szCs w:val="19"/>
+        </w:rPr>
+        <w:t xml:space="preserve">supersedes_id</w:t>
+      </w:r>
+      <w:r>
+        <w:t xml:space="preserve">.</w:t>
+      </w:r>
+    </w:p>
+    <w:p>
+      <w:pPr>
+        <w:pStyle w:val="ListParagraph"/>
+        <w:numPr>
+          <w:ilvl w:val="1"/>
+          <w:numId w:val="1"/>
+        </w:numPr>
+        <w:spacing w:after="60" w:line="290"/>
+      </w:pPr>
+      <w:r>
+        <w:rPr>
+          <w:rFonts w:ascii="Consolas" w:cs="Consolas" w:eastAsia="Consolas" w:hAnsi="Consolas"/>
+          <w:color w:val="2B2B2B"/>
+          <w:sz w:val="19"/>
+          <w:szCs w:val="19"/>
+        </w:rPr>
+        <w:t xml:space="preserve">PUT /api/risk/assessments/:id/rationale</w:t>
+      </w:r>
+      <w:r>
+        <w:t xml:space="preserve"> — member/admin; edits </w:t>
+      </w:r>
+      <w:r>
+        <w:rPr>
+          <w:rFonts w:ascii="Consolas" w:cs="Consolas" w:eastAsia="Consolas" w:hAnsi="Consolas"/>
+          <w:color w:val="2B2B2B"/>
+          <w:sz w:val="19"/>
+          <w:szCs w:val="19"/>
+        </w:rPr>
+        <w:t xml:space="preserve">rationale</w:t>
+      </w:r>
+      <w:r>
+        <w:t xml:space="preserve">/</w:t>
+      </w:r>
+      <w:r>
+        <w:rPr>
+          <w:rFonts w:ascii="Consolas" w:cs="Consolas" w:eastAsia="Consolas" w:hAnsi="Consolas"/>
+          <w:color w:val="2B2B2B"/>
+          <w:sz w:val="19"/>
+          <w:szCs w:val="19"/>
+        </w:rPr>
+        <w:t xml:space="preserve">note</w:t>
+      </w:r>
+      <w:r>
+        <w:t xml:space="preserve"> of the </w:t>
+      </w:r>
+      <w:r>
+        <w:rPr>
+          <w:i/>
+          <w:iCs/>
+        </w:rPr>
+        <w:t xml:space="preserve">current</w:t>
+      </w:r>
+      <w:r>
+        <w:t xml:space="preserve"> assessment in place (409 if it isn't the latest for its category).</w:t>
+      </w:r>
+    </w:p>
+    <w:p>
+      <w:pPr>
+        <w:pStyle w:val="ListParagraph"/>
+        <w:numPr>
+          <w:ilvl w:val="1"/>
+          <w:numId w:val="1"/>
+        </w:numPr>
+        <w:spacing w:after="60" w:line="290"/>
+      </w:pPr>
+      <w:r>
+        <w:rPr>
+          <w:rFonts w:ascii="Consolas" w:cs="Consolas" w:eastAsia="Consolas" w:hAnsi="Consolas"/>
+          <w:color w:val="2B2B2B"/>
+          <w:sz w:val="19"/>
+          <w:szCs w:val="19"/>
+        </w:rPr>
+        <w:t xml:space="preserve">POST/PUT/DELETE /api/risk/categories/:id/mitigations</w:t>
+      </w:r>
+      <w:r>
+        <w:t xml:space="preserve"> — member/admin.</w:t>
+      </w:r>
+    </w:p>
+    <w:p>
+      <w:pPr>
+        <w:pStyle w:val="ListParagraph"/>
+        <w:numPr>
+          <w:ilvl w:val="1"/>
+          <w:numId w:val="1"/>
+        </w:numPr>
+        <w:spacing w:after="60" w:line="290"/>
+      </w:pPr>
+      <w:r>
+        <w:rPr>
+          <w:rFonts w:ascii="Consolas" w:cs="Consolas" w:eastAsia="Consolas" w:hAnsi="Consolas"/>
+          <w:color w:val="2B2B2B"/>
+          <w:sz w:val="19"/>
+          <w:szCs w:val="19"/>
+        </w:rPr>
+        <w:t xml:space="preserve">PUT /api/risk/categories/:id/notes</w:t>
+      </w:r>
+      <w:r>
+        <w:t xml:space="preserve"> — member/admin; the general Notes field only (the rest of </w:t>
+      </w:r>
+      <w:r>
+        <w:rPr>
+          <w:rFonts w:ascii="Consolas" w:cs="Consolas" w:eastAsia="Consolas" w:hAnsi="Consolas"/>
+          <w:color w:val="2B2B2B"/>
+          <w:sz w:val="19"/>
+          <w:szCs w:val="19"/>
+        </w:rPr>
+        <w:t xml:space="preserve">PUT /api/risk/categories/:id</w:t>
+      </w:r>
+      <w:r>
+        <w:t xml:space="preserve"> stays admin-only).</w:t>
+      </w:r>
+    </w:p>
+    <w:p>
+      <w:pPr>
+        <w:pStyle w:val="ListParagraph"/>
+        <w:numPr>
+          <w:ilvl w:val="1"/>
+          <w:numId w:val="1"/>
+        </w:numPr>
+        <w:spacing w:after="60" w:line="290"/>
+      </w:pPr>
+      <w:r>
+        <w:rPr>
+          <w:rFonts w:ascii="Consolas" w:cs="Consolas" w:eastAsia="Consolas" w:hAnsi="Consolas"/>
+          <w:color w:val="2B2B2B"/>
+          <w:sz w:val="19"/>
+          <w:szCs w:val="19"/>
+        </w:rPr>
+        <w:t xml:space="preserve">GET /api/risk/actions</w:t>
+      </w:r>
+      <w:r>
+        <w:t xml:space="preserve">, </w:t>
+      </w:r>
+      <w:r>
+        <w:rPr>
+          <w:rFonts w:ascii="Consolas" w:cs="Consolas" w:eastAsia="Consolas" w:hAnsi="Consolas"/>
+          <w:color w:val="2B2B2B"/>
+          <w:sz w:val="19"/>
+          <w:szCs w:val="19"/>
+        </w:rPr>
+        <w:t xml:space="preserve">POST/PUT/DELETE /api/risk/actions[/:id]</w:t>
+      </w:r>
+      <w:r>
+        <w:t xml:space="preserve"> — member/admin; </w:t>
+      </w:r>
+      <w:r>
+        <w:rPr>
+          <w:rFonts w:ascii="Consolas" w:cs="Consolas" w:eastAsia="Consolas" w:hAnsi="Consolas"/>
+          <w:color w:val="2B2B2B"/>
+          <w:sz w:val="19"/>
+          <w:szCs w:val="19"/>
+        </w:rPr>
+        <w:t xml:space="preserve">POST /api/risk/actions/:id/promote</w:t>
+      </w:r>
+      <w:r>
+        <w:t xml:space="preserve"> creates the </w:t>
+      </w:r>
+      <w:r>
+        <w:rPr>
+          <w:rFonts w:ascii="Consolas" w:cs="Consolas" w:eastAsia="Consolas" w:hAnsi="Consolas"/>
+          <w:color w:val="2B2B2B"/>
+          <w:sz w:val="19"/>
+          <w:szCs w:val="19"/>
+        </w:rPr>
+        <w:t xml:space="preserve">tasks</w:t>
+      </w:r>
+      <w:r>
+        <w:t xml:space="preserve"> row (calls the same insert logic </w:t>
+      </w:r>
+      <w:r>
+        <w:rPr>
+          <w:rFonts w:ascii="Consolas" w:cs="Consolas" w:eastAsia="Consolas" w:hAnsi="Consolas"/>
+          <w:color w:val="2B2B2B"/>
+          <w:sz w:val="19"/>
+          <w:szCs w:val="19"/>
+        </w:rPr>
+        <w:t xml:space="preserve">server/tasks.js</w:t>
+      </w:r>
+      <w:r>
+        <w:t xml:space="preserve"> uses — factor a shared helper or duplicate the small INSERT) and stores </w:t>
       </w:r>
       <w:r>
         <w:rPr>
@@ -12229,55 +14487,143 @@
         <w:t xml:space="preserve">task_id</w:t>
       </w:r>
       <w:r>
-        <w:t xml:space="preserve"> (leaves the task alone) and restores </w:t>
-      </w:r>
-      <w:r>
-        <w:rPr>
-          <w:rFonts w:ascii="Consolas" w:cs="Consolas" w:eastAsia="Consolas" w:hAnsi="Consolas"/>
-          <w:color w:val="2B2B2B"/>
-          <w:sz w:val="19"/>
-          <w:szCs w:val="19"/>
-        </w:rPr>
-        <w:t xml:space="preserve">risk_actions.status</w:t>
-      </w:r>
-      <w:r>
-        <w:t xml:space="preserve"> as authoritative. Deleting the task in </w:t>
-      </w:r>
-      <w:r>
-        <w:rPr>
-          <w:rFonts w:ascii="Consolas" w:cs="Consolas" w:eastAsia="Consolas" w:hAnsi="Consolas"/>
-          <w:color w:val="2B2B2B"/>
-          <w:sz w:val="19"/>
-          <w:szCs w:val="19"/>
-        </w:rPr>
-        <w:t xml:space="preserve">/tasks</w:t>
-      </w:r>
-      <w:r>
-        <w:t xml:space="preserve"> leaves </w:t>
-      </w:r>
-      <w:r>
-        <w:rPr>
-          <w:rFonts w:ascii="Consolas" w:cs="Consolas" w:eastAsia="Consolas" w:hAnsi="Consolas"/>
-          <w:color w:val="2B2B2B"/>
-          <w:sz w:val="19"/>
-          <w:szCs w:val="19"/>
-        </w:rPr>
-        <w:t xml:space="preserve">task_id</w:t>
-      </w:r>
-      <w:r>
-        <w:t xml:space="preserve"> dangling → the join returns null → the action falls back to its own </w:t>
-      </w:r>
-      <w:r>
-        <w:rPr>
-          <w:rFonts w:ascii="Consolas" w:cs="Consolas" w:eastAsia="Consolas" w:hAnsi="Consolas"/>
-          <w:color w:val="2B2B2B"/>
-          <w:sz w:val="19"/>
-          <w:szCs w:val="19"/>
-        </w:rPr>
-        <w:t xml:space="preserve">status</w:t>
-      </w:r>
-      <w:r>
-        <w:t xml:space="preserve"> and shows a "linked task was deleted" hint.</w:t>
+        <w:t xml:space="preserve">; </w:t>
+      </w:r>
+      <w:r>
+        <w:rPr>
+          <w:rFonts w:ascii="Consolas" w:cs="Consolas" w:eastAsia="Consolas" w:hAnsi="Consolas"/>
+          <w:color w:val="2B2B2B"/>
+          <w:sz w:val="19"/>
+          <w:szCs w:val="19"/>
+        </w:rPr>
+        <w:t xml:space="preserve">POST /api/risk/actions/:id/unlink</w:t>
+      </w:r>
+      <w:r>
+        <w:t xml:space="preserve"> clears it.</w:t>
+      </w:r>
+    </w:p>
+    <w:p>
+      <w:pPr>
+        <w:pStyle w:val="ListParagraph"/>
+        <w:numPr>
+          <w:ilvl w:val="1"/>
+          <w:numId w:val="1"/>
+        </w:numPr>
+        <w:spacing w:after="60" w:line="290"/>
+      </w:pPr>
+      <w:r>
+        <w:rPr>
+          <w:rFonts w:ascii="Consolas" w:cs="Consolas" w:eastAsia="Consolas" w:hAnsi="Consolas"/>
+          <w:color w:val="2B2B2B"/>
+          <w:sz w:val="19"/>
+          <w:szCs w:val="19"/>
+        </w:rPr>
+        <w:t xml:space="preserve">GET /api/risk/events</w:t>
+      </w:r>
+      <w:r>
+        <w:t xml:space="preserve">, </w:t>
+      </w:r>
+      <w:r>
+        <w:rPr>
+          <w:rFonts w:ascii="Consolas" w:cs="Consolas" w:eastAsia="Consolas" w:hAnsi="Consolas"/>
+          <w:color w:val="2B2B2B"/>
+          <w:sz w:val="19"/>
+          <w:szCs w:val="19"/>
+        </w:rPr>
+        <w:t xml:space="preserve">POST/PUT /api/risk/events[/:id]</w:t>
+      </w:r>
+      <w:r>
+        <w:t xml:space="preserve">, </w:t>
+      </w:r>
+      <w:r>
+        <w:rPr>
+          <w:rFonts w:ascii="Consolas" w:cs="Consolas" w:eastAsia="Consolas" w:hAnsi="Consolas"/>
+          <w:color w:val="2B2B2B"/>
+          <w:sz w:val="19"/>
+          <w:szCs w:val="19"/>
+        </w:rPr>
+        <w:t xml:space="preserve">POST /api/risk/events/:id/close</w:t>
+      </w:r>
+      <w:r>
+        <w:t xml:space="preserve"> — member/admin.</w:t>
+      </w:r>
+    </w:p>
+    <w:p>
+      <w:pPr>
+        <w:pStyle w:val="ListParagraph"/>
+        <w:numPr>
+          <w:ilvl w:val="1"/>
+          <w:numId w:val="1"/>
+        </w:numPr>
+        <w:spacing w:after="60" w:line="290"/>
+      </w:pPr>
+      <w:r>
+        <w:rPr>
+          <w:rFonts w:ascii="Consolas" w:cs="Consolas" w:eastAsia="Consolas" w:hAnsi="Consolas"/>
+          <w:color w:val="2B2B2B"/>
+          <w:sz w:val="19"/>
+          <w:szCs w:val="19"/>
+        </w:rPr>
+        <w:t xml:space="preserve">POST /api/risk/probability-lookup</w:t>
+      </w:r>
+      <w:r>
+        <w:t xml:space="preserve"> — member/admin; §7.</w:t>
+      </w:r>
+    </w:p>
+    <w:p>
+      <w:pPr>
+        <w:pStyle w:val="ListParagraph"/>
+        <w:numPr>
+          <w:ilvl w:val="1"/>
+          <w:numId w:val="1"/>
+        </w:numPr>
+        <w:spacing w:after="60" w:line="290"/>
+      </w:pPr>
+      <w:r>
+        <w:rPr>
+          <w:rFonts w:ascii="Consolas" w:cs="Consolas" w:eastAsia="Consolas" w:hAnsi="Consolas"/>
+          <w:color w:val="2B2B2B"/>
+          <w:sz w:val="19"/>
+          <w:szCs w:val="19"/>
+        </w:rPr>
+        <w:t xml:space="preserve">GET /api/risk/profile</w:t>
+      </w:r>
+      <w:r>
+        <w:t xml:space="preserve"> — heatmap points, band counts, aggregate exposure (current + historical series), domain rollup, since-last-review diff.</w:t>
+      </w:r>
+    </w:p>
+    <w:p>
+      <w:pPr>
+        <w:pStyle w:val="ListParagraph"/>
+        <w:numPr>
+          <w:ilvl w:val="1"/>
+          <w:numId w:val="1"/>
+        </w:numPr>
+        <w:spacing w:after="60" w:line="290"/>
+      </w:pPr>
+      <w:r>
+        <w:rPr>
+          <w:rFonts w:ascii="Consolas" w:cs="Consolas" w:eastAsia="Consolas" w:hAnsi="Consolas"/>
+          <w:color w:val="2B2B2B"/>
+          <w:sz w:val="19"/>
+          <w:szCs w:val="19"/>
+        </w:rPr>
+        <w:t xml:space="preserve">GET /api/risk/report/pdf</w:t>
+      </w:r>
+      <w:r>
+        <w:t xml:space="preserve">, </w:t>
+      </w:r>
+      <w:r>
+        <w:rPr>
+          <w:rFonts w:ascii="Consolas" w:cs="Consolas" w:eastAsia="Consolas" w:hAnsi="Consolas"/>
+          <w:color w:val="2B2B2B"/>
+          <w:sz w:val="19"/>
+          <w:szCs w:val="19"/>
+        </w:rPr>
+        <w:t xml:space="preserve">POST /api/risk/report/email</w:t>
+      </w:r>
+      <w:r>
+        <w:t xml:space="preserve"> — all roles; §8.</w:t>
       </w:r>
     </w:p>
     <w:p>
@@ -12291,68 +14637,77 @@
       </w:pPr>
       <w:r>
         <w:rPr>
+          <w:rFonts w:ascii="Consolas" w:cs="Consolas" w:eastAsia="Consolas" w:hAnsi="Consolas"/>
           <w:b/>
           <w:bCs/>
-        </w:rPr>
-        <w:t xml:space="preserve">No new task schema.</w:t>
-      </w:r>
-      <w:r>
-        <w:t xml:space="preserve"> The only optional convenience: a nullable </w:t>
-      </w:r>
-      <w:r>
-        <w:rPr>
-          <w:rFonts w:ascii="Consolas" w:cs="Consolas" w:eastAsia="Consolas" w:hAnsi="Consolas"/>
-          <w:color w:val="2B2B2B"/>
-          <w:sz w:val="19"/>
-          <w:szCs w:val="19"/>
-        </w:rPr>
-        <w:t xml:space="preserve">tasks.source_ref_id</w:t>
-      </w:r>
-      <w:r>
-        <w:t xml:space="preserve"> already exists (used by the one-off import); do </w:t>
-      </w:r>
-      <w:r>
-        <w:rPr>
-          <w:b/>
-          <w:bCs/>
-        </w:rPr>
-        <w:t xml:space="preserve">not</w:t>
-      </w:r>
-      <w:r>
-        <w:t xml:space="preserve"> repurpose it. The link is held on the risk side (</w:t>
-      </w:r>
-      <w:r>
-        <w:rPr>
-          <w:rFonts w:ascii="Consolas" w:cs="Consolas" w:eastAsia="Consolas" w:hAnsi="Consolas"/>
-          <w:color w:val="2B2B2B"/>
-          <w:sz w:val="19"/>
-          <w:szCs w:val="19"/>
-        </w:rPr>
-        <w:t xml:space="preserve">risk_actions.task_id</w:t>
-      </w:r>
-      <w:r>
-        <w:t xml:space="preserve">), exactly as </w:t>
-      </w:r>
-      <w:r>
-        <w:rPr>
-          <w:rFonts w:ascii="Consolas" w:cs="Consolas" w:eastAsia="Consolas" w:hAnsi="Consolas"/>
-          <w:color w:val="2B2B2B"/>
-          <w:sz w:val="19"/>
-          <w:szCs w:val="19"/>
-        </w:rPr>
-        <w:t xml:space="preserve">meeting_action_items.task_id</w:t>
-      </w:r>
-      <w:r>
-        <w:t xml:space="preserve"> holds it on the meetings side.</w:t>
-      </w:r>
-    </w:p>
-    <w:p>
-      <w:pPr>
-        <w:pStyle w:val="Heading2"/>
-        <w:spacing w:after="100" w:before="220"/>
-      </w:pPr>
-      <w:r>
-        <w:t xml:space="preserve">6.6 Manage tab (admin only)</w:t>
+          <w:color w:val="2B2B2B"/>
+          <w:sz w:val="19"/>
+          <w:szCs w:val="19"/>
+        </w:rPr>
+        <w:t xml:space="preserve">server/risk-report.js</w:t>
+      </w:r>
+      <w:r>
+        <w:t xml:space="preserve"> (new) — </w:t>
+      </w:r>
+      <w:r>
+        <w:rPr>
+          <w:rFonts w:ascii="Consolas" w:cs="Consolas" w:eastAsia="Consolas" w:hAnsi="Consolas"/>
+          <w:color w:val="2B2B2B"/>
+          <w:sz w:val="19"/>
+          <w:szCs w:val="19"/>
+        </w:rPr>
+        <w:t xml:space="preserve">buildRiskReportPdf({ filters, asOf, compareTo })</w:t>
+      </w:r>
+      <w:r>
+        <w:t xml:space="preserve">, copy the structure of </w:t>
+      </w:r>
+      <w:r>
+        <w:rPr>
+          <w:rFonts w:ascii="Consolas" w:cs="Consolas" w:eastAsia="Consolas" w:hAnsi="Consolas"/>
+          <w:color w:val="2B2B2B"/>
+          <w:sz w:val="19"/>
+          <w:szCs w:val="19"/>
+        </w:rPr>
+        <w:t xml:space="preserve">server/expenditure-report.js</w:t>
+      </w:r>
+      <w:r>
+        <w:t xml:space="preserve"> (its </w:t>
+      </w:r>
+      <w:r>
+        <w:rPr>
+          <w:rFonts w:ascii="Consolas" w:cs="Consolas" w:eastAsia="Consolas" w:hAnsi="Consolas"/>
+          <w:color w:val="2B2B2B"/>
+          <w:sz w:val="19"/>
+          <w:szCs w:val="19"/>
+        </w:rPr>
+        <w:t xml:space="preserve">chartCanvas</w:t>
+      </w:r>
+      <w:r>
+        <w:t xml:space="preserve">, </w:t>
+      </w:r>
+      <w:r>
+        <w:rPr>
+          <w:rFonts w:ascii="Consolas" w:cs="Consolas" w:eastAsia="Consolas" w:hAnsi="Consolas"/>
+          <w:color w:val="2B2B2B"/>
+          <w:sz w:val="19"/>
+          <w:szCs w:val="19"/>
+        </w:rPr>
+        <w:t xml:space="preserve">renderToBuffer</w:t>
+      </w:r>
+      <w:r>
+        <w:t xml:space="preserve">, </w:t>
+      </w:r>
+      <w:r>
+        <w:rPr>
+          <w:rFonts w:ascii="Consolas" w:cs="Consolas" w:eastAsia="Consolas" w:hAnsi="Consolas"/>
+          <w:color w:val="2B2B2B"/>
+          <w:sz w:val="19"/>
+          <w:szCs w:val="19"/>
+        </w:rPr>
+        <w:t xml:space="preserve">fmtCAD</w:t>
+      </w:r>
+      <w:r>
+        <w:t xml:space="preserve">, page/table helpers).</w:t>
       </w:r>
     </w:p>
     <w:p>
@@ -12366,25 +14721,41 @@
       </w:pPr>
       <w:r>
         <w:rPr>
+          <w:rFonts w:ascii="Consolas" w:cs="Consolas" w:eastAsia="Consolas" w:hAnsi="Consolas"/>
           <w:b/>
           <w:bCs/>
-        </w:rPr>
-        <w:t xml:space="preserve">Taxonomy editor:</w:t>
-      </w:r>
-      <w:r>
-        <w:t xml:space="preserve"> rename domains; add / rename / retire (</w:t>
-      </w:r>
-      <w:r>
-        <w:rPr>
-          <w:rFonts w:ascii="Consolas" w:cs="Consolas" w:eastAsia="Consolas" w:hAnsi="Consolas"/>
-          <w:color w:val="2B2B2B"/>
-          <w:sz w:val="19"/>
-          <w:szCs w:val="19"/>
-        </w:rPr>
-        <w:t xml:space="preserve">is_active = 0</w:t>
-      </w:r>
-      <w:r>
-        <w:t xml:space="preserve">) categories; edit a category's description, accountable text, and notes; reorder. Retiring a category hides it from the register but keeps its assessments/events/actions for history and the trend. Adding a category requires domain + title + description; it enters the register with no assessment until someone runs one (shows as "Not yet assessed").</w:t>
+          <w:color w:val="2B2B2B"/>
+          <w:sz w:val="19"/>
+          <w:szCs w:val="19"/>
+        </w:rPr>
+        <w:t xml:space="preserve">server/claude.js</w:t>
+      </w:r>
+      <w:r>
+        <w:t xml:space="preserve"> — add </w:t>
+      </w:r>
+      <w:r>
+        <w:rPr>
+          <w:rFonts w:ascii="Consolas" w:cs="Consolas" w:eastAsia="Consolas" w:hAnsi="Consolas"/>
+          <w:color w:val="2B2B2B"/>
+          <w:sz w:val="19"/>
+          <w:szCs w:val="19"/>
+        </w:rPr>
+        <w:t xml:space="preserve">researchRiskProbability(...)</w:t>
+      </w:r>
+      <w:r>
+        <w:t xml:space="preserve"> (§7); add it to </w:t>
+      </w:r>
+      <w:r>
+        <w:rPr>
+          <w:rFonts w:ascii="Consolas" w:cs="Consolas" w:eastAsia="Consolas" w:hAnsi="Consolas"/>
+          <w:color w:val="2B2B2B"/>
+          <w:sz w:val="19"/>
+          <w:szCs w:val="19"/>
+        </w:rPr>
+        <w:t xml:space="preserve">module.exports</w:t>
+      </w:r>
+      <w:r>
+        <w:t xml:space="preserve">.</w:t>
       </w:r>
     </w:p>
     <w:p>
@@ -12398,47 +14769,280 @@
       </w:pPr>
       <w:r>
         <w:rPr>
+          <w:rFonts w:ascii="Consolas" w:cs="Consolas" w:eastAsia="Consolas" w:hAnsi="Consolas"/>
           <w:b/>
           <w:bCs/>
-        </w:rPr>
-        <w:t xml:space="preserve">Scoring-scale editor:</w:t>
-      </w:r>
-      <w:r>
-        <w:t xml:space="preserve"> edit the </w:t>
-      </w:r>
-      <w:r>
-        <w:rPr>
-          <w:rFonts w:ascii="Consolas" w:cs="Consolas" w:eastAsia="Consolas" w:hAnsi="Consolas"/>
-          <w:color w:val="2B2B2B"/>
-          <w:sz w:val="19"/>
-          <w:szCs w:val="19"/>
-        </w:rPr>
-        <w:t xml:space="preserve">risk_scale</w:t>
-      </w:r>
-      <w:r>
-        <w:t xml:space="preserve"> labels/details (e.g. re-word an impact band). The </w:t>
-      </w:r>
-      <w:r>
-        <w:rPr>
-          <w:rFonts w:ascii="Consolas" w:cs="Consolas" w:eastAsia="Consolas" w:hAnsi="Consolas"/>
-          <w:color w:val="2B2B2B"/>
-          <w:sz w:val="19"/>
-          <w:szCs w:val="19"/>
-        </w:rPr>
-        <w:t xml:space="preserve">score = P×I</w:t>
-      </w:r>
-      <w:r>
-        <w:t xml:space="preserve"> and band cutoffs (5 / 8) are </w:t>
-      </w:r>
-      <w:r>
-        <w:rPr>
-          <w:b/>
-          <w:bCs/>
-        </w:rPr>
-        <w:t xml:space="preserve">not</w:t>
-      </w:r>
-      <w:r>
-        <w:t xml:space="preserve"> user-editable — they are the constant in code; note this in the UI.</w:t>
+          <w:color w:val="2B2B2B"/>
+          <w:sz w:val="19"/>
+          <w:szCs w:val="19"/>
+        </w:rPr>
+        <w:t xml:space="preserve">server/index.js</w:t>
+      </w:r>
+      <w:r>
+        <w:t xml:space="preserve"> —</w:t>
+      </w:r>
+    </w:p>
+    <w:p>
+      <w:pPr>
+        <w:pStyle w:val="ListParagraph"/>
+        <w:numPr>
+          <w:ilvl w:val="1"/>
+          <w:numId w:val="1"/>
+        </w:numPr>
+        <w:spacing w:after="60" w:line="290"/>
+      </w:pPr>
+      <w:r>
+        <w:rPr>
+          <w:rFonts w:ascii="Consolas" w:cs="Consolas" w:eastAsia="Consolas" w:hAnsi="Consolas"/>
+          <w:color w:val="2B2B2B"/>
+          <w:sz w:val="19"/>
+          <w:szCs w:val="19"/>
+        </w:rPr>
+        <w:t xml:space="preserve">const registerRiskRoutes = require('./risk');</w:t>
+      </w:r>
+      <w:r>
+        <w:t xml:space="preserve"> and </w:t>
+      </w:r>
+      <w:r>
+        <w:rPr>
+          <w:rFonts w:ascii="Consolas" w:cs="Consolas" w:eastAsia="Consolas" w:hAnsi="Consolas"/>
+          <w:color w:val="2B2B2B"/>
+          <w:sz w:val="19"/>
+          <w:szCs w:val="19"/>
+        </w:rPr>
+        <w:t xml:space="preserve">registerRiskRoutes(app, { db, logAudit });</w:t>
+      </w:r>
+      <w:r>
+        <w:t xml:space="preserve"> next to the other </w:t>
+      </w:r>
+      <w:r>
+        <w:rPr>
+          <w:rFonts w:ascii="Consolas" w:cs="Consolas" w:eastAsia="Consolas" w:hAnsi="Consolas"/>
+          <w:color w:val="2B2B2B"/>
+          <w:sz w:val="19"/>
+          <w:szCs w:val="19"/>
+        </w:rPr>
+        <w:t xml:space="preserve">register…Routes</w:t>
+      </w:r>
+      <w:r>
+        <w:t xml:space="preserve"> calls (~line 1355).</w:t>
+      </w:r>
+    </w:p>
+    <w:p>
+      <w:pPr>
+        <w:pStyle w:val="ListParagraph"/>
+        <w:numPr>
+          <w:ilvl w:val="1"/>
+          <w:numId w:val="1"/>
+        </w:numPr>
+        <w:spacing w:after="60" w:line="290"/>
+      </w:pPr>
+      <w:r>
+        <w:rPr>
+          <w:rFonts w:ascii="Consolas" w:cs="Consolas" w:eastAsia="Consolas" w:hAnsi="Consolas"/>
+          <w:color w:val="2B2B2B"/>
+          <w:sz w:val="19"/>
+          <w:szCs w:val="19"/>
+        </w:rPr>
+        <w:t xml:space="preserve">app.get('/risk', (req, res) =&gt; res.sendFile(path.join(PUBLIC_DIR, 'risk.html')));</w:t>
+      </w:r>
+      <w:r>
+        <w:t xml:space="preserve"> next to the other page routes (~line 1371).</w:t>
+      </w:r>
+    </w:p>
+    <w:p>
+      <w:pPr>
+        <w:pStyle w:val="ListParagraph"/>
+        <w:numPr>
+          <w:ilvl w:val="1"/>
+          <w:numId w:val="1"/>
+        </w:numPr>
+        <w:spacing w:after="60" w:line="290"/>
+      </w:pPr>
+      <w:r>
+        <w:t xml:space="preserve">In </w:t>
+      </w:r>
+      <w:r>
+        <w:rPr>
+          <w:rFonts w:ascii="Consolas" w:cs="Consolas" w:eastAsia="Consolas" w:hAnsi="Consolas"/>
+          <w:color w:val="2B2B2B"/>
+          <w:sz w:val="19"/>
+          <w:szCs w:val="19"/>
+        </w:rPr>
+        <w:t xml:space="preserve">PUT /api/admin/members/:userId/app-role</w:t>
+      </w:r>
+      <w:r>
+        <w:t xml:space="preserve">: add </w:t>
+      </w:r>
+      <w:r>
+        <w:rPr>
+          <w:rFonts w:ascii="Consolas" w:cs="Consolas" w:eastAsia="Consolas" w:hAnsi="Consolas"/>
+          <w:color w:val="2B2B2B"/>
+          <w:sz w:val="19"/>
+          <w:szCs w:val="19"/>
+        </w:rPr>
+        <w:t xml:space="preserve">'risk'</w:t>
+      </w:r>
+      <w:r>
+        <w:t xml:space="preserve"> to the </w:t>
+      </w:r>
+      <w:r>
+        <w:rPr>
+          <w:rFonts w:ascii="Consolas" w:cs="Consolas" w:eastAsia="Consolas" w:hAnsi="Consolas"/>
+          <w:color w:val="2B2B2B"/>
+          <w:sz w:val="19"/>
+          <w:szCs w:val="19"/>
+        </w:rPr>
+        <w:t xml:space="preserve">app</w:t>
+      </w:r>
+      <w:r>
+        <w:t xml:space="preserve"> allow-list, the </w:t>
+      </w:r>
+      <w:r>
+        <w:rPr>
+          <w:rFonts w:ascii="Consolas" w:cs="Consolas" w:eastAsia="Consolas" w:hAnsi="Consolas"/>
+          <w:color w:val="2B2B2B"/>
+          <w:sz w:val="19"/>
+          <w:szCs w:val="19"/>
+        </w:rPr>
+        <w:t xml:space="preserve">column</w:t>
+      </w:r>
+      <w:r>
+        <w:t xml:space="preserve"> map (</w:t>
+      </w:r>
+      <w:r>
+        <w:rPr>
+          <w:rFonts w:ascii="Consolas" w:cs="Consolas" w:eastAsia="Consolas" w:hAnsi="Consolas"/>
+          <w:color w:val="2B2B2B"/>
+          <w:sz w:val="19"/>
+          <w:szCs w:val="19"/>
+        </w:rPr>
+        <w:t xml:space="preserve">risk_role</w:t>
+      </w:r>
+      <w:r>
+        <w:t xml:space="preserve">), and the </w:t>
+      </w:r>
+      <w:r>
+        <w:rPr>
+          <w:rFonts w:ascii="Consolas" w:cs="Consolas" w:eastAsia="Consolas" w:hAnsi="Consolas"/>
+          <w:color w:val="2B2B2B"/>
+          <w:sz w:val="19"/>
+          <w:szCs w:val="19"/>
+        </w:rPr>
+        <w:t xml:space="preserve">appLabel</w:t>
+      </w:r>
+      <w:r>
+        <w:t xml:space="preserve"> map (</w:t>
+      </w:r>
+      <w:r>
+        <w:rPr>
+          <w:rFonts w:ascii="Consolas" w:cs="Consolas" w:eastAsia="Consolas" w:hAnsi="Consolas"/>
+          <w:color w:val="2B2B2B"/>
+          <w:sz w:val="19"/>
+          <w:szCs w:val="19"/>
+        </w:rPr>
+        <w:t xml:space="preserve">Risk Management</w:t>
+      </w:r>
+      <w:r>
+        <w:t xml:space="preserve">).</w:t>
+      </w:r>
+    </w:p>
+    <w:p>
+      <w:pPr>
+        <w:pStyle w:val="ListParagraph"/>
+        <w:numPr>
+          <w:ilvl w:val="1"/>
+          <w:numId w:val="1"/>
+        </w:numPr>
+        <w:spacing w:after="60" w:line="290"/>
+      </w:pPr>
+      <w:r>
+        <w:t xml:space="preserve">In </w:t>
+      </w:r>
+      <w:r>
+        <w:rPr>
+          <w:rFonts w:ascii="Consolas" w:cs="Consolas" w:eastAsia="Consolas" w:hAnsi="Consolas"/>
+          <w:color w:val="2B2B2B"/>
+          <w:sz w:val="19"/>
+          <w:szCs w:val="19"/>
+        </w:rPr>
+        <w:t xml:space="preserve">userPublic(row)</w:t>
+      </w:r>
+      <w:r>
+        <w:t xml:space="preserve">: add </w:t>
+      </w:r>
+      <w:r>
+        <w:rPr>
+          <w:rFonts w:ascii="Consolas" w:cs="Consolas" w:eastAsia="Consolas" w:hAnsi="Consolas"/>
+          <w:color w:val="2B2B2B"/>
+          <w:sz w:val="19"/>
+          <w:szCs w:val="19"/>
+        </w:rPr>
+        <w:t xml:space="preserve">riskAdmin: isFoAdmin || row.risk_role === 'admin'</w:t>
+      </w:r>
+      <w:r>
+        <w:t xml:space="preserve"> and </w:t>
+      </w:r>
+      <w:r>
+        <w:rPr>
+          <w:rFonts w:ascii="Consolas" w:cs="Consolas" w:eastAsia="Consolas" w:hAnsi="Consolas"/>
+          <w:color w:val="2B2B2B"/>
+          <w:sz w:val="19"/>
+          <w:szCs w:val="19"/>
+        </w:rPr>
+        <w:t xml:space="preserve">riskRole: row.risk_role</w:t>
+      </w:r>
+      <w:r>
+        <w:t xml:space="preserve">.</w:t>
+      </w:r>
+    </w:p>
+    <w:p>
+      <w:pPr>
+        <w:pStyle w:val="ListParagraph"/>
+        <w:numPr>
+          <w:ilvl w:val="1"/>
+          <w:numId w:val="1"/>
+        </w:numPr>
+        <w:spacing w:after="60" w:line="290"/>
+      </w:pPr>
+      <w:r>
+        <w:t xml:space="preserve">Optional (§9): </w:t>
+      </w:r>
+      <w:r>
+        <w:rPr>
+          <w:rFonts w:ascii="Consolas" w:cs="Consolas" w:eastAsia="Consolas" w:hAnsi="Consolas"/>
+          <w:color w:val="2B2B2B"/>
+          <w:sz w:val="19"/>
+          <w:szCs w:val="19"/>
+        </w:rPr>
+        <w:t xml:space="preserve">const { startRiskReviewScheduler } = require('./risk-scheduler');</w:t>
+      </w:r>
+      <w:r>
+        <w:t xml:space="preserve"> and start it alongside </w:t>
+      </w:r>
+      <w:r>
+        <w:rPr>
+          <w:rFonts w:ascii="Consolas" w:cs="Consolas" w:eastAsia="Consolas" w:hAnsi="Consolas"/>
+          <w:color w:val="2B2B2B"/>
+          <w:sz w:val="19"/>
+          <w:szCs w:val="19"/>
+        </w:rPr>
+        <w:t xml:space="preserve">startDigestScheduler()</w:t>
+      </w:r>
+      <w:r>
+        <w:t xml:space="preserve"> / </w:t>
+      </w:r>
+      <w:r>
+        <w:rPr>
+          <w:rFonts w:ascii="Consolas" w:cs="Consolas" w:eastAsia="Consolas" w:hAnsi="Consolas"/>
+          <w:color w:val="2B2B2B"/>
+          <w:sz w:val="19"/>
+          <w:szCs w:val="19"/>
+        </w:rPr>
+        <w:t xml:space="preserve">startMeetingsScheduler()</w:t>
+      </w:r>
+      <w:r>
+        <w:t xml:space="preserve">.</w:t>
       </w:r>
     </w:p>
     <w:p>
@@ -12452,25 +15056,17 @@
       </w:pPr>
       <w:r>
         <w:rPr>
+          <w:rFonts w:ascii="Consolas" w:cs="Consolas" w:eastAsia="Consolas" w:hAnsi="Consolas"/>
           <w:b/>
           <w:bCs/>
-        </w:rPr>
-        <w:t xml:space="preserve">Roles panel:</w:t>
-      </w:r>
-      <w:r>
-        <w:t xml:space="preserve"> as in </w:t>
-      </w:r>
-      <w:r>
-        <w:rPr>
-          <w:rFonts w:ascii="Consolas" w:cs="Consolas" w:eastAsia="Consolas" w:hAnsi="Consolas"/>
-          <w:color w:val="2B2B2B"/>
-          <w:sz w:val="19"/>
-          <w:szCs w:val="19"/>
-        </w:rPr>
-        <w:t xml:space="preserve">/tasks</w:t>
-      </w:r>
-      <w:r>
-        <w:t xml:space="preserve"> (§4).</w:t>
+          <w:color w:val="2B2B2B"/>
+          <w:sz w:val="19"/>
+          <w:szCs w:val="19"/>
+        </w:rPr>
+        <w:t xml:space="preserve">server/risk-scheduler.js</w:t>
+      </w:r>
+      <w:r>
+        <w:t xml:space="preserve"> (new, optional/phase 2) — §9.</w:t>
       </w:r>
     </w:p>
     <w:p>
@@ -12487,581 +15083,79 @@
           <w:b/>
           <w:bCs/>
         </w:rPr>
-        <w:t xml:space="preserve">Review cadence:</w:t>
-      </w:r>
-      <w:r>
-        <w:t xml:space="preserve"> the settings for the optional reminder (§9).</w:t>
-      </w:r>
-    </w:p>
-    <w:p>
-      <w:pPr>
-        <w:pStyle w:val="Heading1"/>
-        <w:spacing w:after="120" w:before="280"/>
-      </w:pPr>
-      <w:r>
-        <w:t xml:space="preserve">7. External Probability Research (Claude web search)</w:t>
-      </w:r>
-    </w:p>
-    <w:p>
-      <w:pPr>
-        <w:spacing w:after="140" w:line="300"/>
-      </w:pPr>
-      <w:r>
-        <w:t xml:space="preserve">Add to </w:t>
-      </w:r>
-      <w:r>
-        <w:rPr>
-          <w:rFonts w:ascii="Consolas" w:cs="Consolas" w:eastAsia="Consolas" w:hAnsi="Consolas"/>
-          <w:color w:val="2B2B2B"/>
-          <w:sz w:val="19"/>
-          <w:szCs w:val="19"/>
-        </w:rPr>
-        <w:t xml:space="preserve">server/claude.js</w:t>
-      </w:r>
-      <w:r>
-        <w:t xml:space="preserve">, following </w:t>
-      </w:r>
-      <w:r>
-        <w:rPr>
-          <w:rFonts w:ascii="Consolas" w:cs="Consolas" w:eastAsia="Consolas" w:hAnsi="Consolas"/>
-          <w:color w:val="2B2B2B"/>
-          <w:sz w:val="19"/>
-          <w:szCs w:val="19"/>
-        </w:rPr>
-        <w:t xml:space="preserve">research(type, opp)</w:t>
-      </w:r>
-      <w:r>
-        <w:t xml:space="preserve"> exactly (same </w:t>
-      </w:r>
-      <w:r>
-        <w:rPr>
-          <w:rFonts w:ascii="Consolas" w:cs="Consolas" w:eastAsia="Consolas" w:hAnsi="Consolas"/>
-          <w:color w:val="2B2B2B"/>
-          <w:sz w:val="19"/>
-          <w:szCs w:val="19"/>
-        </w:rPr>
-        <w:t xml:space="preserve">web_search_20250305</w:t>
-      </w:r>
-      <w:r>
-        <w:t xml:space="preserve"> tool, same </w:t>
-      </w:r>
-      <w:r>
-        <w:rPr>
-          <w:rFonts w:ascii="Consolas" w:cs="Consolas" w:eastAsia="Consolas" w:hAnsi="Consolas"/>
-          <w:color w:val="2B2B2B"/>
-          <w:sz w:val="19"/>
-          <w:szCs w:val="19"/>
-        </w:rPr>
-        <w:t xml:space="preserve">extractJson</w:t>
-      </w:r>
-      <w:r>
-        <w:t xml:space="preserve">, same </w:t>
-      </w:r>
-      <w:r>
-        <w:rPr>
-          <w:rFonts w:ascii="Consolas" w:cs="Consolas" w:eastAsia="Consolas" w:hAnsi="Consolas"/>
-          <w:color w:val="2B2B2B"/>
-          <w:sz w:val="19"/>
-          <w:szCs w:val="19"/>
-        </w:rPr>
-        <w:t xml:space="preserve">ClaudeNotConfiguredError</w:t>
-      </w:r>
-      <w:r>
-        <w:t xml:space="preserve"> / "not configured" degradation, same </w:t>
-      </w:r>
-      <w:r>
-        <w:rPr>
-          <w:rFonts w:ascii="Consolas" w:cs="Consolas" w:eastAsia="Consolas" w:hAnsi="Consolas"/>
-          <w:color w:val="2B2B2B"/>
-          <w:sz w:val="19"/>
-          <w:szCs w:val="19"/>
-        </w:rPr>
-        <w:t xml:space="preserve">logApiUsage</w:t>
-      </w:r>
-      <w:r>
-        <w:t xml:space="preserve"> by the caller):</w:t>
-      </w:r>
-    </w:p>
-    <w:p>
-      <w:pPr>
-        <w:shd w:fill="F3F4F6" w:color="auto" w:val="clear"/>
-        <w:spacing w:after="0" w:before="80" w:line="260"/>
-      </w:pPr>
-      <w:r>
-        <w:rPr>
-          <w:rFonts w:ascii="Consolas" w:cs="Consolas" w:eastAsia="Consolas" w:hAnsi="Consolas"/>
-          <w:color w:val="1F2937"/>
-          <w:sz w:val="17"/>
-          <w:szCs w:val="17"/>
-        </w:rPr>
-        <w:t xml:space="preserve">// Estimates the base rate — published or reasoned annual probability — that a given risk</w:t>
-      </w:r>
-    </w:p>
-    <w:p>
-      <w:pPr>
-        <w:shd w:fill="F3F4F6" w:color="auto" w:val="clear"/>
-        <w:spacing w:after="0" w:before="0" w:line="260"/>
-      </w:pPr>
-      <w:r>
-        <w:rPr>
-          <w:rFonts w:ascii="Consolas" w:cs="Consolas" w:eastAsia="Consolas" w:hAnsi="Consolas"/>
-          <w:color w:val="1F2937"/>
-          <w:sz w:val="17"/>
-          <w:szCs w:val="17"/>
-        </w:rPr>
-        <w:t xml:space="preserve">// category materialises for a Canadian family office, and maps it onto the family's 1–4</w:t>
-      </w:r>
-    </w:p>
-    <w:p>
-      <w:pPr>
-        <w:shd w:fill="F3F4F6" w:color="auto" w:val="clear"/>
-        <w:spacing w:after="0" w:before="0" w:line="260"/>
-      </w:pPr>
-      <w:r>
-        <w:rPr>
-          <w:rFonts w:ascii="Consolas" w:cs="Consolas" w:eastAsia="Consolas" w:hAnsi="Consolas"/>
-          <w:color w:val="1F2937"/>
-          <w:sz w:val="17"/>
-          <w:szCs w:val="17"/>
-        </w:rPr>
-        <w:t xml:space="preserve">// annualised Probability scale. Decision support for a risk assessment (see</w:t>
-      </w:r>
-    </w:p>
-    <w:p>
-      <w:pPr>
-        <w:shd w:fill="F3F4F6" w:color="auto" w:val="clear"/>
-        <w:spacing w:after="0" w:before="0" w:line="260"/>
-      </w:pPr>
-      <w:r>
-        <w:rPr>
-          <w:rFonts w:ascii="Consolas" w:cs="Consolas" w:eastAsia="Consolas" w:hAnsi="Consolas"/>
-          <w:color w:val="1F2937"/>
-          <w:sz w:val="17"/>
-          <w:szCs w:val="17"/>
-        </w:rPr>
-        <w:t xml:space="preserve">// RFO_Risk_App_BuildSpec_v1.md §6.2) — the assessor still picks the score.</w:t>
-      </w:r>
-    </w:p>
-    <w:p>
-      <w:pPr>
-        <w:shd w:fill="F3F4F6" w:color="auto" w:val="clear"/>
-        <w:spacing w:after="0" w:before="0" w:line="260"/>
-      </w:pPr>
-      <w:r>
-        <w:rPr>
-          <w:rFonts w:ascii="Consolas" w:cs="Consolas" w:eastAsia="Consolas" w:hAnsi="Consolas"/>
-          <w:color w:val="1F2937"/>
-          <w:sz w:val="17"/>
-          <w:szCs w:val="17"/>
-        </w:rPr>
-        <w:t xml:space="preserve">async function researchRiskProbability({ title, description, context }) {</w:t>
-      </w:r>
-    </w:p>
-    <w:p>
-      <w:pPr>
-        <w:shd w:fill="F3F4F6" w:color="auto" w:val="clear"/>
-        <w:spacing w:after="0" w:before="0" w:line="260"/>
-      </w:pPr>
-      <w:r>
-        <w:rPr>
-          <w:rFonts w:ascii="Consolas" w:cs="Consolas" w:eastAsia="Consolas" w:hAnsi="Consolas"/>
-          <w:color w:val="1F2937"/>
-          <w:sz w:val="17"/>
-          <w:szCs w:val="17"/>
-        </w:rPr>
-        <w:t xml:space="preserve">  // system: "You are helping a Canadian family office (Robinson Family Office, Ontario,</w:t>
-      </w:r>
-    </w:p>
-    <w:p>
-      <w:pPr>
-        <w:shd w:fill="F3F4F6" w:color="auto" w:val="clear"/>
-        <w:spacing w:after="0" w:before="0" w:line="260"/>
-      </w:pPr>
-      <w:r>
-        <w:rPr>
-          <w:rFonts w:ascii="Consolas" w:cs="Consolas" w:eastAsia="Consolas" w:hAnsi="Consolas"/>
-          <w:color w:val="1F2937"/>
-          <w:sz w:val="17"/>
-          <w:szCs w:val="17"/>
-        </w:rPr>
-        <w:t xml:space="preserve">  //   ~CAD $30M AUM, 6 family members across three couples) estimate how often a specific</w:t>
-      </w:r>
-    </w:p>
-    <w:p>
-      <w:pPr>
-        <w:shd w:fill="F3F4F6" w:color="auto" w:val="clear"/>
-        <w:spacing w:after="0" w:before="0" w:line="260"/>
-      </w:pPr>
-      <w:r>
-        <w:rPr>
-          <w:rFonts w:ascii="Consolas" w:cs="Consolas" w:eastAsia="Consolas" w:hAnsi="Consolas"/>
-          <w:color w:val="1F2937"/>
-          <w:sz w:val="17"/>
-          <w:szCs w:val="17"/>
-        </w:rPr>
-        <w:t xml:space="preserve">  //   risk tends to occur, for an enterprise risk register. Search the web for actuarial</w:t>
-      </w:r>
-    </w:p>
-    <w:p>
-      <w:pPr>
-        <w:shd w:fill="F3F4F6" w:color="auto" w:val="clear"/>
-        <w:spacing w:after="0" w:before="0" w:line="260"/>
-      </w:pPr>
-      <w:r>
-        <w:rPr>
-          <w:rFonts w:ascii="Consolas" w:cs="Consolas" w:eastAsia="Consolas" w:hAnsi="Consolas"/>
-          <w:color w:val="1F2937"/>
-          <w:sz w:val="17"/>
-          <w:szCs w:val="17"/>
-        </w:rPr>
-        <w:t xml:space="preserve">  //   data, insurer statistics, regulator/industry reports, and credible studies. Prefer</w:t>
-      </w:r>
-    </w:p>
-    <w:p>
-      <w:pPr>
-        <w:shd w:fill="F3F4F6" w:color="auto" w:val="clear"/>
-        <w:spacing w:after="0" w:before="0" w:line="260"/>
-      </w:pPr>
-      <w:r>
-        <w:rPr>
-          <w:rFonts w:ascii="Consolas" w:cs="Consolas" w:eastAsia="Consolas" w:hAnsi="Consolas"/>
-          <w:color w:val="1F2937"/>
-          <w:sz w:val="17"/>
-          <w:szCs w:val="17"/>
-        </w:rPr>
-        <w:t xml:space="preserve">  //   figures expressed as an annual probability or frequency. Be explicit about</w:t>
-      </w:r>
-    </w:p>
-    <w:p>
-      <w:pPr>
-        <w:shd w:fill="F3F4F6" w:color="auto" w:val="clear"/>
-        <w:spacing w:after="0" w:before="0" w:line="260"/>
-      </w:pPr>
-      <w:r>
-        <w:rPr>
-          <w:rFonts w:ascii="Consolas" w:cs="Consolas" w:eastAsia="Consolas" w:hAnsi="Consolas"/>
-          <w:color w:val="1F2937"/>
-          <w:sz w:val="17"/>
-          <w:szCs w:val="17"/>
-        </w:rPr>
-        <w:t xml:space="preserve">  //   uncertainty and about how well the external data fits this family's situation.</w:t>
-      </w:r>
-    </w:p>
-    <w:p>
-      <w:pPr>
-        <w:shd w:fill="F3F4F6" w:color="auto" w:val="clear"/>
-        <w:spacing w:after="0" w:before="0" w:line="260"/>
-      </w:pPr>
-      <w:r>
-        <w:rPr>
-          <w:rFonts w:ascii="Consolas" w:cs="Consolas" w:eastAsia="Consolas" w:hAnsi="Consolas"/>
-          <w:color w:val="1F2937"/>
-          <w:sz w:val="17"/>
-          <w:szCs w:val="17"/>
-        </w:rPr>
-        <w:t xml:space="preserve">  //   Today is &lt;date&gt;."</w:t>
-      </w:r>
-    </w:p>
-    <w:p>
-      <w:pPr>
-        <w:shd w:fill="F3F4F6" w:color="auto" w:val="clear"/>
-        <w:spacing w:after="0" w:before="0" w:line="260"/>
-      </w:pPr>
-      <w:r>
-        <w:rPr>
-          <w:rFonts w:ascii="Consolas" w:cs="Consolas" w:eastAsia="Consolas" w:hAnsi="Consolas"/>
-          <w:color w:val="1F2937"/>
-          <w:sz w:val="17"/>
-          <w:szCs w:val="17"/>
-        </w:rPr>
-        <w:t xml:space="preserve">  // user: "&lt;title&gt; — &lt;description&gt;. Additional context: &lt;context&gt;.</w:t>
-      </w:r>
-    </w:p>
-    <w:p>
-      <w:pPr>
-        <w:shd w:fill="F3F4F6" w:color="auto" w:val="clear"/>
-        <w:spacing w:after="0" w:before="0" w:line="260"/>
-      </w:pPr>
-      <w:r>
-        <w:rPr>
-          <w:rFonts w:ascii="Consolas" w:cs="Consolas" w:eastAsia="Consolas" w:hAnsi="Consolas"/>
-          <w:color w:val="1F2937"/>
-          <w:sz w:val="17"/>
-          <w:szCs w:val="17"/>
-        </w:rPr>
-        <w:t xml:space="preserve">  //   Return ONLY valid JSON, no markdown:</w:t>
-      </w:r>
-    </w:p>
-    <w:p>
-      <w:pPr>
-        <w:shd w:fill="F3F4F6" w:color="auto" w:val="clear"/>
-        <w:spacing w:after="0" w:before="0" w:line="260"/>
-      </w:pPr>
-      <w:r>
-        <w:rPr>
-          <w:rFonts w:ascii="Consolas" w:cs="Consolas" w:eastAsia="Consolas" w:hAnsi="Consolas"/>
-          <w:color w:val="1F2937"/>
-          <w:sz w:val="17"/>
-          <w:szCs w:val="17"/>
-        </w:rPr>
-        <w:t xml:space="preserve">  //   {"estimateText":"2-4 plain-English sentences a non-expert can follow",</w:t>
-      </w:r>
-    </w:p>
-    <w:p>
-      <w:pPr>
-        <w:shd w:fill="F3F4F6" w:color="auto" w:val="clear"/>
-        <w:spacing w:after="0" w:before="0" w:line="260"/>
-      </w:pPr>
-      <w:r>
-        <w:rPr>
-          <w:rFonts w:ascii="Consolas" w:cs="Consolas" w:eastAsia="Consolas" w:hAnsi="Consolas"/>
-          <w:color w:val="1F2937"/>
-          <w:sz w:val="17"/>
-          <w:szCs w:val="17"/>
-        </w:rPr>
-        <w:t xml:space="preserve">  //    "probabilityLow":0.05,"probabilityHigh":0.20,   // annual, decimals; null if truly not estimable</w:t>
-      </w:r>
-    </w:p>
-    <w:p>
-      <w:pPr>
-        <w:shd w:fill="F3F4F6" w:color="auto" w:val="clear"/>
-        <w:spacing w:after="0" w:before="0" w:line="260"/>
-      </w:pPr>
-      <w:r>
-        <w:rPr>
-          <w:rFonts w:ascii="Consolas" w:cs="Consolas" w:eastAsia="Consolas" w:hAnsi="Consolas"/>
-          <w:color w:val="1F2937"/>
-          <w:sz w:val="17"/>
-          <w:szCs w:val="17"/>
-        </w:rPr>
-        <w:t xml:space="preserve">  //    "mappedScore":2,   // 1=&lt;5%/yr, 2=5-20%, 3=20-50%, 4=&gt;50%/yr — pick the band probabilityLow..High mostly falls in</w:t>
-      </w:r>
-    </w:p>
-    <w:p>
-      <w:pPr>
-        <w:shd w:fill="F3F4F6" w:color="auto" w:val="clear"/>
-        <w:spacing w:after="0" w:before="0" w:line="260"/>
-      </w:pPr>
-      <w:r>
-        <w:rPr>
-          <w:rFonts w:ascii="Consolas" w:cs="Consolas" w:eastAsia="Consolas" w:hAnsi="Consolas"/>
-          <w:color w:val="1F2937"/>
-          <w:sz w:val="17"/>
-          <w:szCs w:val="17"/>
-        </w:rPr>
-        <w:t xml:space="preserve">  //    "rationale":"one sentence on why this score, incl. any adjustment for the family's specifics",</w:t>
-      </w:r>
-    </w:p>
-    <w:p>
-      <w:pPr>
-        <w:shd w:fill="F3F4F6" w:color="auto" w:val="clear"/>
-        <w:spacing w:after="0" w:before="0" w:line="260"/>
-      </w:pPr>
-      <w:r>
-        <w:rPr>
-          <w:rFonts w:ascii="Consolas" w:cs="Consolas" w:eastAsia="Consolas" w:hAnsi="Consolas"/>
-          <w:color w:val="1F2937"/>
-          <w:sz w:val="17"/>
-          <w:szCs w:val="17"/>
-        </w:rPr>
-        <w:t xml:space="preserve">  //    "sources":[{"title":"...","url":"..."}],   // the 2-4 most load-bearing</w:t>
-      </w:r>
-    </w:p>
-    <w:p>
-      <w:pPr>
-        <w:shd w:fill="F3F4F6" w:color="auto" w:val="clear"/>
-        <w:spacing w:after="0" w:before="0" w:line="260"/>
-      </w:pPr>
-      <w:r>
-        <w:rPr>
-          <w:rFonts w:ascii="Consolas" w:cs="Consolas" w:eastAsia="Consolas" w:hAnsi="Consolas"/>
-          <w:color w:val="1F2937"/>
-          <w:sz w:val="17"/>
-          <w:szCs w:val="17"/>
-        </w:rPr>
-        <w:t xml:space="preserve">  //    "caveats":"one sentence on what the external data does NOT capture"}"</w:t>
-      </w:r>
-    </w:p>
-    <w:p>
-      <w:pPr>
-        <w:shd w:fill="F3F4F6" w:color="auto" w:val="clear"/>
-        <w:spacing w:after="0" w:before="0" w:line="260"/>
-      </w:pPr>
-      <w:r>
-        <w:rPr>
-          <w:rFonts w:ascii="Consolas" w:cs="Consolas" w:eastAsia="Consolas" w:hAnsi="Consolas"/>
-          <w:color w:val="1F2937"/>
-          <w:sz w:val="17"/>
-          <w:szCs w:val="17"/>
-        </w:rPr>
-        <w:t xml:space="preserve">  // tools: [{ type: 'web_search_20250305', name: 'web_search' }], max_tokens ~3000</w:t>
-      </w:r>
-    </w:p>
-    <w:p>
-      <w:pPr>
-        <w:shd w:fill="F3F4F6" w:color="auto" w:val="clear"/>
-        <w:spacing w:after="140" w:before="0" w:line="260"/>
-      </w:pPr>
-      <w:r>
-        <w:rPr>
-          <w:rFonts w:ascii="Consolas" w:cs="Consolas" w:eastAsia="Consolas" w:hAnsi="Consolas"/>
-          <w:color w:val="1F2937"/>
-          <w:sz w:val="17"/>
-          <w:szCs w:val="17"/>
-        </w:rPr>
-        <w:t xml:space="preserve">}</w:t>
-      </w:r>
-    </w:p>
-    <w:p>
-      <w:pPr>
-        <w:spacing w:after="140" w:line="300"/>
-      </w:pPr>
-      <w:r>
-        <w:t xml:space="preserve">Route: </w:t>
-      </w:r>
-      <w:r>
-        <w:rPr>
-          <w:rFonts w:ascii="Consolas" w:cs="Consolas" w:eastAsia="Consolas" w:hAnsi="Consolas"/>
-          <w:color w:val="2B2B2B"/>
-          <w:sz w:val="19"/>
-          <w:szCs w:val="19"/>
-        </w:rPr>
-        <w:t xml:space="preserve">POST /api/risk/probability-lookup</w:t>
-      </w:r>
-      <w:r>
-        <w:t xml:space="preserve"> (member/admin) — body </w:t>
-      </w:r>
-      <w:r>
-        <w:rPr>
-          <w:rFonts w:ascii="Consolas" w:cs="Consolas" w:eastAsia="Consolas" w:hAnsi="Consolas"/>
-          <w:color w:val="2B2B2B"/>
-          <w:sz w:val="19"/>
-          <w:szCs w:val="19"/>
-        </w:rPr>
-        <w:t xml:space="preserve">{ categoryId? , title, description, context? }</w:t>
-      </w:r>
-      <w:r>
-        <w:t xml:space="preserve">; on success persists a </w:t>
-      </w:r>
-      <w:r>
-        <w:rPr>
-          <w:rFonts w:ascii="Consolas" w:cs="Consolas" w:eastAsia="Consolas" w:hAnsi="Consolas"/>
-          <w:color w:val="2B2B2B"/>
-          <w:sz w:val="19"/>
-          <w:szCs w:val="19"/>
-        </w:rPr>
-        <w:t xml:space="preserve">risk_probability_lookups</w:t>
-      </w:r>
-      <w:r>
-        <w:t xml:space="preserve"> row and returns it; on </w:t>
-      </w:r>
-      <w:r>
-        <w:rPr>
-          <w:rFonts w:ascii="Consolas" w:cs="Consolas" w:eastAsia="Consolas" w:hAnsi="Consolas"/>
-          <w:color w:val="2B2B2B"/>
-          <w:sz w:val="19"/>
-          <w:szCs w:val="19"/>
-        </w:rPr>
-        <w:t xml:space="preserve">ClaudeNotConfiguredError</w:t>
-      </w:r>
-      <w:r>
-        <w:t xml:space="preserve"> returns </w:t>
-      </w:r>
-      <w:r>
-        <w:rPr>
-          <w:rFonts w:ascii="Consolas" w:cs="Consolas" w:eastAsia="Consolas" w:hAnsi="Consolas"/>
-          <w:color w:val="2B2B2B"/>
-          <w:sz w:val="19"/>
-          <w:szCs w:val="19"/>
-        </w:rPr>
-        <w:t xml:space="preserve">{ configured: false }</w:t>
-      </w:r>
-      <w:r>
-        <w:t xml:space="preserve"> and the UI shows the manual-only state (same as the DD research fields).</w:t>
-      </w:r>
-    </w:p>
-    <w:p>
-      <w:pPr>
-        <w:spacing w:after="140" w:line="300"/>
-      </w:pPr>
-      <w:r>
-        <w:rPr>
-          <w:b/>
-          <w:bCs/>
-        </w:rPr>
-        <w:t xml:space="preserve">Framing in the UI (important):</w:t>
-      </w:r>
-      <w:r>
-        <w:t xml:space="preserve"> present the result as "external base rate", shown next to — never replacing — the assessor's Probability selector. Store both the external estimate (</w:t>
-      </w:r>
-      <w:r>
-        <w:rPr>
-          <w:rFonts w:ascii="Consolas" w:cs="Consolas" w:eastAsia="Consolas" w:hAnsi="Consolas"/>
-          <w:color w:val="2B2B2B"/>
-          <w:sz w:val="19"/>
-          <w:szCs w:val="19"/>
-        </w:rPr>
-        <w:t xml:space="preserve">external_probability_id</w:t>
-      </w:r>
-      <w:r>
-        <w:t xml:space="preserve"> on the assessment) and the human-chosen </w:t>
-      </w:r>
-      <w:r>
-        <w:rPr>
-          <w:rFonts w:ascii="Consolas" w:cs="Consolas" w:eastAsia="Consolas" w:hAnsi="Consolas"/>
-          <w:color w:val="2B2B2B"/>
-          <w:sz w:val="19"/>
-          <w:szCs w:val="19"/>
-        </w:rPr>
-        <w:t xml:space="preserve">residual_prob</w:t>
-      </w:r>
-      <w:r>
-        <w:t xml:space="preserve"> / </w:t>
-      </w:r>
-      <w:r>
-        <w:rPr>
-          <w:rFonts w:ascii="Consolas" w:cs="Consolas" w:eastAsia="Consolas" w:hAnsi="Consolas"/>
-          <w:color w:val="2B2B2B"/>
-          <w:sz w:val="19"/>
-          <w:szCs w:val="19"/>
-        </w:rPr>
-        <w:t xml:space="preserve">inherent_prob</w:t>
-      </w:r>
-      <w:r>
-        <w:t xml:space="preserve">. Categories where an external base rate is largely meaningless (family relationships, next-gen readiness, cognitive decline of a specific person) should still allow the lookup but the prompt's </w:t>
-      </w:r>
-      <w:r>
-        <w:rPr>
-          <w:rFonts w:ascii="Consolas" w:cs="Consolas" w:eastAsia="Consolas" w:hAnsi="Consolas"/>
-          <w:color w:val="2B2B2B"/>
-          <w:sz w:val="19"/>
-          <w:szCs w:val="19"/>
-        </w:rPr>
-        <w:t xml:space="preserve">caveats</w:t>
-      </w:r>
-      <w:r>
-        <w:t xml:space="preserve"> will — correctly — say the external data doesn't capture the family's specifics; that is a feature, not a bug. Cache/display the last lookup per category with its </w:t>
-      </w:r>
-      <w:r>
-        <w:rPr>
-          <w:rFonts w:ascii="Consolas" w:cs="Consolas" w:eastAsia="Consolas" w:hAnsi="Consolas"/>
-          <w:color w:val="2B2B2B"/>
-          <w:sz w:val="19"/>
-          <w:szCs w:val="19"/>
-        </w:rPr>
-        <w:t xml:space="preserve">searched_at</w:t>
-      </w:r>
-      <w:r>
-        <w:t xml:space="preserve"> so it isn't re-run casually (each call costs a few cents and some seconds).</w:t>
-      </w:r>
-    </w:p>
-    <w:p>
-      <w:pPr>
-        <w:pStyle w:val="Heading1"/>
-        <w:spacing w:after="120" w:before="280"/>
-      </w:pPr>
-      <w:r>
-        <w:t xml:space="preserve">8. Reporting &amp; Export</w:t>
+        <w:t xml:space="preserve">Tests</w:t>
+      </w:r>
+      <w:r>
+        <w:t xml:space="preserve"> (</w:t>
+      </w:r>
+      <w:r>
+        <w:rPr>
+          <w:rFonts w:ascii="Consolas" w:cs="Consolas" w:eastAsia="Consolas" w:hAnsi="Consolas"/>
+          <w:color w:val="2B2B2B"/>
+          <w:sz w:val="19"/>
+          <w:szCs w:val="19"/>
+        </w:rPr>
+        <w:t xml:space="preserve">node --test</w:t>
+      </w:r>
+      <w:r>
+        <w:t xml:space="preserve">, matching </w:t>
+      </w:r>
+      <w:r>
+        <w:rPr>
+          <w:rFonts w:ascii="Consolas" w:cs="Consolas" w:eastAsia="Consolas" w:hAnsi="Consolas"/>
+          <w:color w:val="2B2B2B"/>
+          <w:sz w:val="19"/>
+          <w:szCs w:val="19"/>
+        </w:rPr>
+        <w:t xml:space="preserve">server/*.test.js</w:t>
+      </w:r>
+      <w:r>
+        <w:t xml:space="preserve">): </w:t>
+      </w:r>
+      <w:r>
+        <w:rPr>
+          <w:rFonts w:ascii="Consolas" w:cs="Consolas" w:eastAsia="Consolas" w:hAnsi="Consolas"/>
+          <w:color w:val="2B2B2B"/>
+          <w:sz w:val="19"/>
+          <w:szCs w:val="19"/>
+        </w:rPr>
+        <w:t xml:space="preserve">score</w:t>
+      </w:r>
+      <w:r>
+        <w:t xml:space="preserve">/band function; latest-assessment-per-category selection; aggregate-exposure historical series; action↔task link read-through and unlink fallback; </w:t>
+      </w:r>
+      <w:r>
+        <w:rPr>
+          <w:rFonts w:ascii="Consolas" w:cs="Consolas" w:eastAsia="Consolas" w:hAnsi="Consolas"/>
+          <w:color w:val="2B2B2B"/>
+          <w:sz w:val="19"/>
+          <w:szCs w:val="19"/>
+        </w:rPr>
+        <w:t xml:space="preserve">researchRiskProbability</w:t>
+      </w:r>
+      <w:r>
+        <w:t xml:space="preserve"> JSON parsing incl. </w:t>
+      </w:r>
+      <w:r>
+        <w:rPr>
+          <w:rFonts w:ascii="Consolas" w:cs="Consolas" w:eastAsia="Consolas" w:hAnsi="Consolas"/>
+          <w:color w:val="2B2B2B"/>
+          <w:sz w:val="19"/>
+          <w:szCs w:val="19"/>
+        </w:rPr>
+        <w:t xml:space="preserve">stop_reason === 'max_tokens'</w:t>
+      </w:r>
+      <w:r>
+        <w:t xml:space="preserve"> and the not-configured path.</w:t>
+      </w:r>
+    </w:p>
+    <w:p>
+      <w:pPr>
+        <w:pStyle w:val="Heading2"/>
+        <w:spacing w:after="100" w:before="220"/>
+      </w:pPr>
+      <w:r>
+        <w:t xml:space="preserve">10.3 Frontend changes</w:t>
       </w:r>
     </w:p>
     <w:p>
@@ -13075,13 +15169,185 @@
       </w:pPr>
       <w:r>
         <w:rPr>
+          <w:rFonts w:ascii="Consolas" w:cs="Consolas" w:eastAsia="Consolas" w:hAnsi="Consolas"/>
           <w:b/>
           <w:bCs/>
-        </w:rPr>
-        <w:t xml:space="preserve">On-screen:</w:t>
-      </w:r>
-      <w:r>
-        <w:t xml:space="preserve"> the Register (§6.1) and Profile (§6.4) tabs are the primary report.</w:t>
+          <w:color w:val="2B2B2B"/>
+          <w:sz w:val="19"/>
+          <w:szCs w:val="19"/>
+        </w:rPr>
+        <w:t xml:space="preserve">public/risk.html</w:t>
+      </w:r>
+      <w:r>
+        <w:t xml:space="preserve"> (new) — React 18 + </w:t>
+      </w:r>
+      <w:r>
+        <w:rPr>
+          <w:rFonts w:ascii="Consolas" w:cs="Consolas" w:eastAsia="Consolas" w:hAnsi="Consolas"/>
+          <w:color w:val="2B2B2B"/>
+          <w:sz w:val="19"/>
+          <w:szCs w:val="19"/>
+        </w:rPr>
+        <w:t xml:space="preserve">chart.js@4.5.1</w:t>
+      </w:r>
+      <w:r>
+        <w:t xml:space="preserve"> from </w:t>
+      </w:r>
+      <w:r>
+        <w:rPr>
+          <w:rFonts w:ascii="Consolas" w:cs="Consolas" w:eastAsia="Consolas" w:hAnsi="Consolas"/>
+          <w:color w:val="2B2B2B"/>
+          <w:sz w:val="19"/>
+          <w:szCs w:val="19"/>
+        </w:rPr>
+        <w:t xml:space="preserve">unpkg.com</w:t>
+      </w:r>
+      <w:r>
+        <w:t xml:space="preserve"> (three </w:t>
+      </w:r>
+      <w:r>
+        <w:rPr>
+          <w:rFonts w:ascii="Consolas" w:cs="Consolas" w:eastAsia="Consolas" w:hAnsi="Consolas"/>
+          <w:color w:val="2B2B2B"/>
+          <w:sz w:val="19"/>
+          <w:szCs w:val="19"/>
+        </w:rPr>
+        <w:t xml:space="preserve">&lt;script src&gt;</w:t>
+      </w:r>
+      <w:r>
+        <w:t xml:space="preserve"> tags, copy from </w:t>
+      </w:r>
+      <w:r>
+        <w:rPr>
+          <w:rFonts w:ascii="Consolas" w:cs="Consolas" w:eastAsia="Consolas" w:hAnsi="Consolas"/>
+          <w:color w:val="2B2B2B"/>
+          <w:sz w:val="19"/>
+          <w:szCs w:val="19"/>
+        </w:rPr>
+        <w:t xml:space="preserve">public/expenditure.html</w:t>
+      </w:r>
+      <w:r>
+        <w:t xml:space="preserve"> lines 7–9); nav chrome + </w:t>
+      </w:r>
+      <w:r>
+        <w:rPr>
+          <w:rFonts w:ascii="Consolas" w:cs="Consolas" w:eastAsia="Consolas" w:hAnsi="Consolas"/>
+          <w:color w:val="2B2B2B"/>
+          <w:sz w:val="19"/>
+          <w:szCs w:val="19"/>
+        </w:rPr>
+        <w:t xml:space="preserve">:root</w:t>
+      </w:r>
+      <w:r>
+        <w:t xml:space="preserve"> palette copied from </w:t>
+      </w:r>
+      <w:r>
+        <w:rPr>
+          <w:rFonts w:ascii="Consolas" w:cs="Consolas" w:eastAsia="Consolas" w:hAnsi="Consolas"/>
+          <w:color w:val="2B2B2B"/>
+          <w:sz w:val="19"/>
+          <w:szCs w:val="19"/>
+        </w:rPr>
+        <w:t xml:space="preserve">public/meetings.html</w:t>
+      </w:r>
+      <w:r>
+        <w:t xml:space="preserve">; tabs Register / Profile / Events / Actions &amp; Tasks / Manage; the </w:t>
+      </w:r>
+      <w:r>
+        <w:rPr>
+          <w:rFonts w:ascii="Consolas" w:cs="Consolas" w:eastAsia="Consolas" w:hAnsi="Consolas"/>
+          <w:color w:val="2B2B2B"/>
+          <w:sz w:val="19"/>
+          <w:szCs w:val="19"/>
+        </w:rPr>
+        <w:t xml:space="preserve">ChartCanvas</w:t>
+      </w:r>
+      <w:r>
+        <w:t xml:space="preserve"> wrapper copied from </w:t>
+      </w:r>
+      <w:r>
+        <w:rPr>
+          <w:rFonts w:ascii="Consolas" w:cs="Consolas" w:eastAsia="Consolas" w:hAnsi="Consolas"/>
+          <w:color w:val="2B2B2B"/>
+          <w:sz w:val="19"/>
+          <w:szCs w:val="19"/>
+        </w:rPr>
+        <w:t xml:space="preserve">public/expenditure.html</w:t>
+      </w:r>
+      <w:r>
+        <w:t xml:space="preserve">. Fetch helper with the </w:t>
+      </w:r>
+      <w:r>
+        <w:rPr>
+          <w:rFonts w:ascii="Consolas" w:cs="Consolas" w:eastAsia="Consolas" w:hAnsi="Consolas"/>
+          <w:color w:val="2B2B2B"/>
+          <w:sz w:val="19"/>
+          <w:szCs w:val="19"/>
+        </w:rPr>
+        <w:t xml:space="preserve">credentials: 'same-origin'</w:t>
+      </w:r>
+      <w:r>
+        <w:t xml:space="preserve"> + 401-redirect-to-</w:t>
+      </w:r>
+      <w:r>
+        <w:rPr>
+          <w:rFonts w:ascii="Consolas" w:cs="Consolas" w:eastAsia="Consolas" w:hAnsi="Consolas"/>
+          <w:color w:val="2B2B2B"/>
+          <w:sz w:val="19"/>
+          <w:szCs w:val="19"/>
+        </w:rPr>
+        <w:t xml:space="preserve">/due-diligence</w:t>
+      </w:r>
+      <w:r>
+        <w:t xml:space="preserve"> pattern used by every other page. Gate write UI on </w:t>
+      </w:r>
+      <w:r>
+        <w:rPr>
+          <w:rFonts w:ascii="Consolas" w:cs="Consolas" w:eastAsia="Consolas" w:hAnsi="Consolas"/>
+          <w:color w:val="2B2B2B"/>
+          <w:sz w:val="19"/>
+          <w:szCs w:val="19"/>
+        </w:rPr>
+        <w:t xml:space="preserve">me.riskAdmin</w:t>
+      </w:r>
+      <w:r>
+        <w:t xml:space="preserve"> / </w:t>
+      </w:r>
+      <w:r>
+        <w:rPr>
+          <w:rFonts w:ascii="Consolas" w:cs="Consolas" w:eastAsia="Consolas" w:hAnsi="Consolas"/>
+          <w:color w:val="2B2B2B"/>
+          <w:sz w:val="19"/>
+          <w:szCs w:val="19"/>
+        </w:rPr>
+        <w:t xml:space="preserve">me.riskRole</w:t>
+      </w:r>
+      <w:r>
+        <w:t xml:space="preserve">; gate the Task List panel's writes on </w:t>
+      </w:r>
+      <w:r>
+        <w:rPr>
+          <w:rFonts w:ascii="Consolas" w:cs="Consolas" w:eastAsia="Consolas" w:hAnsi="Consolas"/>
+          <w:color w:val="2B2B2B"/>
+          <w:sz w:val="19"/>
+          <w:szCs w:val="19"/>
+        </w:rPr>
+        <w:t xml:space="preserve">me.tasksRole</w:t>
+      </w:r>
+      <w:r>
+        <w:t xml:space="preserve"> / </w:t>
+      </w:r>
+      <w:r>
+        <w:rPr>
+          <w:rFonts w:ascii="Consolas" w:cs="Consolas" w:eastAsia="Consolas" w:hAnsi="Consolas"/>
+          <w:color w:val="2B2B2B"/>
+          <w:sz w:val="19"/>
+          <w:szCs w:val="19"/>
+        </w:rPr>
+        <w:t xml:space="preserve">me.tasksAdmin</w:t>
+      </w:r>
+      <w:r>
+        <w:t xml:space="preserve">.</w:t>
       </w:r>
     </w:p>
     <w:p>
@@ -13095,80 +15361,105 @@
       </w:pPr>
       <w:r>
         <w:rPr>
+          <w:rFonts w:ascii="Consolas" w:cs="Consolas" w:eastAsia="Consolas" w:hAnsi="Consolas"/>
           <w:b/>
           <w:bCs/>
-        </w:rPr>
-        <w:t xml:space="preserve">PDF</w:t>
-      </w:r>
-      <w:r>
-        <w:t xml:space="preserve"> — new </w:t>
-      </w:r>
-      <w:r>
-        <w:rPr>
-          <w:rFonts w:ascii="Consolas" w:cs="Consolas" w:eastAsia="Consolas" w:hAnsi="Consolas"/>
-          <w:color w:val="2B2B2B"/>
-          <w:sz w:val="19"/>
-          <w:szCs w:val="19"/>
-        </w:rPr>
-        <w:t xml:space="preserve">server/risk-report.js</w:t>
-      </w:r>
-      <w:r>
-        <w:t xml:space="preserve"> exporting </w:t>
-      </w:r>
-      <w:r>
-        <w:rPr>
-          <w:rFonts w:ascii="Consolas" w:cs="Consolas" w:eastAsia="Consolas" w:hAnsi="Consolas"/>
-          <w:color w:val="2B2B2B"/>
-          <w:sz w:val="19"/>
-          <w:szCs w:val="19"/>
-        </w:rPr>
-        <w:t xml:space="preserve">async function buildRiskReportPdf({ filters, asOf })</w:t>
-      </w:r>
-      <w:r>
-        <w:t xml:space="preserve">, using </w:t>
-      </w:r>
-      <w:r>
-        <w:rPr>
-          <w:rFonts w:ascii="Consolas" w:cs="Consolas" w:eastAsia="Consolas" w:hAnsi="Consolas"/>
-          <w:color w:val="2B2B2B"/>
-          <w:sz w:val="19"/>
-          <w:szCs w:val="19"/>
-        </w:rPr>
-        <w:t xml:space="preserve">pdfkit</w:t>
-      </w:r>
-      <w:r>
-        <w:t xml:space="preserve"> + </w:t>
-      </w:r>
-      <w:r>
-        <w:rPr>
-          <w:rFonts w:ascii="Consolas" w:cs="Consolas" w:eastAsia="Consolas" w:hAnsi="Consolas"/>
-          <w:color w:val="2B2B2B"/>
-          <w:sz w:val="19"/>
-          <w:szCs w:val="19"/>
-        </w:rPr>
-        <w:t xml:space="preserve">chartjs-node-canvas</w:t>
-      </w:r>
-      <w:r>
-        <w:t xml:space="preserve"> (both already dependencies; </w:t>
-      </w:r>
-      <w:r>
-        <w:rPr>
-          <w:b/>
-          <w:bCs/>
-        </w:rPr>
-        <w:t xml:space="preserve">no new package</w:t>
-      </w:r>
-      <w:r>
-        <w:t xml:space="preserve">), pattern-for-pattern with </w:t>
-      </w:r>
-      <w:r>
-        <w:rPr>
-          <w:rFonts w:ascii="Consolas" w:cs="Consolas" w:eastAsia="Consolas" w:hAnsi="Consolas"/>
-          <w:color w:val="2B2B2B"/>
-          <w:sz w:val="19"/>
-          <w:szCs w:val="19"/>
-        </w:rPr>
-        <w:t xml:space="preserve">server/expenditure-report.js</w:t>
+          <w:color w:val="2B2B2B"/>
+          <w:sz w:val="19"/>
+          <w:szCs w:val="19"/>
+        </w:rPr>
+        <w:t xml:space="preserve">public/home.html</w:t>
+      </w:r>
+      <w:r>
+        <w:t xml:space="preserve"> — in </w:t>
+      </w:r>
+      <w:r>
+        <w:rPr>
+          <w:rFonts w:ascii="Consolas" w:cs="Consolas" w:eastAsia="Consolas" w:hAnsi="Consolas"/>
+          <w:color w:val="2B2B2B"/>
+          <w:sz w:val="19"/>
+          <w:szCs w:val="19"/>
+        </w:rPr>
+        <w:t xml:space="preserve">GROUPS</w:t>
+      </w:r>
+      <w:r>
+        <w:t xml:space="preserve"> → </w:t>
+      </w:r>
+      <w:r>
+        <w:rPr>
+          <w:rFonts w:ascii="Consolas" w:cs="Consolas" w:eastAsia="Consolas" w:hAnsi="Consolas"/>
+          <w:color w:val="2B2B2B"/>
+          <w:sz w:val="19"/>
+          <w:szCs w:val="19"/>
+        </w:rPr>
+        <w:t xml:space="preserve">strategic</w:t>
+      </w:r>
+      <w:r>
+        <w:t xml:space="preserve"> → the </w:t>
+      </w:r>
+      <w:r>
+        <w:rPr>
+          <w:rFonts w:ascii="Consolas" w:cs="Consolas" w:eastAsia="Consolas" w:hAnsi="Consolas"/>
+          <w:color w:val="2B2B2B"/>
+          <w:sz w:val="19"/>
+          <w:szCs w:val="19"/>
+        </w:rPr>
+        <w:t xml:space="preserve">Risk Management</w:t>
+      </w:r>
+      <w:r>
+        <w:t xml:space="preserve"> tile: delete </w:t>
+      </w:r>
+      <w:r>
+        <w:rPr>
+          <w:rFonts w:ascii="Consolas" w:cs="Consolas" w:eastAsia="Consolas" w:hAnsi="Consolas"/>
+          <w:color w:val="2B2B2B"/>
+          <w:sz w:val="19"/>
+          <w:szCs w:val="19"/>
+        </w:rPr>
+        <w:t xml:space="preserve">comingSoon: true</w:t>
+      </w:r>
+      <w:r>
+        <w:t xml:space="preserve">, add </w:t>
+      </w:r>
+      <w:r>
+        <w:rPr>
+          <w:rFonts w:ascii="Consolas" w:cs="Consolas" w:eastAsia="Consolas" w:hAnsi="Consolas"/>
+          <w:color w:val="2B2B2B"/>
+          <w:sz w:val="19"/>
+          <w:szCs w:val="19"/>
+        </w:rPr>
+        <w:t xml:space="preserve">href: '/risk'</w:t>
+      </w:r>
+      <w:r>
+        <w:t xml:space="preserve">. Nothing else.</w:t>
+      </w:r>
+    </w:p>
+    <w:p>
+      <w:pPr>
+        <w:pStyle w:val="Heading2"/>
+        <w:spacing w:after="100" w:before="220"/>
+      </w:pPr>
+      <w:r>
+        <w:t xml:space="preserve">10.4 README / docs</w:t>
+      </w:r>
+    </w:p>
+    <w:p>
+      <w:pPr>
+        <w:pStyle w:val="ListParagraph"/>
+        <w:numPr>
+          <w:ilvl w:val="0"/>
+          <w:numId w:val="1"/>
+        </w:numPr>
+        <w:spacing w:after="60" w:line="290"/>
+      </w:pPr>
+      <w:r>
+        <w:rPr>
+          <w:rFonts w:ascii="Consolas" w:cs="Consolas" w:eastAsia="Consolas" w:hAnsi="Consolas"/>
+          <w:color w:val="2B2B2B"/>
+          <w:sz w:val="19"/>
+          <w:szCs w:val="19"/>
+        </w:rPr>
+        <w:t xml:space="preserve">ic-app/README.md</w:t>
       </w:r>
       <w:r>
         <w:t xml:space="preserve">:</w:t>
@@ -13184,7 +15475,19 @@
         <w:spacing w:after="60" w:line="290"/>
       </w:pPr>
       <w:r>
-        <w:t xml:space="preserve">Cover: "Robinson Family Office — Enterprise Risk Register", generated date, applied filters, the aggregate residual vs. inherent exposure numbers.</w:t>
+        <w:t xml:space="preserve">Add "Risk Management (</w:t>
+      </w:r>
+      <w:r>
+        <w:rPr>
+          <w:rFonts w:ascii="Consolas" w:cs="Consolas" w:eastAsia="Consolas" w:hAnsi="Consolas"/>
+          <w:color w:val="2B2B2B"/>
+          <w:sz w:val="19"/>
+          <w:szCs w:val="19"/>
+        </w:rPr>
+        <w:t xml:space="preserve">/risk</w:t>
+      </w:r>
+      <w:r>
+        <w:t xml:space="preserve">)" to the umbrella app list at the top.</w:t>
       </w:r>
     </w:p>
     <w:p>
@@ -13197,43 +15500,31 @@
         <w:spacing w:after="60" w:line="290"/>
       </w:pPr>
       <w:r>
-        <w:t xml:space="preserve">The 4×4 heatmap as a rendered PNG (</w:t>
-      </w:r>
-      <w:r>
-        <w:rPr>
-          <w:rFonts w:ascii="Consolas" w:cs="Consolas" w:eastAsia="Consolas" w:hAnsi="Consolas"/>
-          <w:color w:val="2B2B2B"/>
-          <w:sz w:val="19"/>
-          <w:szCs w:val="19"/>
-        </w:rPr>
-        <w:t xml:space="preserve">chartjs-node-canvas</w:t>
-      </w:r>
-      <w:r>
-        <w:t xml:space="preserve">, </w:t>
-      </w:r>
-      <w:r>
-        <w:rPr>
-          <w:rFonts w:ascii="Consolas" w:cs="Consolas" w:eastAsia="Consolas" w:hAnsi="Consolas"/>
-          <w:color w:val="2B2B2B"/>
-          <w:sz w:val="19"/>
-          <w:szCs w:val="19"/>
-        </w:rPr>
-        <w:t xml:space="preserve">scatter</w:t>
-      </w:r>
-      <w:r>
-        <w:t xml:space="preserve">, integer axes, </w:t>
-      </w:r>
-      <w:r>
-        <w:rPr>
-          <w:rFonts w:ascii="Consolas" w:cs="Consolas" w:eastAsia="Consolas" w:hAnsi="Consolas"/>
-          <w:color w:val="2B2B2B"/>
-          <w:sz w:val="19"/>
-          <w:szCs w:val="19"/>
-        </w:rPr>
-        <w:t xml:space="preserve">backgroundColour: 'white'</w:t>
-      </w:r>
-      <w:r>
-        <w:t xml:space="preserve">).</w:t>
+        <w:t xml:space="preserve">Add the </w:t>
+      </w:r>
+      <w:r>
+        <w:rPr>
+          <w:rFonts w:ascii="Consolas" w:cs="Consolas" w:eastAsia="Consolas" w:hAnsi="Consolas"/>
+          <w:color w:val="2B2B2B"/>
+          <w:sz w:val="19"/>
+          <w:szCs w:val="19"/>
+        </w:rPr>
+        <w:t xml:space="preserve">risk_*</w:t>
+      </w:r>
+      <w:r>
+        <w:t xml:space="preserve"> tables and </w:t>
+      </w:r>
+      <w:r>
+        <w:rPr>
+          <w:rFonts w:ascii="Consolas" w:cs="Consolas" w:eastAsia="Consolas" w:hAnsi="Consolas"/>
+          <w:color w:val="2B2B2B"/>
+          <w:sz w:val="19"/>
+          <w:szCs w:val="19"/>
+        </w:rPr>
+        <w:t xml:space="preserve">users.risk_role</w:t>
+      </w:r>
+      <w:r>
+        <w:t xml:space="preserve"> to the Data model section.</w:t>
       </w:r>
     </w:p>
     <w:p>
@@ -13246,7 +15537,67 @@
         <w:spacing w:after="60" w:line="290"/>
       </w:pPr>
       <w:r>
-        <w:t xml:space="preserve">The register table grouped by domain (number, title, inherent, residual, status, accountable, next review) — respecting the caller's filters.</w:t>
+        <w:t xml:space="preserve">Note the new </w:t>
+      </w:r>
+      <w:r>
+        <w:rPr>
+          <w:rFonts w:ascii="Consolas" w:cs="Consolas" w:eastAsia="Consolas" w:hAnsi="Consolas"/>
+          <w:color w:val="2B2B2B"/>
+          <w:sz w:val="19"/>
+          <w:szCs w:val="19"/>
+        </w:rPr>
+        <w:t xml:space="preserve">risk_role</w:t>
+      </w:r>
+      <w:r>
+        <w:t xml:space="preserve"> axis in Permissions (four per-app roles now: </w:t>
+      </w:r>
+      <w:r>
+        <w:rPr>
+          <w:rFonts w:ascii="Consolas" w:cs="Consolas" w:eastAsia="Consolas" w:hAnsi="Consolas"/>
+          <w:color w:val="2B2B2B"/>
+          <w:sz w:val="19"/>
+          <w:szCs w:val="19"/>
+        </w:rPr>
+        <w:t xml:space="preserve">dd_role</w:t>
+      </w:r>
+      <w:r>
+        <w:t xml:space="preserve">, </w:t>
+      </w:r>
+      <w:r>
+        <w:rPr>
+          <w:rFonts w:ascii="Consolas" w:cs="Consolas" w:eastAsia="Consolas" w:hAnsi="Consolas"/>
+          <w:color w:val="2B2B2B"/>
+          <w:sz w:val="19"/>
+          <w:szCs w:val="19"/>
+        </w:rPr>
+        <w:t xml:space="preserve">tasks_role</w:t>
+      </w:r>
+      <w:r>
+        <w:t xml:space="preserve">, </w:t>
+      </w:r>
+      <w:r>
+        <w:rPr>
+          <w:rFonts w:ascii="Consolas" w:cs="Consolas" w:eastAsia="Consolas" w:hAnsi="Consolas"/>
+          <w:color w:val="2B2B2B"/>
+          <w:sz w:val="19"/>
+          <w:szCs w:val="19"/>
+        </w:rPr>
+        <w:t xml:space="preserve">meetings_role</w:t>
+      </w:r>
+      <w:r>
+        <w:t xml:space="preserve">, </w:t>
+      </w:r>
+      <w:r>
+        <w:rPr>
+          <w:rFonts w:ascii="Consolas" w:cs="Consolas" w:eastAsia="Consolas" w:hAnsi="Consolas"/>
+          <w:color w:val="2B2B2B"/>
+          <w:sz w:val="19"/>
+          <w:szCs w:val="19"/>
+        </w:rPr>
+        <w:t xml:space="preserve">risk_role</w:t>
+      </w:r>
+      <w:r>
+        <w:t xml:space="preserve">).</w:t>
       </w:r>
     </w:p>
     <w:p>
@@ -13259,33 +15610,7 @@
         <w:spacing w:after="60" w:line="290"/>
       </w:pPr>
       <w:r>
-        <w:t xml:space="preserve">Open actions grouped Immediate / Active / Monitor, each with owner and due quarter, and a marker for those linked to a live Task List task.</w:t>
-      </w:r>
-    </w:p>
-    <w:p>
-      <w:pPr>
-        <w:pStyle w:val="ListParagraph"/>
-        <w:numPr>
-          <w:ilvl w:val="1"/>
-          <w:numId w:val="1"/>
-        </w:numPr>
-        <w:spacing w:after="60" w:line="290"/>
-      </w:pPr>
-      <w:r>
-        <w:t xml:space="preserve">Risk events in the reporting window (or last 12 months if unfiltered).</w:t>
-      </w:r>
-    </w:p>
-    <w:p>
-      <w:pPr>
-        <w:pStyle w:val="ListParagraph"/>
-        <w:numPr>
-          <w:ilvl w:val="1"/>
-          <w:numId w:val="1"/>
-        </w:numPr>
-        <w:spacing w:after="60" w:line="290"/>
-      </w:pPr>
-      <w:r>
-        <w:t xml:space="preserve">"Changes since last review" table if a comparison date is supplied.</w:t>
+        <w:t xml:space="preserve">If §9 ships, add a "Scheduled risk-review reminder" note next to the Task List digest and Meetings scheduler notes.</w:t>
       </w:r>
     </w:p>
     <w:p>
@@ -13298,1896 +15623,343 @@
         <w:spacing w:after="60" w:line="290"/>
       </w:pPr>
       <w:r>
+        <w:t xml:space="preserve">This file (</w:t>
+      </w:r>
+      <w:r>
+        <w:rPr>
+          <w:rFonts w:ascii="Consolas" w:cs="Consolas" w:eastAsia="Consolas" w:hAnsi="Consolas"/>
+          <w:color w:val="2B2B2B"/>
+          <w:sz w:val="19"/>
+          <w:szCs w:val="19"/>
+        </w:rPr>
+        <w:t xml:space="preserve">RFO_Risk_App_BuildSpec_v1.md</w:t>
+      </w:r>
+      <w:r>
+        <w:t xml:space="preserve">) is the full spec; keep it beside the other </w:t>
+      </w:r>
+      <w:r>
+        <w:rPr>
+          <w:rFonts w:ascii="Consolas" w:cs="Consolas" w:eastAsia="Consolas" w:hAnsi="Consolas"/>
+          <w:color w:val="2B2B2B"/>
+          <w:sz w:val="19"/>
+          <w:szCs w:val="19"/>
+        </w:rPr>
+        <w:t xml:space="preserve">RFO_*_BuildSpec</w:t>
+      </w:r>
+      <w:r>
+        <w:t xml:space="preserve"> docs in the repo root.</w:t>
+      </w:r>
+    </w:p>
+    <w:p>
+      <w:pPr>
+        <w:pStyle w:val="Heading1"/>
+        <w:spacing w:after="120" w:before="280"/>
+      </w:pPr>
+      <w:r>
+        <w:t xml:space="preserve">11. Suggested Build Order</w:t>
+      </w:r>
+    </w:p>
+    <w:p>
+      <w:pPr>
+        <w:spacing w:after="60" w:line="290"/>
+        <w:ind w:left="360" w:hanging="300"/>
+      </w:pPr>
+      <w:r>
         <w:rPr>
           <w:b/>
           <w:bCs/>
         </w:rPr>
-        <w:t xml:space="preserve">Routes:</w:t>
-      </w:r>
-      <w:r>
-        <w:t xml:space="preserve"> </w:t>
-      </w:r>
-      <w:r>
-        <w:rPr>
-          <w:rFonts w:ascii="Consolas" w:cs="Consolas" w:eastAsia="Consolas" w:hAnsi="Consolas"/>
-          <w:color w:val="2B2B2B"/>
-          <w:sz w:val="19"/>
-          <w:szCs w:val="19"/>
-        </w:rPr>
-        <w:t xml:space="preserve">GET /api/risk/report/pdf?…filters…</w:t>
-      </w:r>
-      <w:r>
-        <w:t xml:space="preserve"> (streams the PDF, </w:t>
-      </w:r>
-      <w:r>
-        <w:rPr>
-          <w:rFonts w:ascii="Consolas" w:cs="Consolas" w:eastAsia="Consolas" w:hAnsi="Consolas"/>
-          <w:color w:val="2B2B2B"/>
-          <w:sz w:val="19"/>
-          <w:szCs w:val="19"/>
-        </w:rPr>
-        <w:t xml:space="preserve">Content-Type: application/pdf</w:t>
-      </w:r>
-      <w:r>
-        <w:t xml:space="preserve">) and </w:t>
-      </w:r>
-      <w:r>
-        <w:rPr>
-          <w:rFonts w:ascii="Consolas" w:cs="Consolas" w:eastAsia="Consolas" w:hAnsi="Consolas"/>
-          <w:color w:val="2B2B2B"/>
-          <w:sz w:val="19"/>
-          <w:szCs w:val="19"/>
-        </w:rPr>
-        <w:t xml:space="preserve">POST /api/risk/report/email</w:t>
-      </w:r>
-      <w:r>
-        <w:t xml:space="preserve"> (</w:t>
-      </w:r>
-      <w:r>
-        <w:rPr>
-          <w:rFonts w:ascii="Consolas" w:cs="Consolas" w:eastAsia="Consolas" w:hAnsi="Consolas"/>
-          <w:color w:val="2B2B2B"/>
-          <w:sz w:val="19"/>
-          <w:szCs w:val="19"/>
-        </w:rPr>
-        <w:t xml:space="preserve">{ to: [...], subject?, filters }</w:t>
-      </w:r>
-      <w:r>
-        <w:t xml:space="preserve"> → </w:t>
-      </w:r>
-      <w:r>
-        <w:rPr>
-          <w:rFonts w:ascii="Consolas" w:cs="Consolas" w:eastAsia="Consolas" w:hAnsi="Consolas"/>
-          <w:color w:val="2B2B2B"/>
-          <w:sz w:val="19"/>
-          <w:szCs w:val="19"/>
-        </w:rPr>
-        <w:t xml:space="preserve">mailer.sendMail({ to, subject, html, attachments: [{ … base64 … }] })</w:t>
-      </w:r>
-      <w:r>
-        <w:t xml:space="preserve">, reusing </w:t>
-      </w:r>
-      <w:r>
-        <w:rPr>
-          <w:rFonts w:ascii="Consolas" w:cs="Consolas" w:eastAsia="Consolas" w:hAnsi="Consolas"/>
-          <w:color w:val="2B2B2B"/>
-          <w:sz w:val="19"/>
-          <w:szCs w:val="19"/>
-        </w:rPr>
-        <w:t xml:space="preserve">email-template.js</w:t>
-      </w:r>
-      <w:r>
-        <w:t xml:space="preserve">'s </w:t>
-      </w:r>
-      <w:r>
-        <w:rPr>
-          <w:rFonts w:ascii="Consolas" w:cs="Consolas" w:eastAsia="Consolas" w:hAnsi="Consolas"/>
-          <w:color w:val="2B2B2B"/>
-          <w:sz w:val="19"/>
-          <w:szCs w:val="19"/>
-        </w:rPr>
-        <w:t xml:space="preserve">emailShell</w:t>
-      </w:r>
-      <w:r>
-        <w:t xml:space="preserve"> / </w:t>
-      </w:r>
-      <w:r>
-        <w:rPr>
-          <w:rFonts w:ascii="Consolas" w:cs="Consolas" w:eastAsia="Consolas" w:hAnsi="Consolas"/>
-          <w:color w:val="2B2B2B"/>
-          <w:sz w:val="19"/>
-          <w:szCs w:val="19"/>
-        </w:rPr>
-        <w:t xml:space="preserve">contentRow</w:t>
-      </w:r>
-      <w:r>
-        <w:t xml:space="preserve"> / </w:t>
-      </w:r>
-      <w:r>
-        <w:rPr>
-          <w:rFonts w:ascii="Consolas" w:cs="Consolas" w:eastAsia="Consolas" w:hAnsi="Consolas"/>
-          <w:color w:val="2B2B2B"/>
-          <w:sz w:val="19"/>
-          <w:szCs w:val="19"/>
-        </w:rPr>
-        <w:t xml:space="preserve">paragraph</w:t>
-      </w:r>
-      <w:r>
-        <w:t xml:space="preserve">). Both available to all roles. "Print" in the UI = open the PDF route in a new tab; "Email as PDF" = a small recipient form → the email route. Same two actions the Expenditure reports expose.</w:t>
-      </w:r>
-    </w:p>
-    <w:p>
-      <w:pPr>
-        <w:pStyle w:val="Heading1"/>
-        <w:spacing w:after="120" w:before="280"/>
-      </w:pPr>
-      <w:r>
-        <w:t xml:space="preserve">9. Scheduled Review Reminders (optional — phase 2)</w:t>
-      </w:r>
-    </w:p>
-    <w:p>
-      <w:pPr>
-        <w:spacing w:after="140" w:line="300"/>
-      </w:pPr>
-      <w:r>
-        <w:t xml:space="preserve">Mirror </w:t>
-      </w:r>
-      <w:r>
-        <w:rPr>
-          <w:rFonts w:ascii="Consolas" w:cs="Consolas" w:eastAsia="Consolas" w:hAnsi="Consolas"/>
-          <w:color w:val="2B2B2B"/>
-          <w:sz w:val="19"/>
-          <w:szCs w:val="19"/>
-        </w:rPr>
-        <w:t xml:space="preserve">server/digest.js</w:t>
-      </w:r>
-      <w:r>
-        <w:t xml:space="preserve"> / </w:t>
-      </w:r>
-      <w:r>
-        <w:rPr>
-          <w:rFonts w:ascii="Consolas" w:cs="Consolas" w:eastAsia="Consolas" w:hAnsi="Consolas"/>
-          <w:color w:val="2B2B2B"/>
-          <w:sz w:val="19"/>
-          <w:szCs w:val="19"/>
-        </w:rPr>
-        <w:t xml:space="preserve">server/meetings-scheduler.js</w:t>
-      </w:r>
-      <w:r>
-        <w:t xml:space="preserve">: an hourly sweep started from </w:t>
-      </w:r>
-      <w:r>
-        <w:rPr>
-          <w:rFonts w:ascii="Consolas" w:cs="Consolas" w:eastAsia="Consolas" w:hAnsi="Consolas"/>
-          <w:color w:val="2B2B2B"/>
-          <w:sz w:val="19"/>
-          <w:szCs w:val="19"/>
-        </w:rPr>
-        <w:t xml:space="preserve">server/index.js</w:t>
-      </w:r>
-      <w:r>
-        <w:t xml:space="preserve"> that, on a cadence stored in </w:t>
-      </w:r>
-      <w:r>
-        <w:rPr>
-          <w:rFonts w:ascii="Consolas" w:cs="Consolas" w:eastAsia="Consolas" w:hAnsi="Consolas"/>
-          <w:color w:val="2B2B2B"/>
-          <w:sz w:val="19"/>
-          <w:szCs w:val="19"/>
-        </w:rPr>
-        <w:t xml:space="preserve">settings</w:t>
-      </w:r>
-      <w:r>
-        <w:t xml:space="preserve"> (</w:t>
-      </w:r>
-      <w:r>
-        <w:rPr>
-          <w:rFonts w:ascii="Consolas" w:cs="Consolas" w:eastAsia="Consolas" w:hAnsi="Consolas"/>
-          <w:color w:val="2B2B2B"/>
-          <w:sz w:val="19"/>
-          <w:szCs w:val="19"/>
-        </w:rPr>
-        <w:t xml:space="preserve">risk_review_cadence</w:t>
-      </w:r>
-      <w:r>
-        <w:t xml:space="preserve">, </w:t>
-      </w:r>
-      <w:r>
-        <w:rPr>
-          <w:rFonts w:ascii="Consolas" w:cs="Consolas" w:eastAsia="Consolas" w:hAnsi="Consolas"/>
-          <w:color w:val="2B2B2B"/>
-          <w:sz w:val="19"/>
-          <w:szCs w:val="19"/>
-        </w:rPr>
-        <w:t xml:space="preserve">risk_review_day_of_week</w:t>
-      </w:r>
-      <w:r>
-        <w:t xml:space="preserve">, </w:t>
-      </w:r>
-      <w:r>
-        <w:rPr>
-          <w:rFonts w:ascii="Consolas" w:cs="Consolas" w:eastAsia="Consolas" w:hAnsi="Consolas"/>
-          <w:color w:val="2B2B2B"/>
-          <w:sz w:val="19"/>
-          <w:szCs w:val="19"/>
-        </w:rPr>
-        <w:t xml:space="preserve">risk_review_hour</w:t>
-      </w:r>
-      <w:r>
-        <w:t xml:space="preserve">, </w:t>
-      </w:r>
-      <w:r>
-        <w:rPr>
-          <w:rFonts w:ascii="Consolas" w:cs="Consolas" w:eastAsia="Consolas" w:hAnsi="Consolas"/>
-          <w:color w:val="2B2B2B"/>
-          <w:sz w:val="19"/>
-          <w:szCs w:val="19"/>
-        </w:rPr>
-        <w:t xml:space="preserve">risk_review_tz</w:t>
-      </w:r>
-      <w:r>
-        <w:t xml:space="preserve">, </w:t>
-      </w:r>
-      <w:r>
-        <w:rPr>
-          <w:rFonts w:ascii="Consolas" w:cs="Consolas" w:eastAsia="Consolas" w:hAnsi="Consolas"/>
-          <w:color w:val="2B2B2B"/>
-          <w:sz w:val="19"/>
-          <w:szCs w:val="19"/>
-        </w:rPr>
-        <w:t xml:space="preserve">risk_review_enabled</w:t>
-      </w:r>
-      <w:r>
-        <w:t xml:space="preserve">), emails the Risk admins a digest of: categories whose </w:t>
-      </w:r>
-      <w:r>
-        <w:rPr>
-          <w:rFonts w:ascii="Consolas" w:cs="Consolas" w:eastAsia="Consolas" w:hAnsi="Consolas"/>
-          <w:color w:val="2B2B2B"/>
-          <w:sz w:val="19"/>
-          <w:szCs w:val="19"/>
-        </w:rPr>
-        <w:t xml:space="preserve">next_review</w:t>
-      </w:r>
-      <w:r>
-        <w:t xml:space="preserve"> quarter has arrived or passed with no newer assessment; </w:t>
-      </w:r>
-      <w:r>
-        <w:rPr>
-          <w:rFonts w:ascii="Consolas" w:cs="Consolas" w:eastAsia="Consolas" w:hAnsi="Consolas"/>
-          <w:color w:val="2B2B2B"/>
-          <w:sz w:val="19"/>
-          <w:szCs w:val="19"/>
-        </w:rPr>
-        <w:t xml:space="preserve">INCOMPLETE — Action Required</w:t>
-      </w:r>
-      <w:r>
-        <w:t xml:space="preserve"> categories; open </w:t>
+        <w:t xml:space="preserve">1. </w:t>
       </w:r>
       <w:r>
         <w:rPr>
           <w:b/>
           <w:bCs/>
         </w:rPr>
-        <w:t xml:space="preserve">Immediate</w:t>
-      </w:r>
-      <w:r>
-        <w:t xml:space="preserve"> actions past their </w:t>
-      </w:r>
-      <w:r>
-        <w:rPr>
-          <w:rFonts w:ascii="Consolas" w:cs="Consolas" w:eastAsia="Consolas" w:hAnsi="Consolas"/>
-          <w:color w:val="2B2B2B"/>
-          <w:sz w:val="19"/>
-          <w:szCs w:val="19"/>
-        </w:rPr>
-        <w:t xml:space="preserve">due_quarter</w:t>
-      </w:r>
-      <w:r>
-        <w:t xml:space="preserve">; and risk events still </w:t>
-      </w:r>
-      <w:r>
-        <w:rPr>
-          <w:rFonts w:ascii="Consolas" w:cs="Consolas" w:eastAsia="Consolas" w:hAnsi="Consolas"/>
-          <w:color w:val="2B2B2B"/>
-          <w:sz w:val="19"/>
-          <w:szCs w:val="19"/>
-        </w:rPr>
-        <w:t xml:space="preserve">open</w:t>
-      </w:r>
-      <w:r>
-        <w:t xml:space="preserve"> after 30 days. Same Microsoft Graph mailer, same </w:t>
-      </w:r>
-      <w:r>
-        <w:rPr>
-          <w:rFonts w:ascii="Consolas" w:cs="Consolas" w:eastAsia="Consolas" w:hAnsi="Consolas"/>
-          <w:color w:val="2B2B2B"/>
-          <w:sz w:val="19"/>
-          <w:szCs w:val="19"/>
-        </w:rPr>
-        <w:t xml:space="preserve">email-template.js</w:t>
-      </w:r>
-      <w:r>
-        <w:t xml:space="preserve"> shell. Ship §§1–8 first; this is additive and touches no schema beyond </w:t>
-      </w:r>
-      <w:r>
-        <w:rPr>
-          <w:rFonts w:ascii="Consolas" w:cs="Consolas" w:eastAsia="Consolas" w:hAnsi="Consolas"/>
-          <w:color w:val="2B2B2B"/>
-          <w:sz w:val="19"/>
-          <w:szCs w:val="19"/>
-        </w:rPr>
-        <w:t xml:space="preserve">settings</w:t>
-      </w:r>
-      <w:r>
-        <w:t xml:space="preserve"> keys.</w:t>
-      </w:r>
-    </w:p>
-    <w:p>
-      <w:pPr>
-        <w:pStyle w:val="Heading1"/>
-        <w:spacing w:after="120" w:before="280"/>
-      </w:pPr>
-      <w:r>
-        <w:t xml:space="preserve">10. Implementation Checklist (file-by-file)</w:t>
-      </w:r>
-    </w:p>
-    <w:p>
-      <w:pPr>
-        <w:pStyle w:val="Heading2"/>
-        <w:spacing w:after="100" w:before="220"/>
-      </w:pPr>
-      <w:r>
-        <w:t xml:space="preserve">10.1 New migrations (</w:t>
-      </w:r>
-      <w:r>
-        <w:rPr>
-          <w:rFonts w:ascii="Consolas" w:cs="Consolas" w:eastAsia="Consolas" w:hAnsi="Consolas"/>
-          <w:color w:val="2B2B2B"/>
-          <w:sz w:val="19"/>
-          <w:szCs w:val="19"/>
-        </w:rPr>
-        <w:t xml:space="preserve">ic-app/server/migrations/</w:t>
-      </w:r>
-      <w:r>
-        <w:t xml:space="preserve">)</w:t>
-      </w:r>
-    </w:p>
-    <w:p>
-      <w:pPr>
-        <w:pStyle w:val="ListParagraph"/>
-        <w:numPr>
-          <w:ilvl w:val="0"/>
-          <w:numId w:val="1"/>
-        </w:numPr>
+        <w:t xml:space="preserve">Schema + roles:</w:t>
+      </w:r>
+      <w:r>
+        <w:t xml:space="preserve"> </w:t>
+      </w:r>
+      <w:r>
+        <w:rPr>
+          <w:rFonts w:ascii="Consolas" w:cs="Consolas" w:eastAsia="Consolas" w:hAnsi="Consolas"/>
+          <w:color w:val="2B2B2B"/>
+          <w:sz w:val="19"/>
+          <w:szCs w:val="19"/>
+        </w:rPr>
+        <w:t xml:space="preserve">027_risk_schema.js</w:t>
+      </w:r>
+      <w:r>
+        <w:t xml:space="preserve"> (tables + </w:t>
+      </w:r>
+      <w:r>
+        <w:rPr>
+          <w:rFonts w:ascii="Consolas" w:cs="Consolas" w:eastAsia="Consolas" w:hAnsi="Consolas"/>
+          <w:color w:val="2B2B2B"/>
+          <w:sz w:val="19"/>
+          <w:szCs w:val="19"/>
+        </w:rPr>
+        <w:t xml:space="preserve">risk_role</w:t>
+      </w:r>
+      <w:r>
+        <w:t xml:space="preserve"> + backfill) and the </w:t>
+      </w:r>
+      <w:r>
+        <w:rPr>
+          <w:rFonts w:ascii="Consolas" w:cs="Consolas" w:eastAsia="Consolas" w:hAnsi="Consolas"/>
+          <w:color w:val="2B2B2B"/>
+          <w:sz w:val="19"/>
+          <w:szCs w:val="19"/>
+        </w:rPr>
+        <w:t xml:space="preserve">server/index.js</w:t>
+      </w:r>
+      <w:r>
+        <w:t xml:space="preserve"> role wiring (</w:t>
+      </w:r>
+      <w:r>
+        <w:rPr>
+          <w:rFonts w:ascii="Consolas" w:cs="Consolas" w:eastAsia="Consolas" w:hAnsi="Consolas"/>
+          <w:color w:val="2B2B2B"/>
+          <w:sz w:val="19"/>
+          <w:szCs w:val="19"/>
+        </w:rPr>
+        <w:t xml:space="preserve">app-role</w:t>
+      </w:r>
+      <w:r>
+        <w:t xml:space="preserve"> route, </w:t>
+      </w:r>
+      <w:r>
+        <w:rPr>
+          <w:rFonts w:ascii="Consolas" w:cs="Consolas" w:eastAsia="Consolas" w:hAnsi="Consolas"/>
+          <w:color w:val="2B2B2B"/>
+          <w:sz w:val="19"/>
+          <w:szCs w:val="19"/>
+        </w:rPr>
+        <w:t xml:space="preserve">userPublic</w:t>
+      </w:r>
+      <w:r>
+        <w:t xml:space="preserve">). Confirm the existing </w:t>
+      </w:r>
+      <w:r>
+        <w:rPr>
+          <w:rFonts w:ascii="Consolas" w:cs="Consolas" w:eastAsia="Consolas" w:hAnsi="Consolas"/>
+          <w:color w:val="2B2B2B"/>
+          <w:sz w:val="19"/>
+          <w:szCs w:val="19"/>
+        </w:rPr>
+        <w:t xml:space="preserve">node --test</w:t>
+      </w:r>
+      <w:r>
+        <w:t xml:space="preserve"> suite still passes.</w:t>
+      </w:r>
+    </w:p>
+    <w:p>
+      <w:pPr>
         <w:spacing w:after="60" w:line="290"/>
-      </w:pPr>
-      <w:r>
-        <w:rPr>
-          <w:rFonts w:ascii="Consolas" w:cs="Consolas" w:eastAsia="Consolas" w:hAnsi="Consolas"/>
+        <w:ind w:left="360" w:hanging="300"/>
+      </w:pPr>
+      <w:r>
+        <w:rPr>
           <w:b/>
           <w:bCs/>
-          <w:color w:val="2B2B2B"/>
-          <w:sz w:val="19"/>
-          <w:szCs w:val="19"/>
-        </w:rPr>
-        <w:t xml:space="preserve">027_risk_schema.js</w:t>
-      </w:r>
-      <w:r>
-        <w:t xml:space="preserve"> — </w:t>
-      </w:r>
-      <w:r>
-        <w:rPr>
-          <w:rFonts w:ascii="Consolas" w:cs="Consolas" w:eastAsia="Consolas" w:hAnsi="Consolas"/>
-          <w:color w:val="2B2B2B"/>
-          <w:sz w:val="19"/>
-          <w:szCs w:val="19"/>
-        </w:rPr>
-        <w:t xml:space="preserve">ALTER TABLE users ADD COLUMN risk_role TEXT NOT NULL DEFAULT 'viewer'</w:t>
-      </w:r>
-      <w:r>
-        <w:t xml:space="preserve"> (guard with a </w:t>
-      </w:r>
-      <w:r>
-        <w:rPr>
-          <w:rFonts w:ascii="Consolas" w:cs="Consolas" w:eastAsia="Consolas" w:hAnsi="Consolas"/>
-          <w:color w:val="2B2B2B"/>
-          <w:sz w:val="19"/>
-          <w:szCs w:val="19"/>
-        </w:rPr>
-        <w:t xml:space="preserve">PRAGMA table_info(users)</w:t>
-      </w:r>
-      <w:r>
-        <w:t xml:space="preserve"> existence check, same as </w:t>
-      </w:r>
-      <w:r>
-        <w:rPr>
-          <w:rFonts w:ascii="Consolas" w:cs="Consolas" w:eastAsia="Consolas" w:hAnsi="Consolas"/>
-          <w:color w:val="2B2B2B"/>
-          <w:sz w:val="19"/>
-          <w:szCs w:val="19"/>
-        </w:rPr>
-        <w:t xml:space="preserve">012</w:t>
-      </w:r>
-      <w:r>
-        <w:t xml:space="preserve"> does for its columns); backfill Reg/Sheri-Dawn/Ross → </w:t>
-      </w:r>
-      <w:r>
-        <w:rPr>
-          <w:rFonts w:ascii="Consolas" w:cs="Consolas" w:eastAsia="Consolas" w:hAnsi="Consolas"/>
-          <w:color w:val="2B2B2B"/>
-          <w:sz w:val="19"/>
-          <w:szCs w:val="19"/>
-        </w:rPr>
-        <w:t xml:space="preserve">admin</w:t>
-      </w:r>
-      <w:r>
-        <w:t xml:space="preserve">, Lucas → </w:t>
-      </w:r>
-      <w:r>
-        <w:rPr>
-          <w:rFonts w:ascii="Consolas" w:cs="Consolas" w:eastAsia="Consolas" w:hAnsi="Consolas"/>
-          <w:color w:val="2B2B2B"/>
-          <w:sz w:val="19"/>
-          <w:szCs w:val="19"/>
-        </w:rPr>
-        <w:t xml:space="preserve">member</w:t>
-      </w:r>
-      <w:r>
-        <w:t xml:space="preserve">; create </w:t>
-      </w:r>
-      <w:r>
-        <w:rPr>
-          <w:rFonts w:ascii="Consolas" w:cs="Consolas" w:eastAsia="Consolas" w:hAnsi="Consolas"/>
-          <w:color w:val="2B2B2B"/>
-          <w:sz w:val="19"/>
-          <w:szCs w:val="19"/>
-        </w:rPr>
-        <w:t xml:space="preserve">risk_domains</w:t>
-      </w:r>
-      <w:r>
-        <w:t xml:space="preserve">, </w:t>
-      </w:r>
-      <w:r>
-        <w:rPr>
-          <w:rFonts w:ascii="Consolas" w:cs="Consolas" w:eastAsia="Consolas" w:hAnsi="Consolas"/>
-          <w:color w:val="2B2B2B"/>
-          <w:sz w:val="19"/>
-          <w:szCs w:val="19"/>
-        </w:rPr>
-        <w:t xml:space="preserve">risk_categories</w:t>
-      </w:r>
-      <w:r>
-        <w:t xml:space="preserve">, </w:t>
-      </w:r>
-      <w:r>
-        <w:rPr>
-          <w:rFonts w:ascii="Consolas" w:cs="Consolas" w:eastAsia="Consolas" w:hAnsi="Consolas"/>
-          <w:color w:val="2B2B2B"/>
-          <w:sz w:val="19"/>
-          <w:szCs w:val="19"/>
-        </w:rPr>
-        <w:t xml:space="preserve">risk_scale</w:t>
-      </w:r>
-      <w:r>
-        <w:t xml:space="preserve">, </w:t>
-      </w:r>
-      <w:r>
-        <w:rPr>
-          <w:rFonts w:ascii="Consolas" w:cs="Consolas" w:eastAsia="Consolas" w:hAnsi="Consolas"/>
-          <w:color w:val="2B2B2B"/>
-          <w:sz w:val="19"/>
-          <w:szCs w:val="19"/>
-        </w:rPr>
-        <w:t xml:space="preserve">risk_assessments</w:t>
-      </w:r>
-      <w:r>
-        <w:t xml:space="preserve">, </w:t>
-      </w:r>
-      <w:r>
-        <w:rPr>
-          <w:rFonts w:ascii="Consolas" w:cs="Consolas" w:eastAsia="Consolas" w:hAnsi="Consolas"/>
-          <w:color w:val="2B2B2B"/>
-          <w:sz w:val="19"/>
-          <w:szCs w:val="19"/>
-        </w:rPr>
-        <w:t xml:space="preserve">risk_mitigations</w:t>
-      </w:r>
-      <w:r>
-        <w:t xml:space="preserve">, </w:t>
-      </w:r>
-      <w:r>
-        <w:rPr>
-          <w:rFonts w:ascii="Consolas" w:cs="Consolas" w:eastAsia="Consolas" w:hAnsi="Consolas"/>
-          <w:color w:val="2B2B2B"/>
-          <w:sz w:val="19"/>
-          <w:szCs w:val="19"/>
-        </w:rPr>
-        <w:t xml:space="preserve">risk_actions</w:t>
-      </w:r>
-      <w:r>
-        <w:t xml:space="preserve">, </w:t>
-      </w:r>
-      <w:r>
-        <w:rPr>
-          <w:rFonts w:ascii="Consolas" w:cs="Consolas" w:eastAsia="Consolas" w:hAnsi="Consolas"/>
-          <w:color w:val="2B2B2B"/>
-          <w:sz w:val="19"/>
-          <w:szCs w:val="19"/>
-        </w:rPr>
-        <w:t xml:space="preserve">risk_events</w:t>
-      </w:r>
-      <w:r>
-        <w:t xml:space="preserve">, </w:t>
-      </w:r>
-      <w:r>
-        <w:rPr>
-          <w:rFonts w:ascii="Consolas" w:cs="Consolas" w:eastAsia="Consolas" w:hAnsi="Consolas"/>
-          <w:color w:val="2B2B2B"/>
-          <w:sz w:val="19"/>
-          <w:szCs w:val="19"/>
-        </w:rPr>
-        <w:t xml:space="preserve">risk_probability_lookups</w:t>
-      </w:r>
-      <w:r>
-        <w:t xml:space="preserve"> with </w:t>
-      </w:r>
-      <w:r>
-        <w:rPr>
-          <w:rFonts w:ascii="Consolas" w:cs="Consolas" w:eastAsia="Consolas" w:hAnsi="Consolas"/>
-          <w:color w:val="2B2B2B"/>
-          <w:sz w:val="19"/>
-          <w:szCs w:val="19"/>
-        </w:rPr>
-        <w:t xml:space="preserve">CREATE TABLE IF NOT EXISTS</w:t>
-      </w:r>
-      <w:r>
-        <w:t xml:space="preserve">. </w:t>
+        </w:rPr>
+        <w:t xml:space="preserve">2. </w:t>
       </w:r>
       <w:r>
         <w:rPr>
           <w:b/>
           <w:bCs/>
         </w:rPr>
-        <w:t xml:space="preserve">Schema only — no seed here</w:t>
-      </w:r>
-      <w:r>
-        <w:t xml:space="preserve"> (see §5, §10.2).</w:t>
-      </w:r>
-    </w:p>
-    <w:p>
-      <w:pPr>
-        <w:pStyle w:val="ListParagraph"/>
-        <w:numPr>
-          <w:ilvl w:val="0"/>
-          <w:numId w:val="1"/>
-        </w:numPr>
+        <w:t xml:space="preserve">Seed:</w:t>
+      </w:r>
+      <w:r>
+        <w:t xml:space="preserve"> </w:t>
+      </w:r>
+      <w:r>
+        <w:rPr>
+          <w:rFonts w:ascii="Consolas" w:cs="Consolas" w:eastAsia="Consolas" w:hAnsi="Consolas"/>
+          <w:color w:val="2B2B2B"/>
+          <w:sz w:val="19"/>
+          <w:szCs w:val="19"/>
+        </w:rPr>
+        <w:t xml:space="preserve">server/risk-seed-data.js</w:t>
+      </w:r>
+      <w:r>
+        <w:t xml:space="preserve"> + a </w:t>
+      </w:r>
+      <w:r>
+        <w:rPr>
+          <w:rFonts w:ascii="Consolas" w:cs="Consolas" w:eastAsia="Consolas" w:hAnsi="Consolas"/>
+          <w:color w:val="2B2B2B"/>
+          <w:sz w:val="19"/>
+          <w:szCs w:val="19"/>
+        </w:rPr>
+        <w:t xml:space="preserve">seedRiskRegister()</w:t>
+      </w:r>
+      <w:r>
+        <w:t xml:space="preserve"> block in </w:t>
+      </w:r>
+      <w:r>
+        <w:rPr>
+          <w:rFonts w:ascii="Consolas" w:cs="Consolas" w:eastAsia="Consolas" w:hAnsi="Consolas"/>
+          <w:color w:val="2B2B2B"/>
+          <w:sz w:val="19"/>
+          <w:szCs w:val="19"/>
+        </w:rPr>
+        <w:t xml:space="preserve">server/seed.js</w:t>
+      </w:r>
+      <w:r>
+        <w:t xml:space="preserve">'s </w:t>
+      </w:r>
+      <w:r>
+        <w:rPr>
+          <w:rFonts w:ascii="Consolas" w:cs="Consolas" w:eastAsia="Consolas" w:hAnsi="Consolas"/>
+          <w:color w:val="2B2B2B"/>
+          <w:sz w:val="19"/>
+          <w:szCs w:val="19"/>
+        </w:rPr>
+        <w:t xml:space="preserve">ensureSeeded()</w:t>
+      </w:r>
+      <w:r>
+        <w:t xml:space="preserve">. Transcribe both source docs; eyeball the seeded register against the reconciled table in §5.7 and against the docx. This is the step to get right — everything else renders it.</w:t>
+      </w:r>
+    </w:p>
+    <w:p>
+      <w:pPr>
         <w:spacing w:after="60" w:line="290"/>
-      </w:pPr>
-      <w:r>
-        <w:t xml:space="preserve">Later small migrations as issues surface: </w:t>
-      </w:r>
-      <w:r>
-        <w:rPr>
-          <w:rFonts w:ascii="Consolas" w:cs="Consolas" w:eastAsia="Consolas" w:hAnsi="Consolas"/>
-          <w:color w:val="2B2B2B"/>
-          <w:sz w:val="19"/>
-          <w:szCs w:val="19"/>
-        </w:rPr>
-        <w:t xml:space="preserve">029</w:t>
-      </w:r>
-      <w:r>
-        <w:t xml:space="preserve"> drops the </w:t>
-      </w:r>
-      <w:r>
-        <w:rPr>
-          <w:rFonts w:ascii="Consolas" w:cs="Consolas" w:eastAsia="Consolas" w:hAnsi="Consolas"/>
-          <w:color w:val="2B2B2B"/>
-          <w:sz w:val="19"/>
-          <w:szCs w:val="19"/>
-        </w:rPr>
-        <w:t xml:space="preserve">risk_actions → tasks(id)</w:t>
-      </w:r>
-      <w:r>
-        <w:t xml:space="preserve"> FK so deleting a promoted task can leave the link dangling; </w:t>
-      </w:r>
-      <w:r>
-        <w:rPr>
-          <w:rFonts w:ascii="Consolas" w:cs="Consolas" w:eastAsia="Consolas" w:hAnsi="Consolas"/>
-          <w:color w:val="2B2B2B"/>
-          <w:sz w:val="19"/>
-          <w:szCs w:val="19"/>
-        </w:rPr>
-        <w:t xml:space="preserve">030</w:t>
-      </w:r>
-      <w:r>
-        <w:t xml:space="preserve"> renames </w:t>
-      </w:r>
-      <w:r>
-        <w:rPr>
-          <w:rFonts w:ascii="Consolas" w:cs="Consolas" w:eastAsia="Consolas" w:hAnsi="Consolas"/>
-          <w:color w:val="2B2B2B"/>
-          <w:sz w:val="19"/>
-          <w:szCs w:val="19"/>
-        </w:rPr>
-        <w:t xml:space="preserve">risk_categories.dalio_note → notes</w:t>
-      </w:r>
-      <w:r>
-        <w:t xml:space="preserve">.</w:t>
-      </w:r>
-    </w:p>
-    <w:p>
-      <w:pPr>
-        <w:pStyle w:val="Heading2"/>
-        <w:spacing w:after="100" w:before="220"/>
-      </w:pPr>
-      <w:r>
-        <w:t xml:space="preserve">10.2 Server changes</w:t>
-      </w:r>
-    </w:p>
-    <w:p>
-      <w:pPr>
-        <w:pStyle w:val="ListParagraph"/>
-        <w:numPr>
-          <w:ilvl w:val="0"/>
-          <w:numId w:val="1"/>
-        </w:numPr>
-        <w:spacing w:after="60" w:line="290"/>
-      </w:pPr>
-      <w:r>
-        <w:rPr>
-          <w:rFonts w:ascii="Consolas" w:cs="Consolas" w:eastAsia="Consolas" w:hAnsi="Consolas"/>
+        <w:ind w:left="360" w:hanging="300"/>
+      </w:pPr>
+      <w:r>
+        <w:rPr>
           <w:b/>
           <w:bCs/>
-          <w:color w:val="2B2B2B"/>
-          <w:sz w:val="19"/>
-          <w:szCs w:val="19"/>
-        </w:rPr>
-        <w:t xml:space="preserve">server/risk-seed-data.js</w:t>
-      </w:r>
-      <w:r>
-        <w:t xml:space="preserve"> (new) — the reconciled v5 content (domains, 14 categories with descriptions + notes, scale labels, per-category mitigation bullets and action items with priority/status, baseline P/I/status/next-review), plus the IPS context constant. Transcription target for the two source docs; keep </w:t>
-      </w:r>
-      <w:r>
-        <w:rPr>
-          <w:rFonts w:ascii="Consolas" w:cs="Consolas" w:eastAsia="Consolas" w:hAnsi="Consolas"/>
-          <w:color w:val="2B2B2B"/>
-          <w:sz w:val="19"/>
-          <w:szCs w:val="19"/>
-        </w:rPr>
-        <w:t xml:space="preserve">-- SOURCE DISCREPANCY:</w:t>
-      </w:r>
-      <w:r>
-        <w:t xml:space="preserve"> comments where the sheet and notes differ.</w:t>
-      </w:r>
-    </w:p>
-    <w:p>
-      <w:pPr>
-        <w:pStyle w:val="ListParagraph"/>
-        <w:numPr>
-          <w:ilvl w:val="0"/>
-          <w:numId w:val="1"/>
-        </w:numPr>
-        <w:spacing w:after="60" w:line="290"/>
-      </w:pPr>
-      <w:r>
-        <w:rPr>
-          <w:rFonts w:ascii="Consolas" w:cs="Consolas" w:eastAsia="Consolas" w:hAnsi="Consolas"/>
+        </w:rPr>
+        <w:t xml:space="preserve">3. </w:t>
+      </w:r>
+      <w:r>
+        <w:rPr>
           <w:b/>
           <w:bCs/>
-          <w:color w:val="2B2B2B"/>
-          <w:sz w:val="19"/>
-          <w:szCs w:val="19"/>
-        </w:rPr>
-        <w:t xml:space="preserve">server/seed.js</w:t>
-      </w:r>
-      <w:r>
-        <w:t xml:space="preserve"> — add a </w:t>
-      </w:r>
-      <w:r>
-        <w:rPr>
-          <w:rFonts w:ascii="Consolas" w:cs="Consolas" w:eastAsia="Consolas" w:hAnsi="Consolas"/>
-          <w:color w:val="2B2B2B"/>
-          <w:sz w:val="19"/>
-          <w:szCs w:val="19"/>
-        </w:rPr>
-        <w:t xml:space="preserve">seedRiskRegister()</w:t>
-      </w:r>
-      <w:r>
-        <w:t xml:space="preserve"> block to </w:t>
-      </w:r>
-      <w:r>
-        <w:rPr>
-          <w:rFonts w:ascii="Consolas" w:cs="Consolas" w:eastAsia="Consolas" w:hAnsi="Consolas"/>
-          <w:color w:val="2B2B2B"/>
-          <w:sz w:val="19"/>
-          <w:szCs w:val="19"/>
-        </w:rPr>
-        <w:t xml:space="preserve">ensureSeeded()</w:t>
-      </w:r>
-      <w:r>
-        <w:t xml:space="preserve"> (after the user and Household Expenditures seeds), idempotent on </w:t>
-      </w:r>
-      <w:r>
-        <w:rPr>
-          <w:rFonts w:ascii="Consolas" w:cs="Consolas" w:eastAsia="Consolas" w:hAnsi="Consolas"/>
-          <w:color w:val="2B2B2B"/>
-          <w:sz w:val="19"/>
-          <w:szCs w:val="19"/>
-        </w:rPr>
-        <w:t xml:space="preserve">risk_categories</w:t>
-      </w:r>
-      <w:r>
-        <w:t xml:space="preserve"> row count, consuming </w:t>
-      </w:r>
-      <w:r>
-        <w:rPr>
-          <w:rFonts w:ascii="Consolas" w:cs="Consolas" w:eastAsia="Consolas" w:hAnsi="Consolas"/>
-          <w:color w:val="2B2B2B"/>
-          <w:sz w:val="19"/>
-          <w:szCs w:val="19"/>
-        </w:rPr>
-        <w:t xml:space="preserve">risk-seed-data.js</w:t>
-      </w:r>
-      <w:r>
-        <w:t xml:space="preserve">. This is where the register is seeded — not a migration (see §5).</w:t>
-      </w:r>
-    </w:p>
-    <w:p>
-      <w:pPr>
-        <w:pStyle w:val="ListParagraph"/>
-        <w:numPr>
-          <w:ilvl w:val="0"/>
-          <w:numId w:val="1"/>
-        </w:numPr>
+        </w:rPr>
+        <w:t xml:space="preserve">Register + detail read path:</w:t>
+      </w:r>
+      <w:r>
+        <w:t xml:space="preserve"> </w:t>
+      </w:r>
+      <w:r>
+        <w:rPr>
+          <w:rFonts w:ascii="Consolas" w:cs="Consolas" w:eastAsia="Consolas" w:hAnsi="Consolas"/>
+          <w:color w:val="2B2B2B"/>
+          <w:sz w:val="19"/>
+          <w:szCs w:val="19"/>
+        </w:rPr>
+        <w:t xml:space="preserve">GET /api/risk/overview</w:t>
+      </w:r>
+      <w:r>
+        <w:t xml:space="preserve">, </w:t>
+      </w:r>
+      <w:r>
+        <w:rPr>
+          <w:rFonts w:ascii="Consolas" w:cs="Consolas" w:eastAsia="Consolas" w:hAnsi="Consolas"/>
+          <w:color w:val="2B2B2B"/>
+          <w:sz w:val="19"/>
+          <w:szCs w:val="19"/>
+        </w:rPr>
+        <w:t xml:space="preserve">GET /api/risk/categories/:id</w:t>
+      </w:r>
+      <w:r>
+        <w:t xml:space="preserve">, and the Register tab + read-only detail drawer. Verify it reproduces the v5 register.</w:t>
+      </w:r>
+    </w:p>
+    <w:p>
+      <w:pPr>
         <w:spacing w:after="60" w:line="290"/>
-      </w:pPr>
-      <w:r>
-        <w:rPr>
-          <w:rFonts w:ascii="Consolas" w:cs="Consolas" w:eastAsia="Consolas" w:hAnsi="Consolas"/>
+        <w:ind w:left="360" w:hanging="300"/>
+      </w:pPr>
+      <w:r>
+        <w:rPr>
           <w:b/>
           <w:bCs/>
-          <w:color w:val="2B2B2B"/>
-          <w:sz w:val="19"/>
-          <w:szCs w:val="19"/>
-        </w:rPr>
-        <w:t xml:space="preserve">server/risk.js</w:t>
-      </w:r>
-      <w:r>
-        <w:t xml:space="preserve"> (new) — </w:t>
-      </w:r>
-      <w:r>
-        <w:rPr>
-          <w:rFonts w:ascii="Consolas" w:cs="Consolas" w:eastAsia="Consolas" w:hAnsi="Consolas"/>
-          <w:color w:val="2B2B2B"/>
-          <w:sz w:val="19"/>
-          <w:szCs w:val="19"/>
-        </w:rPr>
-        <w:t xml:space="preserve">registerRiskRoutes(app, { db, logAudit })</w:t>
-      </w:r>
-      <w:r>
-        <w:t xml:space="preserve">. Routes, all </w:t>
-      </w:r>
-      <w:r>
-        <w:rPr>
-          <w:rFonts w:ascii="Consolas" w:cs="Consolas" w:eastAsia="Consolas" w:hAnsi="Consolas"/>
-          <w:color w:val="2B2B2B"/>
-          <w:sz w:val="19"/>
-          <w:szCs w:val="19"/>
-        </w:rPr>
-        <w:t xml:space="preserve">requireAuth</w:t>
-      </w:r>
-      <w:r>
-        <w:t xml:space="preserve">, role-checked via a local </w:t>
-      </w:r>
-      <w:r>
-        <w:rPr>
-          <w:rFonts w:ascii="Consolas" w:cs="Consolas" w:eastAsia="Consolas" w:hAnsi="Consolas"/>
-          <w:color w:val="2B2B2B"/>
-          <w:sz w:val="19"/>
-          <w:szCs w:val="19"/>
-        </w:rPr>
-        <w:t xml:space="preserve">myRoles(userId)</w:t>
-      </w:r>
-      <w:r>
-        <w:t xml:space="preserve"> helper reading </w:t>
-      </w:r>
-      <w:r>
-        <w:rPr>
-          <w:rFonts w:ascii="Consolas" w:cs="Consolas" w:eastAsia="Consolas" w:hAnsi="Consolas"/>
-          <w:color w:val="2B2B2B"/>
-          <w:sz w:val="19"/>
-          <w:szCs w:val="19"/>
-        </w:rPr>
-        <w:t xml:space="preserve">is_fo_admin</w:t>
-      </w:r>
-      <w:r>
-        <w:t xml:space="preserve"> + </w:t>
-      </w:r>
-      <w:r>
-        <w:rPr>
-          <w:rFonts w:ascii="Consolas" w:cs="Consolas" w:eastAsia="Consolas" w:hAnsi="Consolas"/>
-          <w:color w:val="2B2B2B"/>
-          <w:sz w:val="19"/>
-          <w:szCs w:val="19"/>
-        </w:rPr>
-        <w:t xml:space="preserve">risk_role</w:t>
-      </w:r>
-      <w:r>
-        <w:t xml:space="preserve"> (copy </w:t>
-      </w:r>
-      <w:r>
-        <w:rPr>
-          <w:rFonts w:ascii="Consolas" w:cs="Consolas" w:eastAsia="Consolas" w:hAnsi="Consolas"/>
-          <w:color w:val="2B2B2B"/>
-          <w:sz w:val="19"/>
-          <w:szCs w:val="19"/>
-        </w:rPr>
-        <w:t xml:space="preserve">server/tasks.js</w:t>
-      </w:r>
-      <w:r>
-        <w:t xml:space="preserve">'s </w:t>
-      </w:r>
-      <w:r>
-        <w:rPr>
-          <w:rFonts w:ascii="Consolas" w:cs="Consolas" w:eastAsia="Consolas" w:hAnsi="Consolas"/>
-          <w:color w:val="2B2B2B"/>
-          <w:sz w:val="19"/>
-          <w:szCs w:val="19"/>
-        </w:rPr>
-        <w:t xml:space="preserve">myRoles</w:t>
-      </w:r>
-      <w:r>
-        <w:t xml:space="preserve">):</w:t>
-      </w:r>
-    </w:p>
-    <w:p>
-      <w:pPr>
-        <w:pStyle w:val="ListParagraph"/>
-        <w:numPr>
-          <w:ilvl w:val="1"/>
-          <w:numId w:val="1"/>
-        </w:numPr>
-        <w:spacing w:after="60" w:line="290"/>
-      </w:pPr>
-      <w:r>
-        <w:rPr>
-          <w:rFonts w:ascii="Consolas" w:cs="Consolas" w:eastAsia="Consolas" w:hAnsi="Consolas"/>
-          <w:color w:val="2B2B2B"/>
-          <w:sz w:val="19"/>
-          <w:szCs w:val="19"/>
-        </w:rPr>
-        <w:t xml:space="preserve">GET /api/risk/overview</w:t>
-      </w:r>
-      <w:r>
-        <w:t xml:space="preserve"> — domains, categories each with their latest assessment, open-action counts, 12-month event counts (the Register payload).</w:t>
-      </w:r>
-    </w:p>
-    <w:p>
-      <w:pPr>
-        <w:pStyle w:val="ListParagraph"/>
-        <w:numPr>
-          <w:ilvl w:val="1"/>
-          <w:numId w:val="1"/>
-        </w:numPr>
-        <w:spacing w:after="60" w:line="290"/>
-      </w:pPr>
-      <w:r>
-        <w:rPr>
-          <w:rFonts w:ascii="Consolas" w:cs="Consolas" w:eastAsia="Consolas" w:hAnsi="Consolas"/>
-          <w:color w:val="2B2B2B"/>
-          <w:sz w:val="19"/>
-          <w:szCs w:val="19"/>
-        </w:rPr>
-        <w:t xml:space="preserve">GET /api/risk/categories/:id</w:t>
-      </w:r>
-      <w:r>
-        <w:t xml:space="preserve"> — full detail: all assessments, mitigations, actions (with linked-task join), events.</w:t>
-      </w:r>
-    </w:p>
-    <w:p>
-      <w:pPr>
-        <w:pStyle w:val="ListParagraph"/>
-        <w:numPr>
-          <w:ilvl w:val="1"/>
-          <w:numId w:val="1"/>
-        </w:numPr>
-        <w:spacing w:after="60" w:line="290"/>
-      </w:pPr>
-      <w:r>
-        <w:rPr>
-          <w:rFonts w:ascii="Consolas" w:cs="Consolas" w:eastAsia="Consolas" w:hAnsi="Consolas"/>
-          <w:color w:val="2B2B2B"/>
-          <w:sz w:val="19"/>
-          <w:szCs w:val="19"/>
-        </w:rPr>
-        <w:t xml:space="preserve">POST/PUT/DELETE /api/risk/categories</w:t>
-      </w:r>
-      <w:r>
-        <w:t xml:space="preserve"> and </w:t>
-      </w:r>
-      <w:r>
-        <w:rPr>
-          <w:rFonts w:ascii="Consolas" w:cs="Consolas" w:eastAsia="Consolas" w:hAnsi="Consolas"/>
-          <w:color w:val="2B2B2B"/>
-          <w:sz w:val="19"/>
-          <w:szCs w:val="19"/>
-        </w:rPr>
-        <w:t xml:space="preserve">…/domains</w:t>
-      </w:r>
-      <w:r>
-        <w:t xml:space="preserve"> and </w:t>
-      </w:r>
-      <w:r>
-        <w:rPr>
-          <w:rFonts w:ascii="Consolas" w:cs="Consolas" w:eastAsia="Consolas" w:hAnsi="Consolas"/>
-          <w:color w:val="2B2B2B"/>
-          <w:sz w:val="19"/>
-          <w:szCs w:val="19"/>
-        </w:rPr>
-        <w:t xml:space="preserve">…/scale</w:t>
-      </w:r>
-      <w:r>
-        <w:t xml:space="preserve"> — admin only (Manage tab).</w:t>
-      </w:r>
-    </w:p>
-    <w:p>
-      <w:pPr>
-        <w:pStyle w:val="ListParagraph"/>
-        <w:numPr>
-          <w:ilvl w:val="1"/>
-          <w:numId w:val="1"/>
-        </w:numPr>
-        <w:spacing w:after="60" w:line="290"/>
-      </w:pPr>
-      <w:r>
-        <w:rPr>
-          <w:rFonts w:ascii="Consolas" w:cs="Consolas" w:eastAsia="Consolas" w:hAnsi="Consolas"/>
-          <w:color w:val="2B2B2B"/>
-          <w:sz w:val="19"/>
-          <w:szCs w:val="19"/>
-        </w:rPr>
-        <w:t xml:space="preserve">POST /api/risk/categories/:id/assessments</w:t>
-      </w:r>
-      <w:r>
-        <w:t xml:space="preserve"> — member/admin; writes a new assessment, sets </w:t>
-      </w:r>
-      <w:r>
-        <w:rPr>
-          <w:rFonts w:ascii="Consolas" w:cs="Consolas" w:eastAsia="Consolas" w:hAnsi="Consolas"/>
-          <w:color w:val="2B2B2B"/>
-          <w:sz w:val="19"/>
-          <w:szCs w:val="19"/>
-        </w:rPr>
-        <w:t xml:space="preserve">supersedes_id</w:t>
-      </w:r>
-      <w:r>
-        <w:t xml:space="preserve">.</w:t>
-      </w:r>
-    </w:p>
-    <w:p>
-      <w:pPr>
-        <w:pStyle w:val="ListParagraph"/>
-        <w:numPr>
-          <w:ilvl w:val="1"/>
-          <w:numId w:val="1"/>
-        </w:numPr>
-        <w:spacing w:after="60" w:line="290"/>
-      </w:pPr>
-      <w:r>
-        <w:rPr>
-          <w:rFonts w:ascii="Consolas" w:cs="Consolas" w:eastAsia="Consolas" w:hAnsi="Consolas"/>
-          <w:color w:val="2B2B2B"/>
-          <w:sz w:val="19"/>
-          <w:szCs w:val="19"/>
-        </w:rPr>
-        <w:t xml:space="preserve">POST/PUT/DELETE /api/risk/categories/:id/mitigations</w:t>
-      </w:r>
-      <w:r>
-        <w:t xml:space="preserve"> — member/admin.</w:t>
-      </w:r>
-    </w:p>
-    <w:p>
-      <w:pPr>
-        <w:pStyle w:val="ListParagraph"/>
-        <w:numPr>
-          <w:ilvl w:val="1"/>
-          <w:numId w:val="1"/>
-        </w:numPr>
-        <w:spacing w:after="60" w:line="290"/>
-      </w:pPr>
-      <w:r>
-        <w:rPr>
-          <w:rFonts w:ascii="Consolas" w:cs="Consolas" w:eastAsia="Consolas" w:hAnsi="Consolas"/>
-          <w:color w:val="2B2B2B"/>
-          <w:sz w:val="19"/>
-          <w:szCs w:val="19"/>
-        </w:rPr>
-        <w:t xml:space="preserve">GET /api/risk/actions</w:t>
-      </w:r>
-      <w:r>
-        <w:t xml:space="preserve">, </w:t>
-      </w:r>
-      <w:r>
-        <w:rPr>
-          <w:rFonts w:ascii="Consolas" w:cs="Consolas" w:eastAsia="Consolas" w:hAnsi="Consolas"/>
-          <w:color w:val="2B2B2B"/>
-          <w:sz w:val="19"/>
-          <w:szCs w:val="19"/>
-        </w:rPr>
-        <w:t xml:space="preserve">POST/PUT/DELETE /api/risk/actions[/:id]</w:t>
-      </w:r>
-      <w:r>
-        <w:t xml:space="preserve"> — member/admin; </w:t>
-      </w:r>
-      <w:r>
-        <w:rPr>
-          <w:rFonts w:ascii="Consolas" w:cs="Consolas" w:eastAsia="Consolas" w:hAnsi="Consolas"/>
-          <w:color w:val="2B2B2B"/>
-          <w:sz w:val="19"/>
-          <w:szCs w:val="19"/>
-        </w:rPr>
-        <w:t xml:space="preserve">POST /api/risk/actions/:id/promote</w:t>
-      </w:r>
-      <w:r>
-        <w:t xml:space="preserve"> creates the </w:t>
-      </w:r>
-      <w:r>
-        <w:rPr>
-          <w:rFonts w:ascii="Consolas" w:cs="Consolas" w:eastAsia="Consolas" w:hAnsi="Consolas"/>
-          <w:color w:val="2B2B2B"/>
-          <w:sz w:val="19"/>
-          <w:szCs w:val="19"/>
-        </w:rPr>
-        <w:t xml:space="preserve">tasks</w:t>
-      </w:r>
-      <w:r>
-        <w:t xml:space="preserve"> row (calls the same insert logic </w:t>
-      </w:r>
-      <w:r>
-        <w:rPr>
-          <w:rFonts w:ascii="Consolas" w:cs="Consolas" w:eastAsia="Consolas" w:hAnsi="Consolas"/>
-          <w:color w:val="2B2B2B"/>
-          <w:sz w:val="19"/>
-          <w:szCs w:val="19"/>
-        </w:rPr>
-        <w:t xml:space="preserve">server/tasks.js</w:t>
-      </w:r>
-      <w:r>
-        <w:t xml:space="preserve"> uses — factor a shared helper or duplicate the small INSERT) and stores </w:t>
-      </w:r>
-      <w:r>
-        <w:rPr>
-          <w:rFonts w:ascii="Consolas" w:cs="Consolas" w:eastAsia="Consolas" w:hAnsi="Consolas"/>
-          <w:color w:val="2B2B2B"/>
-          <w:sz w:val="19"/>
-          <w:szCs w:val="19"/>
-        </w:rPr>
-        <w:t xml:space="preserve">task_id</w:t>
-      </w:r>
-      <w:r>
-        <w:t xml:space="preserve">; </w:t>
-      </w:r>
-      <w:r>
-        <w:rPr>
-          <w:rFonts w:ascii="Consolas" w:cs="Consolas" w:eastAsia="Consolas" w:hAnsi="Consolas"/>
-          <w:color w:val="2B2B2B"/>
-          <w:sz w:val="19"/>
-          <w:szCs w:val="19"/>
-        </w:rPr>
-        <w:t xml:space="preserve">POST /api/risk/actions/:id/unlink</w:t>
-      </w:r>
-      <w:r>
-        <w:t xml:space="preserve"> clears it.</w:t>
-      </w:r>
-    </w:p>
-    <w:p>
-      <w:pPr>
-        <w:pStyle w:val="ListParagraph"/>
-        <w:numPr>
-          <w:ilvl w:val="1"/>
-          <w:numId w:val="1"/>
-        </w:numPr>
-        <w:spacing w:after="60" w:line="290"/>
-      </w:pPr>
-      <w:r>
-        <w:rPr>
-          <w:rFonts w:ascii="Consolas" w:cs="Consolas" w:eastAsia="Consolas" w:hAnsi="Consolas"/>
-          <w:color w:val="2B2B2B"/>
-          <w:sz w:val="19"/>
-          <w:szCs w:val="19"/>
-        </w:rPr>
-        <w:t xml:space="preserve">GET /api/risk/events</w:t>
-      </w:r>
-      <w:r>
-        <w:t xml:space="preserve">, </w:t>
-      </w:r>
-      <w:r>
-        <w:rPr>
-          <w:rFonts w:ascii="Consolas" w:cs="Consolas" w:eastAsia="Consolas" w:hAnsi="Consolas"/>
-          <w:color w:val="2B2B2B"/>
-          <w:sz w:val="19"/>
-          <w:szCs w:val="19"/>
-        </w:rPr>
-        <w:t xml:space="preserve">POST/PUT /api/risk/events[/:id]</w:t>
-      </w:r>
-      <w:r>
-        <w:t xml:space="preserve">, </w:t>
-      </w:r>
-      <w:r>
-        <w:rPr>
-          <w:rFonts w:ascii="Consolas" w:cs="Consolas" w:eastAsia="Consolas" w:hAnsi="Consolas"/>
-          <w:color w:val="2B2B2B"/>
-          <w:sz w:val="19"/>
-          <w:szCs w:val="19"/>
-        </w:rPr>
-        <w:t xml:space="preserve">POST /api/risk/events/:id/close</w:t>
-      </w:r>
-      <w:r>
-        <w:t xml:space="preserve"> — member/admin.</w:t>
-      </w:r>
-    </w:p>
-    <w:p>
-      <w:pPr>
-        <w:pStyle w:val="ListParagraph"/>
-        <w:numPr>
-          <w:ilvl w:val="1"/>
-          <w:numId w:val="1"/>
-        </w:numPr>
-        <w:spacing w:after="60" w:line="290"/>
-      </w:pPr>
-      <w:r>
-        <w:rPr>
-          <w:rFonts w:ascii="Consolas" w:cs="Consolas" w:eastAsia="Consolas" w:hAnsi="Consolas"/>
-          <w:color w:val="2B2B2B"/>
-          <w:sz w:val="19"/>
-          <w:szCs w:val="19"/>
-        </w:rPr>
-        <w:t xml:space="preserve">POST /api/risk/probability-lookup</w:t>
-      </w:r>
-      <w:r>
-        <w:t xml:space="preserve"> — member/admin; §7.</w:t>
-      </w:r>
-    </w:p>
-    <w:p>
-      <w:pPr>
-        <w:pStyle w:val="ListParagraph"/>
-        <w:numPr>
-          <w:ilvl w:val="1"/>
-          <w:numId w:val="1"/>
-        </w:numPr>
-        <w:spacing w:after="60" w:line="290"/>
-      </w:pPr>
-      <w:r>
-        <w:rPr>
-          <w:rFonts w:ascii="Consolas" w:cs="Consolas" w:eastAsia="Consolas" w:hAnsi="Consolas"/>
-          <w:color w:val="2B2B2B"/>
-          <w:sz w:val="19"/>
-          <w:szCs w:val="19"/>
-        </w:rPr>
-        <w:t xml:space="preserve">GET /api/risk/profile</w:t>
-      </w:r>
-      <w:r>
-        <w:t xml:space="preserve"> — heatmap points, band counts, aggregate exposure (current + historical series), domain rollup, since-last-review diff.</w:t>
-      </w:r>
-    </w:p>
-    <w:p>
-      <w:pPr>
-        <w:pStyle w:val="ListParagraph"/>
-        <w:numPr>
-          <w:ilvl w:val="1"/>
-          <w:numId w:val="1"/>
-        </w:numPr>
-        <w:spacing w:after="60" w:line="290"/>
-      </w:pPr>
-      <w:r>
-        <w:rPr>
-          <w:rFonts w:ascii="Consolas" w:cs="Consolas" w:eastAsia="Consolas" w:hAnsi="Consolas"/>
-          <w:color w:val="2B2B2B"/>
-          <w:sz w:val="19"/>
-          <w:szCs w:val="19"/>
-        </w:rPr>
-        <w:t xml:space="preserve">GET /api/risk/report/pdf</w:t>
-      </w:r>
-      <w:r>
-        <w:t xml:space="preserve">, </w:t>
-      </w:r>
-      <w:r>
-        <w:rPr>
-          <w:rFonts w:ascii="Consolas" w:cs="Consolas" w:eastAsia="Consolas" w:hAnsi="Consolas"/>
-          <w:color w:val="2B2B2B"/>
-          <w:sz w:val="19"/>
-          <w:szCs w:val="19"/>
-        </w:rPr>
-        <w:t xml:space="preserve">POST /api/risk/report/email</w:t>
-      </w:r>
-      <w:r>
-        <w:t xml:space="preserve"> — all roles; §8.</w:t>
-      </w:r>
-    </w:p>
-    <w:p>
-      <w:pPr>
-        <w:pStyle w:val="ListParagraph"/>
-        <w:numPr>
-          <w:ilvl w:val="0"/>
-          <w:numId w:val="1"/>
-        </w:numPr>
-        <w:spacing w:after="60" w:line="290"/>
-      </w:pPr>
-      <w:r>
-        <w:rPr>
-          <w:rFonts w:ascii="Consolas" w:cs="Consolas" w:eastAsia="Consolas" w:hAnsi="Consolas"/>
+        </w:rPr>
+        <w:t xml:space="preserve">4. </w:t>
+      </w:r>
+      <w:r>
+        <w:rPr>
           <w:b/>
           <w:bCs/>
-          <w:color w:val="2B2B2B"/>
-          <w:sz w:val="19"/>
-          <w:szCs w:val="19"/>
-        </w:rPr>
-        <w:t xml:space="preserve">server/risk-report.js</w:t>
-      </w:r>
-      <w:r>
-        <w:t xml:space="preserve"> (new) — </w:t>
-      </w:r>
-      <w:r>
-        <w:rPr>
-          <w:rFonts w:ascii="Consolas" w:cs="Consolas" w:eastAsia="Consolas" w:hAnsi="Consolas"/>
-          <w:color w:val="2B2B2B"/>
-          <w:sz w:val="19"/>
-          <w:szCs w:val="19"/>
-        </w:rPr>
-        <w:t xml:space="preserve">buildRiskReportPdf({ filters, asOf, compareTo })</w:t>
-      </w:r>
-      <w:r>
-        <w:t xml:space="preserve">, copy the structure of </w:t>
-      </w:r>
-      <w:r>
-        <w:rPr>
-          <w:rFonts w:ascii="Consolas" w:cs="Consolas" w:eastAsia="Consolas" w:hAnsi="Consolas"/>
-          <w:color w:val="2B2B2B"/>
-          <w:sz w:val="19"/>
-          <w:szCs w:val="19"/>
-        </w:rPr>
-        <w:t xml:space="preserve">server/expenditure-report.js</w:t>
-      </w:r>
-      <w:r>
-        <w:t xml:space="preserve"> (its </w:t>
-      </w:r>
-      <w:r>
-        <w:rPr>
-          <w:rFonts w:ascii="Consolas" w:cs="Consolas" w:eastAsia="Consolas" w:hAnsi="Consolas"/>
-          <w:color w:val="2B2B2B"/>
-          <w:sz w:val="19"/>
-          <w:szCs w:val="19"/>
-        </w:rPr>
-        <w:t xml:space="preserve">chartCanvas</w:t>
-      </w:r>
-      <w:r>
-        <w:t xml:space="preserve">, </w:t>
-      </w:r>
-      <w:r>
-        <w:rPr>
-          <w:rFonts w:ascii="Consolas" w:cs="Consolas" w:eastAsia="Consolas" w:hAnsi="Consolas"/>
-          <w:color w:val="2B2B2B"/>
-          <w:sz w:val="19"/>
-          <w:szCs w:val="19"/>
-        </w:rPr>
-        <w:t xml:space="preserve">renderToBuffer</w:t>
-      </w:r>
-      <w:r>
-        <w:t xml:space="preserve">, </w:t>
-      </w:r>
-      <w:r>
-        <w:rPr>
-          <w:rFonts w:ascii="Consolas" w:cs="Consolas" w:eastAsia="Consolas" w:hAnsi="Consolas"/>
-          <w:color w:val="2B2B2B"/>
-          <w:sz w:val="19"/>
-          <w:szCs w:val="19"/>
-        </w:rPr>
-        <w:t xml:space="preserve">fmtCAD</w:t>
-      </w:r>
-      <w:r>
-        <w:t xml:space="preserve">, page/table helpers).</w:t>
-      </w:r>
-    </w:p>
-    <w:p>
-      <w:pPr>
-        <w:pStyle w:val="ListParagraph"/>
-        <w:numPr>
-          <w:ilvl w:val="0"/>
-          <w:numId w:val="1"/>
-        </w:numPr>
+        </w:rPr>
+        <w:t xml:space="preserve">Assessments:</w:t>
+      </w:r>
+      <w:r>
+        <w:t xml:space="preserve"> the new-assessment form, </w:t>
+      </w:r>
+      <w:r>
+        <w:rPr>
+          <w:rFonts w:ascii="Consolas" w:cs="Consolas" w:eastAsia="Consolas" w:hAnsi="Consolas"/>
+          <w:color w:val="2B2B2B"/>
+          <w:sz w:val="19"/>
+          <w:szCs w:val="19"/>
+        </w:rPr>
+        <w:t xml:space="preserve">POST …/assessments</w:t>
+      </w:r>
+      <w:r>
+        <w:t xml:space="preserve">, assessment history + sparkline. Run a second assessment on one category and confirm history/supersede.</w:t>
+      </w:r>
+    </w:p>
+    <w:p>
+      <w:pPr>
         <w:spacing w:after="60" w:line="290"/>
-      </w:pPr>
-      <w:r>
-        <w:rPr>
-          <w:rFonts w:ascii="Consolas" w:cs="Consolas" w:eastAsia="Consolas" w:hAnsi="Consolas"/>
+        <w:ind w:left="360" w:hanging="300"/>
+      </w:pPr>
+      <w:r>
+        <w:rPr>
           <w:b/>
           <w:bCs/>
-          <w:color w:val="2B2B2B"/>
-          <w:sz w:val="19"/>
-          <w:szCs w:val="19"/>
-        </w:rPr>
-        <w:t xml:space="preserve">server/claude.js</w:t>
-      </w:r>
-      <w:r>
-        <w:t xml:space="preserve"> — add </w:t>
-      </w:r>
-      <w:r>
-        <w:rPr>
-          <w:rFonts w:ascii="Consolas" w:cs="Consolas" w:eastAsia="Consolas" w:hAnsi="Consolas"/>
-          <w:color w:val="2B2B2B"/>
-          <w:sz w:val="19"/>
-          <w:szCs w:val="19"/>
-        </w:rPr>
-        <w:t xml:space="preserve">researchRiskProbability(...)</w:t>
-      </w:r>
-      <w:r>
-        <w:t xml:space="preserve"> (§7); add it to </w:t>
-      </w:r>
-      <w:r>
-        <w:rPr>
-          <w:rFonts w:ascii="Consolas" w:cs="Consolas" w:eastAsia="Consolas" w:hAnsi="Consolas"/>
-          <w:color w:val="2B2B2B"/>
-          <w:sz w:val="19"/>
-          <w:szCs w:val="19"/>
-        </w:rPr>
-        <w:t xml:space="preserve">module.exports</w:t>
-      </w:r>
-      <w:r>
-        <w:t xml:space="preserve">.</w:t>
-      </w:r>
-    </w:p>
-    <w:p>
-      <w:pPr>
-        <w:pStyle w:val="ListParagraph"/>
-        <w:numPr>
-          <w:ilvl w:val="0"/>
-          <w:numId w:val="1"/>
-        </w:numPr>
-        <w:spacing w:after="60" w:line="290"/>
-      </w:pPr>
-      <w:r>
-        <w:rPr>
-          <w:rFonts w:ascii="Consolas" w:cs="Consolas" w:eastAsia="Consolas" w:hAnsi="Consolas"/>
+        </w:rPr>
+        <w:t xml:space="preserve">5. </w:t>
+      </w:r>
+      <w:r>
+        <w:rPr>
           <w:b/>
           <w:bCs/>
-          <w:color w:val="2B2B2B"/>
-          <w:sz w:val="19"/>
-          <w:szCs w:val="19"/>
-        </w:rPr>
-        <w:t xml:space="preserve">server/index.js</w:t>
-      </w:r>
-      <w:r>
-        <w:t xml:space="preserve"> —</w:t>
-      </w:r>
-    </w:p>
-    <w:p>
-      <w:pPr>
-        <w:pStyle w:val="ListParagraph"/>
-        <w:numPr>
-          <w:ilvl w:val="1"/>
-          <w:numId w:val="1"/>
-        </w:numPr>
+        </w:rPr>
+        <w:t xml:space="preserve">Mitigations + Actions (without the Task List link yet):</w:t>
+      </w:r>
+      <w:r>
+        <w:t xml:space="preserve"> editable lists.</w:t>
+      </w:r>
+    </w:p>
+    <w:p>
+      <w:pPr>
         <w:spacing w:after="60" w:line="290"/>
-      </w:pPr>
-      <w:r>
-        <w:rPr>
-          <w:rFonts w:ascii="Consolas" w:cs="Consolas" w:eastAsia="Consolas" w:hAnsi="Consolas"/>
-          <w:color w:val="2B2B2B"/>
-          <w:sz w:val="19"/>
-          <w:szCs w:val="19"/>
-        </w:rPr>
-        <w:t xml:space="preserve">const registerRiskRoutes = require('./risk');</w:t>
-      </w:r>
-      <w:r>
-        <w:t xml:space="preserve"> and </w:t>
-      </w:r>
-      <w:r>
-        <w:rPr>
-          <w:rFonts w:ascii="Consolas" w:cs="Consolas" w:eastAsia="Consolas" w:hAnsi="Consolas"/>
-          <w:color w:val="2B2B2B"/>
-          <w:sz w:val="19"/>
-          <w:szCs w:val="19"/>
-        </w:rPr>
-        <w:t xml:space="preserve">registerRiskRoutes(app, { db, logAudit });</w:t>
-      </w:r>
-      <w:r>
-        <w:t xml:space="preserve"> next to the other </w:t>
-      </w:r>
-      <w:r>
-        <w:rPr>
-          <w:rFonts w:ascii="Consolas" w:cs="Consolas" w:eastAsia="Consolas" w:hAnsi="Consolas"/>
-          <w:color w:val="2B2B2B"/>
-          <w:sz w:val="19"/>
-          <w:szCs w:val="19"/>
-        </w:rPr>
-        <w:t xml:space="preserve">register…Routes</w:t>
-      </w:r>
-      <w:r>
-        <w:t xml:space="preserve"> calls (~line 1355).</w:t>
-      </w:r>
-    </w:p>
-    <w:p>
-      <w:pPr>
-        <w:pStyle w:val="ListParagraph"/>
-        <w:numPr>
-          <w:ilvl w:val="1"/>
-          <w:numId w:val="1"/>
-        </w:numPr>
-        <w:spacing w:after="60" w:line="290"/>
-      </w:pPr>
-      <w:r>
-        <w:rPr>
-          <w:rFonts w:ascii="Consolas" w:cs="Consolas" w:eastAsia="Consolas" w:hAnsi="Consolas"/>
-          <w:color w:val="2B2B2B"/>
-          <w:sz w:val="19"/>
-          <w:szCs w:val="19"/>
-        </w:rPr>
-        <w:t xml:space="preserve">app.get('/risk', (req, res) =&gt; res.sendFile(path.join(PUBLIC_DIR, 'risk.html')));</w:t>
-      </w:r>
-      <w:r>
-        <w:t xml:space="preserve"> next to the other page routes (~line 1371).</w:t>
-      </w:r>
-    </w:p>
-    <w:p>
-      <w:pPr>
-        <w:pStyle w:val="ListParagraph"/>
-        <w:numPr>
-          <w:ilvl w:val="1"/>
-          <w:numId w:val="1"/>
-        </w:numPr>
-        <w:spacing w:after="60" w:line="290"/>
-      </w:pPr>
-      <w:r>
-        <w:t xml:space="preserve">In </w:t>
-      </w:r>
-      <w:r>
-        <w:rPr>
-          <w:rFonts w:ascii="Consolas" w:cs="Consolas" w:eastAsia="Consolas" w:hAnsi="Consolas"/>
-          <w:color w:val="2B2B2B"/>
-          <w:sz w:val="19"/>
-          <w:szCs w:val="19"/>
-        </w:rPr>
-        <w:t xml:space="preserve">PUT /api/admin/members/:userId/app-role</w:t>
-      </w:r>
-      <w:r>
-        <w:t xml:space="preserve">: add </w:t>
-      </w:r>
-      <w:r>
-        <w:rPr>
-          <w:rFonts w:ascii="Consolas" w:cs="Consolas" w:eastAsia="Consolas" w:hAnsi="Consolas"/>
-          <w:color w:val="2B2B2B"/>
-          <w:sz w:val="19"/>
-          <w:szCs w:val="19"/>
-        </w:rPr>
-        <w:t xml:space="preserve">'risk'</w:t>
-      </w:r>
-      <w:r>
-        <w:t xml:space="preserve"> to the </w:t>
-      </w:r>
-      <w:r>
-        <w:rPr>
-          <w:rFonts w:ascii="Consolas" w:cs="Consolas" w:eastAsia="Consolas" w:hAnsi="Consolas"/>
-          <w:color w:val="2B2B2B"/>
-          <w:sz w:val="19"/>
-          <w:szCs w:val="19"/>
-        </w:rPr>
-        <w:t xml:space="preserve">app</w:t>
-      </w:r>
-      <w:r>
-        <w:t xml:space="preserve"> allow-list, the </w:t>
-      </w:r>
-      <w:r>
-        <w:rPr>
-          <w:rFonts w:ascii="Consolas" w:cs="Consolas" w:eastAsia="Consolas" w:hAnsi="Consolas"/>
-          <w:color w:val="2B2B2B"/>
-          <w:sz w:val="19"/>
-          <w:szCs w:val="19"/>
-        </w:rPr>
-        <w:t xml:space="preserve">column</w:t>
-      </w:r>
-      <w:r>
-        <w:t xml:space="preserve"> map (</w:t>
-      </w:r>
-      <w:r>
-        <w:rPr>
-          <w:rFonts w:ascii="Consolas" w:cs="Consolas" w:eastAsia="Consolas" w:hAnsi="Consolas"/>
-          <w:color w:val="2B2B2B"/>
-          <w:sz w:val="19"/>
-          <w:szCs w:val="19"/>
-        </w:rPr>
-        <w:t xml:space="preserve">risk_role</w:t>
-      </w:r>
-      <w:r>
-        <w:t xml:space="preserve">), and the </w:t>
-      </w:r>
-      <w:r>
-        <w:rPr>
-          <w:rFonts w:ascii="Consolas" w:cs="Consolas" w:eastAsia="Consolas" w:hAnsi="Consolas"/>
-          <w:color w:val="2B2B2B"/>
-          <w:sz w:val="19"/>
-          <w:szCs w:val="19"/>
-        </w:rPr>
-        <w:t xml:space="preserve">appLabel</w:t>
-      </w:r>
-      <w:r>
-        <w:t xml:space="preserve"> map (</w:t>
-      </w:r>
-      <w:r>
-        <w:rPr>
-          <w:rFonts w:ascii="Consolas" w:cs="Consolas" w:eastAsia="Consolas" w:hAnsi="Consolas"/>
-          <w:color w:val="2B2B2B"/>
-          <w:sz w:val="19"/>
-          <w:szCs w:val="19"/>
-        </w:rPr>
-        <w:t xml:space="preserve">Risk Management</w:t>
-      </w:r>
-      <w:r>
-        <w:t xml:space="preserve">).</w:t>
-      </w:r>
-    </w:p>
-    <w:p>
-      <w:pPr>
-        <w:pStyle w:val="ListParagraph"/>
-        <w:numPr>
-          <w:ilvl w:val="1"/>
-          <w:numId w:val="1"/>
-        </w:numPr>
-        <w:spacing w:after="60" w:line="290"/>
-      </w:pPr>
-      <w:r>
-        <w:t xml:space="preserve">In </w:t>
-      </w:r>
-      <w:r>
-        <w:rPr>
-          <w:rFonts w:ascii="Consolas" w:cs="Consolas" w:eastAsia="Consolas" w:hAnsi="Consolas"/>
-          <w:color w:val="2B2B2B"/>
-          <w:sz w:val="19"/>
-          <w:szCs w:val="19"/>
-        </w:rPr>
-        <w:t xml:space="preserve">userPublic(row)</w:t>
-      </w:r>
-      <w:r>
-        <w:t xml:space="preserve">: add </w:t>
-      </w:r>
-      <w:r>
-        <w:rPr>
-          <w:rFonts w:ascii="Consolas" w:cs="Consolas" w:eastAsia="Consolas" w:hAnsi="Consolas"/>
-          <w:color w:val="2B2B2B"/>
-          <w:sz w:val="19"/>
-          <w:szCs w:val="19"/>
-        </w:rPr>
-        <w:t xml:space="preserve">riskAdmin: isFoAdmin || row.risk_role === 'admin'</w:t>
-      </w:r>
-      <w:r>
-        <w:t xml:space="preserve"> and </w:t>
-      </w:r>
-      <w:r>
-        <w:rPr>
-          <w:rFonts w:ascii="Consolas" w:cs="Consolas" w:eastAsia="Consolas" w:hAnsi="Consolas"/>
-          <w:color w:val="2B2B2B"/>
-          <w:sz w:val="19"/>
-          <w:szCs w:val="19"/>
-        </w:rPr>
-        <w:t xml:space="preserve">riskRole: row.risk_role</w:t>
-      </w:r>
-      <w:r>
-        <w:t xml:space="preserve">.</w:t>
-      </w:r>
-    </w:p>
-    <w:p>
-      <w:pPr>
-        <w:pStyle w:val="ListParagraph"/>
-        <w:numPr>
-          <w:ilvl w:val="1"/>
-          <w:numId w:val="1"/>
-        </w:numPr>
-        <w:spacing w:after="60" w:line="290"/>
-      </w:pPr>
-      <w:r>
-        <w:t xml:space="preserve">Optional (§9): </w:t>
-      </w:r>
-      <w:r>
-        <w:rPr>
-          <w:rFonts w:ascii="Consolas" w:cs="Consolas" w:eastAsia="Consolas" w:hAnsi="Consolas"/>
-          <w:color w:val="2B2B2B"/>
-          <w:sz w:val="19"/>
-          <w:szCs w:val="19"/>
-        </w:rPr>
-        <w:t xml:space="preserve">const { startRiskReviewScheduler } = require('./risk-scheduler');</w:t>
-      </w:r>
-      <w:r>
-        <w:t xml:space="preserve"> and start it alongside </w:t>
-      </w:r>
-      <w:r>
-        <w:rPr>
-          <w:rFonts w:ascii="Consolas" w:cs="Consolas" w:eastAsia="Consolas" w:hAnsi="Consolas"/>
-          <w:color w:val="2B2B2B"/>
-          <w:sz w:val="19"/>
-          <w:szCs w:val="19"/>
-        </w:rPr>
-        <w:t xml:space="preserve">startDigestScheduler()</w:t>
-      </w:r>
-      <w:r>
-        <w:t xml:space="preserve"> / </w:t>
-      </w:r>
-      <w:r>
-        <w:rPr>
-          <w:rFonts w:ascii="Consolas" w:cs="Consolas" w:eastAsia="Consolas" w:hAnsi="Consolas"/>
-          <w:color w:val="2B2B2B"/>
-          <w:sz w:val="19"/>
-          <w:szCs w:val="19"/>
-        </w:rPr>
-        <w:t xml:space="preserve">startMeetingsScheduler()</w:t>
-      </w:r>
-      <w:r>
-        <w:t xml:space="preserve">.</w:t>
-      </w:r>
-    </w:p>
-    <w:p>
-      <w:pPr>
-        <w:pStyle w:val="ListParagraph"/>
-        <w:numPr>
-          <w:ilvl w:val="0"/>
-          <w:numId w:val="1"/>
-        </w:numPr>
-        <w:spacing w:after="60" w:line="290"/>
-      </w:pPr>
-      <w:r>
-        <w:rPr>
-          <w:rFonts w:ascii="Consolas" w:cs="Consolas" w:eastAsia="Consolas" w:hAnsi="Consolas"/>
+        <w:ind w:left="360" w:hanging="300"/>
+      </w:pPr>
+      <w:r>
+        <w:rPr>
           <w:b/>
           <w:bCs/>
-          <w:color w:val="2B2B2B"/>
-          <w:sz w:val="19"/>
-          <w:szCs w:val="19"/>
-        </w:rPr>
-        <w:t xml:space="preserve">server/risk-scheduler.js</w:t>
-      </w:r>
-      <w:r>
-        <w:t xml:space="preserve"> (new, optional/phase 2) — §9.</w:t>
-      </w:r>
-    </w:p>
-    <w:p>
-      <w:pPr>
-        <w:pStyle w:val="ListParagraph"/>
-        <w:numPr>
-          <w:ilvl w:val="0"/>
-          <w:numId w:val="1"/>
-        </w:numPr>
-        <w:spacing w:after="60" w:line="290"/>
-      </w:pPr>
+        </w:rPr>
+        <w:t xml:space="preserve">6. </w:t>
+      </w:r>
       <w:r>
         <w:rPr>
           <w:b/>
           <w:bCs/>
         </w:rPr>
-        <w:t xml:space="preserve">Tests</w:t>
-      </w:r>
-      <w:r>
-        <w:t xml:space="preserve"> (</w:t>
-      </w:r>
-      <w:r>
-        <w:rPr>
-          <w:rFonts w:ascii="Consolas" w:cs="Consolas" w:eastAsia="Consolas" w:hAnsi="Consolas"/>
-          <w:color w:val="2B2B2B"/>
-          <w:sz w:val="19"/>
-          <w:szCs w:val="19"/>
-        </w:rPr>
-        <w:t xml:space="preserve">node --test</w:t>
-      </w:r>
-      <w:r>
-        <w:t xml:space="preserve">, matching </w:t>
-      </w:r>
-      <w:r>
-        <w:rPr>
-          <w:rFonts w:ascii="Consolas" w:cs="Consolas" w:eastAsia="Consolas" w:hAnsi="Consolas"/>
-          <w:color w:val="2B2B2B"/>
-          <w:sz w:val="19"/>
-          <w:szCs w:val="19"/>
-        </w:rPr>
-        <w:t xml:space="preserve">server/*.test.js</w:t>
-      </w:r>
-      <w:r>
-        <w:t xml:space="preserve">): </w:t>
-      </w:r>
-      <w:r>
-        <w:rPr>
-          <w:rFonts w:ascii="Consolas" w:cs="Consolas" w:eastAsia="Consolas" w:hAnsi="Consolas"/>
-          <w:color w:val="2B2B2B"/>
-          <w:sz w:val="19"/>
-          <w:szCs w:val="19"/>
-        </w:rPr>
-        <w:t xml:space="preserve">score</w:t>
-      </w:r>
-      <w:r>
-        <w:t xml:space="preserve">/band function; latest-assessment-per-category selection; aggregate-exposure historical series; action↔task link read-through and unlink fallback; </w:t>
-      </w:r>
-      <w:r>
-        <w:rPr>
-          <w:rFonts w:ascii="Consolas" w:cs="Consolas" w:eastAsia="Consolas" w:hAnsi="Consolas"/>
-          <w:color w:val="2B2B2B"/>
-          <w:sz w:val="19"/>
-          <w:szCs w:val="19"/>
-        </w:rPr>
-        <w:t xml:space="preserve">researchRiskProbability</w:t>
-      </w:r>
-      <w:r>
-        <w:t xml:space="preserve"> JSON parsing incl. </w:t>
-      </w:r>
-      <w:r>
-        <w:rPr>
-          <w:rFonts w:ascii="Consolas" w:cs="Consolas" w:eastAsia="Consolas" w:hAnsi="Consolas"/>
-          <w:color w:val="2B2B2B"/>
-          <w:sz w:val="19"/>
-          <w:szCs w:val="19"/>
-        </w:rPr>
-        <w:t xml:space="preserve">stop_reason === 'max_tokens'</w:t>
-      </w:r>
-      <w:r>
-        <w:t xml:space="preserve"> and the not-configured path.</w:t>
-      </w:r>
-    </w:p>
-    <w:p>
-      <w:pPr>
-        <w:pStyle w:val="Heading2"/>
-        <w:spacing w:after="100" w:before="220"/>
-      </w:pPr>
-      <w:r>
-        <w:t xml:space="preserve">10.3 Frontend changes</w:t>
-      </w:r>
-    </w:p>
-    <w:p>
-      <w:pPr>
-        <w:pStyle w:val="ListParagraph"/>
-        <w:numPr>
-          <w:ilvl w:val="0"/>
-          <w:numId w:val="1"/>
-        </w:numPr>
-        <w:spacing w:after="60" w:line="290"/>
-      </w:pPr>
-      <w:r>
-        <w:rPr>
-          <w:rFonts w:ascii="Consolas" w:cs="Consolas" w:eastAsia="Consolas" w:hAnsi="Consolas"/>
-          <w:b/>
-          <w:bCs/>
-          <w:color w:val="2B2B2B"/>
-          <w:sz w:val="19"/>
-          <w:szCs w:val="19"/>
-        </w:rPr>
-        <w:t xml:space="preserve">public/risk.html</w:t>
-      </w:r>
-      <w:r>
-        <w:t xml:space="preserve"> (new) — React 18 + </w:t>
-      </w:r>
-      <w:r>
-        <w:rPr>
-          <w:rFonts w:ascii="Consolas" w:cs="Consolas" w:eastAsia="Consolas" w:hAnsi="Consolas"/>
-          <w:color w:val="2B2B2B"/>
-          <w:sz w:val="19"/>
-          <w:szCs w:val="19"/>
-        </w:rPr>
-        <w:t xml:space="preserve">chart.js@4.5.1</w:t>
-      </w:r>
-      <w:r>
-        <w:t xml:space="preserve"> from </w:t>
-      </w:r>
-      <w:r>
-        <w:rPr>
-          <w:rFonts w:ascii="Consolas" w:cs="Consolas" w:eastAsia="Consolas" w:hAnsi="Consolas"/>
-          <w:color w:val="2B2B2B"/>
-          <w:sz w:val="19"/>
-          <w:szCs w:val="19"/>
-        </w:rPr>
-        <w:t xml:space="preserve">unpkg.com</w:t>
-      </w:r>
-      <w:r>
-        <w:t xml:space="preserve"> (three </w:t>
-      </w:r>
-      <w:r>
-        <w:rPr>
-          <w:rFonts w:ascii="Consolas" w:cs="Consolas" w:eastAsia="Consolas" w:hAnsi="Consolas"/>
-          <w:color w:val="2B2B2B"/>
-          <w:sz w:val="19"/>
-          <w:szCs w:val="19"/>
-        </w:rPr>
-        <w:t xml:space="preserve">&lt;script src&gt;</w:t>
-      </w:r>
-      <w:r>
-        <w:t xml:space="preserve"> tags, copy from </w:t>
-      </w:r>
-      <w:r>
-        <w:rPr>
-          <w:rFonts w:ascii="Consolas" w:cs="Consolas" w:eastAsia="Consolas" w:hAnsi="Consolas"/>
-          <w:color w:val="2B2B2B"/>
-          <w:sz w:val="19"/>
-          <w:szCs w:val="19"/>
-        </w:rPr>
-        <w:t xml:space="preserve">public/expenditure.html</w:t>
-      </w:r>
-      <w:r>
-        <w:t xml:space="preserve"> lines 7–9); nav chrome + </w:t>
-      </w:r>
-      <w:r>
-        <w:rPr>
-          <w:rFonts w:ascii="Consolas" w:cs="Consolas" w:eastAsia="Consolas" w:hAnsi="Consolas"/>
-          <w:color w:val="2B2B2B"/>
-          <w:sz w:val="19"/>
-          <w:szCs w:val="19"/>
-        </w:rPr>
-        <w:t xml:space="preserve">:root</w:t>
-      </w:r>
-      <w:r>
-        <w:t xml:space="preserve"> palette copied from </w:t>
-      </w:r>
-      <w:r>
-        <w:rPr>
-          <w:rFonts w:ascii="Consolas" w:cs="Consolas" w:eastAsia="Consolas" w:hAnsi="Consolas"/>
-          <w:color w:val="2B2B2B"/>
-          <w:sz w:val="19"/>
-          <w:szCs w:val="19"/>
-        </w:rPr>
-        <w:t xml:space="preserve">public/meetings.html</w:t>
-      </w:r>
-      <w:r>
-        <w:t xml:space="preserve">; tabs Register / Profile / Events / Actions &amp; Tasks / Manage; the </w:t>
-      </w:r>
-      <w:r>
-        <w:rPr>
-          <w:rFonts w:ascii="Consolas" w:cs="Consolas" w:eastAsia="Consolas" w:hAnsi="Consolas"/>
-          <w:color w:val="2B2B2B"/>
-          <w:sz w:val="19"/>
-          <w:szCs w:val="19"/>
-        </w:rPr>
-        <w:t xml:space="preserve">ChartCanvas</w:t>
-      </w:r>
-      <w:r>
-        <w:t xml:space="preserve"> wrapper copied from </w:t>
-      </w:r>
-      <w:r>
-        <w:rPr>
-          <w:rFonts w:ascii="Consolas" w:cs="Consolas" w:eastAsia="Consolas" w:hAnsi="Consolas"/>
-          <w:color w:val="2B2B2B"/>
-          <w:sz w:val="19"/>
-          <w:szCs w:val="19"/>
-        </w:rPr>
-        <w:t xml:space="preserve">public/expenditure.html</w:t>
-      </w:r>
-      <w:r>
-        <w:t xml:space="preserve">. Fetch helper with the </w:t>
-      </w:r>
-      <w:r>
-        <w:rPr>
-          <w:rFonts w:ascii="Consolas" w:cs="Consolas" w:eastAsia="Consolas" w:hAnsi="Consolas"/>
-          <w:color w:val="2B2B2B"/>
-          <w:sz w:val="19"/>
-          <w:szCs w:val="19"/>
-        </w:rPr>
-        <w:t xml:space="preserve">credentials: 'same-origin'</w:t>
-      </w:r>
-      <w:r>
-        <w:t xml:space="preserve"> + 401-redirect-to-</w:t>
-      </w:r>
-      <w:r>
-        <w:rPr>
-          <w:rFonts w:ascii="Consolas" w:cs="Consolas" w:eastAsia="Consolas" w:hAnsi="Consolas"/>
-          <w:color w:val="2B2B2B"/>
-          <w:sz w:val="19"/>
-          <w:szCs w:val="19"/>
-        </w:rPr>
-        <w:t xml:space="preserve">/due-diligence</w:t>
-      </w:r>
-      <w:r>
-        <w:t xml:space="preserve"> pattern used by every other page. Gate write UI on </w:t>
-      </w:r>
-      <w:r>
-        <w:rPr>
-          <w:rFonts w:ascii="Consolas" w:cs="Consolas" w:eastAsia="Consolas" w:hAnsi="Consolas"/>
-          <w:color w:val="2B2B2B"/>
-          <w:sz w:val="19"/>
-          <w:szCs w:val="19"/>
-        </w:rPr>
-        <w:t xml:space="preserve">me.riskAdmin</w:t>
+        <w:t xml:space="preserve">Task List integration (§6.5):</w:t>
+      </w:r>
+      <w:r>
+        <w:t xml:space="preserve"> the per-action "RFO Task List" sync toggle in the risk drawer's Actions sub-tab, </w:t>
+      </w:r>
+      <w:r>
+        <w:rPr>
+          <w:rFonts w:ascii="Consolas" w:cs="Consolas" w:eastAsia="Consolas" w:hAnsi="Consolas"/>
+          <w:color w:val="2B2B2B"/>
+          <w:sz w:val="19"/>
+          <w:szCs w:val="19"/>
+        </w:rPr>
+        <w:t xml:space="preserve">promote</w:t>
       </w:r>
       <w:r>
         <w:t xml:space="preserve"> / </w:t>
@@ -15199,673 +15971,10 @@
           <w:sz w:val="19"/>
           <w:szCs w:val="19"/>
         </w:rPr>
-        <w:t xml:space="preserve">me.riskRole</w:t>
-      </w:r>
-      <w:r>
-        <w:t xml:space="preserve">; gate the Task List panel's writes on </w:t>
-      </w:r>
-      <w:r>
-        <w:rPr>
-          <w:rFonts w:ascii="Consolas" w:cs="Consolas" w:eastAsia="Consolas" w:hAnsi="Consolas"/>
-          <w:color w:val="2B2B2B"/>
-          <w:sz w:val="19"/>
-          <w:szCs w:val="19"/>
-        </w:rPr>
-        <w:t xml:space="preserve">me.tasksRole</w:t>
-      </w:r>
-      <w:r>
-        <w:t xml:space="preserve"> / </w:t>
-      </w:r>
-      <w:r>
-        <w:rPr>
-          <w:rFonts w:ascii="Consolas" w:cs="Consolas" w:eastAsia="Consolas" w:hAnsi="Consolas"/>
-          <w:color w:val="2B2B2B"/>
-          <w:sz w:val="19"/>
-          <w:szCs w:val="19"/>
-        </w:rPr>
-        <w:t xml:space="preserve">me.tasksAdmin</w:t>
-      </w:r>
-      <w:r>
-        <w:t xml:space="preserve">.</w:t>
-      </w:r>
-    </w:p>
-    <w:p>
-      <w:pPr>
-        <w:pStyle w:val="ListParagraph"/>
-        <w:numPr>
-          <w:ilvl w:val="0"/>
-          <w:numId w:val="1"/>
-        </w:numPr>
-        <w:spacing w:after="60" w:line="290"/>
-      </w:pPr>
-      <w:r>
-        <w:rPr>
-          <w:rFonts w:ascii="Consolas" w:cs="Consolas" w:eastAsia="Consolas" w:hAnsi="Consolas"/>
-          <w:b/>
-          <w:bCs/>
-          <w:color w:val="2B2B2B"/>
-          <w:sz w:val="19"/>
-          <w:szCs w:val="19"/>
-        </w:rPr>
-        <w:t xml:space="preserve">public/home.html</w:t>
-      </w:r>
-      <w:r>
-        <w:t xml:space="preserve"> — in </w:t>
-      </w:r>
-      <w:r>
-        <w:rPr>
-          <w:rFonts w:ascii="Consolas" w:cs="Consolas" w:eastAsia="Consolas" w:hAnsi="Consolas"/>
-          <w:color w:val="2B2B2B"/>
-          <w:sz w:val="19"/>
-          <w:szCs w:val="19"/>
-        </w:rPr>
-        <w:t xml:space="preserve">GROUPS</w:t>
-      </w:r>
-      <w:r>
-        <w:t xml:space="preserve"> → </w:t>
-      </w:r>
-      <w:r>
-        <w:rPr>
-          <w:rFonts w:ascii="Consolas" w:cs="Consolas" w:eastAsia="Consolas" w:hAnsi="Consolas"/>
-          <w:color w:val="2B2B2B"/>
-          <w:sz w:val="19"/>
-          <w:szCs w:val="19"/>
-        </w:rPr>
-        <w:t xml:space="preserve">strategic</w:t>
-      </w:r>
-      <w:r>
-        <w:t xml:space="preserve"> → the </w:t>
-      </w:r>
-      <w:r>
-        <w:rPr>
-          <w:rFonts w:ascii="Consolas" w:cs="Consolas" w:eastAsia="Consolas" w:hAnsi="Consolas"/>
-          <w:color w:val="2B2B2B"/>
-          <w:sz w:val="19"/>
-          <w:szCs w:val="19"/>
-        </w:rPr>
-        <w:t xml:space="preserve">Risk Management</w:t>
-      </w:r>
-      <w:r>
-        <w:t xml:space="preserve"> tile: delete </w:t>
-      </w:r>
-      <w:r>
-        <w:rPr>
-          <w:rFonts w:ascii="Consolas" w:cs="Consolas" w:eastAsia="Consolas" w:hAnsi="Consolas"/>
-          <w:color w:val="2B2B2B"/>
-          <w:sz w:val="19"/>
-          <w:szCs w:val="19"/>
-        </w:rPr>
-        <w:t xml:space="preserve">comingSoon: true</w:t>
-      </w:r>
-      <w:r>
-        <w:t xml:space="preserve">, add </w:t>
-      </w:r>
-      <w:r>
-        <w:rPr>
-          <w:rFonts w:ascii="Consolas" w:cs="Consolas" w:eastAsia="Consolas" w:hAnsi="Consolas"/>
-          <w:color w:val="2B2B2B"/>
-          <w:sz w:val="19"/>
-          <w:szCs w:val="19"/>
-        </w:rPr>
-        <w:t xml:space="preserve">href: '/risk'</w:t>
-      </w:r>
-      <w:r>
-        <w:t xml:space="preserve">. Nothing else.</w:t>
-      </w:r>
-    </w:p>
-    <w:p>
-      <w:pPr>
-        <w:pStyle w:val="Heading2"/>
-        <w:spacing w:after="100" w:before="220"/>
-      </w:pPr>
-      <w:r>
-        <w:t xml:space="preserve">10.4 README / docs</w:t>
-      </w:r>
-    </w:p>
-    <w:p>
-      <w:pPr>
-        <w:pStyle w:val="ListParagraph"/>
-        <w:numPr>
-          <w:ilvl w:val="0"/>
-          <w:numId w:val="1"/>
-        </w:numPr>
-        <w:spacing w:after="60" w:line="290"/>
-      </w:pPr>
-      <w:r>
-        <w:rPr>
-          <w:rFonts w:ascii="Consolas" w:cs="Consolas" w:eastAsia="Consolas" w:hAnsi="Consolas"/>
-          <w:color w:val="2B2B2B"/>
-          <w:sz w:val="19"/>
-          <w:szCs w:val="19"/>
-        </w:rPr>
-        <w:t xml:space="preserve">ic-app/README.md</w:t>
-      </w:r>
-      <w:r>
-        <w:t xml:space="preserve">:</w:t>
-      </w:r>
-    </w:p>
-    <w:p>
-      <w:pPr>
-        <w:pStyle w:val="ListParagraph"/>
-        <w:numPr>
-          <w:ilvl w:val="1"/>
-          <w:numId w:val="1"/>
-        </w:numPr>
-        <w:spacing w:after="60" w:line="290"/>
-      </w:pPr>
-      <w:r>
-        <w:t xml:space="preserve">Add "Risk Management (</w:t>
-      </w:r>
-      <w:r>
-        <w:rPr>
-          <w:rFonts w:ascii="Consolas" w:cs="Consolas" w:eastAsia="Consolas" w:hAnsi="Consolas"/>
-          <w:color w:val="2B2B2B"/>
-          <w:sz w:val="19"/>
-          <w:szCs w:val="19"/>
-        </w:rPr>
-        <w:t xml:space="preserve">/risk</w:t>
-      </w:r>
-      <w:r>
-        <w:t xml:space="preserve">)" to the umbrella app list at the top.</w:t>
-      </w:r>
-    </w:p>
-    <w:p>
-      <w:pPr>
-        <w:pStyle w:val="ListParagraph"/>
-        <w:numPr>
-          <w:ilvl w:val="1"/>
-          <w:numId w:val="1"/>
-        </w:numPr>
-        <w:spacing w:after="60" w:line="290"/>
-      </w:pPr>
-      <w:r>
-        <w:t xml:space="preserve">Add the </w:t>
-      </w:r>
-      <w:r>
-        <w:rPr>
-          <w:rFonts w:ascii="Consolas" w:cs="Consolas" w:eastAsia="Consolas" w:hAnsi="Consolas"/>
-          <w:color w:val="2B2B2B"/>
-          <w:sz w:val="19"/>
-          <w:szCs w:val="19"/>
-        </w:rPr>
-        <w:t xml:space="preserve">risk_*</w:t>
-      </w:r>
-      <w:r>
-        <w:t xml:space="preserve"> tables and </w:t>
-      </w:r>
-      <w:r>
-        <w:rPr>
-          <w:rFonts w:ascii="Consolas" w:cs="Consolas" w:eastAsia="Consolas" w:hAnsi="Consolas"/>
-          <w:color w:val="2B2B2B"/>
-          <w:sz w:val="19"/>
-          <w:szCs w:val="19"/>
-        </w:rPr>
-        <w:t xml:space="preserve">users.risk_role</w:t>
-      </w:r>
-      <w:r>
-        <w:t xml:space="preserve"> to the Data model section.</w:t>
-      </w:r>
-    </w:p>
-    <w:p>
-      <w:pPr>
-        <w:pStyle w:val="ListParagraph"/>
-        <w:numPr>
-          <w:ilvl w:val="1"/>
-          <w:numId w:val="1"/>
-        </w:numPr>
-        <w:spacing w:after="60" w:line="290"/>
-      </w:pPr>
-      <w:r>
-        <w:t xml:space="preserve">Note the new </w:t>
-      </w:r>
-      <w:r>
-        <w:rPr>
-          <w:rFonts w:ascii="Consolas" w:cs="Consolas" w:eastAsia="Consolas" w:hAnsi="Consolas"/>
-          <w:color w:val="2B2B2B"/>
-          <w:sz w:val="19"/>
-          <w:szCs w:val="19"/>
-        </w:rPr>
-        <w:t xml:space="preserve">risk_role</w:t>
-      </w:r>
-      <w:r>
-        <w:t xml:space="preserve"> axis in Permissions (four per-app roles now: </w:t>
-      </w:r>
-      <w:r>
-        <w:rPr>
-          <w:rFonts w:ascii="Consolas" w:cs="Consolas" w:eastAsia="Consolas" w:hAnsi="Consolas"/>
-          <w:color w:val="2B2B2B"/>
-          <w:sz w:val="19"/>
-          <w:szCs w:val="19"/>
-        </w:rPr>
-        <w:t xml:space="preserve">dd_role</w:t>
-      </w:r>
-      <w:r>
-        <w:t xml:space="preserve">, </w:t>
-      </w:r>
-      <w:r>
-        <w:rPr>
-          <w:rFonts w:ascii="Consolas" w:cs="Consolas" w:eastAsia="Consolas" w:hAnsi="Consolas"/>
-          <w:color w:val="2B2B2B"/>
-          <w:sz w:val="19"/>
-          <w:szCs w:val="19"/>
-        </w:rPr>
-        <w:t xml:space="preserve">tasks_role</w:t>
-      </w:r>
-      <w:r>
-        <w:t xml:space="preserve">, </w:t>
-      </w:r>
-      <w:r>
-        <w:rPr>
-          <w:rFonts w:ascii="Consolas" w:cs="Consolas" w:eastAsia="Consolas" w:hAnsi="Consolas"/>
-          <w:color w:val="2B2B2B"/>
-          <w:sz w:val="19"/>
-          <w:szCs w:val="19"/>
-        </w:rPr>
-        <w:t xml:space="preserve">meetings_role</w:t>
-      </w:r>
-      <w:r>
-        <w:t xml:space="preserve">, </w:t>
-      </w:r>
-      <w:r>
-        <w:rPr>
-          <w:rFonts w:ascii="Consolas" w:cs="Consolas" w:eastAsia="Consolas" w:hAnsi="Consolas"/>
-          <w:color w:val="2B2B2B"/>
-          <w:sz w:val="19"/>
-          <w:szCs w:val="19"/>
-        </w:rPr>
-        <w:t xml:space="preserve">risk_role</w:t>
-      </w:r>
-      <w:r>
-        <w:t xml:space="preserve">).</w:t>
-      </w:r>
-    </w:p>
-    <w:p>
-      <w:pPr>
-        <w:pStyle w:val="ListParagraph"/>
-        <w:numPr>
-          <w:ilvl w:val="1"/>
-          <w:numId w:val="1"/>
-        </w:numPr>
-        <w:spacing w:after="60" w:line="290"/>
-      </w:pPr>
-      <w:r>
-        <w:t xml:space="preserve">If §9 ships, add a "Scheduled risk-review reminder" note next to the Task List digest and Meetings scheduler notes.</w:t>
-      </w:r>
-    </w:p>
-    <w:p>
-      <w:pPr>
-        <w:pStyle w:val="ListParagraph"/>
-        <w:numPr>
-          <w:ilvl w:val="0"/>
-          <w:numId w:val="1"/>
-        </w:numPr>
-        <w:spacing w:after="60" w:line="290"/>
-      </w:pPr>
-      <w:r>
-        <w:t xml:space="preserve">This file (</w:t>
-      </w:r>
-      <w:r>
-        <w:rPr>
-          <w:rFonts w:ascii="Consolas" w:cs="Consolas" w:eastAsia="Consolas" w:hAnsi="Consolas"/>
-          <w:color w:val="2B2B2B"/>
-          <w:sz w:val="19"/>
-          <w:szCs w:val="19"/>
-        </w:rPr>
-        <w:t xml:space="preserve">RFO_Risk_App_BuildSpec_v1.md</w:t>
-      </w:r>
-      <w:r>
-        <w:t xml:space="preserve">) is the full spec; keep it beside the other </w:t>
-      </w:r>
-      <w:r>
-        <w:rPr>
-          <w:rFonts w:ascii="Consolas" w:cs="Consolas" w:eastAsia="Consolas" w:hAnsi="Consolas"/>
-          <w:color w:val="2B2B2B"/>
-          <w:sz w:val="19"/>
-          <w:szCs w:val="19"/>
-        </w:rPr>
-        <w:t xml:space="preserve">RFO_*_BuildSpec</w:t>
-      </w:r>
-      <w:r>
-        <w:t xml:space="preserve"> docs in the repo root.</w:t>
-      </w:r>
-    </w:p>
-    <w:p>
-      <w:pPr>
-        <w:pStyle w:val="Heading1"/>
-        <w:spacing w:after="120" w:before="280"/>
-      </w:pPr>
-      <w:r>
-        <w:t xml:space="preserve">11. Suggested Build Order</w:t>
-      </w:r>
-    </w:p>
-    <w:p>
-      <w:pPr>
-        <w:spacing w:after="60" w:line="290"/>
-        <w:ind w:left="360" w:hanging="300"/>
-      </w:pPr>
-      <w:r>
-        <w:rPr>
-          <w:b/>
-          <w:bCs/>
-        </w:rPr>
-        <w:t xml:space="preserve">1. </w:t>
-      </w:r>
-      <w:r>
-        <w:rPr>
-          <w:b/>
-          <w:bCs/>
-        </w:rPr>
-        <w:t xml:space="preserve">Schema + roles:</w:t>
-      </w:r>
-      <w:r>
-        <w:t xml:space="preserve"> </w:t>
-      </w:r>
-      <w:r>
-        <w:rPr>
-          <w:rFonts w:ascii="Consolas" w:cs="Consolas" w:eastAsia="Consolas" w:hAnsi="Consolas"/>
-          <w:color w:val="2B2B2B"/>
-          <w:sz w:val="19"/>
-          <w:szCs w:val="19"/>
-        </w:rPr>
-        <w:t xml:space="preserve">027_risk_schema.js</w:t>
-      </w:r>
-      <w:r>
-        <w:t xml:space="preserve"> (tables + </w:t>
-      </w:r>
-      <w:r>
-        <w:rPr>
-          <w:rFonts w:ascii="Consolas" w:cs="Consolas" w:eastAsia="Consolas" w:hAnsi="Consolas"/>
-          <w:color w:val="2B2B2B"/>
-          <w:sz w:val="19"/>
-          <w:szCs w:val="19"/>
-        </w:rPr>
-        <w:t xml:space="preserve">risk_role</w:t>
-      </w:r>
-      <w:r>
-        <w:t xml:space="preserve"> + backfill) and the </w:t>
-      </w:r>
-      <w:r>
-        <w:rPr>
-          <w:rFonts w:ascii="Consolas" w:cs="Consolas" w:eastAsia="Consolas" w:hAnsi="Consolas"/>
-          <w:color w:val="2B2B2B"/>
-          <w:sz w:val="19"/>
-          <w:szCs w:val="19"/>
-        </w:rPr>
-        <w:t xml:space="preserve">server/index.js</w:t>
-      </w:r>
-      <w:r>
-        <w:t xml:space="preserve"> role wiring (</w:t>
-      </w:r>
-      <w:r>
-        <w:rPr>
-          <w:rFonts w:ascii="Consolas" w:cs="Consolas" w:eastAsia="Consolas" w:hAnsi="Consolas"/>
-          <w:color w:val="2B2B2B"/>
-          <w:sz w:val="19"/>
-          <w:szCs w:val="19"/>
-        </w:rPr>
-        <w:t xml:space="preserve">app-role</w:t>
-      </w:r>
-      <w:r>
-        <w:t xml:space="preserve"> route, </w:t>
-      </w:r>
-      <w:r>
-        <w:rPr>
-          <w:rFonts w:ascii="Consolas" w:cs="Consolas" w:eastAsia="Consolas" w:hAnsi="Consolas"/>
-          <w:color w:val="2B2B2B"/>
-          <w:sz w:val="19"/>
-          <w:szCs w:val="19"/>
-        </w:rPr>
-        <w:t xml:space="preserve">userPublic</w:t>
-      </w:r>
-      <w:r>
-        <w:t xml:space="preserve">). Confirm the existing </w:t>
-      </w:r>
-      <w:r>
-        <w:rPr>
-          <w:rFonts w:ascii="Consolas" w:cs="Consolas" w:eastAsia="Consolas" w:hAnsi="Consolas"/>
-          <w:color w:val="2B2B2B"/>
-          <w:sz w:val="19"/>
-          <w:szCs w:val="19"/>
-        </w:rPr>
-        <w:t xml:space="preserve">node --test</w:t>
-      </w:r>
-      <w:r>
-        <w:t xml:space="preserve"> suite still passes.</w:t>
-      </w:r>
-    </w:p>
-    <w:p>
-      <w:pPr>
-        <w:spacing w:after="60" w:line="290"/>
-        <w:ind w:left="360" w:hanging="300"/>
-      </w:pPr>
-      <w:r>
-        <w:rPr>
-          <w:b/>
-          <w:bCs/>
-        </w:rPr>
-        <w:t xml:space="preserve">2. </w:t>
-      </w:r>
-      <w:r>
-        <w:rPr>
-          <w:b/>
-          <w:bCs/>
-        </w:rPr>
-        <w:t xml:space="preserve">Seed:</w:t>
-      </w:r>
-      <w:r>
-        <w:t xml:space="preserve"> </w:t>
-      </w:r>
-      <w:r>
-        <w:rPr>
-          <w:rFonts w:ascii="Consolas" w:cs="Consolas" w:eastAsia="Consolas" w:hAnsi="Consolas"/>
-          <w:color w:val="2B2B2B"/>
-          <w:sz w:val="19"/>
-          <w:szCs w:val="19"/>
-        </w:rPr>
-        <w:t xml:space="preserve">server/risk-seed-data.js</w:t>
-      </w:r>
-      <w:r>
-        <w:t xml:space="preserve"> + a </w:t>
-      </w:r>
-      <w:r>
-        <w:rPr>
-          <w:rFonts w:ascii="Consolas" w:cs="Consolas" w:eastAsia="Consolas" w:hAnsi="Consolas"/>
-          <w:color w:val="2B2B2B"/>
-          <w:sz w:val="19"/>
-          <w:szCs w:val="19"/>
-        </w:rPr>
-        <w:t xml:space="preserve">seedRiskRegister()</w:t>
-      </w:r>
-      <w:r>
-        <w:t xml:space="preserve"> block in </w:t>
-      </w:r>
-      <w:r>
-        <w:rPr>
-          <w:rFonts w:ascii="Consolas" w:cs="Consolas" w:eastAsia="Consolas" w:hAnsi="Consolas"/>
-          <w:color w:val="2B2B2B"/>
-          <w:sz w:val="19"/>
-          <w:szCs w:val="19"/>
-        </w:rPr>
-        <w:t xml:space="preserve">server/seed.js</w:t>
-      </w:r>
-      <w:r>
-        <w:t xml:space="preserve">'s </w:t>
-      </w:r>
-      <w:r>
-        <w:rPr>
-          <w:rFonts w:ascii="Consolas" w:cs="Consolas" w:eastAsia="Consolas" w:hAnsi="Consolas"/>
-          <w:color w:val="2B2B2B"/>
-          <w:sz w:val="19"/>
-          <w:szCs w:val="19"/>
-        </w:rPr>
-        <w:t xml:space="preserve">ensureSeeded()</w:t>
-      </w:r>
-      <w:r>
-        <w:t xml:space="preserve">. Transcribe both source docs; eyeball the seeded register against the reconciled table in §5.7 and against the docx. This is the step to get right — everything else renders it.</w:t>
-      </w:r>
-    </w:p>
-    <w:p>
-      <w:pPr>
-        <w:spacing w:after="60" w:line="290"/>
-        <w:ind w:left="360" w:hanging="300"/>
-      </w:pPr>
-      <w:r>
-        <w:rPr>
-          <w:b/>
-          <w:bCs/>
-        </w:rPr>
-        <w:t xml:space="preserve">3. </w:t>
-      </w:r>
-      <w:r>
-        <w:rPr>
-          <w:b/>
-          <w:bCs/>
-        </w:rPr>
-        <w:t xml:space="preserve">Register + detail read path:</w:t>
-      </w:r>
-      <w:r>
-        <w:t xml:space="preserve"> </w:t>
-      </w:r>
-      <w:r>
-        <w:rPr>
-          <w:rFonts w:ascii="Consolas" w:cs="Consolas" w:eastAsia="Consolas" w:hAnsi="Consolas"/>
-          <w:color w:val="2B2B2B"/>
-          <w:sz w:val="19"/>
-          <w:szCs w:val="19"/>
-        </w:rPr>
-        <w:t xml:space="preserve">GET /api/risk/overview</w:t>
-      </w:r>
-      <w:r>
-        <w:t xml:space="preserve">, </w:t>
-      </w:r>
-      <w:r>
-        <w:rPr>
-          <w:rFonts w:ascii="Consolas" w:cs="Consolas" w:eastAsia="Consolas" w:hAnsi="Consolas"/>
-          <w:color w:val="2B2B2B"/>
-          <w:sz w:val="19"/>
-          <w:szCs w:val="19"/>
-        </w:rPr>
-        <w:t xml:space="preserve">GET /api/risk/categories/:id</w:t>
-      </w:r>
-      <w:r>
-        <w:t xml:space="preserve">, and the Register tab + read-only detail drawer. Verify it reproduces the v5 register.</w:t>
-      </w:r>
-    </w:p>
-    <w:p>
-      <w:pPr>
-        <w:spacing w:after="60" w:line="290"/>
-        <w:ind w:left="360" w:hanging="300"/>
-      </w:pPr>
-      <w:r>
-        <w:rPr>
-          <w:b/>
-          <w:bCs/>
-        </w:rPr>
-        <w:t xml:space="preserve">4. </w:t>
-      </w:r>
-      <w:r>
-        <w:rPr>
-          <w:b/>
-          <w:bCs/>
-        </w:rPr>
-        <w:t xml:space="preserve">Assessments:</w:t>
-      </w:r>
-      <w:r>
-        <w:t xml:space="preserve"> the new-assessment form, </w:t>
-      </w:r>
-      <w:r>
-        <w:rPr>
-          <w:rFonts w:ascii="Consolas" w:cs="Consolas" w:eastAsia="Consolas" w:hAnsi="Consolas"/>
-          <w:color w:val="2B2B2B"/>
-          <w:sz w:val="19"/>
-          <w:szCs w:val="19"/>
-        </w:rPr>
-        <w:t xml:space="preserve">POST …/assessments</w:t>
-      </w:r>
-      <w:r>
-        <w:t xml:space="preserve">, assessment history + sparkline. Run a second assessment on one category and confirm history/supersede.</w:t>
-      </w:r>
-    </w:p>
-    <w:p>
-      <w:pPr>
-        <w:spacing w:after="60" w:line="290"/>
-        <w:ind w:left="360" w:hanging="300"/>
-      </w:pPr>
-      <w:r>
-        <w:rPr>
-          <w:b/>
-          <w:bCs/>
-        </w:rPr>
-        <w:t xml:space="preserve">5. </w:t>
-      </w:r>
-      <w:r>
-        <w:rPr>
-          <w:b/>
-          <w:bCs/>
-        </w:rPr>
-        <w:t xml:space="preserve">Mitigations + Actions (without the Task List link yet):</w:t>
-      </w:r>
-      <w:r>
-        <w:t xml:space="preserve"> editable lists.</w:t>
-      </w:r>
-    </w:p>
-    <w:p>
-      <w:pPr>
-        <w:spacing w:after="60" w:line="290"/>
-        <w:ind w:left="360" w:hanging="300"/>
-      </w:pPr>
-      <w:r>
-        <w:rPr>
-          <w:b/>
-          <w:bCs/>
-        </w:rPr>
-        <w:t xml:space="preserve">6. </w:t>
-      </w:r>
-      <w:r>
-        <w:rPr>
-          <w:b/>
-          <w:bCs/>
-        </w:rPr>
-        <w:t xml:space="preserve">Task List integration (§6.5):</w:t>
-      </w:r>
-      <w:r>
-        <w:t xml:space="preserve"> the Actions &amp; Tasks tab, </w:t>
-      </w:r>
-      <w:r>
-        <w:rPr>
-          <w:rFonts w:ascii="Consolas" w:cs="Consolas" w:eastAsia="Consolas" w:hAnsi="Consolas"/>
-          <w:color w:val="2B2B2B"/>
-          <w:sz w:val="19"/>
-          <w:szCs w:val="19"/>
-        </w:rPr>
-        <w:t xml:space="preserve">promote</w:t>
-      </w:r>
-      <w:r>
-        <w:t xml:space="preserve"> / </w:t>
-      </w:r>
-      <w:r>
-        <w:rPr>
-          <w:rFonts w:ascii="Consolas" w:cs="Consolas" w:eastAsia="Consolas" w:hAnsi="Consolas"/>
-          <w:color w:val="2B2B2B"/>
-          <w:sz w:val="19"/>
-          <w:szCs w:val="19"/>
-        </w:rPr>
         <w:t xml:space="preserve">unlink</w:t>
       </w:r>
       <w:r>
-        <w:t xml:space="preserve">, the read-through join, the live </w:t>
-      </w:r>
-      <w:r>
-        <w:rPr>
-          <w:rFonts w:ascii="Consolas" w:cs="Consolas" w:eastAsia="Consolas" w:hAnsi="Consolas"/>
-          <w:color w:val="2B2B2B"/>
-          <w:sz w:val="19"/>
-          <w:szCs w:val="19"/>
-        </w:rPr>
-        <w:t xml:space="preserve">risk-management</w:t>
-      </w:r>
-      <w:r>
-        <w:t xml:space="preserve"> task panel using the existing task API. Test create-from-risk, complete-in-</w:t>
+        <w:t xml:space="preserve">, the read-through join. Test sync-from-risk, complete-in-</w:t>
       </w:r>
       <w:r>
         <w:rPr>

--- a/RFO_Risk_App_BuildSpec_v1.docx
+++ b/RFO_Risk_App_BuildSpec_v1.docx
@@ -10931,59 +10931,51 @@
         <w:spacing w:after="60" w:line="290"/>
       </w:pPr>
       <w:r>
-        <w:t xml:space="preserve">Click a row → the </w:t>
-      </w:r>
-      <w:r>
-        <w:rPr>
-          <w:b/>
-          <w:bCs/>
-        </w:rPr>
-        <w:t xml:space="preserve">Risk detail</w:t>
-      </w:r>
-      <w:r>
-        <w:t xml:space="preserve"> drawer (§6.2).</w:t>
-      </w:r>
-    </w:p>
-    <w:p>
-      <w:pPr>
-        <w:pStyle w:val="Heading2"/>
-        <w:spacing w:after="100" w:before="220"/>
-      </w:pPr>
-      <w:r>
-        <w:t xml:space="preserve">6.2 Risk detail drawer — the single place a risk is managed</w:t>
-      </w:r>
-    </w:p>
-    <w:p>
-      <w:pPr>
-        <w:spacing w:after="140" w:line="300"/>
-      </w:pPr>
-      <w:r>
-        <w:t xml:space="preserve">Opens from a Register row or any Profile rollup row. Read-only for viewers; editable for member/admin. Header shows number, title, description, the </w:t>
-      </w:r>
-      <w:r>
-        <w:rPr>
-          <w:b/>
-          <w:bCs/>
-        </w:rPr>
-        <w:t xml:space="preserve">Inherent → Residual</w:t>
-      </w:r>
-      <w:r>
-        <w:t xml:space="preserve"> score chips, Status pill and next-review. Three sub-tabs:</w:t>
-      </w:r>
-    </w:p>
-    <w:p>
-      <w:pPr>
-        <w:spacing w:after="140" w:line="300"/>
-      </w:pPr>
-      <w:r>
-        <w:rPr>
-          <w:b/>
-          <w:bCs/>
-        </w:rPr>
-        <w:t xml:space="preserve">Assessment</w:t>
-      </w:r>
-      <w:r>
-        <w:t xml:space="preserve"> (default)</w:t>
+        <w:t xml:space="preserve">Each row's meta line carries a </w:t>
+      </w:r>
+      <w:r>
+        <w:rPr>
+          <w:b/>
+          <w:bCs/>
+        </w:rPr>
+        <w:t xml:space="preserve">"N mitigations ▸"</w:t>
+      </w:r>
+      <w:r>
+        <w:t xml:space="preserve"> disclosure that expands the category's </w:t>
+      </w:r>
+      <w:r>
+        <w:rPr>
+          <w:b/>
+          <w:bCs/>
+        </w:rPr>
+        <w:t xml:space="preserve">Key mitigations in place</w:t>
+      </w:r>
+      <w:r>
+        <w:t xml:space="preserve"> list inline (the spreadsheet's column, at a glance without opening the risk). </w:t>
+      </w:r>
+      <w:r>
+        <w:rPr>
+          <w:rFonts w:ascii="Consolas" w:cs="Consolas" w:eastAsia="Consolas" w:hAnsi="Consolas"/>
+          <w:color w:val="2B2B2B"/>
+          <w:sz w:val="19"/>
+          <w:szCs w:val="19"/>
+        </w:rPr>
+        <w:t xml:space="preserve">GET /api/risk/overview</w:t>
+      </w:r>
+      <w:r>
+        <w:t xml:space="preserve"> returns a </w:t>
+      </w:r>
+      <w:r>
+        <w:rPr>
+          <w:rFonts w:ascii="Consolas" w:cs="Consolas" w:eastAsia="Consolas" w:hAnsi="Consolas"/>
+          <w:color w:val="2B2B2B"/>
+          <w:sz w:val="19"/>
+          <w:szCs w:val="19"/>
+        </w:rPr>
+        <w:t xml:space="preserve">mitigations</w:t>
+      </w:r>
+      <w:r>
+        <w:t xml:space="preserve"> array per category for this.</w:t>
       </w:r>
     </w:p>
     <w:p>
@@ -10996,6 +10988,125 @@
         <w:spacing w:after="60" w:line="290"/>
       </w:pPr>
       <w:r>
+        <w:t xml:space="preserve">Click a row → the </w:t>
+      </w:r>
+      <w:r>
+        <w:rPr>
+          <w:b/>
+          <w:bCs/>
+        </w:rPr>
+        <w:t xml:space="preserve">Risk detail</w:t>
+      </w:r>
+      <w:r>
+        <w:t xml:space="preserve"> drawer (§6.2).</w:t>
+      </w:r>
+    </w:p>
+    <w:p>
+      <w:pPr>
+        <w:pStyle w:val="Heading2"/>
+        <w:spacing w:after="100" w:before="220"/>
+      </w:pPr>
+      <w:r>
+        <w:t xml:space="preserve">6.2 Risk detail drawer — the single place a risk is managed</w:t>
+      </w:r>
+    </w:p>
+    <w:p>
+      <w:pPr>
+        <w:spacing w:after="140" w:line="300"/>
+      </w:pPr>
+      <w:r>
+        <w:t xml:space="preserve">Opens from a Register row or any Profile rollup row. Read-only for viewers; editable for member/admin. Header (sticky) shows number, title, description, the </w:t>
+      </w:r>
+      <w:r>
+        <w:rPr>
+          <w:b/>
+          <w:bCs/>
+        </w:rPr>
+        <w:t xml:space="preserve">Inherent → Residual</w:t>
+      </w:r>
+      <w:r>
+        <w:t xml:space="preserve"> score chips, Status pill and next-review.</w:t>
+      </w:r>
+    </w:p>
+    <w:p>
+      <w:pPr>
+        <w:spacing w:after="140" w:line="300"/>
+      </w:pPr>
+      <w:r>
+        <w:rPr>
+          <w:b/>
+          <w:bCs/>
+        </w:rPr>
+        <w:t xml:space="preserve">No sub-tabs.</w:t>
+      </w:r>
+      <w:r>
+        <w:t xml:space="preserve"> The body is one scrolling panel with every attribute of the risk managed together, in this order: Current scoring → Scoring rationale → Key mitigations in place → </w:t>
+      </w:r>
+      <w:r>
+        <w:rPr>
+          <w:b/>
+          <w:bCs/>
+        </w:rPr>
+        <w:t xml:space="preserve">Required actions</w:t>
+      </w:r>
+      <w:r>
+        <w:t xml:space="preserve"> (with the per-action Family-Task-List sync toggle, §6.5) → Notes → Accountable → a collapsible </w:t>
+      </w:r>
+      <w:r>
+        <w:rPr>
+          <w:b/>
+          <w:bCs/>
+        </w:rPr>
+        <w:t xml:space="preserve">Events</w:t>
+      </w:r>
+      <w:r>
+        <w:t xml:space="preserve"> section → a collapsible </w:t>
+      </w:r>
+      <w:r>
+        <w:rPr>
+          <w:b/>
+          <w:bCs/>
+        </w:rPr>
+        <w:t xml:space="preserve">Assessment history</w:t>
+      </w:r>
+      <w:r>
+        <w:t xml:space="preserve"> section. The </w:t>
+      </w:r>
+      <w:r>
+        <w:rPr>
+          <w:rFonts w:ascii="Consolas" w:cs="Consolas" w:eastAsia="Consolas" w:hAnsi="Consolas"/>
+          <w:color w:val="2B2B2B"/>
+          <w:sz w:val="19"/>
+          <w:szCs w:val="19"/>
+        </w:rPr>
+        <w:t xml:space="preserve">.modal</w:t>
+      </w:r>
+      <w:r>
+        <w:t xml:space="preserve"> gets </w:t>
+      </w:r>
+      <w:r>
+        <w:rPr>
+          <w:rFonts w:ascii="Consolas" w:cs="Consolas" w:eastAsia="Consolas" w:hAnsi="Consolas"/>
+          <w:color w:val="2B2B2B"/>
+          <w:sz w:val="19"/>
+          <w:szCs w:val="19"/>
+        </w:rPr>
+        <w:t xml:space="preserve">max-height: calc(100vh - 48px); overflow-y: auto</w:t>
+      </w:r>
+      <w:r>
+        <w:t xml:space="preserve"> so the panel scrolls internally.</w:t>
+      </w:r>
+    </w:p>
+    <w:p>
+      <w:pPr>
+        <w:pStyle w:val="ListParagraph"/>
+        <w:numPr>
+          <w:ilvl w:val="0"/>
+          <w:numId w:val="1"/>
+        </w:numPr>
+        <w:spacing w:after="60" w:line="290"/>
+      </w:pPr>
+      <w:r>
         <w:rPr>
           <w:b/>
           <w:bCs/>
@@ -11281,7 +11392,7 @@
           <w:b/>
           <w:bCs/>
         </w:rPr>
-        <w:t xml:space="preserve">Mitigations — the steps that reduce inherent risk to residual</w:t>
+        <w:t xml:space="preserve">Key mitigations in place — the steps that reduce inherent risk to residual</w:t>
       </w:r>
       <w:r>
         <w:t xml:space="preserve">: the </w:t>
@@ -11296,7 +11407,7 @@
         <w:t xml:space="preserve">risk_mitigations</w:t>
       </w:r>
       <w:r>
-        <w:t xml:space="preserve"> list, relabelled to read as the inherent→residual bridge. Add / toggle </w:t>
+        <w:t xml:space="preserve"> list (the spreadsheet's "Key Mitigations In Place" column), phrased as the inherent→residual bridge. Add / toggle </w:t>
       </w:r>
       <w:r>
         <w:rPr>
@@ -11325,22 +11436,10 @@
           <w:b/>
           <w:bCs/>
         </w:rPr>
-        <w:t xml:space="preserve">Notes</w:t>
-      </w:r>
-      <w:r>
-        <w:t xml:space="preserve">: general standing commentary (</w:t>
-      </w:r>
-      <w:r>
-        <w:rPr>
-          <w:rFonts w:ascii="Consolas" w:cs="Consolas" w:eastAsia="Consolas" w:hAnsi="Consolas"/>
-          <w:color w:val="2B2B2B"/>
-          <w:sz w:val="19"/>
-          <w:szCs w:val="19"/>
-        </w:rPr>
-        <w:t xml:space="preserve">risk_categories.notes</w:t>
-      </w:r>
-      <w:r>
-        <w:t xml:space="preserve">), member-editable inline, seeded from v5's "Dalio Framework Note".</w:t>
+        <w:t xml:space="preserve">Required actions ( N open of M )</w:t>
+      </w:r>
+      <w:r>
+        <w:t xml:space="preserve"> — the risk's actions with the per-action sync toggle, inline (§6.5). Managing actions sits right here with the other risk attributes, not on a separate screen.</w:t>
       </w:r>
     </w:p>
     <w:p>
@@ -11357,95 +11456,22 @@
           <w:b/>
           <w:bCs/>
         </w:rPr>
-        <w:t xml:space="preserve">Accountable</w:t>
-      </w:r>
-      <w:r>
-        <w:t xml:space="preserve">, and a collapsible </w:t>
-      </w:r>
-      <w:r>
-        <w:rPr>
-          <w:b/>
-          <w:bCs/>
-        </w:rPr>
-        <w:t xml:space="preserve">Assessment history</w:t>
-      </w:r>
-      <w:r>
-        <w:t xml:space="preserve"> (the old separate "History" tab, folded in): a residual/inherent sparkline plus a table of every </w:t>
-      </w:r>
-      <w:r>
-        <w:rPr>
-          <w:rFonts w:ascii="Consolas" w:cs="Consolas" w:eastAsia="Consolas" w:hAnsi="Consolas"/>
-          <w:color w:val="2B2B2B"/>
-          <w:sz w:val="19"/>
-          <w:szCs w:val="19"/>
-        </w:rPr>
-        <w:t xml:space="preserve">risk_assessments</w:t>
-      </w:r>
-      <w:r>
-        <w:t xml:space="preserve"> row with who assessed it and the </w:t>
-      </w:r>
-      <w:r>
-        <w:rPr>
-          <w:rFonts w:ascii="Consolas" w:cs="Consolas" w:eastAsia="Consolas" w:hAnsi="Consolas"/>
-          <w:color w:val="2B2B2B"/>
-          <w:sz w:val="19"/>
-          <w:szCs w:val="19"/>
-        </w:rPr>
-        <w:t xml:space="preserve">note</w:t>
-      </w:r>
-      <w:r>
-        <w:t xml:space="preserve">.</w:t>
-      </w:r>
-    </w:p>
-    <w:p>
-      <w:pPr>
-        <w:spacing w:after="140" w:line="300"/>
-      </w:pPr>
-      <w:r>
-        <w:rPr>
-          <w:b/>
-          <w:bCs/>
-        </w:rPr>
-        <w:t xml:space="preserve">Actions ( N open )</w:t>
-      </w:r>
-      <w:r>
-        <w:t xml:space="preserve"> — see §6.5.</w:t>
-      </w:r>
-    </w:p>
-    <w:p>
-      <w:pPr>
-        <w:spacing w:after="140" w:line="300"/>
-      </w:pPr>
-      <w:r>
-        <w:rPr>
-          <w:b/>
-          <w:bCs/>
-        </w:rPr>
-        <w:t xml:space="preserve">Events ( N )</w:t>
-      </w:r>
-      <w:r>
-        <w:t xml:space="preserve"> — the category's </w:t>
-      </w:r>
-      <w:r>
-        <w:rPr>
-          <w:rFonts w:ascii="Consolas" w:cs="Consolas" w:eastAsia="Consolas" w:hAnsi="Consolas"/>
-          <w:color w:val="2B2B2B"/>
-          <w:sz w:val="19"/>
-          <w:szCs w:val="19"/>
-        </w:rPr>
-        <w:t xml:space="preserve">risk_events</w:t>
-      </w:r>
-      <w:r>
-        <w:t xml:space="preserve">, newest first, with "Log event", "create action from event" and "reassess this risk" (§6.3).</w:t>
-      </w:r>
-    </w:p>
-    <w:p>
-      <w:pPr>
-        <w:pStyle w:val="Heading2"/>
-        <w:spacing w:after="100" w:before="220"/>
-      </w:pPr>
-      <w:r>
-        <w:t xml:space="preserve">6.3 Events tab / "Log event" (member/admin)</w:t>
+        <w:t xml:space="preserve">Notes</w:t>
+      </w:r>
+      <w:r>
+        <w:t xml:space="preserve">: general standing commentary (</w:t>
+      </w:r>
+      <w:r>
+        <w:rPr>
+          <w:rFonts w:ascii="Consolas" w:cs="Consolas" w:eastAsia="Consolas" w:hAnsi="Consolas"/>
+          <w:color w:val="2B2B2B"/>
+          <w:sz w:val="19"/>
+          <w:szCs w:val="19"/>
+        </w:rPr>
+        <w:t xml:space="preserve">risk_categories.notes</w:t>
+      </w:r>
+      <w:r>
+        <w:t xml:space="preserve">), member-editable inline, seeded from v5's "Dalio Framework Note".</w:t>
       </w:r>
     </w:p>
     <w:p>
@@ -11458,19 +11484,14 @@
         <w:spacing w:after="60" w:line="290"/>
       </w:pPr>
       <w:r>
-        <w:t xml:space="preserve">A flat, filterable table of all </w:t>
-      </w:r>
-      <w:r>
-        <w:rPr>
-          <w:rFonts w:ascii="Consolas" w:cs="Consolas" w:eastAsia="Consolas" w:hAnsi="Consolas"/>
-          <w:color w:val="2B2B2B"/>
-          <w:sz w:val="19"/>
-          <w:szCs w:val="19"/>
-        </w:rPr>
-        <w:t xml:space="preserve">risk_events</w:t>
-      </w:r>
-      <w:r>
-        <w:t xml:space="preserve"> across categories: date, category, title, severity, financial impact (CAD), status, logged-by.</w:t>
+        <w:rPr>
+          <w:b/>
+          <w:bCs/>
+        </w:rPr>
+        <w:t xml:space="preserve">Accountable</w:t>
+      </w:r>
+      <w:r>
+        <w:t xml:space="preserve">.</w:t>
       </w:r>
     </w:p>
     <w:p>
@@ -11483,7 +11504,29 @@
         <w:spacing w:after="60" w:line="290"/>
       </w:pPr>
       <w:r>
-        <w:t xml:space="preserve">Filters: category, domain, severity, status, date range.</w:t>
+        <w:t xml:space="preserve">Collapsible </w:t>
+      </w:r>
+      <w:r>
+        <w:rPr>
+          <w:b/>
+          <w:bCs/>
+        </w:rPr>
+        <w:t xml:space="preserve">Events ( N )</w:t>
+      </w:r>
+      <w:r>
+        <w:t xml:space="preserve"> — the category's </w:t>
+      </w:r>
+      <w:r>
+        <w:rPr>
+          <w:rFonts w:ascii="Consolas" w:cs="Consolas" w:eastAsia="Consolas" w:hAnsi="Consolas"/>
+          <w:color w:val="2B2B2B"/>
+          <w:sz w:val="19"/>
+          <w:szCs w:val="19"/>
+        </w:rPr>
+        <w:t xml:space="preserve">risk_events</w:t>
+      </w:r>
+      <w:r>
+        <w:t xml:space="preserve">, newest first, with "Log event", "create action from event" and "reassess this risk" (§6.3).</w:t>
       </w:r>
     </w:p>
     <w:p>
@@ -11496,19 +11539,50 @@
         <w:spacing w:after="60" w:line="290"/>
       </w:pPr>
       <w:r>
-        <w:t xml:space="preserve">"Log event" form: category (required), date, title, description, severity, optional financial impact, status, response notes. On save: </w:t>
-      </w:r>
-      <w:r>
-        <w:rPr>
-          <w:rFonts w:ascii="Consolas" w:cs="Consolas" w:eastAsia="Consolas" w:hAnsi="Consolas"/>
-          <w:color w:val="2B2B2B"/>
-          <w:sz w:val="19"/>
-          <w:szCs w:val="19"/>
-        </w:rPr>
-        <w:t xml:space="preserve">logAudit('risk.event_logged')</w:t>
+        <w:t xml:space="preserve">Collapsible </w:t>
+      </w:r>
+      <w:r>
+        <w:rPr>
+          <w:b/>
+          <w:bCs/>
+        </w:rPr>
+        <w:t xml:space="preserve">Assessment history ( N )</w:t>
+      </w:r>
+      <w:r>
+        <w:t xml:space="preserve"> — a residual/inherent sparkline plus a table of every </w:t>
+      </w:r>
+      <w:r>
+        <w:rPr>
+          <w:rFonts w:ascii="Consolas" w:cs="Consolas" w:eastAsia="Consolas" w:hAnsi="Consolas"/>
+          <w:color w:val="2B2B2B"/>
+          <w:sz w:val="19"/>
+          <w:szCs w:val="19"/>
+        </w:rPr>
+        <w:t xml:space="preserve">risk_assessments</w:t>
+      </w:r>
+      <w:r>
+        <w:t xml:space="preserve"> row with who assessed it and the </w:t>
+      </w:r>
+      <w:r>
+        <w:rPr>
+          <w:rFonts w:ascii="Consolas" w:cs="Consolas" w:eastAsia="Consolas" w:hAnsi="Consolas"/>
+          <w:color w:val="2B2B2B"/>
+          <w:sz w:val="19"/>
+          <w:szCs w:val="19"/>
+        </w:rPr>
+        <w:t xml:space="preserve">note</w:t>
       </w:r>
       <w:r>
         <w:t xml:space="preserve">.</w:t>
+      </w:r>
+    </w:p>
+    <w:p>
+      <w:pPr>
+        <w:pStyle w:val="Heading2"/>
+        <w:spacing w:after="100" w:before="220"/>
+      </w:pPr>
+      <w:r>
+        <w:t xml:space="preserve">6.3 Events tab / "Log event" (member/admin)</w:t>
       </w:r>
     </w:p>
     <w:p>
@@ -11521,72 +11595,19 @@
         <w:spacing w:after="60" w:line="290"/>
       </w:pPr>
       <w:r>
-        <w:t xml:space="preserve">Row actions: edit; </w:t>
-      </w:r>
-      <w:r>
-        <w:rPr>
-          <w:b/>
-          <w:bCs/>
-        </w:rPr>
-        <w:t xml:space="preserve">"Create action from event"</w:t>
-      </w:r>
-      <w:r>
-        <w:t xml:space="preserve"> (→ prefilled </w:t>
-      </w:r>
-      <w:r>
-        <w:rPr>
-          <w:rFonts w:ascii="Consolas" w:cs="Consolas" w:eastAsia="Consolas" w:hAnsi="Consolas"/>
-          <w:color w:val="2B2B2B"/>
-          <w:sz w:val="19"/>
-          <w:szCs w:val="19"/>
-        </w:rPr>
-        <w:t xml:space="preserve">risk_actions</w:t>
-      </w:r>
-      <w:r>
-        <w:t xml:space="preserve"> form in that category); </w:t>
-      </w:r>
-      <w:r>
-        <w:rPr>
-          <w:b/>
-          <w:bCs/>
-        </w:rPr>
-        <w:t xml:space="preserve">"Reassess this risk"</w:t>
-      </w:r>
-      <w:r>
-        <w:t xml:space="preserve"> (→ §6.2 new-assessment form); close (sets </w:t>
-      </w:r>
-      <w:r>
-        <w:rPr>
-          <w:rFonts w:ascii="Consolas" w:cs="Consolas" w:eastAsia="Consolas" w:hAnsi="Consolas"/>
-          <w:color w:val="2B2B2B"/>
-          <w:sz w:val="19"/>
-          <w:szCs w:val="19"/>
-        </w:rPr>
-        <w:t xml:space="preserve">status = 'closed'</w:t>
-      </w:r>
-      <w:r>
-        <w:t xml:space="preserve">, </w:t>
-      </w:r>
-      <w:r>
-        <w:rPr>
-          <w:rFonts w:ascii="Consolas" w:cs="Consolas" w:eastAsia="Consolas" w:hAnsi="Consolas"/>
-          <w:color w:val="2B2B2B"/>
-          <w:sz w:val="19"/>
-          <w:szCs w:val="19"/>
-        </w:rPr>
-        <w:t xml:space="preserve">closed_at</w:t>
-      </w:r>
-      <w:r>
-        <w:t xml:space="preserve">).</w:t>
-      </w:r>
-    </w:p>
-    <w:p>
-      <w:pPr>
-        <w:pStyle w:val="Heading2"/>
-        <w:spacing w:after="100" w:before="220"/>
-      </w:pPr>
-      <w:r>
-        <w:t xml:space="preserve">6.4 Profile tab — overall risk profile (all roles)</w:t>
+        <w:t xml:space="preserve">A flat, filterable table of all </w:t>
+      </w:r>
+      <w:r>
+        <w:rPr>
+          <w:rFonts w:ascii="Consolas" w:cs="Consolas" w:eastAsia="Consolas" w:hAnsi="Consolas"/>
+          <w:color w:val="2B2B2B"/>
+          <w:sz w:val="19"/>
+          <w:szCs w:val="19"/>
+        </w:rPr>
+        <w:t xml:space="preserve">risk_events</w:t>
+      </w:r>
+      <w:r>
+        <w:t xml:space="preserve"> across categories: date, category, title, severity, financial impact (CAD), status, logged-by.</w:t>
       </w:r>
     </w:p>
     <w:p>
@@ -11599,60 +11620,7 @@
         <w:spacing w:after="60" w:line="290"/>
       </w:pPr>
       <w:r>
-        <w:rPr>
-          <w:b/>
-          <w:bCs/>
-        </w:rPr>
-        <w:t xml:space="preserve">4×4 heatmap</w:t>
-      </w:r>
-      <w:r>
-        <w:t xml:space="preserve"> (Probability 1–4 on one axis, Impact 1–4 on the other), each cell tinted Low/Med/High by </w:t>
-      </w:r>
-      <w:r>
-        <w:rPr>
-          <w:rFonts w:ascii="Consolas" w:cs="Consolas" w:eastAsia="Consolas" w:hAnsi="Consolas"/>
-          <w:color w:val="2B2B2B"/>
-          <w:sz w:val="19"/>
-          <w:szCs w:val="19"/>
-        </w:rPr>
-        <w:t xml:space="preserve">P×I</w:t>
-      </w:r>
-      <w:r>
-        <w:t xml:space="preserve">. Every category is a dot in its cell at the current </w:t>
-      </w:r>
-      <w:r>
-        <w:rPr>
-          <w:b/>
-          <w:bCs/>
-        </w:rPr>
-        <w:t xml:space="preserve">residual</w:t>
-      </w:r>
-      <w:r>
-        <w:t xml:space="preserve"> score (toggle to inherent). Dots in the same cell fan out; hover shows the title; click opens the detail drawer. Build with Chart.js </w:t>
-      </w:r>
-      <w:r>
-        <w:rPr>
-          <w:rFonts w:ascii="Consolas" w:cs="Consolas" w:eastAsia="Consolas" w:hAnsi="Consolas"/>
-          <w:color w:val="2B2B2B"/>
-          <w:sz w:val="19"/>
-          <w:szCs w:val="19"/>
-        </w:rPr>
-        <w:t xml:space="preserve">scatter</w:t>
-      </w:r>
-      <w:r>
-        <w:t xml:space="preserve"> (integer axes) or a hand-drawn CSS grid — either is fine; the Expenditure app's </w:t>
-      </w:r>
-      <w:r>
-        <w:rPr>
-          <w:rFonts w:ascii="Consolas" w:cs="Consolas" w:eastAsia="Consolas" w:hAnsi="Consolas"/>
-          <w:color w:val="2B2B2B"/>
-          <w:sz w:val="19"/>
-          <w:szCs w:val="19"/>
-        </w:rPr>
-        <w:t xml:space="preserve">ChartCanvas</w:t>
-      </w:r>
-      <w:r>
-        <w:t xml:space="preserve"> wrapper is the reference if using Chart.js.</w:t>
+        <w:t xml:space="preserve">Filters: category, domain, severity, status, date range.</w:t>
       </w:r>
     </w:p>
     <w:p>
@@ -11665,6 +11633,175 @@
         <w:spacing w:after="60" w:line="290"/>
       </w:pPr>
       <w:r>
+        <w:t xml:space="preserve">"Log event" form: category (required), date, title, description, severity, optional financial impact, status, response notes. On save: </w:t>
+      </w:r>
+      <w:r>
+        <w:rPr>
+          <w:rFonts w:ascii="Consolas" w:cs="Consolas" w:eastAsia="Consolas" w:hAnsi="Consolas"/>
+          <w:color w:val="2B2B2B"/>
+          <w:sz w:val="19"/>
+          <w:szCs w:val="19"/>
+        </w:rPr>
+        <w:t xml:space="preserve">logAudit('risk.event_logged')</w:t>
+      </w:r>
+      <w:r>
+        <w:t xml:space="preserve">.</w:t>
+      </w:r>
+    </w:p>
+    <w:p>
+      <w:pPr>
+        <w:pStyle w:val="ListParagraph"/>
+        <w:numPr>
+          <w:ilvl w:val="0"/>
+          <w:numId w:val="1"/>
+        </w:numPr>
+        <w:spacing w:after="60" w:line="290"/>
+      </w:pPr>
+      <w:r>
+        <w:t xml:space="preserve">Row actions: edit; </w:t>
+      </w:r>
+      <w:r>
+        <w:rPr>
+          <w:b/>
+          <w:bCs/>
+        </w:rPr>
+        <w:t xml:space="preserve">"Create action from event"</w:t>
+      </w:r>
+      <w:r>
+        <w:t xml:space="preserve"> (→ prefilled </w:t>
+      </w:r>
+      <w:r>
+        <w:rPr>
+          <w:rFonts w:ascii="Consolas" w:cs="Consolas" w:eastAsia="Consolas" w:hAnsi="Consolas"/>
+          <w:color w:val="2B2B2B"/>
+          <w:sz w:val="19"/>
+          <w:szCs w:val="19"/>
+        </w:rPr>
+        <w:t xml:space="preserve">risk_actions</w:t>
+      </w:r>
+      <w:r>
+        <w:t xml:space="preserve"> form in that category); </w:t>
+      </w:r>
+      <w:r>
+        <w:rPr>
+          <w:b/>
+          <w:bCs/>
+        </w:rPr>
+        <w:t xml:space="preserve">"Reassess this risk"</w:t>
+      </w:r>
+      <w:r>
+        <w:t xml:space="preserve"> (→ §6.2 new-assessment form); close (sets </w:t>
+      </w:r>
+      <w:r>
+        <w:rPr>
+          <w:rFonts w:ascii="Consolas" w:cs="Consolas" w:eastAsia="Consolas" w:hAnsi="Consolas"/>
+          <w:color w:val="2B2B2B"/>
+          <w:sz w:val="19"/>
+          <w:szCs w:val="19"/>
+        </w:rPr>
+        <w:t xml:space="preserve">status = 'closed'</w:t>
+      </w:r>
+      <w:r>
+        <w:t xml:space="preserve">, </w:t>
+      </w:r>
+      <w:r>
+        <w:rPr>
+          <w:rFonts w:ascii="Consolas" w:cs="Consolas" w:eastAsia="Consolas" w:hAnsi="Consolas"/>
+          <w:color w:val="2B2B2B"/>
+          <w:sz w:val="19"/>
+          <w:szCs w:val="19"/>
+        </w:rPr>
+        <w:t xml:space="preserve">closed_at</w:t>
+      </w:r>
+      <w:r>
+        <w:t xml:space="preserve">).</w:t>
+      </w:r>
+    </w:p>
+    <w:p>
+      <w:pPr>
+        <w:pStyle w:val="Heading2"/>
+        <w:spacing w:after="100" w:before="220"/>
+      </w:pPr>
+      <w:r>
+        <w:t xml:space="preserve">6.4 Profile tab — overall risk profile (all roles)</w:t>
+      </w:r>
+    </w:p>
+    <w:p>
+      <w:pPr>
+        <w:pStyle w:val="ListParagraph"/>
+        <w:numPr>
+          <w:ilvl w:val="0"/>
+          <w:numId w:val="1"/>
+        </w:numPr>
+        <w:spacing w:after="60" w:line="290"/>
+      </w:pPr>
+      <w:r>
+        <w:rPr>
+          <w:b/>
+          <w:bCs/>
+        </w:rPr>
+        <w:t xml:space="preserve">4×4 heatmap</w:t>
+      </w:r>
+      <w:r>
+        <w:t xml:space="preserve"> (Probability 1–4 on one axis, Impact 1–4 on the other), each cell tinted Low/Med/High by </w:t>
+      </w:r>
+      <w:r>
+        <w:rPr>
+          <w:rFonts w:ascii="Consolas" w:cs="Consolas" w:eastAsia="Consolas" w:hAnsi="Consolas"/>
+          <w:color w:val="2B2B2B"/>
+          <w:sz w:val="19"/>
+          <w:szCs w:val="19"/>
+        </w:rPr>
+        <w:t xml:space="preserve">P×I</w:t>
+      </w:r>
+      <w:r>
+        <w:t xml:space="preserve">. Every category is a dot in its cell at the current </w:t>
+      </w:r>
+      <w:r>
+        <w:rPr>
+          <w:b/>
+          <w:bCs/>
+        </w:rPr>
+        <w:t xml:space="preserve">residual</w:t>
+      </w:r>
+      <w:r>
+        <w:t xml:space="preserve"> score (toggle to inherent). Dots in the same cell fan out; hover shows the title; click opens the detail drawer. Build with Chart.js </w:t>
+      </w:r>
+      <w:r>
+        <w:rPr>
+          <w:rFonts w:ascii="Consolas" w:cs="Consolas" w:eastAsia="Consolas" w:hAnsi="Consolas"/>
+          <w:color w:val="2B2B2B"/>
+          <w:sz w:val="19"/>
+          <w:szCs w:val="19"/>
+        </w:rPr>
+        <w:t xml:space="preserve">scatter</w:t>
+      </w:r>
+      <w:r>
+        <w:t xml:space="preserve"> (integer axes) or a hand-drawn CSS grid — either is fine; the Expenditure app's </w:t>
+      </w:r>
+      <w:r>
+        <w:rPr>
+          <w:rFonts w:ascii="Consolas" w:cs="Consolas" w:eastAsia="Consolas" w:hAnsi="Consolas"/>
+          <w:color w:val="2B2B2B"/>
+          <w:sz w:val="19"/>
+          <w:szCs w:val="19"/>
+        </w:rPr>
+        <w:t xml:space="preserve">ChartCanvas</w:t>
+      </w:r>
+      <w:r>
+        <w:t xml:space="preserve"> wrapper is the reference if using Chart.js.</w:t>
+      </w:r>
+    </w:p>
+    <w:p>
+      <w:pPr>
+        <w:pStyle w:val="ListParagraph"/>
+        <w:numPr>
+          <w:ilvl w:val="0"/>
+          <w:numId w:val="1"/>
+        </w:numPr>
+        <w:spacing w:after="60" w:line="290"/>
+      </w:pPr>
+      <w:r>
         <w:rPr>
           <w:b/>
           <w:bCs/>
@@ -11881,7 +12018,7 @@
         <w:spacing w:after="100" w:before="220"/>
       </w:pPr>
       <w:r>
-        <w:t xml:space="preserve">6.5 Actions sub-tab (in the risk drawer) — per-action Family Task List sync</w:t>
+        <w:t xml:space="preserve">6.5 Required actions section (in the risk drawer) — per-action Family Task List sync</w:t>
       </w:r>
     </w:p>
     <w:p>
@@ -11889,17 +12026,17 @@
         <w:spacing w:after="140" w:line="300"/>
       </w:pPr>
       <w:r>
-        <w:t xml:space="preserve">The "add and change tasks in the RFO task list" requirement, integrated into the risk's own screen — </w:t>
-      </w:r>
-      <w:r>
-        <w:rPr>
-          <w:b/>
-          <w:bCs/>
-        </w:rPr>
-        <w:t xml:space="preserve">not</w:t>
-      </w:r>
-      <w:r>
-        <w:t xml:space="preserve"> a separate tab. Works through the existing Task List API and data; no parallel task store.</w:t>
+        <w:t xml:space="preserve">The "add and change tasks in the RFO task list" requirement, managed </w:t>
+      </w:r>
+      <w:r>
+        <w:rPr>
+          <w:b/>
+          <w:bCs/>
+        </w:rPr>
+        <w:t xml:space="preserve">inline in the risk drawer alongside every other risk attribute</w:t>
+      </w:r>
+      <w:r>
+        <w:t xml:space="preserve"> — not a separate tab, not a separate sub-tab. Works through the existing Task List API and data; no parallel task store.</w:t>
       </w:r>
     </w:p>
     <w:p>
@@ -13277,7 +13414,17 @@
         <w:spacing w:after="60" w:line="290"/>
       </w:pPr>
       <w:r>
-        <w:t xml:space="preserve">The register table grouped by domain (number, title, inherent, residual, status, accountable, next review) — respecting the caller's filters.</w:t>
+        <w:t xml:space="preserve">The register grouped by domain (number, title, description, inherent, residual, status, accountable, next review, </w:t>
+      </w:r>
+      <w:r>
+        <w:rPr>
+          <w:b/>
+          <w:bCs/>
+        </w:rPr>
+        <w:t xml:space="preserve">and the "Key mitigations in place" list per risk</w:t>
+      </w:r>
+      <w:r>
+        <w:t xml:space="preserve"> — the spreadsheet's column) — respecting the caller's filters.</w:t>
       </w:r>
     </w:p>
     <w:p>
@@ -14191,7 +14338,19 @@
         <w:t xml:space="preserve">GET /api/risk/overview</w:t>
       </w:r>
       <w:r>
-        <w:t xml:space="preserve"> — domains, categories each with their latest assessment, open-action counts, 12-month event counts (the Register payload).</w:t>
+        <w:t xml:space="preserve"> — domains, categories each with their latest assessment, open-action counts, 12-month event counts, and the </w:t>
+      </w:r>
+      <w:r>
+        <w:rPr>
+          <w:rFonts w:ascii="Consolas" w:cs="Consolas" w:eastAsia="Consolas" w:hAnsi="Consolas"/>
+          <w:color w:val="2B2B2B"/>
+          <w:sz w:val="19"/>
+          <w:szCs w:val="19"/>
+        </w:rPr>
+        <w:t xml:space="preserve">mitigations</w:t>
+      </w:r>
+      <w:r>
+        <w:t xml:space="preserve"> list (the Register payload; the last is for the row's inline "Key mitigations in place" disclosure).</w:t>
       </w:r>
     </w:p>
     <w:p>
@@ -15950,7 +16109,7 @@
         <w:t xml:space="preserve">Task List integration (§6.5):</w:t>
       </w:r>
       <w:r>
-        <w:t xml:space="preserve"> the per-action "RFO Task List" sync toggle in the risk drawer's Actions sub-tab, </w:t>
+        <w:t xml:space="preserve"> the per-action "RFO Task List" sync toggle in the risk drawer's Required actions section, </w:t>
       </w:r>
       <w:r>
         <w:rPr>

--- a/RFO_Risk_App_BuildSpec_v1.docx
+++ b/RFO_Risk_App_BuildSpec_v1.docx
@@ -10988,113 +10988,27 @@
         <w:spacing w:after="60" w:line="290"/>
       </w:pPr>
       <w:r>
-        <w:t xml:space="preserve">Click a row → the </w:t>
-      </w:r>
-      <w:r>
-        <w:rPr>
-          <w:b/>
-          <w:bCs/>
-        </w:rPr>
-        <w:t xml:space="preserve">Risk detail</w:t>
-      </w:r>
-      <w:r>
-        <w:t xml:space="preserve"> drawer (§6.2).</w:t>
-      </w:r>
-    </w:p>
-    <w:p>
-      <w:pPr>
-        <w:pStyle w:val="Heading2"/>
-        <w:spacing w:after="100" w:before="220"/>
-      </w:pPr>
-      <w:r>
-        <w:t xml:space="preserve">6.2 Risk detail drawer — the single place a risk is managed</w:t>
-      </w:r>
-    </w:p>
-    <w:p>
-      <w:pPr>
-        <w:spacing w:after="140" w:line="300"/>
-      </w:pPr>
-      <w:r>
-        <w:t xml:space="preserve">Opens from a Register row or any Profile rollup row. Read-only for viewers; editable for member/admin. Header (sticky) shows number, title, description, the </w:t>
-      </w:r>
-      <w:r>
-        <w:rPr>
-          <w:b/>
-          <w:bCs/>
-        </w:rPr>
-        <w:t xml:space="preserve">Inherent → Residual</w:t>
-      </w:r>
-      <w:r>
-        <w:t xml:space="preserve"> score chips, Status pill and next-review.</w:t>
-      </w:r>
-    </w:p>
-    <w:p>
-      <w:pPr>
-        <w:spacing w:after="140" w:line="300"/>
-      </w:pPr>
-      <w:r>
-        <w:rPr>
-          <w:b/>
-          <w:bCs/>
-        </w:rPr>
-        <w:t xml:space="preserve">No sub-tabs.</w:t>
-      </w:r>
-      <w:r>
-        <w:t xml:space="preserve"> The body is one scrolling panel with every attribute of the risk managed together, in this order: Current scoring → Scoring rationale → Key mitigations in place → </w:t>
-      </w:r>
-      <w:r>
-        <w:rPr>
-          <w:b/>
-          <w:bCs/>
-        </w:rPr>
-        <w:t xml:space="preserve">Required actions</w:t>
-      </w:r>
-      <w:r>
-        <w:t xml:space="preserve"> (with the per-action Family-Task-List sync toggle, §6.5) → Notes → Accountable → a collapsible </w:t>
-      </w:r>
-      <w:r>
-        <w:rPr>
-          <w:b/>
-          <w:bCs/>
-        </w:rPr>
-        <w:t xml:space="preserve">Events</w:t>
-      </w:r>
-      <w:r>
-        <w:t xml:space="preserve"> section → a collapsible </w:t>
-      </w:r>
-      <w:r>
-        <w:rPr>
-          <w:b/>
-          <w:bCs/>
-        </w:rPr>
-        <w:t xml:space="preserve">Assessment history</w:t>
-      </w:r>
-      <w:r>
-        <w:t xml:space="preserve"> section. The </w:t>
-      </w:r>
-      <w:r>
-        <w:rPr>
-          <w:rFonts w:ascii="Consolas" w:cs="Consolas" w:eastAsia="Consolas" w:hAnsi="Consolas"/>
-          <w:color w:val="2B2B2B"/>
-          <w:sz w:val="19"/>
-          <w:szCs w:val="19"/>
-        </w:rPr>
-        <w:t xml:space="preserve">.modal</w:t>
-      </w:r>
-      <w:r>
-        <w:t xml:space="preserve"> gets </w:t>
-      </w:r>
-      <w:r>
-        <w:rPr>
-          <w:rFonts w:ascii="Consolas" w:cs="Consolas" w:eastAsia="Consolas" w:hAnsi="Consolas"/>
-          <w:color w:val="2B2B2B"/>
-          <w:sz w:val="19"/>
-          <w:szCs w:val="19"/>
-        </w:rPr>
-        <w:t xml:space="preserve">max-height: calc(100vh - 48px); overflow-y: auto</w:t>
-      </w:r>
-      <w:r>
-        <w:t xml:space="preserve"> so the panel scrolls internally.</w:t>
+        <w:t xml:space="preserve">Filter row also has a </w:t>
+      </w:r>
+      <w:r>
+        <w:rPr>
+          <w:b/>
+          <w:bCs/>
+        </w:rPr>
+        <w:t xml:space="preserve">"Show retired"</w:t>
+      </w:r>
+      <w:r>
+        <w:t xml:space="preserve"> checkbox (retired risks render dimmed with a "(retired)" tag; open one to restore it) and, for admins, a </w:t>
+      </w:r>
+      <w:r>
+        <w:rPr>
+          <w:b/>
+          <w:bCs/>
+        </w:rPr>
+        <w:t xml:space="preserve">"+ Add risk"</w:t>
+      </w:r>
+      <w:r>
+        <w:t xml:space="preserve"> button → a small modal (domain, title, description, accountable) that creates the category and opens its drawer.</w:t>
       </w:r>
     </w:p>
     <w:p>
@@ -11107,6 +11021,199 @@
         <w:spacing w:after="60" w:line="290"/>
       </w:pPr>
       <w:r>
+        <w:t xml:space="preserve">Click a row → the </w:t>
+      </w:r>
+      <w:r>
+        <w:rPr>
+          <w:b/>
+          <w:bCs/>
+        </w:rPr>
+        <w:t xml:space="preserve">Risk detail</w:t>
+      </w:r>
+      <w:r>
+        <w:t xml:space="preserve"> drawer (§6.2).</w:t>
+      </w:r>
+    </w:p>
+    <w:p>
+      <w:pPr>
+        <w:pStyle w:val="Heading2"/>
+        <w:spacing w:after="100" w:before="220"/>
+      </w:pPr>
+      <w:r>
+        <w:t xml:space="preserve">6.2 Risk detail drawer — the single place a risk is managed</w:t>
+      </w:r>
+    </w:p>
+    <w:p>
+      <w:pPr>
+        <w:spacing w:after="140" w:line="300"/>
+      </w:pPr>
+      <w:r>
+        <w:t xml:space="preserve">Opens from a Register row or any Profile rollup row. Read-only for viewers; editable for member/admin. Header (sticky) shows number, title, description, the </w:t>
+      </w:r>
+      <w:r>
+        <w:rPr>
+          <w:b/>
+          <w:bCs/>
+        </w:rPr>
+        <w:t xml:space="preserve">Inherent → Residual</w:t>
+      </w:r>
+      <w:r>
+        <w:t xml:space="preserve"> score chips, Status pill and next-review.</w:t>
+      </w:r>
+    </w:p>
+    <w:p>
+      <w:pPr>
+        <w:spacing w:after="140" w:line="300"/>
+      </w:pPr>
+      <w:r>
+        <w:rPr>
+          <w:b/>
+          <w:bCs/>
+        </w:rPr>
+        <w:t xml:space="preserve">No sub-tabs.</w:t>
+      </w:r>
+      <w:r>
+        <w:t xml:space="preserve"> The body is one scrolling panel with every attribute of the risk managed together, in this order: </w:t>
+      </w:r>
+      <w:r>
+        <w:rPr>
+          <w:b/>
+          <w:bCs/>
+        </w:rPr>
+        <w:t xml:space="preserve">Risk details editor</w:t>
+      </w:r>
+      <w:r>
+        <w:t xml:space="preserve"> (admin only) → Current scoring → Scoring rationale → Key mitigations in place → </w:t>
+      </w:r>
+      <w:r>
+        <w:rPr>
+          <w:b/>
+          <w:bCs/>
+        </w:rPr>
+        <w:t xml:space="preserve">Required actions</w:t>
+      </w:r>
+      <w:r>
+        <w:t xml:space="preserve"> (with the per-action Family-Task-List sync toggle, §6.5) → Notes → Accountable → a collapsible </w:t>
+      </w:r>
+      <w:r>
+        <w:rPr>
+          <w:b/>
+          <w:bCs/>
+        </w:rPr>
+        <w:t xml:space="preserve">Events</w:t>
+      </w:r>
+      <w:r>
+        <w:t xml:space="preserve"> section → a collapsible </w:t>
+      </w:r>
+      <w:r>
+        <w:rPr>
+          <w:b/>
+          <w:bCs/>
+        </w:rPr>
+        <w:t xml:space="preserve">Assessment history</w:t>
+      </w:r>
+      <w:r>
+        <w:t xml:space="preserve"> section. The </w:t>
+      </w:r>
+      <w:r>
+        <w:rPr>
+          <w:rFonts w:ascii="Consolas" w:cs="Consolas" w:eastAsia="Consolas" w:hAnsi="Consolas"/>
+          <w:color w:val="2B2B2B"/>
+          <w:sz w:val="19"/>
+          <w:szCs w:val="19"/>
+        </w:rPr>
+        <w:t xml:space="preserve">.modal</w:t>
+      </w:r>
+      <w:r>
+        <w:t xml:space="preserve"> gets </w:t>
+      </w:r>
+      <w:r>
+        <w:rPr>
+          <w:rFonts w:ascii="Consolas" w:cs="Consolas" w:eastAsia="Consolas" w:hAnsi="Consolas"/>
+          <w:color w:val="2B2B2B"/>
+          <w:sz w:val="19"/>
+          <w:szCs w:val="19"/>
+        </w:rPr>
+        <w:t xml:space="preserve">max-height: calc(100vh - 48px); overflow-y: auto</w:t>
+      </w:r>
+      <w:r>
+        <w:t xml:space="preserve"> so the panel scrolls internally.</w:t>
+      </w:r>
+    </w:p>
+    <w:p>
+      <w:pPr>
+        <w:pStyle w:val="ListParagraph"/>
+        <w:numPr>
+          <w:ilvl w:val="0"/>
+          <w:numId w:val="1"/>
+        </w:numPr>
+        <w:spacing w:after="60" w:line="290"/>
+      </w:pPr>
+      <w:r>
+        <w:rPr>
+          <w:b/>
+          <w:bCs/>
+        </w:rPr>
+        <w:t xml:space="preserve">Risk details editor</w:t>
+      </w:r>
+      <w:r>
+        <w:t xml:space="preserve"> (admin, collapsed behind an "✎ Edit risk details" link): domain, number, title, one-line description, accountable — inline, saved via </w:t>
+      </w:r>
+      <w:r>
+        <w:rPr>
+          <w:rFonts w:ascii="Consolas" w:cs="Consolas" w:eastAsia="Consolas" w:hAnsi="Consolas"/>
+          <w:color w:val="2B2B2B"/>
+          <w:sz w:val="19"/>
+          <w:szCs w:val="19"/>
+        </w:rPr>
+        <w:t xml:space="preserve">PUT /api/risk/categories/:id</w:t>
+      </w:r>
+      <w:r>
+        <w:t xml:space="preserve"> — plus a </w:t>
+      </w:r>
+      <w:r>
+        <w:rPr>
+          <w:b/>
+          <w:bCs/>
+        </w:rPr>
+        <w:t xml:space="preserve">Retire risk / Restore risk</w:t>
+      </w:r>
+      <w:r>
+        <w:t xml:space="preserve"> toggle (</w:t>
+      </w:r>
+      <w:r>
+        <w:rPr>
+          <w:rFonts w:ascii="Consolas" w:cs="Consolas" w:eastAsia="Consolas" w:hAnsi="Consolas"/>
+          <w:color w:val="2B2B2B"/>
+          <w:sz w:val="19"/>
+          <w:szCs w:val="19"/>
+        </w:rPr>
+        <w:t xml:space="preserve">PUT … {isActive}</w:t>
+      </w:r>
+      <w:r>
+        <w:t xml:space="preserve">). This is the </w:t>
+      </w:r>
+      <w:r>
+        <w:rPr>
+          <w:i/>
+          <w:iCs/>
+        </w:rPr>
+        <w:t xml:space="preserve">only</w:t>
+      </w:r>
+      <w:r>
+        <w:t xml:space="preserve"> place an individual risk's descriptive attributes are edited; the Manage tab no longer carries a per-category edit form (§6.6). Everything about a risk — its details, scoring, rationale, mitigations, actions, notes, events — is edited here, in one screen.</w:t>
+      </w:r>
+    </w:p>
+    <w:p>
+      <w:pPr>
+        <w:pStyle w:val="ListParagraph"/>
+        <w:numPr>
+          <w:ilvl w:val="0"/>
+          <w:numId w:val="1"/>
+        </w:numPr>
+        <w:spacing w:after="60" w:line="290"/>
+      </w:pPr>
+      <w:r>
         <w:rPr>
           <w:b/>
           <w:bCs/>
@@ -12525,6 +12632,14 @@
     </w:p>
     <w:p>
       <w:pPr>
+        <w:spacing w:after="140" w:line="300"/>
+      </w:pPr>
+      <w:r>
+        <w:t xml:space="preserve">Only the genuinely global, non-per-risk configuration lives here — everything about an individual risk (details, retire/restore, scoring, mitigations, actions, notes) is managed from that risk's drawer (§6.2), and "+ Add risk" lives on the Register (§6.1).</w:t>
+      </w:r>
+    </w:p>
+    <w:p>
+      <w:pPr>
         <w:pStyle w:val="ListParagraph"/>
         <w:numPr>
           <w:ilvl w:val="0"/>
@@ -12537,22 +12652,22 @@
           <w:b/>
           <w:bCs/>
         </w:rPr>
-        <w:t xml:space="preserve">Taxonomy editor:</w:t>
-      </w:r>
-      <w:r>
-        <w:t xml:space="preserve"> rename domains; add / rename / retire (</w:t>
-      </w:r>
-      <w:r>
-        <w:rPr>
-          <w:rFonts w:ascii="Consolas" w:cs="Consolas" w:eastAsia="Consolas" w:hAnsi="Consolas"/>
-          <w:color w:val="2B2B2B"/>
-          <w:sz w:val="19"/>
-          <w:szCs w:val="19"/>
-        </w:rPr>
-        <w:t xml:space="preserve">is_active = 0</w:t>
-      </w:r>
-      <w:r>
-        <w:t xml:space="preserve">) categories; edit a category's description, accountable text, and notes; reorder. Retiring a category hides it from the register but keeps its assessments/events/actions for history and the trend. Adding a category requires domain + title + description; it enters the register with no assessment until someone runs one (shows as "Not yet assessed").</w:t>
+        <w:t xml:space="preserve">Domains:</w:t>
+      </w:r>
+      <w:r>
+        <w:t xml:space="preserve"> rename a domain (</w:t>
+      </w:r>
+      <w:r>
+        <w:rPr>
+          <w:rFonts w:ascii="Consolas" w:cs="Consolas" w:eastAsia="Consolas" w:hAnsi="Consolas"/>
+          <w:color w:val="2B2B2B"/>
+          <w:sz w:val="19"/>
+          <w:szCs w:val="19"/>
+        </w:rPr>
+        <w:t xml:space="preserve">PUT /api/risk/domains/:id</w:t>
+      </w:r>
+      <w:r>
+        <w:t xml:space="preserve">). That's it — no per-category list.</w:t>
       </w:r>
     </w:p>
     <w:p>

--- a/RFO_Risk_App_BuildSpec_v1.docx
+++ b/RFO_Risk_App_BuildSpec_v1.docx
@@ -40,7 +40,7 @@
           <w:sz w:val="18"/>
           <w:szCs w:val="18"/>
         </w:rPr>
-        <w:t xml:space="preserve">Version 1  ·  Robinson Family Office  ·  2026-09-08</w:t>
+        <w:t xml:space="preserve">Version 1  ·  Robinson Family Office  ·  2026-09-09</w:t>
       </w:r>
     </w:p>
     <w:p>
@@ -11850,19 +11850,7 @@
         <w:t xml:space="preserve">4×4 heatmap</w:t>
       </w:r>
       <w:r>
-        <w:t xml:space="preserve"> (Probability 1–4 on one axis, Impact 1–4 on the other), each cell tinted Low/Med/High by </w:t>
-      </w:r>
-      <w:r>
-        <w:rPr>
-          <w:rFonts w:ascii="Consolas" w:cs="Consolas" w:eastAsia="Consolas" w:hAnsi="Consolas"/>
-          <w:color w:val="2B2B2B"/>
-          <w:sz w:val="19"/>
-          <w:szCs w:val="19"/>
-        </w:rPr>
-        <w:t xml:space="preserve">P×I</w:t>
-      </w:r>
-      <w:r>
-        <w:t xml:space="preserve">. Every category is a dot in its cell at the current </w:t>
+        <w:t xml:space="preserve"> (Probability 1–4 on one axis, Impact 1–4 on the other). Every category is a bubble at its current </w:t>
       </w:r>
       <w:r>
         <w:rPr>
@@ -11872,7 +11860,51 @@
         <w:t xml:space="preserve">residual</w:t>
       </w:r>
       <w:r>
-        <w:t xml:space="preserve"> score (toggle to inherent). Dots in the same cell fan out; hover shows the title; click opens the detail drawer. Build with Chart.js </w:t>
+        <w:t xml:space="preserve"> score (toggle to inherent), coloured by band. Co-located risks spread around the cell centre (phyllotaxis offset) so each bubble is separately visible; an inline Chart.js plugin (</w:t>
+      </w:r>
+      <w:r>
+        <w:rPr>
+          <w:rFonts w:ascii="Consolas" w:cs="Consolas" w:eastAsia="Consolas" w:hAnsi="Consolas"/>
+          <w:color w:val="2B2B2B"/>
+          <w:sz w:val="19"/>
+          <w:szCs w:val="19"/>
+        </w:rPr>
+        <w:t xml:space="preserve">afterDatasetsDraw</w:t>
+      </w:r>
+      <w:r>
+        <w:t xml:space="preserve">) draws the </w:t>
+      </w:r>
+      <w:r>
+        <w:rPr>
+          <w:b/>
+          <w:bCs/>
+        </w:rPr>
+        <w:t xml:space="preserve">risk number</w:t>
+      </w:r>
+      <w:r>
+        <w:t xml:space="preserve"> on each bubble; hover shows the title; click opens the drawer. Below the chart, a </w:t>
+      </w:r>
+      <w:r>
+        <w:rPr>
+          <w:b/>
+          <w:bCs/>
+        </w:rPr>
+        <w:t xml:space="preserve">key</w:t>
+      </w:r>
+      <w:r>
+        <w:t xml:space="preserve"> lists every </w:t>
+      </w:r>
+      <w:r>
+        <w:rPr>
+          <w:rFonts w:ascii="Consolas" w:cs="Consolas" w:eastAsia="Consolas" w:hAnsi="Consolas"/>
+          <w:color w:val="2B2B2B"/>
+          <w:sz w:val="19"/>
+          <w:szCs w:val="19"/>
+        </w:rPr>
+        <w:t xml:space="preserve">#N — Title</w:t>
+      </w:r>
+      <w:r>
+        <w:t xml:space="preserve"> with a band-colour dot, each entry clickable to open that risk. The same number-on-bubble treatment is applied to the PDF report's heatmap. Build with Chart.js </w:t>
       </w:r>
       <w:r>
         <w:rPr>
@@ -11884,7 +11916,7 @@
         <w:t xml:space="preserve">scatter</w:t>
       </w:r>
       <w:r>
-        <w:t xml:space="preserve"> (integer axes) or a hand-drawn CSS grid — either is fine; the Expenditure app's </w:t>
+        <w:t xml:space="preserve"> (integer axes); the Expenditure app's </w:t>
       </w:r>
       <w:r>
         <w:rPr>
@@ -11896,7 +11928,7 @@
         <w:t xml:space="preserve">ChartCanvas</w:t>
       </w:r>
       <w:r>
-        <w:t xml:space="preserve"> wrapper is the reference if using Chart.js.</w:t>
+        <w:t xml:space="preserve"> wrapper is the reference.</w:t>
       </w:r>
     </w:p>
     <w:p>
@@ -12655,7 +12687,19 @@
         <w:t xml:space="preserve">Domains:</w:t>
       </w:r>
       <w:r>
-        <w:t xml:space="preserve"> rename a domain (</w:t>
+        <w:t xml:space="preserve"> add a domain (</w:t>
+      </w:r>
+      <w:r>
+        <w:rPr>
+          <w:rFonts w:ascii="Consolas" w:cs="Consolas" w:eastAsia="Consolas" w:hAnsi="Consolas"/>
+          <w:color w:val="2B2B2B"/>
+          <w:sz w:val="19"/>
+          <w:szCs w:val="19"/>
+        </w:rPr>
+        <w:t xml:space="preserve">POST /api/risk/domains</w:t>
+      </w:r>
+      <w:r>
+        <w:t xml:space="preserve"> — id is the next free single letter A–Z, auto-assigned; a new empty domain shows on the Register once it has a risk) or rename one (</w:t>
       </w:r>
       <w:r>
         <w:rPr>
@@ -12667,7 +12711,7 @@
         <w:t xml:space="preserve">PUT /api/risk/domains/:id</w:t>
       </w:r>
       <w:r>
-        <w:t xml:space="preserve">). That's it — no per-category list.</w:t>
+        <w:t xml:space="preserve">). No per-category list.</w:t>
       </w:r>
     </w:p>
     <w:p>
@@ -14509,28 +14553,40 @@
         <w:t xml:space="preserve">POST/PUT/DELETE /api/risk/categories</w:t>
       </w:r>
       <w:r>
-        <w:t xml:space="preserve"> and </w:t>
-      </w:r>
-      <w:r>
-        <w:rPr>
-          <w:rFonts w:ascii="Consolas" w:cs="Consolas" w:eastAsia="Consolas" w:hAnsi="Consolas"/>
-          <w:color w:val="2B2B2B"/>
-          <w:sz w:val="19"/>
-          <w:szCs w:val="19"/>
-        </w:rPr>
-        <w:t xml:space="preserve">…/domains</w:t>
-      </w:r>
-      <w:r>
-        <w:t xml:space="preserve"> and </w:t>
-      </w:r>
-      <w:r>
-        <w:rPr>
-          <w:rFonts w:ascii="Consolas" w:cs="Consolas" w:eastAsia="Consolas" w:hAnsi="Consolas"/>
-          <w:color w:val="2B2B2B"/>
-          <w:sz w:val="19"/>
-          <w:szCs w:val="19"/>
-        </w:rPr>
-        <w:t xml:space="preserve">…/scale</w:t>
+        <w:t xml:space="preserve">, </w:t>
+      </w:r>
+      <w:r>
+        <w:rPr>
+          <w:rFonts w:ascii="Consolas" w:cs="Consolas" w:eastAsia="Consolas" w:hAnsi="Consolas"/>
+          <w:color w:val="2B2B2B"/>
+          <w:sz w:val="19"/>
+          <w:szCs w:val="19"/>
+        </w:rPr>
+        <w:t xml:space="preserve">POST /api/risk/domains</w:t>
+      </w:r>
+      <w:r>
+        <w:t xml:space="preserve"> (add) + </w:t>
+      </w:r>
+      <w:r>
+        <w:rPr>
+          <w:rFonts w:ascii="Consolas" w:cs="Consolas" w:eastAsia="Consolas" w:hAnsi="Consolas"/>
+          <w:color w:val="2B2B2B"/>
+          <w:sz w:val="19"/>
+          <w:szCs w:val="19"/>
+        </w:rPr>
+        <w:t xml:space="preserve">PUT /api/risk/domains/:id</w:t>
+      </w:r>
+      <w:r>
+        <w:t xml:space="preserve"> (rename), and </w:t>
+      </w:r>
+      <w:r>
+        <w:rPr>
+          <w:rFonts w:ascii="Consolas" w:cs="Consolas" w:eastAsia="Consolas" w:hAnsi="Consolas"/>
+          <w:color w:val="2B2B2B"/>
+          <w:sz w:val="19"/>
+          <w:szCs w:val="19"/>
+        </w:rPr>
+        <w:t xml:space="preserve">PUT /api/risk/scale</w:t>
       </w:r>
       <w:r>
         <w:t xml:space="preserve"> — admin only (Manage tab).</w:t>
